--- a/template.docx
+++ b/template.docx
@@ -8017,6 +8017,7 @@
           <w:szCs w:val="18"/>
           <w:bdr w:val="single" w:sz="2" w:space="0" w:color="E5E7EB" w:frame="1"/>
           <w:shd w:val="clear" w:color="auto" w:fill="3C3C3C"/>
+          <w:lang w:val="en-US"/>
         </w:rPr>
         <w:t>{{</w:t>
       </w:r>
@@ -8032,6 +8033,7 @@
           <w:szCs w:val="18"/>
           <w:bdr w:val="single" w:sz="2" w:space="0" w:color="E5E7EB" w:frame="1"/>
           <w:shd w:val="clear" w:color="auto" w:fill="3C3C3C"/>
+          <w:lang w:val="en-US"/>
         </w:rPr>
         <w:t>loyiha_maqsadi</w:t>
       </w:r>
@@ -8047,6 +8049,7 @@
           <w:szCs w:val="18"/>
           <w:bdr w:val="single" w:sz="2" w:space="0" w:color="E5E7EB" w:frame="1"/>
           <w:shd w:val="clear" w:color="auto" w:fill="3C3C3C"/>
+          <w:lang w:val="en-US"/>
         </w:rPr>
         <w:t>}}</w:t>
       </w:r>
@@ -8057,6 +8060,7 @@
           <w:sz w:val="20"/>
           <w:szCs w:val="20"/>
           <w:shd w:val="clear" w:color="auto" w:fill="252526"/>
+          <w:lang w:val="en-US"/>
         </w:rPr>
         <w:t> </w:t>
       </w:r>
@@ -8125,6 +8129,366 @@
         </w:rPr>
         <w:t>Loyiha qiymati</w:t>
       </w:r>
+    </w:p>
+    <w:p>
+      <w:pPr>
+        <w:rPr>
+          <w:rFonts w:ascii="Times New Roman" w:hAnsi="Times New Roman" w:cs="Times New Roman"/>
+          <w:noProof/>
+          <w:lang w:val="en-US" w:bidi="ru-RU"/>
+        </w:rPr>
+      </w:pPr>
+    </w:p>
+    <w:p>
+      <w:pPr>
+        <w:rPr>
+          <w:rFonts w:ascii="Times New Roman" w:hAnsi="Times New Roman" w:cs="Times New Roman"/>
+          <w:noProof/>
+          <w:lang w:val="en-US" w:bidi="ru-RU"/>
+        </w:rPr>
+      </w:pPr>
+    </w:p>
+    <w:p>
+      <w:pPr>
+        <w:rPr>
+          <w:rFonts w:ascii="Times New Roman" w:hAnsi="Times New Roman" w:cs="Times New Roman"/>
+          <w:noProof/>
+          <w:lang w:val="en-US" w:bidi="ru-RU"/>
+        </w:rPr>
+      </w:pPr>
+    </w:p>
+    <w:p>
+      <w:pPr>
+        <w:rPr>
+          <w:rFonts w:ascii="Times New Roman" w:hAnsi="Times New Roman" w:cs="Times New Roman"/>
+          <w:noProof/>
+          <w:lang w:val="en-US" w:bidi="ru-RU"/>
+        </w:rPr>
+      </w:pPr>
+    </w:p>
+    <w:p>
+      <w:pPr>
+        <w:rPr>
+          <w:rFonts w:ascii="Times New Roman" w:hAnsi="Times New Roman" w:cs="Times New Roman"/>
+          <w:noProof/>
+          <w:lang w:val="en-US" w:bidi="ru-RU"/>
+        </w:rPr>
+      </w:pPr>
+    </w:p>
+    <w:p>
+      <w:pPr>
+        <w:rPr>
+          <w:rFonts w:ascii="Times New Roman" w:hAnsi="Times New Roman" w:cs="Times New Roman"/>
+          <w:noProof/>
+          <w:lang w:val="en-US" w:bidi="ru-RU"/>
+        </w:rPr>
+      </w:pPr>
+    </w:p>
+    <w:p>
+      <w:pPr>
+        <w:rPr>
+          <w:rFonts w:ascii="Times New Roman" w:hAnsi="Times New Roman" w:cs="Times New Roman"/>
+          <w:noProof/>
+          <w:lang w:val="en-US" w:bidi="ru-RU"/>
+        </w:rPr>
+      </w:pPr>
+    </w:p>
+    <w:p>
+      <w:pPr>
+        <w:rPr>
+          <w:rFonts w:ascii="Times New Roman" w:hAnsi="Times New Roman" w:cs="Times New Roman"/>
+          <w:noProof/>
+          <w:lang w:val="en-US" w:bidi="ru-RU"/>
+        </w:rPr>
+      </w:pPr>
+    </w:p>
+    <w:p>
+      <w:pPr>
+        <w:rPr>
+          <w:rFonts w:ascii="Times New Roman" w:hAnsi="Times New Roman" w:cs="Times New Roman"/>
+          <w:noProof/>
+          <w:lang w:val="en-US" w:bidi="ru-RU"/>
+        </w:rPr>
+      </w:pPr>
+    </w:p>
+    <w:p>
+      <w:pPr>
+        <w:rPr>
+          <w:rFonts w:ascii="Times New Roman" w:hAnsi="Times New Roman" w:cs="Times New Roman"/>
+          <w:noProof/>
+          <w:lang w:val="en-US" w:bidi="ru-RU"/>
+        </w:rPr>
+      </w:pPr>
+    </w:p>
+    <w:p>
+      <w:pPr>
+        <w:rPr>
+          <w:rFonts w:ascii="Times New Roman" w:hAnsi="Times New Roman" w:cs="Times New Roman"/>
+          <w:noProof/>
+          <w:lang w:val="en-US" w:bidi="ru-RU"/>
+        </w:rPr>
+      </w:pPr>
+    </w:p>
+    <w:p>
+      <w:pPr>
+        <w:rPr>
+          <w:rFonts w:ascii="Times New Roman" w:hAnsi="Times New Roman" w:cs="Times New Roman"/>
+          <w:noProof/>
+          <w:lang w:val="en-US" w:bidi="ru-RU"/>
+        </w:rPr>
+      </w:pPr>
+    </w:p>
+    <w:p>
+      <w:pPr>
+        <w:rPr>
+          <w:rFonts w:ascii="Times New Roman" w:hAnsi="Times New Roman" w:cs="Times New Roman"/>
+          <w:noProof/>
+          <w:lang w:val="en-US" w:bidi="ru-RU"/>
+        </w:rPr>
+      </w:pPr>
+    </w:p>
+    <w:p>
+      <w:pPr>
+        <w:rPr>
+          <w:rFonts w:ascii="Times New Roman" w:hAnsi="Times New Roman" w:cs="Times New Roman"/>
+          <w:noProof/>
+          <w:lang w:val="en-US" w:bidi="ru-RU"/>
+        </w:rPr>
+      </w:pPr>
+    </w:p>
+    <w:p>
+      <w:pPr>
+        <w:rPr>
+          <w:rFonts w:ascii="Times New Roman" w:hAnsi="Times New Roman" w:cs="Times New Roman"/>
+          <w:noProof/>
+          <w:lang w:val="en-US" w:bidi="ru-RU"/>
+        </w:rPr>
+      </w:pPr>
+    </w:p>
+    <w:p>
+      <w:pPr>
+        <w:rPr>
+          <w:rFonts w:ascii="Times New Roman" w:hAnsi="Times New Roman" w:cs="Times New Roman"/>
+          <w:noProof/>
+          <w:lang w:val="en-US" w:bidi="ru-RU"/>
+        </w:rPr>
+      </w:pPr>
+    </w:p>
+    <w:p>
+      <w:pPr>
+        <w:rPr>
+          <w:rFonts w:ascii="Times New Roman" w:hAnsi="Times New Roman" w:cs="Times New Roman"/>
+          <w:noProof/>
+          <w:lang w:val="en-US" w:bidi="ru-RU"/>
+        </w:rPr>
+      </w:pPr>
+    </w:p>
+    <w:p>
+      <w:pPr>
+        <w:rPr>
+          <w:rFonts w:ascii="Times New Roman" w:hAnsi="Times New Roman" w:cs="Times New Roman"/>
+          <w:noProof/>
+          <w:lang w:val="en-US" w:bidi="ru-RU"/>
+        </w:rPr>
+      </w:pPr>
+    </w:p>
+    <w:p>
+      <w:pPr>
+        <w:rPr>
+          <w:rFonts w:ascii="Times New Roman" w:hAnsi="Times New Roman" w:cs="Times New Roman"/>
+          <w:noProof/>
+          <w:lang w:val="en-US" w:bidi="ru-RU"/>
+        </w:rPr>
+      </w:pPr>
+    </w:p>
+    <w:p>
+      <w:pPr>
+        <w:rPr>
+          <w:rFonts w:ascii="Times New Roman" w:hAnsi="Times New Roman" w:cs="Times New Roman"/>
+          <w:noProof/>
+          <w:lang w:val="en-US" w:bidi="ru-RU"/>
+        </w:rPr>
+      </w:pPr>
+    </w:p>
+    <w:p>
+      <w:pPr>
+        <w:rPr>
+          <w:rFonts w:ascii="Times New Roman" w:hAnsi="Times New Roman" w:cs="Times New Roman"/>
+          <w:noProof/>
+          <w:lang w:val="en-US" w:bidi="ru-RU"/>
+        </w:rPr>
+      </w:pPr>
+    </w:p>
+    <w:p>
+      <w:pPr>
+        <w:rPr>
+          <w:rFonts w:ascii="Times New Roman" w:hAnsi="Times New Roman" w:cs="Times New Roman"/>
+          <w:noProof/>
+          <w:lang w:val="en-US" w:bidi="ru-RU"/>
+        </w:rPr>
+      </w:pPr>
+    </w:p>
+    <w:p>
+      <w:pPr>
+        <w:rPr>
+          <w:rFonts w:ascii="Times New Roman" w:hAnsi="Times New Roman" w:cs="Times New Roman"/>
+          <w:noProof/>
+          <w:lang w:val="en-US" w:bidi="ru-RU"/>
+        </w:rPr>
+      </w:pPr>
+    </w:p>
+    <w:p>
+      <w:pPr>
+        <w:rPr>
+          <w:rFonts w:ascii="Times New Roman" w:hAnsi="Times New Roman" w:cs="Times New Roman"/>
+          <w:noProof/>
+          <w:lang w:val="en-US" w:bidi="ru-RU"/>
+        </w:rPr>
+      </w:pPr>
+    </w:p>
+    <w:p>
+      <w:pPr>
+        <w:rPr>
+          <w:rFonts w:ascii="Times New Roman" w:hAnsi="Times New Roman" w:cs="Times New Roman"/>
+          <w:noProof/>
+          <w:lang w:val="en-US" w:bidi="ru-RU"/>
+        </w:rPr>
+      </w:pPr>
+    </w:p>
+    <w:p>
+      <w:pPr>
+        <w:rPr>
+          <w:rFonts w:ascii="Times New Roman" w:hAnsi="Times New Roman" w:cs="Times New Roman"/>
+          <w:noProof/>
+          <w:lang w:val="en-US" w:bidi="ru-RU"/>
+        </w:rPr>
+      </w:pPr>
+    </w:p>
+    <w:p>
+      <w:pPr>
+        <w:rPr>
+          <w:rFonts w:ascii="Times New Roman" w:hAnsi="Times New Roman" w:cs="Times New Roman"/>
+          <w:noProof/>
+          <w:lang w:val="en-US" w:bidi="ru-RU"/>
+        </w:rPr>
+      </w:pPr>
+    </w:p>
+    <w:p>
+      <w:pPr>
+        <w:rPr>
+          <w:rFonts w:ascii="Times New Roman" w:hAnsi="Times New Roman" w:cs="Times New Roman"/>
+          <w:noProof/>
+          <w:lang w:val="en-US" w:bidi="ru-RU"/>
+        </w:rPr>
+      </w:pPr>
+    </w:p>
+    <w:p>
+      <w:pPr>
+        <w:rPr>
+          <w:rFonts w:ascii="Times New Roman" w:hAnsi="Times New Roman" w:cs="Times New Roman"/>
+          <w:noProof/>
+          <w:lang w:val="en-US" w:bidi="ru-RU"/>
+        </w:rPr>
+      </w:pPr>
+    </w:p>
+    <w:p>
+      <w:pPr>
+        <w:rPr>
+          <w:rFonts w:ascii="Times New Roman" w:hAnsi="Times New Roman" w:cs="Times New Roman"/>
+          <w:noProof/>
+          <w:lang w:val="en-US" w:bidi="ru-RU"/>
+        </w:rPr>
+      </w:pPr>
+    </w:p>
+    <w:p>
+      <w:pPr>
+        <w:rPr>
+          <w:rFonts w:ascii="Times New Roman" w:hAnsi="Times New Roman" w:cs="Times New Roman"/>
+          <w:noProof/>
+          <w:lang w:val="en-US" w:bidi="ru-RU"/>
+        </w:rPr>
+      </w:pPr>
+    </w:p>
+    <w:p>
+      <w:pPr>
+        <w:rPr>
+          <w:rFonts w:ascii="Times New Roman" w:hAnsi="Times New Roman" w:cs="Times New Roman"/>
+          <w:noProof/>
+          <w:lang w:val="en-US" w:bidi="ru-RU"/>
+        </w:rPr>
+      </w:pPr>
+    </w:p>
+    <w:p>
+      <w:pPr>
+        <w:rPr>
+          <w:rFonts w:ascii="Times New Roman" w:hAnsi="Times New Roman" w:cs="Times New Roman"/>
+          <w:noProof/>
+          <w:lang w:val="en-US" w:bidi="ru-RU"/>
+        </w:rPr>
+      </w:pPr>
+    </w:p>
+    <w:p>
+      <w:pPr>
+        <w:rPr>
+          <w:rFonts w:ascii="Times New Roman" w:hAnsi="Times New Roman" w:cs="Times New Roman"/>
+          <w:noProof/>
+          <w:lang w:val="en-US" w:bidi="ru-RU"/>
+        </w:rPr>
+      </w:pPr>
+    </w:p>
+    <w:p>
+      <w:pPr>
+        <w:rPr>
+          <w:rFonts w:ascii="Times New Roman" w:hAnsi="Times New Roman" w:cs="Times New Roman"/>
+          <w:noProof/>
+          <w:lang w:val="en-US" w:bidi="ru-RU"/>
+        </w:rPr>
+      </w:pPr>
+    </w:p>
+    <w:p>
+      <w:pPr>
+        <w:rPr>
+          <w:rFonts w:ascii="Times New Roman" w:hAnsi="Times New Roman" w:cs="Times New Roman"/>
+          <w:noProof/>
+          <w:lang w:val="en-US" w:bidi="ru-RU"/>
+        </w:rPr>
+      </w:pPr>
+    </w:p>
+    <w:p>
+      <w:pPr>
+        <w:rPr>
+          <w:rFonts w:ascii="Times New Roman" w:hAnsi="Times New Roman" w:cs="Times New Roman"/>
+          <w:noProof/>
+          <w:lang w:val="en-US" w:bidi="ru-RU"/>
+        </w:rPr>
+      </w:pPr>
+    </w:p>
+    <w:p>
+      <w:pPr>
+        <w:rPr>
+          <w:rFonts w:ascii="Times New Roman" w:hAnsi="Times New Roman" w:cs="Times New Roman"/>
+          <w:noProof/>
+          <w:lang w:val="en-US" w:bidi="ru-RU"/>
+        </w:rPr>
+      </w:pPr>
+    </w:p>
+    <w:p>
+      <w:pPr>
+        <w:rPr>
+          <w:rFonts w:ascii="Times New Roman" w:hAnsi="Times New Roman" w:cs="Times New Roman"/>
+          <w:noProof/>
+          <w:lang w:val="en-US" w:bidi="ru-RU"/>
+        </w:rPr>
+      </w:pPr>
+    </w:p>
+    <w:p>
+      <w:pPr>
+        <w:rPr>
+          <w:rFonts w:ascii="Times New Roman" w:hAnsi="Times New Roman" w:cs="Times New Roman"/>
+          <w:noProof/>
+          <w:lang w:val="en-US" w:bidi="ru-RU"/>
+        </w:rPr>
+      </w:pPr>
     </w:p>
     <w:p>
       <w:pPr>
@@ -8907,21 +9271,6 @@
     <w:p>
       <w:pPr>
         <w:rPr>
-          <w:rFonts w:ascii="Times New Roman" w:hAnsi="Times New Roman" w:cs="Times New Roman"/>
-          <w:noProof/>
-          <w:lang w:val="en-US"/>
-        </w:rPr>
-      </w:pPr>
-      <w:r>
-        <w:rPr>
-          <w:rFonts w:ascii="Times New Roman" w:hAnsi="Times New Roman" w:cs="Times New Roman"/>
-          <w:noProof/>
-          <w:lang w:val="en-US" w:bidi="ru-RU"/>
-        </w:rPr>
-        <w:tab/>
-      </w:r>
-      <w:r>
-        <w:rPr>
           <w:rStyle w:val="HTML"/>
           <w:rFonts w:ascii="Consolas" w:eastAsiaTheme="minorHAnsi" w:hAnsi="Consolas"/>
           <w:b/>
@@ -8931,10 +9280,17 @@
           <w:szCs w:val="18"/>
           <w:bdr w:val="single" w:sz="2" w:space="0" w:color="E5E7EB" w:frame="1"/>
           <w:shd w:val="clear" w:color="auto" w:fill="3C3C3C"/>
-        </w:rPr>
-        <w:t>{{</w:t>
-      </w:r>
-      <w:proofErr w:type="spellStart"/>
+          <w:lang w:val="en-US"/>
+        </w:rPr>
+      </w:pPr>
+      <w:r>
+        <w:rPr>
+          <w:rFonts w:ascii="Times New Roman" w:hAnsi="Times New Roman" w:cs="Times New Roman"/>
+          <w:noProof/>
+          <w:lang w:val="en-US" w:bidi="ru-RU"/>
+        </w:rPr>
+        <w:tab/>
+      </w:r>
       <w:r>
         <w:rPr>
           <w:rStyle w:val="HTML"/>
@@ -8946,10 +9302,11 @@
           <w:szCs w:val="18"/>
           <w:bdr w:val="single" w:sz="2" w:space="0" w:color="E5E7EB" w:frame="1"/>
           <w:shd w:val="clear" w:color="auto" w:fill="3C3C3C"/>
-        </w:rPr>
-        <w:t>bozor_tahlili</w:t>
-      </w:r>
-      <w:proofErr w:type="spellEnd"/>
+          <w:lang w:val="en-US"/>
+        </w:rPr>
+        <w:t>{{</w:t>
+      </w:r>
+      <w:proofErr w:type="spellStart"/>
       <w:r>
         <w:rPr>
           <w:rStyle w:val="HTML"/>
@@ -8961,798 +9318,11 @@
           <w:szCs w:val="18"/>
           <w:bdr w:val="single" w:sz="2" w:space="0" w:color="E5E7EB" w:frame="1"/>
           <w:shd w:val="clear" w:color="auto" w:fill="3C3C3C"/>
-        </w:rPr>
-        <w:t>}}</w:t>
-      </w:r>
-      <w:r>
-        <w:rPr>
-          <w:rFonts w:ascii="Times New Roman" w:hAnsi="Times New Roman" w:cs="Times New Roman"/>
-          <w:noProof/>
-          <w:lang w:val="en-US" w:bidi="ru-RU"/>
-        </w:rPr>
-        <w:br w:type="page"/>
-      </w:r>
-    </w:p>
-    <w:p>
-      <w:pPr>
-        <w:pStyle w:val="aff"/>
-        <w:ind w:firstLine="426"/>
-        <w:jc w:val="both"/>
-        <w:rPr>
-          <w:rFonts w:eastAsiaTheme="minorHAnsi"/>
-          <w:b/>
-          <w:noProof/>
-          <w:color w:val="000000" w:themeColor="text1"/>
-          <w:sz w:val="28"/>
-          <w:szCs w:val="28"/>
-          <w:lang w:val="en-US"/>
-        </w:rPr>
-      </w:pPr>
-      <w:r>
-        <w:rPr>
-          <w:rFonts w:eastAsiaTheme="minorHAnsi"/>
-          <w:b/>
-          <w:noProof/>
-          <w:color w:val="000000" w:themeColor="text1"/>
-          <w:sz w:val="28"/>
-          <w:szCs w:val="28"/>
-          <w:lang w:val="en-US"/>
-        </w:rPr>
-        <w:lastRenderedPageBreak/>
-        <w:t>Bozorlarning joylashishi, bozor segmentatsiyasi</w:t>
-      </w:r>
-      <w:bookmarkEnd w:id="6"/>
-    </w:p>
-    <w:p>
-      <w:pPr>
-        <w:pStyle w:val="aff"/>
-        <w:ind w:firstLine="700"/>
-        <w:jc w:val="both"/>
-        <w:rPr>
-          <w:rFonts w:eastAsiaTheme="minorHAnsi"/>
-          <w:noProof/>
-          <w:color w:val="000000" w:themeColor="text1"/>
-          <w:sz w:val="28"/>
-          <w:szCs w:val="28"/>
-          <w:lang w:val="en-US"/>
-        </w:rPr>
-      </w:pPr>
-      <w:r>
-        <w:rPr>
-          <w:rFonts w:eastAsiaTheme="minorHAnsi"/>
-          <w:noProof/>
-          <w:color w:val="000000" w:themeColor="text1"/>
-          <w:sz w:val="28"/>
-          <w:szCs w:val="28"/>
-          <w:lang w:val="en-US"/>
-        </w:rPr>
-        <w:t>Mahalliy iqtisodiyotning hozirgi holatining o'ziga xosligi korxona va tashkilotlar</w:t>
-      </w:r>
-      <w:r>
-        <w:rPr>
-          <w:rFonts w:eastAsiaTheme="minorHAnsi"/>
-          <w:noProof/>
-          <w:color w:val="000000" w:themeColor="text1"/>
-          <w:sz w:val="28"/>
-          <w:szCs w:val="28"/>
-          <w:lang w:val="en-US"/>
-        </w:rPr>
-        <w:t xml:space="preserve"> </w:t>
-      </w:r>
-      <w:r>
-        <w:rPr>
-          <w:rFonts w:eastAsiaTheme="minorHAnsi"/>
-          <w:noProof/>
-          <w:color w:val="000000" w:themeColor="text1"/>
-          <w:sz w:val="28"/>
-          <w:szCs w:val="28"/>
-          <w:lang w:val="en-US"/>
-        </w:rPr>
-        <w:t>tomonidan tanlangan strategiyaga ta'sir qiladi.</w:t>
-      </w:r>
-    </w:p>
-    <w:p>
-      <w:pPr>
-        <w:pStyle w:val="aff"/>
-        <w:ind w:firstLine="20"/>
-        <w:jc w:val="both"/>
-        <w:rPr>
-          <w:rFonts w:eastAsiaTheme="minorHAnsi"/>
-          <w:noProof/>
-          <w:color w:val="000000" w:themeColor="text1"/>
-          <w:sz w:val="28"/>
-          <w:szCs w:val="28"/>
-          <w:lang w:val="en-US"/>
-        </w:rPr>
-      </w:pPr>
-      <w:r>
-        <w:rPr>
-          <w:rFonts w:eastAsiaTheme="minorHAnsi"/>
-          <w:noProof/>
-          <w:color w:val="000000" w:themeColor="text1"/>
-          <w:sz w:val="28"/>
-          <w:szCs w:val="28"/>
-          <w:lang w:val="en-US"/>
-        </w:rPr>
-        <w:t>U yoki bu marketing konsepsiyasi, bir tomondan, ma'lum bir bozor segmentining</w:t>
-      </w:r>
-      <w:r>
-        <w:rPr>
-          <w:rFonts w:eastAsiaTheme="minorHAnsi"/>
-          <w:noProof/>
-          <w:color w:val="000000" w:themeColor="text1"/>
-          <w:sz w:val="28"/>
-          <w:szCs w:val="28"/>
-          <w:lang w:val="en-US"/>
-        </w:rPr>
-        <w:br/>
-        <w:t>to'yinganligiga, ikkinchidan, raqobatning intensivligiga qarab qo'llanilishi mumkin.</w:t>
-      </w:r>
-    </w:p>
-    <w:p>
-      <w:pPr>
-        <w:pStyle w:val="aff"/>
-        <w:ind w:firstLine="700"/>
-        <w:jc w:val="both"/>
-        <w:rPr>
-          <w:rFonts w:eastAsiaTheme="minorHAnsi"/>
-          <w:noProof/>
-          <w:color w:val="000000" w:themeColor="text1"/>
-          <w:sz w:val="28"/>
-          <w:szCs w:val="28"/>
-          <w:lang w:val="en-US"/>
-        </w:rPr>
-      </w:pPr>
-      <w:r>
-        <w:rPr>
-          <w:rFonts w:eastAsiaTheme="minorHAnsi"/>
-          <w:noProof/>
-          <w:color w:val="000000" w:themeColor="text1"/>
-          <w:sz w:val="28"/>
-          <w:szCs w:val="28"/>
-          <w:lang w:val="en-US"/>
-        </w:rPr>
-        <w:t xml:space="preserve">Korxonaning marketing kontseptsiyasi iste'molchiga </w:t>
-      </w:r>
-      <w:r>
-        <w:rPr>
-          <w:rFonts w:eastAsiaTheme="minorHAnsi"/>
-          <w:noProof/>
-          <w:color w:val="000000" w:themeColor="text1"/>
-          <w:sz w:val="28"/>
-          <w:szCs w:val="28"/>
-          <w:lang w:val="en-US"/>
-        </w:rPr>
-        <w:t xml:space="preserve">kerakli narsani taklif qilishga </w:t>
-      </w:r>
-      <w:r>
-        <w:rPr>
-          <w:rFonts w:eastAsiaTheme="minorHAnsi"/>
-          <w:noProof/>
-          <w:color w:val="000000" w:themeColor="text1"/>
-          <w:sz w:val="28"/>
-          <w:szCs w:val="28"/>
-          <w:lang w:val="en-US"/>
-        </w:rPr>
-        <w:t>qaratilgan, ya'ni. iste'molchilar ehtiyojlarini qondirishga e'tibor qaratish. Ammo korxona bitta kontseptsiyada to'xtamaydi. Raqob</w:t>
-      </w:r>
-      <w:r>
-        <w:rPr>
-          <w:rFonts w:eastAsiaTheme="minorHAnsi"/>
-          <w:noProof/>
-          <w:color w:val="000000" w:themeColor="text1"/>
-          <w:sz w:val="28"/>
-          <w:szCs w:val="28"/>
-          <w:lang w:val="en-US"/>
-        </w:rPr>
-        <w:t xml:space="preserve">atbardoshlikni saqlab qolish va </w:t>
-      </w:r>
-      <w:r>
-        <w:rPr>
-          <w:rFonts w:eastAsiaTheme="minorHAnsi"/>
-          <w:noProof/>
-          <w:color w:val="000000" w:themeColor="text1"/>
-          <w:sz w:val="28"/>
-          <w:szCs w:val="28"/>
-          <w:lang w:val="en-US"/>
-        </w:rPr>
-        <w:t>rivojlantirish uchun xizmatni yaxshilash, taqdim etilayotgan xizm</w:t>
-      </w:r>
-      <w:r>
-        <w:rPr>
-          <w:rFonts w:eastAsiaTheme="minorHAnsi"/>
-          <w:noProof/>
-          <w:color w:val="000000" w:themeColor="text1"/>
-          <w:sz w:val="28"/>
-          <w:szCs w:val="28"/>
-          <w:lang w:val="en-US"/>
-        </w:rPr>
-        <w:t xml:space="preserve">atlar turlarini o’zgartirish va </w:t>
-      </w:r>
-      <w:r>
-        <w:rPr>
-          <w:rFonts w:eastAsiaTheme="minorHAnsi"/>
-          <w:noProof/>
-          <w:color w:val="000000" w:themeColor="text1"/>
-          <w:sz w:val="28"/>
-          <w:szCs w:val="28"/>
-          <w:lang w:val="en-US"/>
-        </w:rPr>
-        <w:t>kengaytirishni doimo yodda tutishingiz kerak.</w:t>
-      </w:r>
-      <w:r>
-        <w:rPr>
-          <w:rFonts w:eastAsiaTheme="minorHAnsi"/>
-          <w:noProof/>
-          <w:color w:val="000000" w:themeColor="text1"/>
-          <w:sz w:val="28"/>
-          <w:szCs w:val="28"/>
-          <w:lang w:val="en-US"/>
-        </w:rPr>
-        <w:t xml:space="preserve"> </w:t>
-      </w:r>
-    </w:p>
-    <w:p>
-      <w:pPr>
-        <w:pStyle w:val="aff"/>
-        <w:ind w:firstLine="700"/>
-        <w:jc w:val="both"/>
-        <w:rPr>
-          <w:rFonts w:eastAsiaTheme="minorHAnsi"/>
-          <w:noProof/>
-          <w:color w:val="000000" w:themeColor="text1"/>
-          <w:sz w:val="28"/>
-          <w:szCs w:val="28"/>
-          <w:lang w:val="en-US"/>
-        </w:rPr>
-      </w:pPr>
-      <w:r>
-        <w:rPr>
-          <w:rFonts w:eastAsiaTheme="minorHAnsi"/>
-          <w:noProof/>
-          <w:color w:val="000000" w:themeColor="text1"/>
-          <w:sz w:val="28"/>
-          <w:szCs w:val="28"/>
-          <w:lang w:val="en-US"/>
-        </w:rPr>
-        <w:t>Marketing strategiyasi ko‘rsatilayotgan xizmat sifati</w:t>
-      </w:r>
-      <w:r>
-        <w:rPr>
-          <w:rFonts w:eastAsiaTheme="minorHAnsi"/>
-          <w:noProof/>
-          <w:color w:val="000000" w:themeColor="text1"/>
-          <w:sz w:val="28"/>
-          <w:szCs w:val="28"/>
-          <w:lang w:val="en-US"/>
-        </w:rPr>
-        <w:t xml:space="preserve">ga, ushbu xizmat turiga bo‘lgan </w:t>
-      </w:r>
-      <w:r>
-        <w:rPr>
-          <w:rFonts w:eastAsiaTheme="minorHAnsi"/>
-          <w:noProof/>
-          <w:color w:val="000000" w:themeColor="text1"/>
-          <w:sz w:val="28"/>
-          <w:szCs w:val="28"/>
-          <w:lang w:val="en-US"/>
-        </w:rPr>
-        <w:t>talabni doimiy ravishda o‘rganishga, bozor konyunktura</w:t>
-      </w:r>
-      <w:r>
-        <w:rPr>
-          <w:rFonts w:eastAsiaTheme="minorHAnsi"/>
-          <w:noProof/>
-          <w:color w:val="000000" w:themeColor="text1"/>
-          <w:sz w:val="28"/>
-          <w:szCs w:val="28"/>
-          <w:lang w:val="en-US"/>
-        </w:rPr>
-        <w:t xml:space="preserve">siga moslashuvchan munosabatga, </w:t>
-      </w:r>
-      <w:r>
-        <w:rPr>
-          <w:rFonts w:eastAsiaTheme="minorHAnsi"/>
-          <w:noProof/>
-          <w:color w:val="000000" w:themeColor="text1"/>
-          <w:sz w:val="28"/>
-          <w:szCs w:val="28"/>
-          <w:lang w:val="en-US"/>
-        </w:rPr>
-        <w:t>korxona mablag‘larini eng foydali yo‘nalishga qayta yo‘nalti</w:t>
-      </w:r>
-      <w:r>
-        <w:rPr>
-          <w:rFonts w:eastAsiaTheme="minorHAnsi"/>
-          <w:noProof/>
-          <w:color w:val="000000" w:themeColor="text1"/>
-          <w:sz w:val="28"/>
-          <w:szCs w:val="28"/>
-          <w:lang w:val="en-US"/>
-        </w:rPr>
-        <w:t xml:space="preserve">rish qobiliyatiga va shu asosda </w:t>
-      </w:r>
-      <w:r>
-        <w:rPr>
-          <w:rFonts w:eastAsiaTheme="minorHAnsi"/>
-          <w:noProof/>
-          <w:color w:val="000000" w:themeColor="text1"/>
-          <w:sz w:val="28"/>
-          <w:szCs w:val="28"/>
-          <w:lang w:val="en-US"/>
-        </w:rPr>
-        <w:t>yanada moslashuvchanlikka asoslanadi. siyosat va narxlash taktikasi.</w:t>
-      </w:r>
-    </w:p>
-    <w:p>
-      <w:pPr>
-        <w:pStyle w:val="aff"/>
-        <w:ind w:firstLine="680"/>
-        <w:jc w:val="both"/>
-        <w:rPr>
-          <w:rFonts w:eastAsiaTheme="minorHAnsi"/>
-          <w:noProof/>
-          <w:color w:val="000000" w:themeColor="text1"/>
-          <w:sz w:val="28"/>
-          <w:szCs w:val="28"/>
-          <w:lang w:val="en-US"/>
-        </w:rPr>
-      </w:pPr>
-      <w:r>
-        <w:rPr>
-          <w:rFonts w:eastAsiaTheme="minorHAnsi"/>
-          <w:noProof/>
-          <w:color w:val="000000" w:themeColor="text1"/>
-          <w:sz w:val="28"/>
-          <w:szCs w:val="28"/>
-          <w:lang w:val="en-US"/>
-        </w:rPr>
-        <w:t>Asosiy maqsad - iloji boricha ko'proq mijozlarni jalb qilis</w:t>
-      </w:r>
-      <w:r>
-        <w:rPr>
-          <w:rFonts w:eastAsiaTheme="minorHAnsi"/>
-          <w:noProof/>
-          <w:color w:val="000000" w:themeColor="text1"/>
-          <w:sz w:val="28"/>
-          <w:szCs w:val="28"/>
-          <w:lang w:val="en-US"/>
-        </w:rPr>
-        <w:t xml:space="preserve">h. Shundan kelib chiqqan holda, </w:t>
-      </w:r>
-      <w:r>
-        <w:rPr>
-          <w:rFonts w:eastAsiaTheme="minorHAnsi"/>
-          <w:noProof/>
-          <w:color w:val="000000" w:themeColor="text1"/>
-          <w:sz w:val="28"/>
-          <w:szCs w:val="28"/>
-          <w:lang w:val="en-US"/>
-        </w:rPr>
-        <w:t>ko'rsatilayotgan xizmatlar hajmini rag'batlantirish, narx siyosati</w:t>
-      </w:r>
-      <w:r>
-        <w:rPr>
-          <w:rFonts w:eastAsiaTheme="minorHAnsi"/>
-          <w:noProof/>
-          <w:color w:val="000000" w:themeColor="text1"/>
-          <w:sz w:val="28"/>
-          <w:szCs w:val="28"/>
-          <w:lang w:val="en-US"/>
-        </w:rPr>
-        <w:t xml:space="preserve"> va korxonaning ijobiy imidjini </w:t>
-      </w:r>
-      <w:r>
-        <w:rPr>
-          <w:rFonts w:eastAsiaTheme="minorHAnsi"/>
-          <w:noProof/>
-          <w:color w:val="000000" w:themeColor="text1"/>
-          <w:sz w:val="28"/>
-          <w:szCs w:val="28"/>
-          <w:lang w:val="en-US"/>
-        </w:rPr>
-        <w:t>yaratish orqali talabni kengaytirish uchun marketing strategiyasi tanlanadi.</w:t>
-      </w:r>
-    </w:p>
-    <w:p>
-      <w:pPr>
-        <w:pStyle w:val="aff"/>
-        <w:ind w:firstLine="680"/>
-        <w:jc w:val="both"/>
-        <w:rPr>
-          <w:rFonts w:eastAsiaTheme="minorHAnsi"/>
-          <w:noProof/>
-          <w:color w:val="000000" w:themeColor="text1"/>
-          <w:sz w:val="28"/>
-          <w:szCs w:val="28"/>
-          <w:lang w:val="en-US"/>
-        </w:rPr>
-      </w:pPr>
-      <w:r>
-        <w:rPr>
-          <w:rFonts w:eastAsiaTheme="minorHAnsi"/>
-          <w:noProof/>
-          <w:color w:val="000000" w:themeColor="text1"/>
-          <w:sz w:val="28"/>
-          <w:szCs w:val="28"/>
-          <w:lang w:val="en-US"/>
-        </w:rPr>
-        <w:t>Asosiy maqsadlar:</w:t>
-      </w:r>
-    </w:p>
-    <w:p>
-      <w:pPr>
-        <w:pStyle w:val="a"/>
-        <w:spacing w:after="0"/>
-        <w:ind w:left="0" w:firstLine="426"/>
-        <w:rPr>
-          <w:rFonts w:ascii="Times New Roman" w:hAnsi="Times New Roman" w:cs="Times New Roman"/>
-          <w:noProof/>
-          <w:color w:val="000000" w:themeColor="text1"/>
-          <w:sz w:val="28"/>
-          <w:szCs w:val="28"/>
-          <w:lang w:val="en-US"/>
-        </w:rPr>
-      </w:pPr>
-      <w:r>
-        <w:rPr>
-          <w:rFonts w:ascii="Times New Roman" w:hAnsi="Times New Roman" w:cs="Times New Roman"/>
-          <w:noProof/>
-          <w:color w:val="000000" w:themeColor="text1"/>
-          <w:sz w:val="28"/>
-          <w:szCs w:val="28"/>
-          <w:lang w:val="en-US"/>
-        </w:rPr>
-        <w:t>kichik va o‘rta biznes subyektlarining ushbu xizmat turiga bo‘lgan talabini qondirish.</w:t>
-      </w:r>
-    </w:p>
-    <w:p>
-      <w:pPr>
-        <w:pStyle w:val="a"/>
-        <w:spacing w:after="0"/>
-        <w:ind w:left="0" w:firstLine="426"/>
-        <w:rPr>
-          <w:rFonts w:ascii="Times New Roman" w:hAnsi="Times New Roman" w:cs="Times New Roman"/>
-          <w:noProof/>
-          <w:color w:val="000000" w:themeColor="text1"/>
-          <w:sz w:val="28"/>
-          <w:szCs w:val="28"/>
-          <w:lang w:val="en-US"/>
-        </w:rPr>
-      </w:pPr>
-      <w:r>
-        <w:rPr>
-          <w:rFonts w:ascii="Times New Roman" w:hAnsi="Times New Roman" w:cs="Times New Roman"/>
-          <w:noProof/>
-          <w:color w:val="000000" w:themeColor="text1"/>
-          <w:sz w:val="28"/>
-          <w:szCs w:val="28"/>
-          <w:lang w:val="en-US"/>
-        </w:rPr>
-        <w:t>ko'rsatiladigan xizmatlar doirasini maksimal darajada aylantiring;</w:t>
-      </w:r>
-    </w:p>
-    <w:p>
-      <w:pPr>
-        <w:pStyle w:val="a"/>
-        <w:spacing w:after="0"/>
-        <w:ind w:left="0" w:firstLine="426"/>
-        <w:rPr>
-          <w:rFonts w:ascii="Times New Roman" w:hAnsi="Times New Roman" w:cs="Times New Roman"/>
-          <w:noProof/>
-          <w:color w:val="000000" w:themeColor="text1"/>
-          <w:sz w:val="28"/>
-          <w:szCs w:val="28"/>
-          <w:lang w:val="en-US"/>
-        </w:rPr>
-      </w:pPr>
-      <w:r>
-        <w:rPr>
-          <w:rFonts w:ascii="Times New Roman" w:hAnsi="Times New Roman" w:cs="Times New Roman"/>
-          <w:noProof/>
-          <w:color w:val="000000" w:themeColor="text1"/>
-          <w:sz w:val="28"/>
-          <w:szCs w:val="28"/>
-          <w:lang w:val="en-US"/>
-        </w:rPr>
-        <w:t>sifatli xizmatlarni taqdim etish.</w:t>
-      </w:r>
-    </w:p>
-    <w:p>
-      <w:pPr>
-        <w:pStyle w:val="aff"/>
-        <w:ind w:firstLine="660"/>
-        <w:jc w:val="both"/>
-        <w:rPr>
-          <w:rFonts w:eastAsiaTheme="minorHAnsi"/>
-          <w:noProof/>
-          <w:color w:val="000000" w:themeColor="text1"/>
-          <w:sz w:val="28"/>
-          <w:szCs w:val="28"/>
-          <w:lang w:val="en-US"/>
-        </w:rPr>
-      </w:pPr>
-      <w:r>
-        <w:rPr>
-          <w:rFonts w:eastAsiaTheme="minorHAnsi"/>
-          <w:noProof/>
-          <w:color w:val="000000" w:themeColor="text1"/>
-          <w:sz w:val="28"/>
-          <w:szCs w:val="28"/>
-          <w:lang w:val="en-US"/>
-        </w:rPr>
-        <w:t>Bula</w:t>
-      </w:r>
-      <w:r>
-        <w:rPr>
-          <w:rFonts w:eastAsiaTheme="minorHAnsi"/>
-          <w:noProof/>
-          <w:color w:val="000000" w:themeColor="text1"/>
-          <w:sz w:val="28"/>
-          <w:szCs w:val="28"/>
-          <w:lang w:val="en-US"/>
-        </w:rPr>
-        <w:t>rning barchasi korxona rentabel1</w:t>
-      </w:r>
-      <w:r>
-        <w:rPr>
-          <w:rFonts w:eastAsiaTheme="minorHAnsi"/>
-          <w:noProof/>
-          <w:color w:val="000000" w:themeColor="text1"/>
-          <w:sz w:val="28"/>
-          <w:szCs w:val="28"/>
-          <w:lang w:val="en-US"/>
-        </w:rPr>
-        <w:t>igini oshirishga yordam berishi kerak.</w:t>
-      </w:r>
-    </w:p>
-    <w:p>
-      <w:pPr>
-        <w:pStyle w:val="aff"/>
-        <w:jc w:val="both"/>
-        <w:rPr>
-          <w:rFonts w:eastAsiaTheme="minorHAnsi"/>
-          <w:noProof/>
-          <w:color w:val="000000" w:themeColor="text1"/>
-          <w:sz w:val="28"/>
-          <w:szCs w:val="28"/>
-          <w:lang w:val="en-US"/>
-        </w:rPr>
-      </w:pPr>
-      <w:r>
-        <w:rPr>
-          <w:rFonts w:eastAsiaTheme="minorHAnsi"/>
-          <w:noProof/>
-          <w:color w:val="000000" w:themeColor="text1"/>
-          <w:sz w:val="28"/>
-          <w:szCs w:val="28"/>
-          <w:lang w:val="en-US"/>
-        </w:rPr>
-        <w:t>Ishlab chiqarish rejalashtirilgan xizmat mahalliy bozorda barq</w:t>
-      </w:r>
-      <w:r>
-        <w:rPr>
-          <w:rFonts w:eastAsiaTheme="minorHAnsi"/>
-          <w:noProof/>
-          <w:color w:val="000000" w:themeColor="text1"/>
-          <w:sz w:val="28"/>
-          <w:szCs w:val="28"/>
-          <w:lang w:val="en-US"/>
-        </w:rPr>
-        <w:t xml:space="preserve">aror va barqaror talabga ega va </w:t>
-      </w:r>
-      <w:r>
-        <w:rPr>
-          <w:rFonts w:eastAsiaTheme="minorHAnsi"/>
-          <w:noProof/>
-          <w:color w:val="000000" w:themeColor="text1"/>
-          <w:sz w:val="28"/>
-          <w:szCs w:val="28"/>
-          <w:lang w:val="en-US"/>
-        </w:rPr>
-        <w:t>kelgusida asosiy e'tibor mahalliy bozorga qaratiladi, deb taxmin qilamiz.</w:t>
-      </w:r>
-    </w:p>
-    <w:p>
-      <w:pPr>
-        <w:pStyle w:val="aff"/>
-        <w:ind w:firstLine="660"/>
-        <w:jc w:val="both"/>
-        <w:rPr>
-          <w:rFonts w:eastAsiaTheme="minorHAnsi"/>
-          <w:noProof/>
-          <w:color w:val="000000" w:themeColor="text1"/>
-          <w:sz w:val="28"/>
-          <w:szCs w:val="28"/>
-          <w:lang w:val="en-US"/>
-        </w:rPr>
-      </w:pPr>
-      <w:r>
-        <w:rPr>
-          <w:rFonts w:eastAsiaTheme="minorHAnsi"/>
-          <w:noProof/>
-          <w:color w:val="000000" w:themeColor="text1"/>
-          <w:sz w:val="28"/>
-          <w:szCs w:val="28"/>
-          <w:lang w:val="en-US"/>
-        </w:rPr>
-        <w:t>Korxonamiz erishmoqchi bo'lgan asosiy maqsadlar sifatli mahsulotlar taqdim etishdir.</w:t>
-      </w:r>
-    </w:p>
-    <w:p>
-      <w:pPr>
-        <w:rPr>
-          <w:rFonts w:ascii="Times New Roman" w:hAnsi="Times New Roman" w:cs="Times New Roman"/>
-          <w:noProof/>
-          <w:lang w:val="en-US"/>
-        </w:rPr>
-      </w:pPr>
-      <w:r>
-        <w:rPr>
-          <w:rFonts w:ascii="Times New Roman" w:hAnsi="Times New Roman" w:cs="Times New Roman"/>
-          <w:noProof/>
-          <w:lang w:val="en-US" w:bidi="ru-RU"/>
-        </w:rPr>
-        <w:br w:type="page"/>
-      </w:r>
-    </w:p>
-    <w:p>
-      <w:pPr>
-        <w:rPr>
-          <w:rFonts w:ascii="Times New Roman" w:hAnsi="Times New Roman" w:cs="Times New Roman"/>
-          <w:lang w:val="en-US"/>
-        </w:rPr>
-      </w:pPr>
-      <w:r>
-        <w:rPr>
-          <w:rFonts w:ascii="Times New Roman" w:hAnsi="Times New Roman" w:cs="Times New Roman"/>
-          <w:b/>
-          <w:noProof/>
-          <w:color w:val="000000" w:themeColor="text1"/>
-          <w:sz w:val="28"/>
-          <w:szCs w:val="28"/>
-          <w:lang w:val="en-US"/>
-        </w:rPr>
-        <w:lastRenderedPageBreak/>
-        <w:t>3.2.</w:t>
-      </w:r>
-      <w:r>
-        <w:rPr>
-          <w:rFonts w:ascii="Times New Roman" w:hAnsi="Times New Roman" w:cs="Times New Roman"/>
-          <w:b/>
-          <w:noProof/>
-          <w:color w:val="000000" w:themeColor="text1"/>
-          <w:sz w:val="28"/>
-          <w:szCs w:val="28"/>
-          <w:lang w:val="en-US"/>
-        </w:rPr>
-        <w:tab/>
-      </w:r>
-      <w:proofErr w:type="spellStart"/>
-      <w:r>
-        <w:rPr>
-          <w:rFonts w:ascii="Times New Roman" w:hAnsi="Times New Roman" w:cs="Times New Roman"/>
-          <w:b/>
-          <w:color w:val="auto"/>
-          <w:lang w:val="en-US"/>
-        </w:rPr>
-        <w:t>Loyihaning</w:t>
+          <w:lang w:val="en-US"/>
+        </w:rPr>
+        <w:t>bozor_tahlili</w:t>
       </w:r>
       <w:proofErr w:type="spellEnd"/>
-      <w:r>
-        <w:rPr>
-          <w:rFonts w:ascii="Times New Roman" w:hAnsi="Times New Roman" w:cs="Times New Roman"/>
-          <w:b/>
-          <w:color w:val="auto"/>
-          <w:lang w:val="en-US"/>
-        </w:rPr>
-        <w:t xml:space="preserve"> </w:t>
-      </w:r>
-      <w:proofErr w:type="spellStart"/>
-      <w:r>
-        <w:rPr>
-          <w:rFonts w:ascii="Times New Roman" w:hAnsi="Times New Roman" w:cs="Times New Roman"/>
-          <w:b/>
-          <w:color w:val="auto"/>
-          <w:lang w:val="en-US"/>
-        </w:rPr>
-        <w:t>swot</w:t>
-      </w:r>
-      <w:proofErr w:type="spellEnd"/>
-      <w:r>
-        <w:rPr>
-          <w:rFonts w:ascii="Times New Roman" w:hAnsi="Times New Roman" w:cs="Times New Roman"/>
-          <w:b/>
-          <w:color w:val="auto"/>
-          <w:lang w:val="en-US"/>
-        </w:rPr>
-        <w:t xml:space="preserve"> </w:t>
-      </w:r>
-      <w:proofErr w:type="spellStart"/>
-      <w:r>
-        <w:rPr>
-          <w:rFonts w:ascii="Times New Roman" w:hAnsi="Times New Roman" w:cs="Times New Roman"/>
-          <w:b/>
-          <w:color w:val="auto"/>
-          <w:lang w:val="en-US"/>
-        </w:rPr>
-        <w:t>tahlili</w:t>
-      </w:r>
-      <w:proofErr w:type="spellEnd"/>
-    </w:p>
-    <w:p>
-      <w:pPr>
-        <w:ind w:left="284" w:firstLine="436"/>
-        <w:jc w:val="both"/>
-        <w:rPr>
-          <w:rFonts w:ascii="Times New Roman" w:hAnsi="Times New Roman" w:cs="Times New Roman"/>
-          <w:noProof/>
-          <w:color w:val="000000" w:themeColor="text1"/>
-          <w:sz w:val="28"/>
-          <w:szCs w:val="28"/>
-          <w:lang w:val="en-US"/>
-        </w:rPr>
-      </w:pPr>
-      <w:r>
-        <w:rPr>
-          <w:rFonts w:ascii="Times New Roman" w:hAnsi="Times New Roman" w:cs="Times New Roman"/>
-          <w:noProof/>
-          <w:color w:val="000000" w:themeColor="text1"/>
-          <w:sz w:val="28"/>
-          <w:szCs w:val="28"/>
-          <w:lang w:val="en-US"/>
-        </w:rPr>
-        <w:t>Ma’lumki, xar bir tadbirkorlik sub’yekti o‘z loyihasini to‘liq amalga oshirishda raqobatdosh tadbirkorlarning faoliyati bilan bog‘liq deyarli barcha yo‘nalishlarini o‘z faoliyati bilan solishtirib chiqadi. Bunda joylashgan o‘rni, ishchi kuchi, moliyaviy xolatlar, xaridorlar, xom ashyo bazasi, kommunikatsiya tizimi, texnologiyaning zamonaviyligi va ishlab chiqarish quvvati va boshqalar shular jumlasidandir.</w:t>
-      </w:r>
-    </w:p>
-    <w:p>
-      <w:pPr>
-        <w:ind w:left="284" w:firstLine="436"/>
-        <w:jc w:val="both"/>
-        <w:rPr>
-          <w:rFonts w:ascii="Times New Roman" w:hAnsi="Times New Roman" w:cs="Times New Roman"/>
-          <w:noProof/>
-          <w:color w:val="000000" w:themeColor="text1"/>
-          <w:sz w:val="28"/>
-          <w:szCs w:val="28"/>
-          <w:lang w:val="en-US"/>
-        </w:rPr>
-      </w:pPr>
-      <w:r>
-        <w:rPr>
-          <w:rFonts w:ascii="Times New Roman" w:hAnsi="Times New Roman" w:cs="Times New Roman"/>
-          <w:noProof/>
-          <w:color w:val="000000" w:themeColor="text1"/>
-          <w:sz w:val="28"/>
-          <w:szCs w:val="28"/>
-          <w:lang w:val="en-US"/>
-        </w:rPr>
-        <w:t>Yuqorida Korxona tomonidan bugungi kundagi bozor xolati o‘rganib chiqilgan bo‘lsa, ushbu bo‘limda tadbirkorning raqobatdosh tadbirkorlardan ustunligi xamda zaif tomonilari xaqida ma’lumot berib boriladi.</w:t>
-      </w:r>
-    </w:p>
-    <w:p>
-      <w:pPr>
-        <w:ind w:right="517"/>
-        <w:rPr>
-          <w:rFonts w:ascii="Times New Roman" w:hAnsi="Times New Roman" w:cs="Times New Roman"/>
-          <w:b/>
-          <w:color w:val="auto"/>
-          <w:sz w:val="28"/>
-          <w:szCs w:val="28"/>
-          <w:lang w:val="en-US"/>
-        </w:rPr>
-      </w:pPr>
-      <w:r>
-        <w:rPr>
-          <w:rFonts w:ascii="Times New Roman" w:hAnsi="Times New Roman" w:cs="Times New Roman"/>
-          <w:b/>
-          <w:color w:val="auto"/>
-          <w:sz w:val="28"/>
-          <w:szCs w:val="28"/>
-          <w:lang w:val="en-US"/>
-        </w:rPr>
-        <w:tab/>
-      </w:r>
       <w:r>
         <w:rPr>
           <w:rStyle w:val="HTML"/>
@@ -9764,11 +9334,1121 @@
           <w:szCs w:val="18"/>
           <w:bdr w:val="single" w:sz="2" w:space="0" w:color="E5E7EB" w:frame="1"/>
           <w:shd w:val="clear" w:color="auto" w:fill="3C3C3C"/>
-        </w:rPr>
-        <w:t>{{</w:t>
+          <w:lang w:val="en-US"/>
+        </w:rPr>
+        <w:t>}}</w:t>
+      </w:r>
+    </w:p>
+    <w:p>
+      <w:pPr>
+        <w:rPr>
+          <w:rFonts w:ascii="Times New Roman" w:hAnsi="Times New Roman" w:cs="Times New Roman"/>
+          <w:noProof/>
+          <w:lang w:val="en-US" w:bidi="ru-RU"/>
+        </w:rPr>
+      </w:pPr>
+    </w:p>
+    <w:p>
+      <w:pPr>
+        <w:rPr>
+          <w:rFonts w:ascii="Times New Roman" w:hAnsi="Times New Roman" w:cs="Times New Roman"/>
+          <w:noProof/>
+          <w:lang w:val="en-US" w:bidi="ru-RU"/>
+        </w:rPr>
+      </w:pPr>
+    </w:p>
+    <w:p>
+      <w:pPr>
+        <w:rPr>
+          <w:rFonts w:ascii="Times New Roman" w:hAnsi="Times New Roman" w:cs="Times New Roman"/>
+          <w:noProof/>
+          <w:lang w:val="en-US" w:bidi="ru-RU"/>
+        </w:rPr>
+      </w:pPr>
+    </w:p>
+    <w:p>
+      <w:pPr>
+        <w:rPr>
+          <w:rFonts w:ascii="Times New Roman" w:hAnsi="Times New Roman" w:cs="Times New Roman"/>
+          <w:noProof/>
+          <w:lang w:val="en-US" w:bidi="ru-RU"/>
+        </w:rPr>
+      </w:pPr>
+    </w:p>
+    <w:p>
+      <w:pPr>
+        <w:rPr>
+          <w:rFonts w:ascii="Times New Roman" w:hAnsi="Times New Roman" w:cs="Times New Roman"/>
+          <w:noProof/>
+          <w:lang w:val="en-US" w:bidi="ru-RU"/>
+        </w:rPr>
+      </w:pPr>
+    </w:p>
+    <w:p>
+      <w:pPr>
+        <w:rPr>
+          <w:rFonts w:ascii="Times New Roman" w:hAnsi="Times New Roman" w:cs="Times New Roman"/>
+          <w:noProof/>
+          <w:lang w:val="en-US" w:bidi="ru-RU"/>
+        </w:rPr>
+      </w:pPr>
+    </w:p>
+    <w:p>
+      <w:pPr>
+        <w:rPr>
+          <w:rFonts w:ascii="Times New Roman" w:hAnsi="Times New Roman" w:cs="Times New Roman"/>
+          <w:noProof/>
+          <w:lang w:val="en-US" w:bidi="ru-RU"/>
+        </w:rPr>
+      </w:pPr>
+    </w:p>
+    <w:p>
+      <w:pPr>
+        <w:rPr>
+          <w:rFonts w:ascii="Times New Roman" w:hAnsi="Times New Roman" w:cs="Times New Roman"/>
+          <w:noProof/>
+          <w:lang w:val="en-US" w:bidi="ru-RU"/>
+        </w:rPr>
+      </w:pPr>
+    </w:p>
+    <w:p>
+      <w:pPr>
+        <w:rPr>
+          <w:rFonts w:ascii="Times New Roman" w:hAnsi="Times New Roman" w:cs="Times New Roman"/>
+          <w:noProof/>
+          <w:lang w:val="en-US" w:bidi="ru-RU"/>
+        </w:rPr>
+      </w:pPr>
+    </w:p>
+    <w:p>
+      <w:pPr>
+        <w:rPr>
+          <w:rFonts w:ascii="Times New Roman" w:hAnsi="Times New Roman" w:cs="Times New Roman"/>
+          <w:noProof/>
+          <w:lang w:val="en-US" w:bidi="ru-RU"/>
+        </w:rPr>
+      </w:pPr>
+    </w:p>
+    <w:p>
+      <w:pPr>
+        <w:rPr>
+          <w:rFonts w:ascii="Times New Roman" w:hAnsi="Times New Roman" w:cs="Times New Roman"/>
+          <w:noProof/>
+          <w:lang w:val="en-US" w:bidi="ru-RU"/>
+        </w:rPr>
+      </w:pPr>
+    </w:p>
+    <w:p>
+      <w:pPr>
+        <w:rPr>
+          <w:rFonts w:ascii="Times New Roman" w:hAnsi="Times New Roman" w:cs="Times New Roman"/>
+          <w:noProof/>
+          <w:lang w:val="en-US" w:bidi="ru-RU"/>
+        </w:rPr>
+      </w:pPr>
+    </w:p>
+    <w:p>
+      <w:pPr>
+        <w:rPr>
+          <w:rFonts w:ascii="Times New Roman" w:hAnsi="Times New Roman" w:cs="Times New Roman"/>
+          <w:noProof/>
+          <w:lang w:val="en-US" w:bidi="ru-RU"/>
+        </w:rPr>
+      </w:pPr>
+    </w:p>
+    <w:p>
+      <w:pPr>
+        <w:rPr>
+          <w:rFonts w:ascii="Times New Roman" w:hAnsi="Times New Roman" w:cs="Times New Roman"/>
+          <w:noProof/>
+          <w:lang w:val="en-US" w:bidi="ru-RU"/>
+        </w:rPr>
+      </w:pPr>
+    </w:p>
+    <w:p>
+      <w:pPr>
+        <w:rPr>
+          <w:rFonts w:ascii="Times New Roman" w:hAnsi="Times New Roman" w:cs="Times New Roman"/>
+          <w:noProof/>
+          <w:lang w:val="en-US" w:bidi="ru-RU"/>
+        </w:rPr>
+      </w:pPr>
+    </w:p>
+    <w:p>
+      <w:pPr>
+        <w:rPr>
+          <w:rFonts w:ascii="Times New Roman" w:hAnsi="Times New Roman" w:cs="Times New Roman"/>
+          <w:noProof/>
+          <w:lang w:val="en-US" w:bidi="ru-RU"/>
+        </w:rPr>
+      </w:pPr>
+    </w:p>
+    <w:p>
+      <w:pPr>
+        <w:rPr>
+          <w:rFonts w:ascii="Times New Roman" w:hAnsi="Times New Roman" w:cs="Times New Roman"/>
+          <w:noProof/>
+          <w:lang w:val="en-US" w:bidi="ru-RU"/>
+        </w:rPr>
+      </w:pPr>
+    </w:p>
+    <w:p>
+      <w:pPr>
+        <w:rPr>
+          <w:rFonts w:ascii="Times New Roman" w:hAnsi="Times New Roman" w:cs="Times New Roman"/>
+          <w:noProof/>
+          <w:lang w:val="en-US" w:bidi="ru-RU"/>
+        </w:rPr>
+      </w:pPr>
+    </w:p>
+    <w:p>
+      <w:pPr>
+        <w:rPr>
+          <w:rFonts w:ascii="Times New Roman" w:hAnsi="Times New Roman" w:cs="Times New Roman"/>
+          <w:noProof/>
+          <w:lang w:val="en-US" w:bidi="ru-RU"/>
+        </w:rPr>
+      </w:pPr>
+    </w:p>
+    <w:p>
+      <w:pPr>
+        <w:rPr>
+          <w:rFonts w:ascii="Times New Roman" w:hAnsi="Times New Roman" w:cs="Times New Roman"/>
+          <w:noProof/>
+          <w:lang w:val="en-US" w:bidi="ru-RU"/>
+        </w:rPr>
+      </w:pPr>
+    </w:p>
+    <w:p>
+      <w:pPr>
+        <w:rPr>
+          <w:rFonts w:ascii="Times New Roman" w:hAnsi="Times New Roman" w:cs="Times New Roman"/>
+          <w:noProof/>
+          <w:lang w:val="en-US" w:bidi="ru-RU"/>
+        </w:rPr>
+      </w:pPr>
+    </w:p>
+    <w:p>
+      <w:pPr>
+        <w:rPr>
+          <w:rFonts w:ascii="Times New Roman" w:hAnsi="Times New Roman" w:cs="Times New Roman"/>
+          <w:noProof/>
+          <w:lang w:val="en-US" w:bidi="ru-RU"/>
+        </w:rPr>
+      </w:pPr>
+    </w:p>
+    <w:p>
+      <w:pPr>
+        <w:rPr>
+          <w:rFonts w:ascii="Times New Roman" w:hAnsi="Times New Roman" w:cs="Times New Roman"/>
+          <w:noProof/>
+          <w:lang w:val="en-US" w:bidi="ru-RU"/>
+        </w:rPr>
+      </w:pPr>
+    </w:p>
+    <w:p>
+      <w:pPr>
+        <w:rPr>
+          <w:rFonts w:ascii="Times New Roman" w:hAnsi="Times New Roman" w:cs="Times New Roman"/>
+          <w:noProof/>
+          <w:lang w:val="en-US" w:bidi="ru-RU"/>
+        </w:rPr>
+      </w:pPr>
+    </w:p>
+    <w:p>
+      <w:pPr>
+        <w:rPr>
+          <w:rFonts w:ascii="Times New Roman" w:hAnsi="Times New Roman" w:cs="Times New Roman"/>
+          <w:noProof/>
+          <w:lang w:val="en-US" w:bidi="ru-RU"/>
+        </w:rPr>
+      </w:pPr>
+    </w:p>
+    <w:p>
+      <w:pPr>
+        <w:rPr>
+          <w:rFonts w:ascii="Times New Roman" w:hAnsi="Times New Roman" w:cs="Times New Roman"/>
+          <w:noProof/>
+          <w:lang w:val="en-US" w:bidi="ru-RU"/>
+        </w:rPr>
+      </w:pPr>
+    </w:p>
+    <w:p>
+      <w:pPr>
+        <w:rPr>
+          <w:rFonts w:ascii="Times New Roman" w:hAnsi="Times New Roman" w:cs="Times New Roman"/>
+          <w:noProof/>
+          <w:lang w:val="en-US" w:bidi="ru-RU"/>
+        </w:rPr>
+      </w:pPr>
+    </w:p>
+    <w:p>
+      <w:pPr>
+        <w:rPr>
+          <w:rFonts w:ascii="Times New Roman" w:hAnsi="Times New Roman" w:cs="Times New Roman"/>
+          <w:noProof/>
+          <w:lang w:val="en-US" w:bidi="ru-RU"/>
+        </w:rPr>
+      </w:pPr>
+    </w:p>
+    <w:p>
+      <w:pPr>
+        <w:rPr>
+          <w:rFonts w:ascii="Times New Roman" w:hAnsi="Times New Roman" w:cs="Times New Roman"/>
+          <w:noProof/>
+          <w:lang w:val="en-US" w:bidi="ru-RU"/>
+        </w:rPr>
+      </w:pPr>
+    </w:p>
+    <w:p>
+      <w:pPr>
+        <w:rPr>
+          <w:rFonts w:ascii="Times New Roman" w:hAnsi="Times New Roman" w:cs="Times New Roman"/>
+          <w:noProof/>
+          <w:lang w:val="en-US" w:bidi="ru-RU"/>
+        </w:rPr>
+      </w:pPr>
+    </w:p>
+    <w:p>
+      <w:pPr>
+        <w:rPr>
+          <w:rFonts w:ascii="Times New Roman" w:hAnsi="Times New Roman" w:cs="Times New Roman"/>
+          <w:noProof/>
+          <w:lang w:val="en-US" w:bidi="ru-RU"/>
+        </w:rPr>
+      </w:pPr>
+    </w:p>
+    <w:p>
+      <w:pPr>
+        <w:rPr>
+          <w:rFonts w:ascii="Times New Roman" w:hAnsi="Times New Roman" w:cs="Times New Roman"/>
+          <w:noProof/>
+          <w:lang w:val="en-US" w:bidi="ru-RU"/>
+        </w:rPr>
+      </w:pPr>
+    </w:p>
+    <w:p>
+      <w:pPr>
+        <w:rPr>
+          <w:rFonts w:ascii="Times New Roman" w:hAnsi="Times New Roman" w:cs="Times New Roman"/>
+          <w:noProof/>
+          <w:lang w:val="en-US" w:bidi="ru-RU"/>
+        </w:rPr>
+      </w:pPr>
+    </w:p>
+    <w:p>
+      <w:pPr>
+        <w:rPr>
+          <w:rFonts w:ascii="Times New Roman" w:hAnsi="Times New Roman" w:cs="Times New Roman"/>
+          <w:noProof/>
+          <w:lang w:val="en-US" w:bidi="ru-RU"/>
+        </w:rPr>
+      </w:pPr>
+    </w:p>
+    <w:p>
+      <w:pPr>
+        <w:rPr>
+          <w:rFonts w:ascii="Times New Roman" w:hAnsi="Times New Roman" w:cs="Times New Roman"/>
+          <w:noProof/>
+          <w:lang w:val="en-US" w:bidi="ru-RU"/>
+        </w:rPr>
+      </w:pPr>
+    </w:p>
+    <w:p>
+      <w:pPr>
+        <w:rPr>
+          <w:rFonts w:ascii="Times New Roman" w:hAnsi="Times New Roman" w:cs="Times New Roman"/>
+          <w:noProof/>
+          <w:lang w:val="en-US" w:bidi="ru-RU"/>
+        </w:rPr>
+      </w:pPr>
+    </w:p>
+    <w:p>
+      <w:pPr>
+        <w:rPr>
+          <w:rFonts w:ascii="Times New Roman" w:hAnsi="Times New Roman" w:cs="Times New Roman"/>
+          <w:noProof/>
+          <w:lang w:val="en-US" w:bidi="ru-RU"/>
+        </w:rPr>
+      </w:pPr>
+    </w:p>
+    <w:p>
+      <w:pPr>
+        <w:rPr>
+          <w:rFonts w:ascii="Times New Roman" w:hAnsi="Times New Roman" w:cs="Times New Roman"/>
+          <w:noProof/>
+          <w:lang w:val="en-US"/>
+        </w:rPr>
+      </w:pPr>
+      <w:r>
+        <w:rPr>
+          <w:rFonts w:ascii="Times New Roman" w:hAnsi="Times New Roman" w:cs="Times New Roman"/>
+          <w:noProof/>
+          <w:lang w:val="en-US" w:bidi="ru-RU"/>
+        </w:rPr>
+        <w:br w:type="page"/>
+      </w:r>
+    </w:p>
+    <w:p>
+      <w:pPr>
+        <w:pStyle w:val="aff"/>
+        <w:ind w:firstLine="426"/>
+        <w:jc w:val="both"/>
+        <w:rPr>
+          <w:rFonts w:eastAsiaTheme="minorHAnsi"/>
+          <w:b/>
+          <w:noProof/>
+          <w:color w:val="000000" w:themeColor="text1"/>
+          <w:sz w:val="28"/>
+          <w:szCs w:val="28"/>
+          <w:lang w:val="en-US"/>
+        </w:rPr>
+      </w:pPr>
+      <w:r>
+        <w:rPr>
+          <w:rFonts w:eastAsiaTheme="minorHAnsi"/>
+          <w:b/>
+          <w:noProof/>
+          <w:color w:val="000000" w:themeColor="text1"/>
+          <w:sz w:val="28"/>
+          <w:szCs w:val="28"/>
+          <w:lang w:val="en-US"/>
+        </w:rPr>
+        <w:lastRenderedPageBreak/>
+        <w:t>Bozorlarning joylashishi, bozor segmentatsiyasi</w:t>
+      </w:r>
+      <w:bookmarkEnd w:id="6"/>
+    </w:p>
+    <w:p>
+      <w:pPr>
+        <w:pStyle w:val="aff"/>
+        <w:ind w:firstLine="700"/>
+        <w:jc w:val="both"/>
+        <w:rPr>
+          <w:rFonts w:eastAsiaTheme="minorHAnsi"/>
+          <w:noProof/>
+          <w:color w:val="000000" w:themeColor="text1"/>
+          <w:sz w:val="28"/>
+          <w:szCs w:val="28"/>
+          <w:lang w:val="en-US"/>
+        </w:rPr>
+      </w:pPr>
+      <w:r>
+        <w:rPr>
+          <w:rFonts w:eastAsiaTheme="minorHAnsi"/>
+          <w:noProof/>
+          <w:color w:val="000000" w:themeColor="text1"/>
+          <w:sz w:val="28"/>
+          <w:szCs w:val="28"/>
+          <w:lang w:val="en-US"/>
+        </w:rPr>
+        <w:t>Mahalliy iqtisodiyotning hozirgi holatining o'ziga xosligi korxona va tashkilotlar</w:t>
+      </w:r>
+      <w:r>
+        <w:rPr>
+          <w:rFonts w:eastAsiaTheme="minorHAnsi"/>
+          <w:noProof/>
+          <w:color w:val="000000" w:themeColor="text1"/>
+          <w:sz w:val="28"/>
+          <w:szCs w:val="28"/>
+          <w:lang w:val="en-US"/>
+        </w:rPr>
+        <w:t xml:space="preserve"> </w:t>
+      </w:r>
+      <w:r>
+        <w:rPr>
+          <w:rFonts w:eastAsiaTheme="minorHAnsi"/>
+          <w:noProof/>
+          <w:color w:val="000000" w:themeColor="text1"/>
+          <w:sz w:val="28"/>
+          <w:szCs w:val="28"/>
+          <w:lang w:val="en-US"/>
+        </w:rPr>
+        <w:t>tomonidan tanlangan strategiyaga ta'sir qiladi.</w:t>
+      </w:r>
+    </w:p>
+    <w:p>
+      <w:pPr>
+        <w:pStyle w:val="aff"/>
+        <w:ind w:firstLine="20"/>
+        <w:jc w:val="both"/>
+        <w:rPr>
+          <w:rFonts w:eastAsiaTheme="minorHAnsi"/>
+          <w:noProof/>
+          <w:color w:val="000000" w:themeColor="text1"/>
+          <w:sz w:val="28"/>
+          <w:szCs w:val="28"/>
+          <w:lang w:val="en-US"/>
+        </w:rPr>
+      </w:pPr>
+      <w:r>
+        <w:rPr>
+          <w:rFonts w:eastAsiaTheme="minorHAnsi"/>
+          <w:noProof/>
+          <w:color w:val="000000" w:themeColor="text1"/>
+          <w:sz w:val="28"/>
+          <w:szCs w:val="28"/>
+          <w:lang w:val="en-US"/>
+        </w:rPr>
+        <w:t>U yoki bu marketing konsepsiyasi, bir tomondan, ma'lum bir bozor segmentining</w:t>
+      </w:r>
+      <w:r>
+        <w:rPr>
+          <w:rFonts w:eastAsiaTheme="minorHAnsi"/>
+          <w:noProof/>
+          <w:color w:val="000000" w:themeColor="text1"/>
+          <w:sz w:val="28"/>
+          <w:szCs w:val="28"/>
+          <w:lang w:val="en-US"/>
+        </w:rPr>
+        <w:br/>
+        <w:t>to'yinganligiga, ikkinchidan, raqobatning intensivligiga qarab qo'llanilishi mumkin.</w:t>
+      </w:r>
+    </w:p>
+    <w:p>
+      <w:pPr>
+        <w:pStyle w:val="aff"/>
+        <w:ind w:firstLine="700"/>
+        <w:jc w:val="both"/>
+        <w:rPr>
+          <w:rFonts w:eastAsiaTheme="minorHAnsi"/>
+          <w:noProof/>
+          <w:color w:val="000000" w:themeColor="text1"/>
+          <w:sz w:val="28"/>
+          <w:szCs w:val="28"/>
+          <w:lang w:val="en-US"/>
+        </w:rPr>
+      </w:pPr>
+      <w:r>
+        <w:rPr>
+          <w:rFonts w:eastAsiaTheme="minorHAnsi"/>
+          <w:noProof/>
+          <w:color w:val="000000" w:themeColor="text1"/>
+          <w:sz w:val="28"/>
+          <w:szCs w:val="28"/>
+          <w:lang w:val="en-US"/>
+        </w:rPr>
+        <w:t xml:space="preserve">Korxonaning marketing kontseptsiyasi iste'molchiga </w:t>
+      </w:r>
+      <w:r>
+        <w:rPr>
+          <w:rFonts w:eastAsiaTheme="minorHAnsi"/>
+          <w:noProof/>
+          <w:color w:val="000000" w:themeColor="text1"/>
+          <w:sz w:val="28"/>
+          <w:szCs w:val="28"/>
+          <w:lang w:val="en-US"/>
+        </w:rPr>
+        <w:t xml:space="preserve">kerakli narsani taklif qilishga </w:t>
+      </w:r>
+      <w:r>
+        <w:rPr>
+          <w:rFonts w:eastAsiaTheme="minorHAnsi"/>
+          <w:noProof/>
+          <w:color w:val="000000" w:themeColor="text1"/>
+          <w:sz w:val="28"/>
+          <w:szCs w:val="28"/>
+          <w:lang w:val="en-US"/>
+        </w:rPr>
+        <w:t>qaratilgan, ya'ni. iste'molchilar ehtiyojlarini qondirishga e'tibor qaratish. Ammo korxona bitta kontseptsiyada to'xtamaydi. Raqob</w:t>
+      </w:r>
+      <w:r>
+        <w:rPr>
+          <w:rFonts w:eastAsiaTheme="minorHAnsi"/>
+          <w:noProof/>
+          <w:color w:val="000000" w:themeColor="text1"/>
+          <w:sz w:val="28"/>
+          <w:szCs w:val="28"/>
+          <w:lang w:val="en-US"/>
+        </w:rPr>
+        <w:t xml:space="preserve">atbardoshlikni saqlab qolish va </w:t>
+      </w:r>
+      <w:r>
+        <w:rPr>
+          <w:rFonts w:eastAsiaTheme="minorHAnsi"/>
+          <w:noProof/>
+          <w:color w:val="000000" w:themeColor="text1"/>
+          <w:sz w:val="28"/>
+          <w:szCs w:val="28"/>
+          <w:lang w:val="en-US"/>
+        </w:rPr>
+        <w:t>rivojlantirish uchun xizmatni yaxshilash, taqdim etilayotgan xizm</w:t>
+      </w:r>
+      <w:r>
+        <w:rPr>
+          <w:rFonts w:eastAsiaTheme="minorHAnsi"/>
+          <w:noProof/>
+          <w:color w:val="000000" w:themeColor="text1"/>
+          <w:sz w:val="28"/>
+          <w:szCs w:val="28"/>
+          <w:lang w:val="en-US"/>
+        </w:rPr>
+        <w:t xml:space="preserve">atlar turlarini o’zgartirish va </w:t>
+      </w:r>
+      <w:r>
+        <w:rPr>
+          <w:rFonts w:eastAsiaTheme="minorHAnsi"/>
+          <w:noProof/>
+          <w:color w:val="000000" w:themeColor="text1"/>
+          <w:sz w:val="28"/>
+          <w:szCs w:val="28"/>
+          <w:lang w:val="en-US"/>
+        </w:rPr>
+        <w:t>kengaytirishni doimo yodda tutishingiz kerak.</w:t>
+      </w:r>
+      <w:r>
+        <w:rPr>
+          <w:rFonts w:eastAsiaTheme="minorHAnsi"/>
+          <w:noProof/>
+          <w:color w:val="000000" w:themeColor="text1"/>
+          <w:sz w:val="28"/>
+          <w:szCs w:val="28"/>
+          <w:lang w:val="en-US"/>
+        </w:rPr>
+        <w:t xml:space="preserve"> </w:t>
+      </w:r>
+    </w:p>
+    <w:p>
+      <w:pPr>
+        <w:pStyle w:val="aff"/>
+        <w:ind w:firstLine="700"/>
+        <w:jc w:val="both"/>
+        <w:rPr>
+          <w:rFonts w:eastAsiaTheme="minorHAnsi"/>
+          <w:noProof/>
+          <w:color w:val="000000" w:themeColor="text1"/>
+          <w:sz w:val="28"/>
+          <w:szCs w:val="28"/>
+          <w:lang w:val="en-US"/>
+        </w:rPr>
+      </w:pPr>
+      <w:r>
+        <w:rPr>
+          <w:rFonts w:eastAsiaTheme="minorHAnsi"/>
+          <w:noProof/>
+          <w:color w:val="000000" w:themeColor="text1"/>
+          <w:sz w:val="28"/>
+          <w:szCs w:val="28"/>
+          <w:lang w:val="en-US"/>
+        </w:rPr>
+        <w:t>Marketing strategiyasi ko‘rsatilayotgan xizmat sifati</w:t>
+      </w:r>
+      <w:r>
+        <w:rPr>
+          <w:rFonts w:eastAsiaTheme="minorHAnsi"/>
+          <w:noProof/>
+          <w:color w:val="000000" w:themeColor="text1"/>
+          <w:sz w:val="28"/>
+          <w:szCs w:val="28"/>
+          <w:lang w:val="en-US"/>
+        </w:rPr>
+        <w:t xml:space="preserve">ga, ushbu xizmat turiga bo‘lgan </w:t>
+      </w:r>
+      <w:r>
+        <w:rPr>
+          <w:rFonts w:eastAsiaTheme="minorHAnsi"/>
+          <w:noProof/>
+          <w:color w:val="000000" w:themeColor="text1"/>
+          <w:sz w:val="28"/>
+          <w:szCs w:val="28"/>
+          <w:lang w:val="en-US"/>
+        </w:rPr>
+        <w:t>talabni doimiy ravishda o‘rganishga, bozor konyunktura</w:t>
+      </w:r>
+      <w:r>
+        <w:rPr>
+          <w:rFonts w:eastAsiaTheme="minorHAnsi"/>
+          <w:noProof/>
+          <w:color w:val="000000" w:themeColor="text1"/>
+          <w:sz w:val="28"/>
+          <w:szCs w:val="28"/>
+          <w:lang w:val="en-US"/>
+        </w:rPr>
+        <w:t xml:space="preserve">siga moslashuvchan munosabatga, </w:t>
+      </w:r>
+      <w:r>
+        <w:rPr>
+          <w:rFonts w:eastAsiaTheme="minorHAnsi"/>
+          <w:noProof/>
+          <w:color w:val="000000" w:themeColor="text1"/>
+          <w:sz w:val="28"/>
+          <w:szCs w:val="28"/>
+          <w:lang w:val="en-US"/>
+        </w:rPr>
+        <w:t>korxona mablag‘larini eng foydali yo‘nalishga qayta yo‘nalti</w:t>
+      </w:r>
+      <w:r>
+        <w:rPr>
+          <w:rFonts w:eastAsiaTheme="minorHAnsi"/>
+          <w:noProof/>
+          <w:color w:val="000000" w:themeColor="text1"/>
+          <w:sz w:val="28"/>
+          <w:szCs w:val="28"/>
+          <w:lang w:val="en-US"/>
+        </w:rPr>
+        <w:t xml:space="preserve">rish qobiliyatiga va shu asosda </w:t>
+      </w:r>
+      <w:r>
+        <w:rPr>
+          <w:rFonts w:eastAsiaTheme="minorHAnsi"/>
+          <w:noProof/>
+          <w:color w:val="000000" w:themeColor="text1"/>
+          <w:sz w:val="28"/>
+          <w:szCs w:val="28"/>
+          <w:lang w:val="en-US"/>
+        </w:rPr>
+        <w:t>yanada moslashuvchanlikka asoslanadi. siyosat va narxlash taktikasi.</w:t>
+      </w:r>
+    </w:p>
+    <w:p>
+      <w:pPr>
+        <w:pStyle w:val="aff"/>
+        <w:ind w:firstLine="680"/>
+        <w:jc w:val="both"/>
+        <w:rPr>
+          <w:rFonts w:eastAsiaTheme="minorHAnsi"/>
+          <w:noProof/>
+          <w:color w:val="000000" w:themeColor="text1"/>
+          <w:sz w:val="28"/>
+          <w:szCs w:val="28"/>
+          <w:lang w:val="en-US"/>
+        </w:rPr>
+      </w:pPr>
+      <w:r>
+        <w:rPr>
+          <w:rFonts w:eastAsiaTheme="minorHAnsi"/>
+          <w:noProof/>
+          <w:color w:val="000000" w:themeColor="text1"/>
+          <w:sz w:val="28"/>
+          <w:szCs w:val="28"/>
+          <w:lang w:val="en-US"/>
+        </w:rPr>
+        <w:t>Asosiy maqsad - iloji boricha ko'proq mijozlarni jalb qilis</w:t>
+      </w:r>
+      <w:r>
+        <w:rPr>
+          <w:rFonts w:eastAsiaTheme="minorHAnsi"/>
+          <w:noProof/>
+          <w:color w:val="000000" w:themeColor="text1"/>
+          <w:sz w:val="28"/>
+          <w:szCs w:val="28"/>
+          <w:lang w:val="en-US"/>
+        </w:rPr>
+        <w:t xml:space="preserve">h. Shundan kelib chiqqan holda, </w:t>
+      </w:r>
+      <w:r>
+        <w:rPr>
+          <w:rFonts w:eastAsiaTheme="minorHAnsi"/>
+          <w:noProof/>
+          <w:color w:val="000000" w:themeColor="text1"/>
+          <w:sz w:val="28"/>
+          <w:szCs w:val="28"/>
+          <w:lang w:val="en-US"/>
+        </w:rPr>
+        <w:t>ko'rsatilayotgan xizmatlar hajmini rag'batlantirish, narx siyosati</w:t>
+      </w:r>
+      <w:r>
+        <w:rPr>
+          <w:rFonts w:eastAsiaTheme="minorHAnsi"/>
+          <w:noProof/>
+          <w:color w:val="000000" w:themeColor="text1"/>
+          <w:sz w:val="28"/>
+          <w:szCs w:val="28"/>
+          <w:lang w:val="en-US"/>
+        </w:rPr>
+        <w:t xml:space="preserve"> va korxonaning ijobiy imidjini </w:t>
+      </w:r>
+      <w:r>
+        <w:rPr>
+          <w:rFonts w:eastAsiaTheme="minorHAnsi"/>
+          <w:noProof/>
+          <w:color w:val="000000" w:themeColor="text1"/>
+          <w:sz w:val="28"/>
+          <w:szCs w:val="28"/>
+          <w:lang w:val="en-US"/>
+        </w:rPr>
+        <w:t>yaratish orqali talabni kengaytirish uchun marketing strategiyasi tanlanadi.</w:t>
+      </w:r>
+    </w:p>
+    <w:p>
+      <w:pPr>
+        <w:pStyle w:val="aff"/>
+        <w:ind w:firstLine="680"/>
+        <w:jc w:val="both"/>
+        <w:rPr>
+          <w:rFonts w:eastAsiaTheme="minorHAnsi"/>
+          <w:noProof/>
+          <w:color w:val="000000" w:themeColor="text1"/>
+          <w:sz w:val="28"/>
+          <w:szCs w:val="28"/>
+          <w:lang w:val="en-US"/>
+        </w:rPr>
+      </w:pPr>
+      <w:r>
+        <w:rPr>
+          <w:rFonts w:eastAsiaTheme="minorHAnsi"/>
+          <w:noProof/>
+          <w:color w:val="000000" w:themeColor="text1"/>
+          <w:sz w:val="28"/>
+          <w:szCs w:val="28"/>
+          <w:lang w:val="en-US"/>
+        </w:rPr>
+        <w:t>Asosiy maqsadlar:</w:t>
+      </w:r>
+    </w:p>
+    <w:p>
+      <w:pPr>
+        <w:pStyle w:val="a"/>
+        <w:spacing w:after="0"/>
+        <w:ind w:left="0" w:firstLine="426"/>
+        <w:rPr>
+          <w:rFonts w:ascii="Times New Roman" w:hAnsi="Times New Roman" w:cs="Times New Roman"/>
+          <w:noProof/>
+          <w:color w:val="000000" w:themeColor="text1"/>
+          <w:sz w:val="28"/>
+          <w:szCs w:val="28"/>
+          <w:lang w:val="en-US"/>
+        </w:rPr>
+      </w:pPr>
+      <w:r>
+        <w:rPr>
+          <w:rFonts w:ascii="Times New Roman" w:hAnsi="Times New Roman" w:cs="Times New Roman"/>
+          <w:noProof/>
+          <w:color w:val="000000" w:themeColor="text1"/>
+          <w:sz w:val="28"/>
+          <w:szCs w:val="28"/>
+          <w:lang w:val="en-US"/>
+        </w:rPr>
+        <w:t>kichik va o‘rta biznes subyektlarining ushbu xizmat turiga bo‘lgan talabini qondirish.</w:t>
+      </w:r>
+    </w:p>
+    <w:p>
+      <w:pPr>
+        <w:pStyle w:val="a"/>
+        <w:spacing w:after="0"/>
+        <w:ind w:left="0" w:firstLine="426"/>
+        <w:rPr>
+          <w:rFonts w:ascii="Times New Roman" w:hAnsi="Times New Roman" w:cs="Times New Roman"/>
+          <w:noProof/>
+          <w:color w:val="000000" w:themeColor="text1"/>
+          <w:sz w:val="28"/>
+          <w:szCs w:val="28"/>
+          <w:lang w:val="en-US"/>
+        </w:rPr>
+      </w:pPr>
+      <w:r>
+        <w:rPr>
+          <w:rFonts w:ascii="Times New Roman" w:hAnsi="Times New Roman" w:cs="Times New Roman"/>
+          <w:noProof/>
+          <w:color w:val="000000" w:themeColor="text1"/>
+          <w:sz w:val="28"/>
+          <w:szCs w:val="28"/>
+          <w:lang w:val="en-US"/>
+        </w:rPr>
+        <w:t>ko'rsatiladigan xizmatlar doirasini maksimal darajada aylantiring;</w:t>
+      </w:r>
+    </w:p>
+    <w:p>
+      <w:pPr>
+        <w:pStyle w:val="a"/>
+        <w:spacing w:after="0"/>
+        <w:ind w:left="0" w:firstLine="426"/>
+        <w:rPr>
+          <w:rFonts w:ascii="Times New Roman" w:hAnsi="Times New Roman" w:cs="Times New Roman"/>
+          <w:noProof/>
+          <w:color w:val="000000" w:themeColor="text1"/>
+          <w:sz w:val="28"/>
+          <w:szCs w:val="28"/>
+          <w:lang w:val="en-US"/>
+        </w:rPr>
+      </w:pPr>
+      <w:r>
+        <w:rPr>
+          <w:rFonts w:ascii="Times New Roman" w:hAnsi="Times New Roman" w:cs="Times New Roman"/>
+          <w:noProof/>
+          <w:color w:val="000000" w:themeColor="text1"/>
+          <w:sz w:val="28"/>
+          <w:szCs w:val="28"/>
+          <w:lang w:val="en-US"/>
+        </w:rPr>
+        <w:t>sifatli xizmatlarni taqdim etish.</w:t>
+      </w:r>
+    </w:p>
+    <w:p>
+      <w:pPr>
+        <w:pStyle w:val="aff"/>
+        <w:ind w:firstLine="660"/>
+        <w:jc w:val="both"/>
+        <w:rPr>
+          <w:rFonts w:eastAsiaTheme="minorHAnsi"/>
+          <w:noProof/>
+          <w:color w:val="000000" w:themeColor="text1"/>
+          <w:sz w:val="28"/>
+          <w:szCs w:val="28"/>
+          <w:lang w:val="en-US"/>
+        </w:rPr>
+      </w:pPr>
+      <w:r>
+        <w:rPr>
+          <w:rFonts w:eastAsiaTheme="minorHAnsi"/>
+          <w:noProof/>
+          <w:color w:val="000000" w:themeColor="text1"/>
+          <w:sz w:val="28"/>
+          <w:szCs w:val="28"/>
+          <w:lang w:val="en-US"/>
+        </w:rPr>
+        <w:t>Bula</w:t>
+      </w:r>
+      <w:r>
+        <w:rPr>
+          <w:rFonts w:eastAsiaTheme="minorHAnsi"/>
+          <w:noProof/>
+          <w:color w:val="000000" w:themeColor="text1"/>
+          <w:sz w:val="28"/>
+          <w:szCs w:val="28"/>
+          <w:lang w:val="en-US"/>
+        </w:rPr>
+        <w:t>rning barchasi korxona rentabel1</w:t>
+      </w:r>
+      <w:r>
+        <w:rPr>
+          <w:rFonts w:eastAsiaTheme="minorHAnsi"/>
+          <w:noProof/>
+          <w:color w:val="000000" w:themeColor="text1"/>
+          <w:sz w:val="28"/>
+          <w:szCs w:val="28"/>
+          <w:lang w:val="en-US"/>
+        </w:rPr>
+        <w:t>igini oshirishga yordam berishi kerak.</w:t>
+      </w:r>
+    </w:p>
+    <w:p>
+      <w:pPr>
+        <w:pStyle w:val="aff"/>
+        <w:jc w:val="both"/>
+        <w:rPr>
+          <w:rFonts w:eastAsiaTheme="minorHAnsi"/>
+          <w:noProof/>
+          <w:color w:val="000000" w:themeColor="text1"/>
+          <w:sz w:val="28"/>
+          <w:szCs w:val="28"/>
+          <w:lang w:val="en-US"/>
+        </w:rPr>
+      </w:pPr>
+      <w:r>
+        <w:rPr>
+          <w:rFonts w:eastAsiaTheme="minorHAnsi"/>
+          <w:noProof/>
+          <w:color w:val="000000" w:themeColor="text1"/>
+          <w:sz w:val="28"/>
+          <w:szCs w:val="28"/>
+          <w:lang w:val="en-US"/>
+        </w:rPr>
+        <w:t>Ishlab chiqarish rejalashtirilgan xizmat mahalliy bozorda barq</w:t>
+      </w:r>
+      <w:r>
+        <w:rPr>
+          <w:rFonts w:eastAsiaTheme="minorHAnsi"/>
+          <w:noProof/>
+          <w:color w:val="000000" w:themeColor="text1"/>
+          <w:sz w:val="28"/>
+          <w:szCs w:val="28"/>
+          <w:lang w:val="en-US"/>
+        </w:rPr>
+        <w:t xml:space="preserve">aror va barqaror talabga ega va </w:t>
+      </w:r>
+      <w:r>
+        <w:rPr>
+          <w:rFonts w:eastAsiaTheme="minorHAnsi"/>
+          <w:noProof/>
+          <w:color w:val="000000" w:themeColor="text1"/>
+          <w:sz w:val="28"/>
+          <w:szCs w:val="28"/>
+          <w:lang w:val="en-US"/>
+        </w:rPr>
+        <w:t>kelgusida asosiy e'tibor mahalliy bozorga qaratiladi, deb taxmin qilamiz.</w:t>
+      </w:r>
+    </w:p>
+    <w:p>
+      <w:pPr>
+        <w:pStyle w:val="aff"/>
+        <w:ind w:firstLine="660"/>
+        <w:jc w:val="both"/>
+        <w:rPr>
+          <w:rFonts w:eastAsiaTheme="minorHAnsi"/>
+          <w:noProof/>
+          <w:color w:val="000000" w:themeColor="text1"/>
+          <w:sz w:val="28"/>
+          <w:szCs w:val="28"/>
+          <w:lang w:val="en-US"/>
+        </w:rPr>
+      </w:pPr>
+      <w:r>
+        <w:rPr>
+          <w:rFonts w:eastAsiaTheme="minorHAnsi"/>
+          <w:noProof/>
+          <w:color w:val="000000" w:themeColor="text1"/>
+          <w:sz w:val="28"/>
+          <w:szCs w:val="28"/>
+          <w:lang w:val="en-US"/>
+        </w:rPr>
+        <w:t>Korxonamiz erishmoqchi bo'lgan asosiy maqsadlar sifatli mahsulotlar taqdim etishdir.</w:t>
+      </w:r>
+    </w:p>
+    <w:p>
+      <w:pPr>
+        <w:rPr>
+          <w:rFonts w:ascii="Times New Roman" w:hAnsi="Times New Roman" w:cs="Times New Roman"/>
+          <w:noProof/>
+          <w:lang w:val="en-US"/>
+        </w:rPr>
+      </w:pPr>
+      <w:r>
+        <w:rPr>
+          <w:rFonts w:ascii="Times New Roman" w:hAnsi="Times New Roman" w:cs="Times New Roman"/>
+          <w:noProof/>
+          <w:lang w:val="en-US" w:bidi="ru-RU"/>
+        </w:rPr>
+        <w:br w:type="page"/>
+      </w:r>
+    </w:p>
+    <w:p>
+      <w:pPr>
+        <w:rPr>
+          <w:rFonts w:ascii="Times New Roman" w:hAnsi="Times New Roman" w:cs="Times New Roman"/>
+          <w:lang w:val="en-US"/>
+        </w:rPr>
+      </w:pPr>
+      <w:r>
+        <w:rPr>
+          <w:rFonts w:ascii="Times New Roman" w:hAnsi="Times New Roman" w:cs="Times New Roman"/>
+          <w:b/>
+          <w:noProof/>
+          <w:color w:val="000000" w:themeColor="text1"/>
+          <w:sz w:val="28"/>
+          <w:szCs w:val="28"/>
+          <w:lang w:val="en-US"/>
+        </w:rPr>
+        <w:lastRenderedPageBreak/>
+        <w:t>3.2.</w:t>
+      </w:r>
+      <w:r>
+        <w:rPr>
+          <w:rFonts w:ascii="Times New Roman" w:hAnsi="Times New Roman" w:cs="Times New Roman"/>
+          <w:b/>
+          <w:noProof/>
+          <w:color w:val="000000" w:themeColor="text1"/>
+          <w:sz w:val="28"/>
+          <w:szCs w:val="28"/>
+          <w:lang w:val="en-US"/>
+        </w:rPr>
+        <w:tab/>
       </w:r>
       <w:proofErr w:type="spellStart"/>
       <w:r>
+        <w:rPr>
+          <w:rFonts w:ascii="Times New Roman" w:hAnsi="Times New Roman" w:cs="Times New Roman"/>
+          <w:b/>
+          <w:color w:val="auto"/>
+          <w:lang w:val="en-US"/>
+        </w:rPr>
+        <w:t>Loyihaning</w:t>
+      </w:r>
+      <w:proofErr w:type="spellEnd"/>
+      <w:r>
+        <w:rPr>
+          <w:rFonts w:ascii="Times New Roman" w:hAnsi="Times New Roman" w:cs="Times New Roman"/>
+          <w:b/>
+          <w:color w:val="auto"/>
+          <w:lang w:val="en-US"/>
+        </w:rPr>
+        <w:t xml:space="preserve"> </w:t>
+      </w:r>
+      <w:proofErr w:type="spellStart"/>
+      <w:r>
+        <w:rPr>
+          <w:rFonts w:ascii="Times New Roman" w:hAnsi="Times New Roman" w:cs="Times New Roman"/>
+          <w:b/>
+          <w:color w:val="auto"/>
+          <w:lang w:val="en-US"/>
+        </w:rPr>
+        <w:t>swot</w:t>
+      </w:r>
+      <w:proofErr w:type="spellEnd"/>
+      <w:r>
+        <w:rPr>
+          <w:rFonts w:ascii="Times New Roman" w:hAnsi="Times New Roman" w:cs="Times New Roman"/>
+          <w:b/>
+          <w:color w:val="auto"/>
+          <w:lang w:val="en-US"/>
+        </w:rPr>
+        <w:t xml:space="preserve"> </w:t>
+      </w:r>
+      <w:proofErr w:type="spellStart"/>
+      <w:r>
+        <w:rPr>
+          <w:rFonts w:ascii="Times New Roman" w:hAnsi="Times New Roman" w:cs="Times New Roman"/>
+          <w:b/>
+          <w:color w:val="auto"/>
+          <w:lang w:val="en-US"/>
+        </w:rPr>
+        <w:t>tahlili</w:t>
+      </w:r>
+      <w:proofErr w:type="spellEnd"/>
+    </w:p>
+    <w:p>
+      <w:pPr>
+        <w:ind w:left="284" w:firstLine="436"/>
+        <w:jc w:val="both"/>
+        <w:rPr>
+          <w:rFonts w:ascii="Times New Roman" w:hAnsi="Times New Roman" w:cs="Times New Roman"/>
+          <w:noProof/>
+          <w:color w:val="000000" w:themeColor="text1"/>
+          <w:sz w:val="28"/>
+          <w:szCs w:val="28"/>
+          <w:lang w:val="en-US"/>
+        </w:rPr>
+      </w:pPr>
+      <w:r>
+        <w:rPr>
+          <w:rFonts w:ascii="Times New Roman" w:hAnsi="Times New Roman" w:cs="Times New Roman"/>
+          <w:noProof/>
+          <w:color w:val="000000" w:themeColor="text1"/>
+          <w:sz w:val="28"/>
+          <w:szCs w:val="28"/>
+          <w:lang w:val="en-US"/>
+        </w:rPr>
+        <w:t>Ma’lumki, xar bir tadbirkorlik sub’yekti o‘z loyihasini to‘liq amalga oshirishda raqobatdosh tadbirkorlarning faoliyati bilan bog‘liq deyarli barcha yo‘nalishlarini o‘z faoliyati bilan solishtirib chiqadi. Bunda joylashgan o‘rni, ishchi kuchi, moliyaviy xolatlar, xaridorlar, xom ashyo bazasi, kommunikatsiya tizimi, texnologiyaning zamonaviyligi va ishlab chiqarish quvvati va boshqalar shular jumlasidandir.</w:t>
+      </w:r>
+    </w:p>
+    <w:p>
+      <w:pPr>
+        <w:ind w:left="284" w:firstLine="436"/>
+        <w:jc w:val="both"/>
+        <w:rPr>
+          <w:rFonts w:ascii="Times New Roman" w:hAnsi="Times New Roman" w:cs="Times New Roman"/>
+          <w:noProof/>
+          <w:color w:val="000000" w:themeColor="text1"/>
+          <w:sz w:val="28"/>
+          <w:szCs w:val="28"/>
+          <w:lang w:val="en-US"/>
+        </w:rPr>
+      </w:pPr>
+      <w:r>
+        <w:rPr>
+          <w:rFonts w:ascii="Times New Roman" w:hAnsi="Times New Roman" w:cs="Times New Roman"/>
+          <w:noProof/>
+          <w:color w:val="000000" w:themeColor="text1"/>
+          <w:sz w:val="28"/>
+          <w:szCs w:val="28"/>
+          <w:lang w:val="en-US"/>
+        </w:rPr>
+        <w:t>Yuqorida Korxona tomonidan bugungi kundagi bozor xolati o‘rganib chiqilgan bo‘lsa, ushbu bo‘limda tadbirkorning raqobatdosh tadbirkorlardan ustunligi xamda zaif tomonilari xaqida ma’lumot berib boriladi.</w:t>
+      </w:r>
+    </w:p>
+    <w:p>
+      <w:pPr>
+        <w:ind w:right="517"/>
         <w:rPr>
           <w:rStyle w:val="HTML"/>
           <w:rFonts w:ascii="Consolas" w:eastAsiaTheme="minorHAnsi" w:hAnsi="Consolas"/>
@@ -9779,10 +10459,20 @@
           <w:szCs w:val="18"/>
           <w:bdr w:val="single" w:sz="2" w:space="0" w:color="E5E7EB" w:frame="1"/>
           <w:shd w:val="clear" w:color="auto" w:fill="3C3C3C"/>
-        </w:rPr>
-        <w:t>marketing_rejasi</w:t>
-      </w:r>
-      <w:proofErr w:type="spellEnd"/>
+          <w:lang w:val="en-US"/>
+        </w:rPr>
+      </w:pPr>
+      <w:r>
+        <w:rPr>
+          <w:rFonts w:ascii="Times New Roman" w:hAnsi="Times New Roman" w:cs="Times New Roman"/>
+          <w:b/>
+          <w:color w:val="auto"/>
+          <w:sz w:val="28"/>
+          <w:szCs w:val="28"/>
+          <w:lang w:val="en-US"/>
+        </w:rPr>
+        <w:tab/>
+      </w:r>
       <w:r>
         <w:rPr>
           <w:rStyle w:val="HTML"/>
@@ -9794,9 +10484,531 @@
           <w:szCs w:val="18"/>
           <w:bdr w:val="single" w:sz="2" w:space="0" w:color="E5E7EB" w:frame="1"/>
           <w:shd w:val="clear" w:color="auto" w:fill="3C3C3C"/>
+          <w:lang w:val="en-US"/>
+        </w:rPr>
+        <w:t>{{</w:t>
+      </w:r>
+      <w:proofErr w:type="spellStart"/>
+      <w:r>
+        <w:rPr>
+          <w:rStyle w:val="HTML"/>
+          <w:rFonts w:ascii="Consolas" w:eastAsiaTheme="minorHAnsi" w:hAnsi="Consolas"/>
+          <w:b/>
+          <w:bCs/>
+          <w:color w:val="D0D0D0"/>
+          <w:sz w:val="18"/>
+          <w:szCs w:val="18"/>
+          <w:bdr w:val="single" w:sz="2" w:space="0" w:color="E5E7EB" w:frame="1"/>
+          <w:shd w:val="clear" w:color="auto" w:fill="3C3C3C"/>
+          <w:lang w:val="en-US"/>
+        </w:rPr>
+        <w:t>marketing_rejasi</w:t>
+      </w:r>
+      <w:proofErr w:type="spellEnd"/>
+      <w:r>
+        <w:rPr>
+          <w:rStyle w:val="HTML"/>
+          <w:rFonts w:ascii="Consolas" w:eastAsiaTheme="minorHAnsi" w:hAnsi="Consolas"/>
+          <w:b/>
+          <w:bCs/>
+          <w:color w:val="D0D0D0"/>
+          <w:sz w:val="18"/>
+          <w:szCs w:val="18"/>
+          <w:bdr w:val="single" w:sz="2" w:space="0" w:color="E5E7EB" w:frame="1"/>
+          <w:shd w:val="clear" w:color="auto" w:fill="3C3C3C"/>
+          <w:lang w:val="en-US"/>
         </w:rPr>
         <w:t>}}</w:t>
       </w:r>
+    </w:p>
+    <w:p>
+      <w:pPr>
+        <w:ind w:right="517"/>
+        <w:rPr>
+          <w:rStyle w:val="HTML"/>
+          <w:rFonts w:ascii="Consolas" w:eastAsiaTheme="minorHAnsi" w:hAnsi="Consolas"/>
+          <w:b/>
+          <w:bCs/>
+          <w:color w:val="D0D0D0"/>
+          <w:sz w:val="18"/>
+          <w:szCs w:val="18"/>
+          <w:bdr w:val="single" w:sz="2" w:space="0" w:color="E5E7EB" w:frame="1"/>
+          <w:shd w:val="clear" w:color="auto" w:fill="3C3C3C"/>
+          <w:lang w:val="en-US"/>
+        </w:rPr>
+      </w:pPr>
+    </w:p>
+    <w:p>
+      <w:pPr>
+        <w:ind w:right="517"/>
+        <w:rPr>
+          <w:rStyle w:val="HTML"/>
+          <w:rFonts w:ascii="Consolas" w:eastAsiaTheme="minorHAnsi" w:hAnsi="Consolas"/>
+          <w:b/>
+          <w:bCs/>
+          <w:color w:val="D0D0D0"/>
+          <w:sz w:val="18"/>
+          <w:szCs w:val="18"/>
+          <w:bdr w:val="single" w:sz="2" w:space="0" w:color="E5E7EB" w:frame="1"/>
+          <w:shd w:val="clear" w:color="auto" w:fill="3C3C3C"/>
+          <w:lang w:val="en-US"/>
+        </w:rPr>
+      </w:pPr>
+    </w:p>
+    <w:p>
+      <w:pPr>
+        <w:ind w:right="517"/>
+        <w:rPr>
+          <w:rStyle w:val="HTML"/>
+          <w:rFonts w:ascii="Consolas" w:eastAsiaTheme="minorHAnsi" w:hAnsi="Consolas"/>
+          <w:b/>
+          <w:bCs/>
+          <w:color w:val="D0D0D0"/>
+          <w:sz w:val="18"/>
+          <w:szCs w:val="18"/>
+          <w:bdr w:val="single" w:sz="2" w:space="0" w:color="E5E7EB" w:frame="1"/>
+          <w:shd w:val="clear" w:color="auto" w:fill="3C3C3C"/>
+          <w:lang w:val="en-US"/>
+        </w:rPr>
+      </w:pPr>
+    </w:p>
+    <w:p>
+      <w:pPr>
+        <w:ind w:right="517"/>
+        <w:rPr>
+          <w:rStyle w:val="HTML"/>
+          <w:rFonts w:ascii="Consolas" w:eastAsiaTheme="minorHAnsi" w:hAnsi="Consolas"/>
+          <w:b/>
+          <w:bCs/>
+          <w:color w:val="D0D0D0"/>
+          <w:sz w:val="18"/>
+          <w:szCs w:val="18"/>
+          <w:bdr w:val="single" w:sz="2" w:space="0" w:color="E5E7EB" w:frame="1"/>
+          <w:shd w:val="clear" w:color="auto" w:fill="3C3C3C"/>
+          <w:lang w:val="en-US"/>
+        </w:rPr>
+      </w:pPr>
+    </w:p>
+    <w:p>
+      <w:pPr>
+        <w:ind w:right="517"/>
+        <w:rPr>
+          <w:rStyle w:val="HTML"/>
+          <w:rFonts w:ascii="Consolas" w:eastAsiaTheme="minorHAnsi" w:hAnsi="Consolas"/>
+          <w:b/>
+          <w:bCs/>
+          <w:color w:val="D0D0D0"/>
+          <w:sz w:val="18"/>
+          <w:szCs w:val="18"/>
+          <w:bdr w:val="single" w:sz="2" w:space="0" w:color="E5E7EB" w:frame="1"/>
+          <w:shd w:val="clear" w:color="auto" w:fill="3C3C3C"/>
+          <w:lang w:val="en-US"/>
+        </w:rPr>
+      </w:pPr>
+    </w:p>
+    <w:p>
+      <w:pPr>
+        <w:ind w:right="517"/>
+        <w:rPr>
+          <w:rStyle w:val="HTML"/>
+          <w:rFonts w:ascii="Consolas" w:eastAsiaTheme="minorHAnsi" w:hAnsi="Consolas"/>
+          <w:b/>
+          <w:bCs/>
+          <w:color w:val="D0D0D0"/>
+          <w:sz w:val="18"/>
+          <w:szCs w:val="18"/>
+          <w:bdr w:val="single" w:sz="2" w:space="0" w:color="E5E7EB" w:frame="1"/>
+          <w:shd w:val="clear" w:color="auto" w:fill="3C3C3C"/>
+          <w:lang w:val="en-US"/>
+        </w:rPr>
+      </w:pPr>
+    </w:p>
+    <w:p>
+      <w:pPr>
+        <w:ind w:right="517"/>
+        <w:rPr>
+          <w:rStyle w:val="HTML"/>
+          <w:rFonts w:ascii="Consolas" w:eastAsiaTheme="minorHAnsi" w:hAnsi="Consolas"/>
+          <w:b/>
+          <w:bCs/>
+          <w:color w:val="D0D0D0"/>
+          <w:sz w:val="18"/>
+          <w:szCs w:val="18"/>
+          <w:bdr w:val="single" w:sz="2" w:space="0" w:color="E5E7EB" w:frame="1"/>
+          <w:shd w:val="clear" w:color="auto" w:fill="3C3C3C"/>
+          <w:lang w:val="en-US"/>
+        </w:rPr>
+      </w:pPr>
+    </w:p>
+    <w:p>
+      <w:pPr>
+        <w:ind w:right="517"/>
+        <w:rPr>
+          <w:rStyle w:val="HTML"/>
+          <w:rFonts w:ascii="Consolas" w:eastAsiaTheme="minorHAnsi" w:hAnsi="Consolas"/>
+          <w:b/>
+          <w:bCs/>
+          <w:color w:val="D0D0D0"/>
+          <w:sz w:val="18"/>
+          <w:szCs w:val="18"/>
+          <w:bdr w:val="single" w:sz="2" w:space="0" w:color="E5E7EB" w:frame="1"/>
+          <w:shd w:val="clear" w:color="auto" w:fill="3C3C3C"/>
+          <w:lang w:val="en-US"/>
+        </w:rPr>
+      </w:pPr>
+    </w:p>
+    <w:p>
+      <w:pPr>
+        <w:ind w:right="517"/>
+        <w:rPr>
+          <w:rStyle w:val="HTML"/>
+          <w:rFonts w:ascii="Consolas" w:eastAsiaTheme="minorHAnsi" w:hAnsi="Consolas"/>
+          <w:b/>
+          <w:bCs/>
+          <w:color w:val="D0D0D0"/>
+          <w:sz w:val="18"/>
+          <w:szCs w:val="18"/>
+          <w:bdr w:val="single" w:sz="2" w:space="0" w:color="E5E7EB" w:frame="1"/>
+          <w:shd w:val="clear" w:color="auto" w:fill="3C3C3C"/>
+          <w:lang w:val="en-US"/>
+        </w:rPr>
+      </w:pPr>
+    </w:p>
+    <w:p>
+      <w:pPr>
+        <w:ind w:right="517"/>
+        <w:rPr>
+          <w:rStyle w:val="HTML"/>
+          <w:rFonts w:ascii="Consolas" w:eastAsiaTheme="minorHAnsi" w:hAnsi="Consolas"/>
+          <w:b/>
+          <w:bCs/>
+          <w:color w:val="D0D0D0"/>
+          <w:sz w:val="18"/>
+          <w:szCs w:val="18"/>
+          <w:bdr w:val="single" w:sz="2" w:space="0" w:color="E5E7EB" w:frame="1"/>
+          <w:shd w:val="clear" w:color="auto" w:fill="3C3C3C"/>
+          <w:lang w:val="en-US"/>
+        </w:rPr>
+      </w:pPr>
+    </w:p>
+    <w:p>
+      <w:pPr>
+        <w:ind w:right="517"/>
+        <w:rPr>
+          <w:rStyle w:val="HTML"/>
+          <w:rFonts w:ascii="Consolas" w:eastAsiaTheme="minorHAnsi" w:hAnsi="Consolas"/>
+          <w:b/>
+          <w:bCs/>
+          <w:color w:val="D0D0D0"/>
+          <w:sz w:val="18"/>
+          <w:szCs w:val="18"/>
+          <w:bdr w:val="single" w:sz="2" w:space="0" w:color="E5E7EB" w:frame="1"/>
+          <w:shd w:val="clear" w:color="auto" w:fill="3C3C3C"/>
+          <w:lang w:val="en-US"/>
+        </w:rPr>
+      </w:pPr>
+    </w:p>
+    <w:p>
+      <w:pPr>
+        <w:ind w:right="517"/>
+        <w:rPr>
+          <w:rStyle w:val="HTML"/>
+          <w:rFonts w:ascii="Consolas" w:eastAsiaTheme="minorHAnsi" w:hAnsi="Consolas"/>
+          <w:b/>
+          <w:bCs/>
+          <w:color w:val="D0D0D0"/>
+          <w:sz w:val="18"/>
+          <w:szCs w:val="18"/>
+          <w:bdr w:val="single" w:sz="2" w:space="0" w:color="E5E7EB" w:frame="1"/>
+          <w:shd w:val="clear" w:color="auto" w:fill="3C3C3C"/>
+          <w:lang w:val="en-US"/>
+        </w:rPr>
+      </w:pPr>
+    </w:p>
+    <w:p>
+      <w:pPr>
+        <w:ind w:right="517"/>
+        <w:rPr>
+          <w:rStyle w:val="HTML"/>
+          <w:rFonts w:ascii="Consolas" w:eastAsiaTheme="minorHAnsi" w:hAnsi="Consolas"/>
+          <w:b/>
+          <w:bCs/>
+          <w:color w:val="D0D0D0"/>
+          <w:sz w:val="18"/>
+          <w:szCs w:val="18"/>
+          <w:bdr w:val="single" w:sz="2" w:space="0" w:color="E5E7EB" w:frame="1"/>
+          <w:shd w:val="clear" w:color="auto" w:fill="3C3C3C"/>
+          <w:lang w:val="en-US"/>
+        </w:rPr>
+      </w:pPr>
+    </w:p>
+    <w:p>
+      <w:pPr>
+        <w:ind w:right="517"/>
+        <w:rPr>
+          <w:rStyle w:val="HTML"/>
+          <w:rFonts w:ascii="Consolas" w:eastAsiaTheme="minorHAnsi" w:hAnsi="Consolas"/>
+          <w:b/>
+          <w:bCs/>
+          <w:color w:val="D0D0D0"/>
+          <w:sz w:val="18"/>
+          <w:szCs w:val="18"/>
+          <w:bdr w:val="single" w:sz="2" w:space="0" w:color="E5E7EB" w:frame="1"/>
+          <w:shd w:val="clear" w:color="auto" w:fill="3C3C3C"/>
+          <w:lang w:val="en-US"/>
+        </w:rPr>
+      </w:pPr>
+    </w:p>
+    <w:p>
+      <w:pPr>
+        <w:ind w:right="517"/>
+        <w:rPr>
+          <w:rStyle w:val="HTML"/>
+          <w:rFonts w:ascii="Consolas" w:eastAsiaTheme="minorHAnsi" w:hAnsi="Consolas"/>
+          <w:b/>
+          <w:bCs/>
+          <w:color w:val="D0D0D0"/>
+          <w:sz w:val="18"/>
+          <w:szCs w:val="18"/>
+          <w:bdr w:val="single" w:sz="2" w:space="0" w:color="E5E7EB" w:frame="1"/>
+          <w:shd w:val="clear" w:color="auto" w:fill="3C3C3C"/>
+          <w:lang w:val="en-US"/>
+        </w:rPr>
+      </w:pPr>
+    </w:p>
+    <w:p>
+      <w:pPr>
+        <w:ind w:right="517"/>
+        <w:rPr>
+          <w:rStyle w:val="HTML"/>
+          <w:rFonts w:ascii="Consolas" w:eastAsiaTheme="minorHAnsi" w:hAnsi="Consolas"/>
+          <w:b/>
+          <w:bCs/>
+          <w:color w:val="D0D0D0"/>
+          <w:sz w:val="18"/>
+          <w:szCs w:val="18"/>
+          <w:bdr w:val="single" w:sz="2" w:space="0" w:color="E5E7EB" w:frame="1"/>
+          <w:shd w:val="clear" w:color="auto" w:fill="3C3C3C"/>
+          <w:lang w:val="en-US"/>
+        </w:rPr>
+      </w:pPr>
+    </w:p>
+    <w:p>
+      <w:pPr>
+        <w:ind w:right="517"/>
+        <w:rPr>
+          <w:rStyle w:val="HTML"/>
+          <w:rFonts w:ascii="Consolas" w:eastAsiaTheme="minorHAnsi" w:hAnsi="Consolas"/>
+          <w:b/>
+          <w:bCs/>
+          <w:color w:val="D0D0D0"/>
+          <w:sz w:val="18"/>
+          <w:szCs w:val="18"/>
+          <w:bdr w:val="single" w:sz="2" w:space="0" w:color="E5E7EB" w:frame="1"/>
+          <w:shd w:val="clear" w:color="auto" w:fill="3C3C3C"/>
+          <w:lang w:val="en-US"/>
+        </w:rPr>
+      </w:pPr>
+    </w:p>
+    <w:p>
+      <w:pPr>
+        <w:ind w:right="517"/>
+        <w:rPr>
+          <w:rStyle w:val="HTML"/>
+          <w:rFonts w:ascii="Consolas" w:eastAsiaTheme="minorHAnsi" w:hAnsi="Consolas"/>
+          <w:b/>
+          <w:bCs/>
+          <w:color w:val="D0D0D0"/>
+          <w:sz w:val="18"/>
+          <w:szCs w:val="18"/>
+          <w:bdr w:val="single" w:sz="2" w:space="0" w:color="E5E7EB" w:frame="1"/>
+          <w:shd w:val="clear" w:color="auto" w:fill="3C3C3C"/>
+          <w:lang w:val="en-US"/>
+        </w:rPr>
+      </w:pPr>
+    </w:p>
+    <w:p>
+      <w:pPr>
+        <w:ind w:right="517"/>
+        <w:rPr>
+          <w:rStyle w:val="HTML"/>
+          <w:rFonts w:ascii="Consolas" w:eastAsiaTheme="minorHAnsi" w:hAnsi="Consolas"/>
+          <w:b/>
+          <w:bCs/>
+          <w:color w:val="D0D0D0"/>
+          <w:sz w:val="18"/>
+          <w:szCs w:val="18"/>
+          <w:bdr w:val="single" w:sz="2" w:space="0" w:color="E5E7EB" w:frame="1"/>
+          <w:shd w:val="clear" w:color="auto" w:fill="3C3C3C"/>
+          <w:lang w:val="en-US"/>
+        </w:rPr>
+      </w:pPr>
+    </w:p>
+    <w:p>
+      <w:pPr>
+        <w:ind w:right="517"/>
+        <w:rPr>
+          <w:rStyle w:val="HTML"/>
+          <w:rFonts w:ascii="Consolas" w:eastAsiaTheme="minorHAnsi" w:hAnsi="Consolas"/>
+          <w:b/>
+          <w:bCs/>
+          <w:color w:val="D0D0D0"/>
+          <w:sz w:val="18"/>
+          <w:szCs w:val="18"/>
+          <w:bdr w:val="single" w:sz="2" w:space="0" w:color="E5E7EB" w:frame="1"/>
+          <w:shd w:val="clear" w:color="auto" w:fill="3C3C3C"/>
+          <w:lang w:val="en-US"/>
+        </w:rPr>
+      </w:pPr>
+    </w:p>
+    <w:p>
+      <w:pPr>
+        <w:ind w:right="517"/>
+        <w:rPr>
+          <w:rStyle w:val="HTML"/>
+          <w:rFonts w:ascii="Consolas" w:eastAsiaTheme="minorHAnsi" w:hAnsi="Consolas"/>
+          <w:b/>
+          <w:bCs/>
+          <w:color w:val="D0D0D0"/>
+          <w:sz w:val="18"/>
+          <w:szCs w:val="18"/>
+          <w:bdr w:val="single" w:sz="2" w:space="0" w:color="E5E7EB" w:frame="1"/>
+          <w:shd w:val="clear" w:color="auto" w:fill="3C3C3C"/>
+          <w:lang w:val="en-US"/>
+        </w:rPr>
+      </w:pPr>
+    </w:p>
+    <w:p>
+      <w:pPr>
+        <w:ind w:right="517"/>
+        <w:rPr>
+          <w:rStyle w:val="HTML"/>
+          <w:rFonts w:ascii="Consolas" w:eastAsiaTheme="minorHAnsi" w:hAnsi="Consolas"/>
+          <w:b/>
+          <w:bCs/>
+          <w:color w:val="D0D0D0"/>
+          <w:sz w:val="18"/>
+          <w:szCs w:val="18"/>
+          <w:bdr w:val="single" w:sz="2" w:space="0" w:color="E5E7EB" w:frame="1"/>
+          <w:shd w:val="clear" w:color="auto" w:fill="3C3C3C"/>
+          <w:lang w:val="en-US"/>
+        </w:rPr>
+      </w:pPr>
+    </w:p>
+    <w:p>
+      <w:pPr>
+        <w:ind w:right="517"/>
+        <w:rPr>
+          <w:rStyle w:val="HTML"/>
+          <w:rFonts w:ascii="Consolas" w:eastAsiaTheme="minorHAnsi" w:hAnsi="Consolas"/>
+          <w:b/>
+          <w:bCs/>
+          <w:color w:val="D0D0D0"/>
+          <w:sz w:val="18"/>
+          <w:szCs w:val="18"/>
+          <w:bdr w:val="single" w:sz="2" w:space="0" w:color="E5E7EB" w:frame="1"/>
+          <w:shd w:val="clear" w:color="auto" w:fill="3C3C3C"/>
+          <w:lang w:val="en-US"/>
+        </w:rPr>
+      </w:pPr>
+    </w:p>
+    <w:p>
+      <w:pPr>
+        <w:ind w:right="517"/>
+        <w:rPr>
+          <w:rStyle w:val="HTML"/>
+          <w:rFonts w:ascii="Consolas" w:eastAsiaTheme="minorHAnsi" w:hAnsi="Consolas"/>
+          <w:b/>
+          <w:bCs/>
+          <w:color w:val="D0D0D0"/>
+          <w:sz w:val="18"/>
+          <w:szCs w:val="18"/>
+          <w:bdr w:val="single" w:sz="2" w:space="0" w:color="E5E7EB" w:frame="1"/>
+          <w:shd w:val="clear" w:color="auto" w:fill="3C3C3C"/>
+          <w:lang w:val="en-US"/>
+        </w:rPr>
+      </w:pPr>
+    </w:p>
+    <w:p>
+      <w:pPr>
+        <w:ind w:right="517"/>
+        <w:rPr>
+          <w:rStyle w:val="HTML"/>
+          <w:rFonts w:ascii="Consolas" w:eastAsiaTheme="minorHAnsi" w:hAnsi="Consolas"/>
+          <w:b/>
+          <w:bCs/>
+          <w:color w:val="D0D0D0"/>
+          <w:sz w:val="18"/>
+          <w:szCs w:val="18"/>
+          <w:bdr w:val="single" w:sz="2" w:space="0" w:color="E5E7EB" w:frame="1"/>
+          <w:shd w:val="clear" w:color="auto" w:fill="3C3C3C"/>
+          <w:lang w:val="en-US"/>
+        </w:rPr>
+      </w:pPr>
+    </w:p>
+    <w:p>
+      <w:pPr>
+        <w:ind w:right="517"/>
+        <w:rPr>
+          <w:rStyle w:val="HTML"/>
+          <w:rFonts w:ascii="Consolas" w:eastAsiaTheme="minorHAnsi" w:hAnsi="Consolas"/>
+          <w:b/>
+          <w:bCs/>
+          <w:color w:val="D0D0D0"/>
+          <w:sz w:val="18"/>
+          <w:szCs w:val="18"/>
+          <w:bdr w:val="single" w:sz="2" w:space="0" w:color="E5E7EB" w:frame="1"/>
+          <w:shd w:val="clear" w:color="auto" w:fill="3C3C3C"/>
+          <w:lang w:val="en-US"/>
+        </w:rPr>
+      </w:pPr>
+    </w:p>
+    <w:p>
+      <w:pPr>
+        <w:ind w:right="517"/>
+        <w:rPr>
+          <w:rStyle w:val="HTML"/>
+          <w:rFonts w:ascii="Consolas" w:eastAsiaTheme="minorHAnsi" w:hAnsi="Consolas"/>
+          <w:b/>
+          <w:bCs/>
+          <w:color w:val="D0D0D0"/>
+          <w:sz w:val="18"/>
+          <w:szCs w:val="18"/>
+          <w:bdr w:val="single" w:sz="2" w:space="0" w:color="E5E7EB" w:frame="1"/>
+          <w:shd w:val="clear" w:color="auto" w:fill="3C3C3C"/>
+          <w:lang w:val="en-US"/>
+        </w:rPr>
+      </w:pPr>
+    </w:p>
+    <w:p>
+      <w:pPr>
+        <w:ind w:right="517"/>
+        <w:rPr>
+          <w:rStyle w:val="HTML"/>
+          <w:rFonts w:ascii="Consolas" w:eastAsiaTheme="minorHAnsi" w:hAnsi="Consolas"/>
+          <w:b/>
+          <w:bCs/>
+          <w:color w:val="D0D0D0"/>
+          <w:sz w:val="18"/>
+          <w:szCs w:val="18"/>
+          <w:bdr w:val="single" w:sz="2" w:space="0" w:color="E5E7EB" w:frame="1"/>
+          <w:shd w:val="clear" w:color="auto" w:fill="3C3C3C"/>
+          <w:lang w:val="en-US"/>
+        </w:rPr>
+      </w:pPr>
+    </w:p>
+    <w:p>
+      <w:pPr>
+        <w:ind w:right="517"/>
+        <w:rPr>
+          <w:rFonts w:ascii="Times New Roman" w:hAnsi="Times New Roman" w:cs="Times New Roman"/>
+          <w:b/>
+          <w:color w:val="auto"/>
+          <w:sz w:val="28"/>
+          <w:szCs w:val="28"/>
+          <w:lang w:val="en-US"/>
+        </w:rPr>
+      </w:pPr>
     </w:p>
     <w:p>
       <w:pPr>
@@ -10473,21 +11685,6 @@
     <w:p>
       <w:pPr>
         <w:rPr>
-          <w:rFonts w:ascii="Times New Roman" w:hAnsi="Times New Roman" w:cs="Times New Roman"/>
-          <w:noProof/>
-          <w:lang w:val="uz-Cyrl-UZ"/>
-        </w:rPr>
-      </w:pPr>
-      <w:r>
-        <w:rPr>
-          <w:rFonts w:ascii="Times New Roman" w:hAnsi="Times New Roman" w:cs="Times New Roman"/>
-          <w:noProof/>
-          <w:lang w:val="en-US" w:bidi="ru-RU"/>
-        </w:rPr>
-        <w:tab/>
-      </w:r>
-      <w:r>
-        <w:rPr>
           <w:rStyle w:val="HTML"/>
           <w:rFonts w:ascii="Consolas" w:eastAsiaTheme="minorHAnsi" w:hAnsi="Consolas"/>
           <w:b/>
@@ -10497,10 +11694,17 @@
           <w:szCs w:val="18"/>
           <w:bdr w:val="single" w:sz="2" w:space="0" w:color="E5E7EB" w:frame="1"/>
           <w:shd w:val="clear" w:color="auto" w:fill="3C3C3C"/>
-        </w:rPr>
-        <w:t>{{</w:t>
-      </w:r>
-      <w:proofErr w:type="spellStart"/>
+          <w:lang w:val="en-US"/>
+        </w:rPr>
+      </w:pPr>
+      <w:r>
+        <w:rPr>
+          <w:rFonts w:ascii="Times New Roman" w:hAnsi="Times New Roman" w:cs="Times New Roman"/>
+          <w:noProof/>
+          <w:lang w:val="uz-Cyrl-UZ" w:bidi="ru-RU"/>
+        </w:rPr>
+        <w:tab/>
+      </w:r>
       <w:r>
         <w:rPr>
           <w:rStyle w:val="HTML"/>
@@ -10513,9 +11717,9 @@
           <w:bdr w:val="single" w:sz="2" w:space="0" w:color="E5E7EB" w:frame="1"/>
           <w:shd w:val="clear" w:color="auto" w:fill="3C3C3C"/>
         </w:rPr>
-        <w:t>risk_tahlili</w:t>
-      </w:r>
-      <w:proofErr w:type="spellEnd"/>
+        <w:t>{{</w:t>
+      </w:r>
+      <w:proofErr w:type="spellStart"/>
       <w:r>
         <w:rPr>
           <w:rStyle w:val="HTML"/>
@@ -10528,8 +11732,1024 @@
           <w:bdr w:val="single" w:sz="2" w:space="0" w:color="E5E7EB" w:frame="1"/>
           <w:shd w:val="clear" w:color="auto" w:fill="3C3C3C"/>
         </w:rPr>
+        <w:t>risk_tahlili</w:t>
+      </w:r>
+      <w:proofErr w:type="spellEnd"/>
+      <w:r>
+        <w:rPr>
+          <w:rStyle w:val="HTML"/>
+          <w:rFonts w:ascii="Consolas" w:eastAsiaTheme="minorHAnsi" w:hAnsi="Consolas"/>
+          <w:b/>
+          <w:bCs/>
+          <w:color w:val="D0D0D0"/>
+          <w:sz w:val="18"/>
+          <w:szCs w:val="18"/>
+          <w:bdr w:val="single" w:sz="2" w:space="0" w:color="E5E7EB" w:frame="1"/>
+          <w:shd w:val="clear" w:color="auto" w:fill="3C3C3C"/>
+        </w:rPr>
         <w:t>}}</w:t>
       </w:r>
+    </w:p>
+    <w:p>
+      <w:pPr>
+        <w:rPr>
+          <w:rStyle w:val="HTML"/>
+          <w:rFonts w:ascii="Consolas" w:eastAsiaTheme="minorHAnsi" w:hAnsi="Consolas"/>
+          <w:b/>
+          <w:bCs/>
+          <w:color w:val="D0D0D0"/>
+          <w:sz w:val="18"/>
+          <w:szCs w:val="18"/>
+          <w:bdr w:val="single" w:sz="2" w:space="0" w:color="E5E7EB" w:frame="1"/>
+          <w:shd w:val="clear" w:color="auto" w:fill="3C3C3C"/>
+          <w:lang w:val="en-US"/>
+        </w:rPr>
+      </w:pPr>
+    </w:p>
+    <w:p>
+      <w:pPr>
+        <w:rPr>
+          <w:rStyle w:val="HTML"/>
+          <w:rFonts w:ascii="Consolas" w:eastAsiaTheme="minorHAnsi" w:hAnsi="Consolas"/>
+          <w:b/>
+          <w:bCs/>
+          <w:color w:val="D0D0D0"/>
+          <w:sz w:val="18"/>
+          <w:szCs w:val="18"/>
+          <w:bdr w:val="single" w:sz="2" w:space="0" w:color="E5E7EB" w:frame="1"/>
+          <w:shd w:val="clear" w:color="auto" w:fill="3C3C3C"/>
+          <w:lang w:val="en-US"/>
+        </w:rPr>
+      </w:pPr>
+    </w:p>
+    <w:p>
+      <w:pPr>
+        <w:rPr>
+          <w:rStyle w:val="HTML"/>
+          <w:rFonts w:ascii="Consolas" w:eastAsiaTheme="minorHAnsi" w:hAnsi="Consolas"/>
+          <w:b/>
+          <w:bCs/>
+          <w:color w:val="D0D0D0"/>
+          <w:sz w:val="18"/>
+          <w:szCs w:val="18"/>
+          <w:bdr w:val="single" w:sz="2" w:space="0" w:color="E5E7EB" w:frame="1"/>
+          <w:shd w:val="clear" w:color="auto" w:fill="3C3C3C"/>
+          <w:lang w:val="en-US"/>
+        </w:rPr>
+      </w:pPr>
+    </w:p>
+    <w:p>
+      <w:pPr>
+        <w:rPr>
+          <w:rStyle w:val="HTML"/>
+          <w:rFonts w:ascii="Consolas" w:eastAsiaTheme="minorHAnsi" w:hAnsi="Consolas"/>
+          <w:b/>
+          <w:bCs/>
+          <w:color w:val="D0D0D0"/>
+          <w:sz w:val="18"/>
+          <w:szCs w:val="18"/>
+          <w:bdr w:val="single" w:sz="2" w:space="0" w:color="E5E7EB" w:frame="1"/>
+          <w:shd w:val="clear" w:color="auto" w:fill="3C3C3C"/>
+          <w:lang w:val="en-US"/>
+        </w:rPr>
+      </w:pPr>
+    </w:p>
+    <w:p>
+      <w:pPr>
+        <w:rPr>
+          <w:rStyle w:val="HTML"/>
+          <w:rFonts w:ascii="Consolas" w:eastAsiaTheme="minorHAnsi" w:hAnsi="Consolas"/>
+          <w:b/>
+          <w:bCs/>
+          <w:color w:val="D0D0D0"/>
+          <w:sz w:val="18"/>
+          <w:szCs w:val="18"/>
+          <w:bdr w:val="single" w:sz="2" w:space="0" w:color="E5E7EB" w:frame="1"/>
+          <w:shd w:val="clear" w:color="auto" w:fill="3C3C3C"/>
+          <w:lang w:val="en-US"/>
+        </w:rPr>
+      </w:pPr>
+    </w:p>
+    <w:p>
+      <w:pPr>
+        <w:rPr>
+          <w:rStyle w:val="HTML"/>
+          <w:rFonts w:ascii="Consolas" w:eastAsiaTheme="minorHAnsi" w:hAnsi="Consolas"/>
+          <w:b/>
+          <w:bCs/>
+          <w:color w:val="D0D0D0"/>
+          <w:sz w:val="18"/>
+          <w:szCs w:val="18"/>
+          <w:bdr w:val="single" w:sz="2" w:space="0" w:color="E5E7EB" w:frame="1"/>
+          <w:shd w:val="clear" w:color="auto" w:fill="3C3C3C"/>
+          <w:lang w:val="en-US"/>
+        </w:rPr>
+      </w:pPr>
+    </w:p>
+    <w:p>
+      <w:pPr>
+        <w:rPr>
+          <w:rStyle w:val="HTML"/>
+          <w:rFonts w:ascii="Consolas" w:eastAsiaTheme="minorHAnsi" w:hAnsi="Consolas"/>
+          <w:b/>
+          <w:bCs/>
+          <w:color w:val="D0D0D0"/>
+          <w:sz w:val="18"/>
+          <w:szCs w:val="18"/>
+          <w:bdr w:val="single" w:sz="2" w:space="0" w:color="E5E7EB" w:frame="1"/>
+          <w:shd w:val="clear" w:color="auto" w:fill="3C3C3C"/>
+          <w:lang w:val="en-US"/>
+        </w:rPr>
+      </w:pPr>
+    </w:p>
+    <w:p>
+      <w:pPr>
+        <w:rPr>
+          <w:rStyle w:val="HTML"/>
+          <w:rFonts w:ascii="Consolas" w:eastAsiaTheme="minorHAnsi" w:hAnsi="Consolas"/>
+          <w:b/>
+          <w:bCs/>
+          <w:color w:val="D0D0D0"/>
+          <w:sz w:val="18"/>
+          <w:szCs w:val="18"/>
+          <w:bdr w:val="single" w:sz="2" w:space="0" w:color="E5E7EB" w:frame="1"/>
+          <w:shd w:val="clear" w:color="auto" w:fill="3C3C3C"/>
+          <w:lang w:val="en-US"/>
+        </w:rPr>
+      </w:pPr>
+    </w:p>
+    <w:p>
+      <w:pPr>
+        <w:rPr>
+          <w:rStyle w:val="HTML"/>
+          <w:rFonts w:ascii="Consolas" w:eastAsiaTheme="minorHAnsi" w:hAnsi="Consolas"/>
+          <w:b/>
+          <w:bCs/>
+          <w:color w:val="D0D0D0"/>
+          <w:sz w:val="18"/>
+          <w:szCs w:val="18"/>
+          <w:bdr w:val="single" w:sz="2" w:space="0" w:color="E5E7EB" w:frame="1"/>
+          <w:shd w:val="clear" w:color="auto" w:fill="3C3C3C"/>
+          <w:lang w:val="en-US"/>
+        </w:rPr>
+      </w:pPr>
+    </w:p>
+    <w:p>
+      <w:pPr>
+        <w:rPr>
+          <w:rStyle w:val="HTML"/>
+          <w:rFonts w:ascii="Consolas" w:eastAsiaTheme="minorHAnsi" w:hAnsi="Consolas"/>
+          <w:b/>
+          <w:bCs/>
+          <w:color w:val="D0D0D0"/>
+          <w:sz w:val="18"/>
+          <w:szCs w:val="18"/>
+          <w:bdr w:val="single" w:sz="2" w:space="0" w:color="E5E7EB" w:frame="1"/>
+          <w:shd w:val="clear" w:color="auto" w:fill="3C3C3C"/>
+          <w:lang w:val="en-US"/>
+        </w:rPr>
+      </w:pPr>
+    </w:p>
+    <w:p>
+      <w:pPr>
+        <w:rPr>
+          <w:rStyle w:val="HTML"/>
+          <w:rFonts w:ascii="Consolas" w:eastAsiaTheme="minorHAnsi" w:hAnsi="Consolas"/>
+          <w:b/>
+          <w:bCs/>
+          <w:color w:val="D0D0D0"/>
+          <w:sz w:val="18"/>
+          <w:szCs w:val="18"/>
+          <w:bdr w:val="single" w:sz="2" w:space="0" w:color="E5E7EB" w:frame="1"/>
+          <w:shd w:val="clear" w:color="auto" w:fill="3C3C3C"/>
+          <w:lang w:val="en-US"/>
+        </w:rPr>
+      </w:pPr>
+    </w:p>
+    <w:p>
+      <w:pPr>
+        <w:rPr>
+          <w:rStyle w:val="HTML"/>
+          <w:rFonts w:ascii="Consolas" w:eastAsiaTheme="minorHAnsi" w:hAnsi="Consolas"/>
+          <w:b/>
+          <w:bCs/>
+          <w:color w:val="D0D0D0"/>
+          <w:sz w:val="18"/>
+          <w:szCs w:val="18"/>
+          <w:bdr w:val="single" w:sz="2" w:space="0" w:color="E5E7EB" w:frame="1"/>
+          <w:shd w:val="clear" w:color="auto" w:fill="3C3C3C"/>
+          <w:lang w:val="en-US"/>
+        </w:rPr>
+      </w:pPr>
+    </w:p>
+    <w:p>
+      <w:pPr>
+        <w:rPr>
+          <w:rStyle w:val="HTML"/>
+          <w:rFonts w:ascii="Consolas" w:eastAsiaTheme="minorHAnsi" w:hAnsi="Consolas"/>
+          <w:b/>
+          <w:bCs/>
+          <w:color w:val="D0D0D0"/>
+          <w:sz w:val="18"/>
+          <w:szCs w:val="18"/>
+          <w:bdr w:val="single" w:sz="2" w:space="0" w:color="E5E7EB" w:frame="1"/>
+          <w:shd w:val="clear" w:color="auto" w:fill="3C3C3C"/>
+          <w:lang w:val="en-US"/>
+        </w:rPr>
+      </w:pPr>
+    </w:p>
+    <w:p>
+      <w:pPr>
+        <w:rPr>
+          <w:rStyle w:val="HTML"/>
+          <w:rFonts w:ascii="Consolas" w:eastAsiaTheme="minorHAnsi" w:hAnsi="Consolas"/>
+          <w:b/>
+          <w:bCs/>
+          <w:color w:val="D0D0D0"/>
+          <w:sz w:val="18"/>
+          <w:szCs w:val="18"/>
+          <w:bdr w:val="single" w:sz="2" w:space="0" w:color="E5E7EB" w:frame="1"/>
+          <w:shd w:val="clear" w:color="auto" w:fill="3C3C3C"/>
+          <w:lang w:val="en-US"/>
+        </w:rPr>
+      </w:pPr>
+    </w:p>
+    <w:p>
+      <w:pPr>
+        <w:rPr>
+          <w:rStyle w:val="HTML"/>
+          <w:rFonts w:ascii="Consolas" w:eastAsiaTheme="minorHAnsi" w:hAnsi="Consolas"/>
+          <w:b/>
+          <w:bCs/>
+          <w:color w:val="D0D0D0"/>
+          <w:sz w:val="18"/>
+          <w:szCs w:val="18"/>
+          <w:bdr w:val="single" w:sz="2" w:space="0" w:color="E5E7EB" w:frame="1"/>
+          <w:shd w:val="clear" w:color="auto" w:fill="3C3C3C"/>
+          <w:lang w:val="en-US"/>
+        </w:rPr>
+      </w:pPr>
+    </w:p>
+    <w:p>
+      <w:pPr>
+        <w:rPr>
+          <w:rStyle w:val="HTML"/>
+          <w:rFonts w:ascii="Consolas" w:eastAsiaTheme="minorHAnsi" w:hAnsi="Consolas"/>
+          <w:b/>
+          <w:bCs/>
+          <w:color w:val="D0D0D0"/>
+          <w:sz w:val="18"/>
+          <w:szCs w:val="18"/>
+          <w:bdr w:val="single" w:sz="2" w:space="0" w:color="E5E7EB" w:frame="1"/>
+          <w:shd w:val="clear" w:color="auto" w:fill="3C3C3C"/>
+          <w:lang w:val="en-US"/>
+        </w:rPr>
+      </w:pPr>
+    </w:p>
+    <w:p>
+      <w:pPr>
+        <w:rPr>
+          <w:rStyle w:val="HTML"/>
+          <w:rFonts w:ascii="Consolas" w:eastAsiaTheme="minorHAnsi" w:hAnsi="Consolas"/>
+          <w:b/>
+          <w:bCs/>
+          <w:color w:val="D0D0D0"/>
+          <w:sz w:val="18"/>
+          <w:szCs w:val="18"/>
+          <w:bdr w:val="single" w:sz="2" w:space="0" w:color="E5E7EB" w:frame="1"/>
+          <w:shd w:val="clear" w:color="auto" w:fill="3C3C3C"/>
+          <w:lang w:val="en-US"/>
+        </w:rPr>
+      </w:pPr>
+    </w:p>
+    <w:p>
+      <w:pPr>
+        <w:rPr>
+          <w:rStyle w:val="HTML"/>
+          <w:rFonts w:ascii="Consolas" w:eastAsiaTheme="minorHAnsi" w:hAnsi="Consolas"/>
+          <w:b/>
+          <w:bCs/>
+          <w:color w:val="D0D0D0"/>
+          <w:sz w:val="18"/>
+          <w:szCs w:val="18"/>
+          <w:bdr w:val="single" w:sz="2" w:space="0" w:color="E5E7EB" w:frame="1"/>
+          <w:shd w:val="clear" w:color="auto" w:fill="3C3C3C"/>
+          <w:lang w:val="en-US"/>
+        </w:rPr>
+      </w:pPr>
+    </w:p>
+    <w:p>
+      <w:pPr>
+        <w:rPr>
+          <w:rStyle w:val="HTML"/>
+          <w:rFonts w:ascii="Consolas" w:eastAsiaTheme="minorHAnsi" w:hAnsi="Consolas"/>
+          <w:b/>
+          <w:bCs/>
+          <w:color w:val="D0D0D0"/>
+          <w:sz w:val="18"/>
+          <w:szCs w:val="18"/>
+          <w:bdr w:val="single" w:sz="2" w:space="0" w:color="E5E7EB" w:frame="1"/>
+          <w:shd w:val="clear" w:color="auto" w:fill="3C3C3C"/>
+          <w:lang w:val="en-US"/>
+        </w:rPr>
+      </w:pPr>
+    </w:p>
+    <w:p>
+      <w:pPr>
+        <w:rPr>
+          <w:rStyle w:val="HTML"/>
+          <w:rFonts w:ascii="Consolas" w:eastAsiaTheme="minorHAnsi" w:hAnsi="Consolas"/>
+          <w:b/>
+          <w:bCs/>
+          <w:color w:val="D0D0D0"/>
+          <w:sz w:val="18"/>
+          <w:szCs w:val="18"/>
+          <w:bdr w:val="single" w:sz="2" w:space="0" w:color="E5E7EB" w:frame="1"/>
+          <w:shd w:val="clear" w:color="auto" w:fill="3C3C3C"/>
+          <w:lang w:val="en-US"/>
+        </w:rPr>
+      </w:pPr>
+    </w:p>
+    <w:p>
+      <w:pPr>
+        <w:rPr>
+          <w:rStyle w:val="HTML"/>
+          <w:rFonts w:ascii="Consolas" w:eastAsiaTheme="minorHAnsi" w:hAnsi="Consolas"/>
+          <w:b/>
+          <w:bCs/>
+          <w:color w:val="D0D0D0"/>
+          <w:sz w:val="18"/>
+          <w:szCs w:val="18"/>
+          <w:bdr w:val="single" w:sz="2" w:space="0" w:color="E5E7EB" w:frame="1"/>
+          <w:shd w:val="clear" w:color="auto" w:fill="3C3C3C"/>
+          <w:lang w:val="en-US"/>
+        </w:rPr>
+      </w:pPr>
+    </w:p>
+    <w:p>
+      <w:pPr>
+        <w:rPr>
+          <w:rStyle w:val="HTML"/>
+          <w:rFonts w:ascii="Consolas" w:eastAsiaTheme="minorHAnsi" w:hAnsi="Consolas"/>
+          <w:b/>
+          <w:bCs/>
+          <w:color w:val="D0D0D0"/>
+          <w:sz w:val="18"/>
+          <w:szCs w:val="18"/>
+          <w:bdr w:val="single" w:sz="2" w:space="0" w:color="E5E7EB" w:frame="1"/>
+          <w:shd w:val="clear" w:color="auto" w:fill="3C3C3C"/>
+          <w:lang w:val="en-US"/>
+        </w:rPr>
+      </w:pPr>
+    </w:p>
+    <w:p>
+      <w:pPr>
+        <w:rPr>
+          <w:rStyle w:val="HTML"/>
+          <w:rFonts w:ascii="Consolas" w:eastAsiaTheme="minorHAnsi" w:hAnsi="Consolas"/>
+          <w:b/>
+          <w:bCs/>
+          <w:color w:val="D0D0D0"/>
+          <w:sz w:val="18"/>
+          <w:szCs w:val="18"/>
+          <w:bdr w:val="single" w:sz="2" w:space="0" w:color="E5E7EB" w:frame="1"/>
+          <w:shd w:val="clear" w:color="auto" w:fill="3C3C3C"/>
+          <w:lang w:val="en-US"/>
+        </w:rPr>
+      </w:pPr>
+    </w:p>
+    <w:p>
+      <w:pPr>
+        <w:rPr>
+          <w:rStyle w:val="HTML"/>
+          <w:rFonts w:ascii="Consolas" w:eastAsiaTheme="minorHAnsi" w:hAnsi="Consolas"/>
+          <w:b/>
+          <w:bCs/>
+          <w:color w:val="D0D0D0"/>
+          <w:sz w:val="18"/>
+          <w:szCs w:val="18"/>
+          <w:bdr w:val="single" w:sz="2" w:space="0" w:color="E5E7EB" w:frame="1"/>
+          <w:shd w:val="clear" w:color="auto" w:fill="3C3C3C"/>
+          <w:lang w:val="en-US"/>
+        </w:rPr>
+      </w:pPr>
+    </w:p>
+    <w:p>
+      <w:pPr>
+        <w:rPr>
+          <w:rStyle w:val="HTML"/>
+          <w:rFonts w:ascii="Consolas" w:eastAsiaTheme="minorHAnsi" w:hAnsi="Consolas"/>
+          <w:b/>
+          <w:bCs/>
+          <w:color w:val="D0D0D0"/>
+          <w:sz w:val="18"/>
+          <w:szCs w:val="18"/>
+          <w:bdr w:val="single" w:sz="2" w:space="0" w:color="E5E7EB" w:frame="1"/>
+          <w:shd w:val="clear" w:color="auto" w:fill="3C3C3C"/>
+          <w:lang w:val="en-US"/>
+        </w:rPr>
+      </w:pPr>
+    </w:p>
+    <w:p>
+      <w:pPr>
+        <w:rPr>
+          <w:rStyle w:val="HTML"/>
+          <w:rFonts w:ascii="Consolas" w:eastAsiaTheme="minorHAnsi" w:hAnsi="Consolas"/>
+          <w:b/>
+          <w:bCs/>
+          <w:color w:val="D0D0D0"/>
+          <w:sz w:val="18"/>
+          <w:szCs w:val="18"/>
+          <w:bdr w:val="single" w:sz="2" w:space="0" w:color="E5E7EB" w:frame="1"/>
+          <w:shd w:val="clear" w:color="auto" w:fill="3C3C3C"/>
+          <w:lang w:val="en-US"/>
+        </w:rPr>
+      </w:pPr>
+    </w:p>
+    <w:p>
+      <w:pPr>
+        <w:rPr>
+          <w:rStyle w:val="HTML"/>
+          <w:rFonts w:ascii="Consolas" w:eastAsiaTheme="minorHAnsi" w:hAnsi="Consolas"/>
+          <w:b/>
+          <w:bCs/>
+          <w:color w:val="D0D0D0"/>
+          <w:sz w:val="18"/>
+          <w:szCs w:val="18"/>
+          <w:bdr w:val="single" w:sz="2" w:space="0" w:color="E5E7EB" w:frame="1"/>
+          <w:shd w:val="clear" w:color="auto" w:fill="3C3C3C"/>
+          <w:lang w:val="en-US"/>
+        </w:rPr>
+      </w:pPr>
+    </w:p>
+    <w:p>
+      <w:pPr>
+        <w:rPr>
+          <w:rStyle w:val="HTML"/>
+          <w:rFonts w:ascii="Consolas" w:eastAsiaTheme="minorHAnsi" w:hAnsi="Consolas"/>
+          <w:b/>
+          <w:bCs/>
+          <w:color w:val="D0D0D0"/>
+          <w:sz w:val="18"/>
+          <w:szCs w:val="18"/>
+          <w:bdr w:val="single" w:sz="2" w:space="0" w:color="E5E7EB" w:frame="1"/>
+          <w:shd w:val="clear" w:color="auto" w:fill="3C3C3C"/>
+          <w:lang w:val="en-US"/>
+        </w:rPr>
+      </w:pPr>
+    </w:p>
+    <w:p>
+      <w:pPr>
+        <w:rPr>
+          <w:rStyle w:val="HTML"/>
+          <w:rFonts w:ascii="Consolas" w:eastAsiaTheme="minorHAnsi" w:hAnsi="Consolas"/>
+          <w:b/>
+          <w:bCs/>
+          <w:color w:val="D0D0D0"/>
+          <w:sz w:val="18"/>
+          <w:szCs w:val="18"/>
+          <w:bdr w:val="single" w:sz="2" w:space="0" w:color="E5E7EB" w:frame="1"/>
+          <w:shd w:val="clear" w:color="auto" w:fill="3C3C3C"/>
+          <w:lang w:val="en-US"/>
+        </w:rPr>
+      </w:pPr>
+    </w:p>
+    <w:p>
+      <w:pPr>
+        <w:rPr>
+          <w:rStyle w:val="HTML"/>
+          <w:rFonts w:ascii="Consolas" w:eastAsiaTheme="minorHAnsi" w:hAnsi="Consolas"/>
+          <w:b/>
+          <w:bCs/>
+          <w:color w:val="D0D0D0"/>
+          <w:sz w:val="18"/>
+          <w:szCs w:val="18"/>
+          <w:bdr w:val="single" w:sz="2" w:space="0" w:color="E5E7EB" w:frame="1"/>
+          <w:shd w:val="clear" w:color="auto" w:fill="3C3C3C"/>
+          <w:lang w:val="en-US"/>
+        </w:rPr>
+      </w:pPr>
+    </w:p>
+    <w:p>
+      <w:pPr>
+        <w:rPr>
+          <w:rStyle w:val="HTML"/>
+          <w:rFonts w:ascii="Consolas" w:eastAsiaTheme="minorHAnsi" w:hAnsi="Consolas"/>
+          <w:b/>
+          <w:bCs/>
+          <w:color w:val="D0D0D0"/>
+          <w:sz w:val="18"/>
+          <w:szCs w:val="18"/>
+          <w:bdr w:val="single" w:sz="2" w:space="0" w:color="E5E7EB" w:frame="1"/>
+          <w:shd w:val="clear" w:color="auto" w:fill="3C3C3C"/>
+          <w:lang w:val="en-US"/>
+        </w:rPr>
+      </w:pPr>
+    </w:p>
+    <w:p>
+      <w:pPr>
+        <w:rPr>
+          <w:rStyle w:val="HTML"/>
+          <w:rFonts w:ascii="Consolas" w:eastAsiaTheme="minorHAnsi" w:hAnsi="Consolas"/>
+          <w:b/>
+          <w:bCs/>
+          <w:color w:val="D0D0D0"/>
+          <w:sz w:val="18"/>
+          <w:szCs w:val="18"/>
+          <w:bdr w:val="single" w:sz="2" w:space="0" w:color="E5E7EB" w:frame="1"/>
+          <w:shd w:val="clear" w:color="auto" w:fill="3C3C3C"/>
+          <w:lang w:val="en-US"/>
+        </w:rPr>
+      </w:pPr>
+    </w:p>
+    <w:p>
+      <w:pPr>
+        <w:rPr>
+          <w:rStyle w:val="HTML"/>
+          <w:rFonts w:ascii="Consolas" w:eastAsiaTheme="minorHAnsi" w:hAnsi="Consolas"/>
+          <w:b/>
+          <w:bCs/>
+          <w:color w:val="D0D0D0"/>
+          <w:sz w:val="18"/>
+          <w:szCs w:val="18"/>
+          <w:bdr w:val="single" w:sz="2" w:space="0" w:color="E5E7EB" w:frame="1"/>
+          <w:shd w:val="clear" w:color="auto" w:fill="3C3C3C"/>
+          <w:lang w:val="en-US"/>
+        </w:rPr>
+      </w:pPr>
+    </w:p>
+    <w:p>
+      <w:pPr>
+        <w:rPr>
+          <w:rStyle w:val="HTML"/>
+          <w:rFonts w:ascii="Consolas" w:eastAsiaTheme="minorHAnsi" w:hAnsi="Consolas"/>
+          <w:b/>
+          <w:bCs/>
+          <w:color w:val="D0D0D0"/>
+          <w:sz w:val="18"/>
+          <w:szCs w:val="18"/>
+          <w:bdr w:val="single" w:sz="2" w:space="0" w:color="E5E7EB" w:frame="1"/>
+          <w:shd w:val="clear" w:color="auto" w:fill="3C3C3C"/>
+          <w:lang w:val="en-US"/>
+        </w:rPr>
+      </w:pPr>
+    </w:p>
+    <w:p>
+      <w:pPr>
+        <w:rPr>
+          <w:rStyle w:val="HTML"/>
+          <w:rFonts w:ascii="Consolas" w:eastAsiaTheme="minorHAnsi" w:hAnsi="Consolas"/>
+          <w:b/>
+          <w:bCs/>
+          <w:color w:val="D0D0D0"/>
+          <w:sz w:val="18"/>
+          <w:szCs w:val="18"/>
+          <w:bdr w:val="single" w:sz="2" w:space="0" w:color="E5E7EB" w:frame="1"/>
+          <w:shd w:val="clear" w:color="auto" w:fill="3C3C3C"/>
+          <w:lang w:val="en-US"/>
+        </w:rPr>
+      </w:pPr>
+    </w:p>
+    <w:p>
+      <w:pPr>
+        <w:rPr>
+          <w:rStyle w:val="HTML"/>
+          <w:rFonts w:ascii="Consolas" w:eastAsiaTheme="minorHAnsi" w:hAnsi="Consolas"/>
+          <w:b/>
+          <w:bCs/>
+          <w:color w:val="D0D0D0"/>
+          <w:sz w:val="18"/>
+          <w:szCs w:val="18"/>
+          <w:bdr w:val="single" w:sz="2" w:space="0" w:color="E5E7EB" w:frame="1"/>
+          <w:shd w:val="clear" w:color="auto" w:fill="3C3C3C"/>
+          <w:lang w:val="en-US"/>
+        </w:rPr>
+      </w:pPr>
+    </w:p>
+    <w:p>
+      <w:pPr>
+        <w:rPr>
+          <w:rStyle w:val="HTML"/>
+          <w:rFonts w:ascii="Consolas" w:eastAsiaTheme="minorHAnsi" w:hAnsi="Consolas"/>
+          <w:b/>
+          <w:bCs/>
+          <w:color w:val="D0D0D0"/>
+          <w:sz w:val="18"/>
+          <w:szCs w:val="18"/>
+          <w:bdr w:val="single" w:sz="2" w:space="0" w:color="E5E7EB" w:frame="1"/>
+          <w:shd w:val="clear" w:color="auto" w:fill="3C3C3C"/>
+          <w:lang w:val="en-US"/>
+        </w:rPr>
+      </w:pPr>
+    </w:p>
+    <w:p>
+      <w:pPr>
+        <w:rPr>
+          <w:rStyle w:val="HTML"/>
+          <w:rFonts w:ascii="Consolas" w:eastAsiaTheme="minorHAnsi" w:hAnsi="Consolas"/>
+          <w:b/>
+          <w:bCs/>
+          <w:color w:val="D0D0D0"/>
+          <w:sz w:val="18"/>
+          <w:szCs w:val="18"/>
+          <w:bdr w:val="single" w:sz="2" w:space="0" w:color="E5E7EB" w:frame="1"/>
+          <w:shd w:val="clear" w:color="auto" w:fill="3C3C3C"/>
+          <w:lang w:val="en-US"/>
+        </w:rPr>
+      </w:pPr>
+    </w:p>
+    <w:p>
+      <w:pPr>
+        <w:rPr>
+          <w:rStyle w:val="HTML"/>
+          <w:rFonts w:ascii="Consolas" w:eastAsiaTheme="minorHAnsi" w:hAnsi="Consolas"/>
+          <w:b/>
+          <w:bCs/>
+          <w:color w:val="D0D0D0"/>
+          <w:sz w:val="18"/>
+          <w:szCs w:val="18"/>
+          <w:bdr w:val="single" w:sz="2" w:space="0" w:color="E5E7EB" w:frame="1"/>
+          <w:shd w:val="clear" w:color="auto" w:fill="3C3C3C"/>
+          <w:lang w:val="en-US"/>
+        </w:rPr>
+      </w:pPr>
+    </w:p>
+    <w:p>
+      <w:pPr>
+        <w:rPr>
+          <w:rStyle w:val="HTML"/>
+          <w:rFonts w:ascii="Consolas" w:eastAsiaTheme="minorHAnsi" w:hAnsi="Consolas"/>
+          <w:b/>
+          <w:bCs/>
+          <w:color w:val="D0D0D0"/>
+          <w:sz w:val="18"/>
+          <w:szCs w:val="18"/>
+          <w:bdr w:val="single" w:sz="2" w:space="0" w:color="E5E7EB" w:frame="1"/>
+          <w:shd w:val="clear" w:color="auto" w:fill="3C3C3C"/>
+          <w:lang w:val="en-US"/>
+        </w:rPr>
+      </w:pPr>
+    </w:p>
+    <w:p>
+      <w:pPr>
+        <w:rPr>
+          <w:rStyle w:val="HTML"/>
+          <w:rFonts w:ascii="Consolas" w:eastAsiaTheme="minorHAnsi" w:hAnsi="Consolas"/>
+          <w:b/>
+          <w:bCs/>
+          <w:color w:val="D0D0D0"/>
+          <w:sz w:val="18"/>
+          <w:szCs w:val="18"/>
+          <w:bdr w:val="single" w:sz="2" w:space="0" w:color="E5E7EB" w:frame="1"/>
+          <w:shd w:val="clear" w:color="auto" w:fill="3C3C3C"/>
+          <w:lang w:val="en-US"/>
+        </w:rPr>
+      </w:pPr>
+    </w:p>
+    <w:p>
+      <w:pPr>
+        <w:rPr>
+          <w:rStyle w:val="HTML"/>
+          <w:rFonts w:ascii="Consolas" w:eastAsiaTheme="minorHAnsi" w:hAnsi="Consolas"/>
+          <w:b/>
+          <w:bCs/>
+          <w:color w:val="D0D0D0"/>
+          <w:sz w:val="18"/>
+          <w:szCs w:val="18"/>
+          <w:bdr w:val="single" w:sz="2" w:space="0" w:color="E5E7EB" w:frame="1"/>
+          <w:shd w:val="clear" w:color="auto" w:fill="3C3C3C"/>
+          <w:lang w:val="en-US"/>
+        </w:rPr>
+      </w:pPr>
+    </w:p>
+    <w:p>
+      <w:pPr>
+        <w:rPr>
+          <w:rStyle w:val="HTML"/>
+          <w:rFonts w:ascii="Consolas" w:eastAsiaTheme="minorHAnsi" w:hAnsi="Consolas"/>
+          <w:b/>
+          <w:bCs/>
+          <w:color w:val="D0D0D0"/>
+          <w:sz w:val="18"/>
+          <w:szCs w:val="18"/>
+          <w:bdr w:val="single" w:sz="2" w:space="0" w:color="E5E7EB" w:frame="1"/>
+          <w:shd w:val="clear" w:color="auto" w:fill="3C3C3C"/>
+          <w:lang w:val="en-US"/>
+        </w:rPr>
+      </w:pPr>
+    </w:p>
+    <w:p>
+      <w:pPr>
+        <w:rPr>
+          <w:rStyle w:val="HTML"/>
+          <w:rFonts w:ascii="Consolas" w:eastAsiaTheme="minorHAnsi" w:hAnsi="Consolas"/>
+          <w:b/>
+          <w:bCs/>
+          <w:color w:val="D0D0D0"/>
+          <w:sz w:val="18"/>
+          <w:szCs w:val="18"/>
+          <w:bdr w:val="single" w:sz="2" w:space="0" w:color="E5E7EB" w:frame="1"/>
+          <w:shd w:val="clear" w:color="auto" w:fill="3C3C3C"/>
+          <w:lang w:val="en-US"/>
+        </w:rPr>
+      </w:pPr>
+    </w:p>
+    <w:p>
+      <w:pPr>
+        <w:rPr>
+          <w:rStyle w:val="HTML"/>
+          <w:rFonts w:ascii="Consolas" w:eastAsiaTheme="minorHAnsi" w:hAnsi="Consolas"/>
+          <w:b/>
+          <w:bCs/>
+          <w:color w:val="D0D0D0"/>
+          <w:sz w:val="18"/>
+          <w:szCs w:val="18"/>
+          <w:bdr w:val="single" w:sz="2" w:space="0" w:color="E5E7EB" w:frame="1"/>
+          <w:shd w:val="clear" w:color="auto" w:fill="3C3C3C"/>
+          <w:lang w:val="en-US"/>
+        </w:rPr>
+      </w:pPr>
+    </w:p>
+    <w:p>
+      <w:pPr>
+        <w:rPr>
+          <w:rStyle w:val="HTML"/>
+          <w:rFonts w:ascii="Consolas" w:eastAsiaTheme="minorHAnsi" w:hAnsi="Consolas"/>
+          <w:b/>
+          <w:bCs/>
+          <w:color w:val="D0D0D0"/>
+          <w:sz w:val="18"/>
+          <w:szCs w:val="18"/>
+          <w:bdr w:val="single" w:sz="2" w:space="0" w:color="E5E7EB" w:frame="1"/>
+          <w:shd w:val="clear" w:color="auto" w:fill="3C3C3C"/>
+          <w:lang w:val="en-US"/>
+        </w:rPr>
+      </w:pPr>
+    </w:p>
+    <w:p>
+      <w:pPr>
+        <w:rPr>
+          <w:rStyle w:val="HTML"/>
+          <w:rFonts w:ascii="Consolas" w:eastAsiaTheme="minorHAnsi" w:hAnsi="Consolas"/>
+          <w:b/>
+          <w:bCs/>
+          <w:color w:val="D0D0D0"/>
+          <w:sz w:val="18"/>
+          <w:szCs w:val="18"/>
+          <w:bdr w:val="single" w:sz="2" w:space="0" w:color="E5E7EB" w:frame="1"/>
+          <w:shd w:val="clear" w:color="auto" w:fill="3C3C3C"/>
+          <w:lang w:val="en-US"/>
+        </w:rPr>
+      </w:pPr>
+    </w:p>
+    <w:p>
+      <w:pPr>
+        <w:rPr>
+          <w:rStyle w:val="HTML"/>
+          <w:rFonts w:ascii="Consolas" w:eastAsiaTheme="minorHAnsi" w:hAnsi="Consolas"/>
+          <w:b/>
+          <w:bCs/>
+          <w:color w:val="D0D0D0"/>
+          <w:sz w:val="18"/>
+          <w:szCs w:val="18"/>
+          <w:bdr w:val="single" w:sz="2" w:space="0" w:color="E5E7EB" w:frame="1"/>
+          <w:shd w:val="clear" w:color="auto" w:fill="3C3C3C"/>
+          <w:lang w:val="en-US"/>
+        </w:rPr>
+      </w:pPr>
+    </w:p>
+    <w:p>
+      <w:pPr>
+        <w:rPr>
+          <w:rStyle w:val="HTML"/>
+          <w:rFonts w:ascii="Consolas" w:eastAsiaTheme="minorHAnsi" w:hAnsi="Consolas"/>
+          <w:b/>
+          <w:bCs/>
+          <w:color w:val="D0D0D0"/>
+          <w:sz w:val="18"/>
+          <w:szCs w:val="18"/>
+          <w:bdr w:val="single" w:sz="2" w:space="0" w:color="E5E7EB" w:frame="1"/>
+          <w:shd w:val="clear" w:color="auto" w:fill="3C3C3C"/>
+          <w:lang w:val="en-US"/>
+        </w:rPr>
+      </w:pPr>
+    </w:p>
+    <w:p>
+      <w:pPr>
+        <w:rPr>
+          <w:rStyle w:val="HTML"/>
+          <w:rFonts w:ascii="Consolas" w:eastAsiaTheme="minorHAnsi" w:hAnsi="Consolas"/>
+          <w:b/>
+          <w:bCs/>
+          <w:color w:val="D0D0D0"/>
+          <w:sz w:val="18"/>
+          <w:szCs w:val="18"/>
+          <w:bdr w:val="single" w:sz="2" w:space="0" w:color="E5E7EB" w:frame="1"/>
+          <w:shd w:val="clear" w:color="auto" w:fill="3C3C3C"/>
+          <w:lang w:val="en-US"/>
+        </w:rPr>
+      </w:pPr>
+    </w:p>
+    <w:p>
+      <w:pPr>
+        <w:rPr>
+          <w:rStyle w:val="HTML"/>
+          <w:rFonts w:ascii="Consolas" w:eastAsiaTheme="minorHAnsi" w:hAnsi="Consolas"/>
+          <w:b/>
+          <w:bCs/>
+          <w:color w:val="D0D0D0"/>
+          <w:sz w:val="18"/>
+          <w:szCs w:val="18"/>
+          <w:bdr w:val="single" w:sz="2" w:space="0" w:color="E5E7EB" w:frame="1"/>
+          <w:shd w:val="clear" w:color="auto" w:fill="3C3C3C"/>
+          <w:lang w:val="en-US"/>
+        </w:rPr>
+      </w:pPr>
+    </w:p>
+    <w:p>
+      <w:pPr>
+        <w:rPr>
+          <w:rStyle w:val="HTML"/>
+          <w:rFonts w:ascii="Consolas" w:eastAsiaTheme="minorHAnsi" w:hAnsi="Consolas"/>
+          <w:b/>
+          <w:bCs/>
+          <w:color w:val="D0D0D0"/>
+          <w:sz w:val="18"/>
+          <w:szCs w:val="18"/>
+          <w:bdr w:val="single" w:sz="2" w:space="0" w:color="E5E7EB" w:frame="1"/>
+          <w:shd w:val="clear" w:color="auto" w:fill="3C3C3C"/>
+          <w:lang w:val="en-US"/>
+        </w:rPr>
+      </w:pPr>
+    </w:p>
+    <w:p>
+      <w:pPr>
+        <w:rPr>
+          <w:rStyle w:val="HTML"/>
+          <w:rFonts w:ascii="Consolas" w:eastAsiaTheme="minorHAnsi" w:hAnsi="Consolas"/>
+          <w:b/>
+          <w:bCs/>
+          <w:color w:val="D0D0D0"/>
+          <w:sz w:val="18"/>
+          <w:szCs w:val="18"/>
+          <w:bdr w:val="single" w:sz="2" w:space="0" w:color="E5E7EB" w:frame="1"/>
+          <w:shd w:val="clear" w:color="auto" w:fill="3C3C3C"/>
+          <w:lang w:val="en-US"/>
+        </w:rPr>
+      </w:pPr>
+    </w:p>
+    <w:p>
+      <w:pPr>
+        <w:rPr>
+          <w:rStyle w:val="HTML"/>
+          <w:rFonts w:ascii="Consolas" w:eastAsiaTheme="minorHAnsi" w:hAnsi="Consolas"/>
+          <w:b/>
+          <w:bCs/>
+          <w:color w:val="D0D0D0"/>
+          <w:sz w:val="18"/>
+          <w:szCs w:val="18"/>
+          <w:bdr w:val="single" w:sz="2" w:space="0" w:color="E5E7EB" w:frame="1"/>
+          <w:shd w:val="clear" w:color="auto" w:fill="3C3C3C"/>
+          <w:lang w:val="en-US"/>
+        </w:rPr>
+      </w:pPr>
+    </w:p>
+    <w:p>
+      <w:pPr>
+        <w:rPr>
+          <w:rStyle w:val="HTML"/>
+          <w:rFonts w:ascii="Consolas" w:eastAsiaTheme="minorHAnsi" w:hAnsi="Consolas"/>
+          <w:b/>
+          <w:bCs/>
+          <w:color w:val="D0D0D0"/>
+          <w:sz w:val="18"/>
+          <w:szCs w:val="18"/>
+          <w:bdr w:val="single" w:sz="2" w:space="0" w:color="E5E7EB" w:frame="1"/>
+          <w:shd w:val="clear" w:color="auto" w:fill="3C3C3C"/>
+          <w:lang w:val="en-US"/>
+        </w:rPr>
+      </w:pPr>
+    </w:p>
+    <w:p>
+      <w:pPr>
+        <w:rPr>
+          <w:rStyle w:val="HTML"/>
+          <w:rFonts w:ascii="Consolas" w:eastAsiaTheme="minorHAnsi" w:hAnsi="Consolas"/>
+          <w:b/>
+          <w:bCs/>
+          <w:color w:val="D0D0D0"/>
+          <w:sz w:val="18"/>
+          <w:szCs w:val="18"/>
+          <w:bdr w:val="single" w:sz="2" w:space="0" w:color="E5E7EB" w:frame="1"/>
+          <w:shd w:val="clear" w:color="auto" w:fill="3C3C3C"/>
+          <w:lang w:val="en-US"/>
+        </w:rPr>
+      </w:pPr>
+    </w:p>
+    <w:p>
+      <w:pPr>
+        <w:rPr>
+          <w:rStyle w:val="HTML"/>
+          <w:rFonts w:ascii="Consolas" w:eastAsiaTheme="minorHAnsi" w:hAnsi="Consolas"/>
+          <w:b/>
+          <w:bCs/>
+          <w:color w:val="D0D0D0"/>
+          <w:sz w:val="18"/>
+          <w:szCs w:val="18"/>
+          <w:bdr w:val="single" w:sz="2" w:space="0" w:color="E5E7EB" w:frame="1"/>
+          <w:shd w:val="clear" w:color="auto" w:fill="3C3C3C"/>
+          <w:lang w:val="en-US"/>
+        </w:rPr>
+      </w:pPr>
+    </w:p>
+    <w:p>
+      <w:pPr>
+        <w:rPr>
+          <w:rStyle w:val="HTML"/>
+          <w:rFonts w:ascii="Consolas" w:eastAsiaTheme="minorHAnsi" w:hAnsi="Consolas"/>
+          <w:b/>
+          <w:bCs/>
+          <w:color w:val="D0D0D0"/>
+          <w:sz w:val="18"/>
+          <w:szCs w:val="18"/>
+          <w:bdr w:val="single" w:sz="2" w:space="0" w:color="E5E7EB" w:frame="1"/>
+          <w:shd w:val="clear" w:color="auto" w:fill="3C3C3C"/>
+          <w:lang w:val="en-US"/>
+        </w:rPr>
+      </w:pPr>
+    </w:p>
+    <w:p>
+      <w:pPr>
+        <w:rPr>
+          <w:rStyle w:val="HTML"/>
+          <w:rFonts w:ascii="Consolas" w:eastAsiaTheme="minorHAnsi" w:hAnsi="Consolas"/>
+          <w:b/>
+          <w:bCs/>
+          <w:color w:val="D0D0D0"/>
+          <w:sz w:val="18"/>
+          <w:szCs w:val="18"/>
+          <w:bdr w:val="single" w:sz="2" w:space="0" w:color="E5E7EB" w:frame="1"/>
+          <w:shd w:val="clear" w:color="auto" w:fill="3C3C3C"/>
+          <w:lang w:val="en-US"/>
+        </w:rPr>
+      </w:pPr>
+    </w:p>
+    <w:p>
+      <w:pPr>
+        <w:rPr>
+          <w:rStyle w:val="HTML"/>
+          <w:rFonts w:ascii="Consolas" w:eastAsiaTheme="minorHAnsi" w:hAnsi="Consolas"/>
+          <w:b/>
+          <w:bCs/>
+          <w:color w:val="D0D0D0"/>
+          <w:sz w:val="18"/>
+          <w:szCs w:val="18"/>
+          <w:bdr w:val="single" w:sz="2" w:space="0" w:color="E5E7EB" w:frame="1"/>
+          <w:shd w:val="clear" w:color="auto" w:fill="3C3C3C"/>
+          <w:lang w:val="en-US"/>
+        </w:rPr>
+      </w:pPr>
+    </w:p>
+    <w:p>
+      <w:pPr>
+        <w:rPr>
+          <w:rStyle w:val="HTML"/>
+          <w:rFonts w:ascii="Consolas" w:eastAsiaTheme="minorHAnsi" w:hAnsi="Consolas"/>
+          <w:b/>
+          <w:bCs/>
+          <w:color w:val="D0D0D0"/>
+          <w:sz w:val="18"/>
+          <w:szCs w:val="18"/>
+          <w:bdr w:val="single" w:sz="2" w:space="0" w:color="E5E7EB" w:frame="1"/>
+          <w:shd w:val="clear" w:color="auto" w:fill="3C3C3C"/>
+          <w:lang w:val="en-US"/>
+        </w:rPr>
+      </w:pPr>
+    </w:p>
+    <w:p>
+      <w:pPr>
+        <w:rPr>
+          <w:rStyle w:val="HTML"/>
+          <w:rFonts w:ascii="Consolas" w:eastAsiaTheme="minorHAnsi" w:hAnsi="Consolas"/>
+          <w:b/>
+          <w:bCs/>
+          <w:color w:val="D0D0D0"/>
+          <w:sz w:val="18"/>
+          <w:szCs w:val="18"/>
+          <w:bdr w:val="single" w:sz="2" w:space="0" w:color="E5E7EB" w:frame="1"/>
+          <w:shd w:val="clear" w:color="auto" w:fill="3C3C3C"/>
+          <w:lang w:val="en-US"/>
+        </w:rPr>
+      </w:pPr>
+    </w:p>
+    <w:p>
+      <w:pPr>
+        <w:rPr>
+          <w:rFonts w:ascii="Times New Roman" w:hAnsi="Times New Roman" w:cs="Times New Roman"/>
+          <w:noProof/>
+          <w:lang w:val="uz-Cyrl-UZ"/>
+        </w:rPr>
+      </w:pPr>
       <w:r>
         <w:rPr>
           <w:rFonts w:ascii="Times New Roman" w:hAnsi="Times New Roman" w:cs="Times New Roman"/>
@@ -13727,19 +15947,6 @@
     <w:p>
       <w:pPr>
         <w:rPr>
-          <w:noProof/>
-          <w:lang w:val="en-US" w:bidi="ru-RU"/>
-        </w:rPr>
-      </w:pPr>
-      <w:r>
-        <w:rPr>
-          <w:noProof/>
-          <w:lang w:val="en-US" w:bidi="ru-RU"/>
-        </w:rPr>
-        <w:tab/>
-      </w:r>
-      <w:r>
-        <w:rPr>
           <w:rStyle w:val="HTML"/>
           <w:rFonts w:ascii="Consolas" w:eastAsiaTheme="minorHAnsi" w:hAnsi="Consolas"/>
           <w:b/>
@@ -13749,10 +15956,16 @@
           <w:szCs w:val="18"/>
           <w:bdr w:val="single" w:sz="2" w:space="0" w:color="E5E7EB" w:frame="1"/>
           <w:shd w:val="clear" w:color="auto" w:fill="3C3C3C"/>
-        </w:rPr>
-        <w:t>{{</w:t>
-      </w:r>
-      <w:proofErr w:type="spellStart"/>
+          <w:lang w:val="en-US"/>
+        </w:rPr>
+      </w:pPr>
+      <w:r>
+        <w:rPr>
+          <w:noProof/>
+          <w:lang w:val="en-US" w:bidi="ru-RU"/>
+        </w:rPr>
+        <w:tab/>
+      </w:r>
       <w:r>
         <w:rPr>
           <w:rStyle w:val="HTML"/>
@@ -13765,9 +15978,9 @@
           <w:bdr w:val="single" w:sz="2" w:space="0" w:color="E5E7EB" w:frame="1"/>
           <w:shd w:val="clear" w:color="auto" w:fill="3C3C3C"/>
         </w:rPr>
-        <w:t>swot_tahlili</w:t>
-      </w:r>
-      <w:proofErr w:type="spellEnd"/>
+        <w:t>{{</w:t>
+      </w:r>
+      <w:proofErr w:type="spellStart"/>
       <w:r>
         <w:rPr>
           <w:rStyle w:val="HTML"/>
@@ -13780,8 +15993,639 @@
           <w:bdr w:val="single" w:sz="2" w:space="0" w:color="E5E7EB" w:frame="1"/>
           <w:shd w:val="clear" w:color="auto" w:fill="3C3C3C"/>
         </w:rPr>
+        <w:t>swot_tahlili</w:t>
+      </w:r>
+      <w:proofErr w:type="spellEnd"/>
+      <w:r>
+        <w:rPr>
+          <w:rStyle w:val="HTML"/>
+          <w:rFonts w:ascii="Consolas" w:eastAsiaTheme="minorHAnsi" w:hAnsi="Consolas"/>
+          <w:b/>
+          <w:bCs/>
+          <w:color w:val="D0D0D0"/>
+          <w:sz w:val="18"/>
+          <w:szCs w:val="18"/>
+          <w:bdr w:val="single" w:sz="2" w:space="0" w:color="E5E7EB" w:frame="1"/>
+          <w:shd w:val="clear" w:color="auto" w:fill="3C3C3C"/>
+        </w:rPr>
         <w:t>}}</w:t>
       </w:r>
+    </w:p>
+    <w:p>
+      <w:pPr>
+        <w:rPr>
+          <w:rStyle w:val="HTML"/>
+          <w:rFonts w:ascii="Consolas" w:eastAsiaTheme="minorHAnsi" w:hAnsi="Consolas"/>
+          <w:b/>
+          <w:bCs/>
+          <w:color w:val="D0D0D0"/>
+          <w:sz w:val="18"/>
+          <w:szCs w:val="18"/>
+          <w:bdr w:val="single" w:sz="2" w:space="0" w:color="E5E7EB" w:frame="1"/>
+          <w:shd w:val="clear" w:color="auto" w:fill="3C3C3C"/>
+          <w:lang w:val="en-US"/>
+        </w:rPr>
+      </w:pPr>
+    </w:p>
+    <w:p>
+      <w:pPr>
+        <w:rPr>
+          <w:rStyle w:val="HTML"/>
+          <w:rFonts w:ascii="Consolas" w:eastAsiaTheme="minorHAnsi" w:hAnsi="Consolas"/>
+          <w:b/>
+          <w:bCs/>
+          <w:color w:val="D0D0D0"/>
+          <w:sz w:val="18"/>
+          <w:szCs w:val="18"/>
+          <w:bdr w:val="single" w:sz="2" w:space="0" w:color="E5E7EB" w:frame="1"/>
+          <w:shd w:val="clear" w:color="auto" w:fill="3C3C3C"/>
+          <w:lang w:val="en-US"/>
+        </w:rPr>
+      </w:pPr>
+    </w:p>
+    <w:p>
+      <w:pPr>
+        <w:rPr>
+          <w:rStyle w:val="HTML"/>
+          <w:rFonts w:ascii="Consolas" w:eastAsiaTheme="minorHAnsi" w:hAnsi="Consolas"/>
+          <w:b/>
+          <w:bCs/>
+          <w:color w:val="D0D0D0"/>
+          <w:sz w:val="18"/>
+          <w:szCs w:val="18"/>
+          <w:bdr w:val="single" w:sz="2" w:space="0" w:color="E5E7EB" w:frame="1"/>
+          <w:shd w:val="clear" w:color="auto" w:fill="3C3C3C"/>
+          <w:lang w:val="en-US"/>
+        </w:rPr>
+      </w:pPr>
+    </w:p>
+    <w:p>
+      <w:pPr>
+        <w:rPr>
+          <w:rStyle w:val="HTML"/>
+          <w:rFonts w:ascii="Consolas" w:eastAsiaTheme="minorHAnsi" w:hAnsi="Consolas"/>
+          <w:b/>
+          <w:bCs/>
+          <w:color w:val="D0D0D0"/>
+          <w:sz w:val="18"/>
+          <w:szCs w:val="18"/>
+          <w:bdr w:val="single" w:sz="2" w:space="0" w:color="E5E7EB" w:frame="1"/>
+          <w:shd w:val="clear" w:color="auto" w:fill="3C3C3C"/>
+          <w:lang w:val="en-US"/>
+        </w:rPr>
+      </w:pPr>
+    </w:p>
+    <w:p>
+      <w:pPr>
+        <w:rPr>
+          <w:rStyle w:val="HTML"/>
+          <w:rFonts w:ascii="Consolas" w:eastAsiaTheme="minorHAnsi" w:hAnsi="Consolas"/>
+          <w:b/>
+          <w:bCs/>
+          <w:color w:val="D0D0D0"/>
+          <w:sz w:val="18"/>
+          <w:szCs w:val="18"/>
+          <w:bdr w:val="single" w:sz="2" w:space="0" w:color="E5E7EB" w:frame="1"/>
+          <w:shd w:val="clear" w:color="auto" w:fill="3C3C3C"/>
+          <w:lang w:val="en-US"/>
+        </w:rPr>
+      </w:pPr>
+    </w:p>
+    <w:p>
+      <w:pPr>
+        <w:rPr>
+          <w:rStyle w:val="HTML"/>
+          <w:rFonts w:ascii="Consolas" w:eastAsiaTheme="minorHAnsi" w:hAnsi="Consolas"/>
+          <w:b/>
+          <w:bCs/>
+          <w:color w:val="D0D0D0"/>
+          <w:sz w:val="18"/>
+          <w:szCs w:val="18"/>
+          <w:bdr w:val="single" w:sz="2" w:space="0" w:color="E5E7EB" w:frame="1"/>
+          <w:shd w:val="clear" w:color="auto" w:fill="3C3C3C"/>
+          <w:lang w:val="en-US"/>
+        </w:rPr>
+      </w:pPr>
+    </w:p>
+    <w:p>
+      <w:pPr>
+        <w:rPr>
+          <w:rStyle w:val="HTML"/>
+          <w:rFonts w:ascii="Consolas" w:eastAsiaTheme="minorHAnsi" w:hAnsi="Consolas"/>
+          <w:b/>
+          <w:bCs/>
+          <w:color w:val="D0D0D0"/>
+          <w:sz w:val="18"/>
+          <w:szCs w:val="18"/>
+          <w:bdr w:val="single" w:sz="2" w:space="0" w:color="E5E7EB" w:frame="1"/>
+          <w:shd w:val="clear" w:color="auto" w:fill="3C3C3C"/>
+          <w:lang w:val="en-US"/>
+        </w:rPr>
+      </w:pPr>
+    </w:p>
+    <w:p>
+      <w:pPr>
+        <w:rPr>
+          <w:rStyle w:val="HTML"/>
+          <w:rFonts w:ascii="Consolas" w:eastAsiaTheme="minorHAnsi" w:hAnsi="Consolas"/>
+          <w:b/>
+          <w:bCs/>
+          <w:color w:val="D0D0D0"/>
+          <w:sz w:val="18"/>
+          <w:szCs w:val="18"/>
+          <w:bdr w:val="single" w:sz="2" w:space="0" w:color="E5E7EB" w:frame="1"/>
+          <w:shd w:val="clear" w:color="auto" w:fill="3C3C3C"/>
+          <w:lang w:val="en-US"/>
+        </w:rPr>
+      </w:pPr>
+    </w:p>
+    <w:p>
+      <w:pPr>
+        <w:rPr>
+          <w:rStyle w:val="HTML"/>
+          <w:rFonts w:ascii="Consolas" w:eastAsiaTheme="minorHAnsi" w:hAnsi="Consolas"/>
+          <w:b/>
+          <w:bCs/>
+          <w:color w:val="D0D0D0"/>
+          <w:sz w:val="18"/>
+          <w:szCs w:val="18"/>
+          <w:bdr w:val="single" w:sz="2" w:space="0" w:color="E5E7EB" w:frame="1"/>
+          <w:shd w:val="clear" w:color="auto" w:fill="3C3C3C"/>
+          <w:lang w:val="en-US"/>
+        </w:rPr>
+      </w:pPr>
+    </w:p>
+    <w:p>
+      <w:pPr>
+        <w:rPr>
+          <w:rStyle w:val="HTML"/>
+          <w:rFonts w:ascii="Consolas" w:eastAsiaTheme="minorHAnsi" w:hAnsi="Consolas"/>
+          <w:b/>
+          <w:bCs/>
+          <w:color w:val="D0D0D0"/>
+          <w:sz w:val="18"/>
+          <w:szCs w:val="18"/>
+          <w:bdr w:val="single" w:sz="2" w:space="0" w:color="E5E7EB" w:frame="1"/>
+          <w:shd w:val="clear" w:color="auto" w:fill="3C3C3C"/>
+          <w:lang w:val="en-US"/>
+        </w:rPr>
+      </w:pPr>
+    </w:p>
+    <w:p>
+      <w:pPr>
+        <w:rPr>
+          <w:rStyle w:val="HTML"/>
+          <w:rFonts w:ascii="Consolas" w:eastAsiaTheme="minorHAnsi" w:hAnsi="Consolas"/>
+          <w:b/>
+          <w:bCs/>
+          <w:color w:val="D0D0D0"/>
+          <w:sz w:val="18"/>
+          <w:szCs w:val="18"/>
+          <w:bdr w:val="single" w:sz="2" w:space="0" w:color="E5E7EB" w:frame="1"/>
+          <w:shd w:val="clear" w:color="auto" w:fill="3C3C3C"/>
+          <w:lang w:val="en-US"/>
+        </w:rPr>
+      </w:pPr>
+    </w:p>
+    <w:p>
+      <w:pPr>
+        <w:rPr>
+          <w:rStyle w:val="HTML"/>
+          <w:rFonts w:ascii="Consolas" w:eastAsiaTheme="minorHAnsi" w:hAnsi="Consolas"/>
+          <w:b/>
+          <w:bCs/>
+          <w:color w:val="D0D0D0"/>
+          <w:sz w:val="18"/>
+          <w:szCs w:val="18"/>
+          <w:bdr w:val="single" w:sz="2" w:space="0" w:color="E5E7EB" w:frame="1"/>
+          <w:shd w:val="clear" w:color="auto" w:fill="3C3C3C"/>
+          <w:lang w:val="en-US"/>
+        </w:rPr>
+      </w:pPr>
+    </w:p>
+    <w:p>
+      <w:pPr>
+        <w:rPr>
+          <w:rStyle w:val="HTML"/>
+          <w:rFonts w:ascii="Consolas" w:eastAsiaTheme="minorHAnsi" w:hAnsi="Consolas"/>
+          <w:b/>
+          <w:bCs/>
+          <w:color w:val="D0D0D0"/>
+          <w:sz w:val="18"/>
+          <w:szCs w:val="18"/>
+          <w:bdr w:val="single" w:sz="2" w:space="0" w:color="E5E7EB" w:frame="1"/>
+          <w:shd w:val="clear" w:color="auto" w:fill="3C3C3C"/>
+          <w:lang w:val="en-US"/>
+        </w:rPr>
+      </w:pPr>
+    </w:p>
+    <w:p>
+      <w:pPr>
+        <w:rPr>
+          <w:rStyle w:val="HTML"/>
+          <w:rFonts w:ascii="Consolas" w:eastAsiaTheme="minorHAnsi" w:hAnsi="Consolas"/>
+          <w:b/>
+          <w:bCs/>
+          <w:color w:val="D0D0D0"/>
+          <w:sz w:val="18"/>
+          <w:szCs w:val="18"/>
+          <w:bdr w:val="single" w:sz="2" w:space="0" w:color="E5E7EB" w:frame="1"/>
+          <w:shd w:val="clear" w:color="auto" w:fill="3C3C3C"/>
+          <w:lang w:val="en-US"/>
+        </w:rPr>
+      </w:pPr>
+    </w:p>
+    <w:p>
+      <w:pPr>
+        <w:rPr>
+          <w:rStyle w:val="HTML"/>
+          <w:rFonts w:ascii="Consolas" w:eastAsiaTheme="minorHAnsi" w:hAnsi="Consolas"/>
+          <w:b/>
+          <w:bCs/>
+          <w:color w:val="D0D0D0"/>
+          <w:sz w:val="18"/>
+          <w:szCs w:val="18"/>
+          <w:bdr w:val="single" w:sz="2" w:space="0" w:color="E5E7EB" w:frame="1"/>
+          <w:shd w:val="clear" w:color="auto" w:fill="3C3C3C"/>
+          <w:lang w:val="en-US"/>
+        </w:rPr>
+      </w:pPr>
+    </w:p>
+    <w:p>
+      <w:pPr>
+        <w:rPr>
+          <w:rStyle w:val="HTML"/>
+          <w:rFonts w:ascii="Consolas" w:eastAsiaTheme="minorHAnsi" w:hAnsi="Consolas"/>
+          <w:b/>
+          <w:bCs/>
+          <w:color w:val="D0D0D0"/>
+          <w:sz w:val="18"/>
+          <w:szCs w:val="18"/>
+          <w:bdr w:val="single" w:sz="2" w:space="0" w:color="E5E7EB" w:frame="1"/>
+          <w:shd w:val="clear" w:color="auto" w:fill="3C3C3C"/>
+          <w:lang w:val="en-US"/>
+        </w:rPr>
+      </w:pPr>
+    </w:p>
+    <w:p>
+      <w:pPr>
+        <w:rPr>
+          <w:rStyle w:val="HTML"/>
+          <w:rFonts w:ascii="Consolas" w:eastAsiaTheme="minorHAnsi" w:hAnsi="Consolas"/>
+          <w:b/>
+          <w:bCs/>
+          <w:color w:val="D0D0D0"/>
+          <w:sz w:val="18"/>
+          <w:szCs w:val="18"/>
+          <w:bdr w:val="single" w:sz="2" w:space="0" w:color="E5E7EB" w:frame="1"/>
+          <w:shd w:val="clear" w:color="auto" w:fill="3C3C3C"/>
+          <w:lang w:val="en-US"/>
+        </w:rPr>
+      </w:pPr>
+    </w:p>
+    <w:p>
+      <w:pPr>
+        <w:rPr>
+          <w:rStyle w:val="HTML"/>
+          <w:rFonts w:ascii="Consolas" w:eastAsiaTheme="minorHAnsi" w:hAnsi="Consolas"/>
+          <w:b/>
+          <w:bCs/>
+          <w:color w:val="D0D0D0"/>
+          <w:sz w:val="18"/>
+          <w:szCs w:val="18"/>
+          <w:bdr w:val="single" w:sz="2" w:space="0" w:color="E5E7EB" w:frame="1"/>
+          <w:shd w:val="clear" w:color="auto" w:fill="3C3C3C"/>
+          <w:lang w:val="en-US"/>
+        </w:rPr>
+      </w:pPr>
+    </w:p>
+    <w:p>
+      <w:pPr>
+        <w:rPr>
+          <w:rStyle w:val="HTML"/>
+          <w:rFonts w:ascii="Consolas" w:eastAsiaTheme="minorHAnsi" w:hAnsi="Consolas"/>
+          <w:b/>
+          <w:bCs/>
+          <w:color w:val="D0D0D0"/>
+          <w:sz w:val="18"/>
+          <w:szCs w:val="18"/>
+          <w:bdr w:val="single" w:sz="2" w:space="0" w:color="E5E7EB" w:frame="1"/>
+          <w:shd w:val="clear" w:color="auto" w:fill="3C3C3C"/>
+          <w:lang w:val="en-US"/>
+        </w:rPr>
+      </w:pPr>
+    </w:p>
+    <w:p>
+      <w:pPr>
+        <w:rPr>
+          <w:rStyle w:val="HTML"/>
+          <w:rFonts w:ascii="Consolas" w:eastAsiaTheme="minorHAnsi" w:hAnsi="Consolas"/>
+          <w:b/>
+          <w:bCs/>
+          <w:color w:val="D0D0D0"/>
+          <w:sz w:val="18"/>
+          <w:szCs w:val="18"/>
+          <w:bdr w:val="single" w:sz="2" w:space="0" w:color="E5E7EB" w:frame="1"/>
+          <w:shd w:val="clear" w:color="auto" w:fill="3C3C3C"/>
+          <w:lang w:val="en-US"/>
+        </w:rPr>
+      </w:pPr>
+    </w:p>
+    <w:p>
+      <w:pPr>
+        <w:rPr>
+          <w:rStyle w:val="HTML"/>
+          <w:rFonts w:ascii="Consolas" w:eastAsiaTheme="minorHAnsi" w:hAnsi="Consolas"/>
+          <w:b/>
+          <w:bCs/>
+          <w:color w:val="D0D0D0"/>
+          <w:sz w:val="18"/>
+          <w:szCs w:val="18"/>
+          <w:bdr w:val="single" w:sz="2" w:space="0" w:color="E5E7EB" w:frame="1"/>
+          <w:shd w:val="clear" w:color="auto" w:fill="3C3C3C"/>
+          <w:lang w:val="en-US"/>
+        </w:rPr>
+      </w:pPr>
+    </w:p>
+    <w:p>
+      <w:pPr>
+        <w:rPr>
+          <w:rStyle w:val="HTML"/>
+          <w:rFonts w:ascii="Consolas" w:eastAsiaTheme="minorHAnsi" w:hAnsi="Consolas"/>
+          <w:b/>
+          <w:bCs/>
+          <w:color w:val="D0D0D0"/>
+          <w:sz w:val="18"/>
+          <w:szCs w:val="18"/>
+          <w:bdr w:val="single" w:sz="2" w:space="0" w:color="E5E7EB" w:frame="1"/>
+          <w:shd w:val="clear" w:color="auto" w:fill="3C3C3C"/>
+          <w:lang w:val="en-US"/>
+        </w:rPr>
+      </w:pPr>
+    </w:p>
+    <w:p>
+      <w:pPr>
+        <w:rPr>
+          <w:rStyle w:val="HTML"/>
+          <w:rFonts w:ascii="Consolas" w:eastAsiaTheme="minorHAnsi" w:hAnsi="Consolas"/>
+          <w:b/>
+          <w:bCs/>
+          <w:color w:val="D0D0D0"/>
+          <w:sz w:val="18"/>
+          <w:szCs w:val="18"/>
+          <w:bdr w:val="single" w:sz="2" w:space="0" w:color="E5E7EB" w:frame="1"/>
+          <w:shd w:val="clear" w:color="auto" w:fill="3C3C3C"/>
+          <w:lang w:val="en-US"/>
+        </w:rPr>
+      </w:pPr>
+    </w:p>
+    <w:p>
+      <w:pPr>
+        <w:rPr>
+          <w:rStyle w:val="HTML"/>
+          <w:rFonts w:ascii="Consolas" w:eastAsiaTheme="minorHAnsi" w:hAnsi="Consolas"/>
+          <w:b/>
+          <w:bCs/>
+          <w:color w:val="D0D0D0"/>
+          <w:sz w:val="18"/>
+          <w:szCs w:val="18"/>
+          <w:bdr w:val="single" w:sz="2" w:space="0" w:color="E5E7EB" w:frame="1"/>
+          <w:shd w:val="clear" w:color="auto" w:fill="3C3C3C"/>
+          <w:lang w:val="en-US"/>
+        </w:rPr>
+      </w:pPr>
+    </w:p>
+    <w:p>
+      <w:pPr>
+        <w:rPr>
+          <w:rStyle w:val="HTML"/>
+          <w:rFonts w:ascii="Consolas" w:eastAsiaTheme="minorHAnsi" w:hAnsi="Consolas"/>
+          <w:b/>
+          <w:bCs/>
+          <w:color w:val="D0D0D0"/>
+          <w:sz w:val="18"/>
+          <w:szCs w:val="18"/>
+          <w:bdr w:val="single" w:sz="2" w:space="0" w:color="E5E7EB" w:frame="1"/>
+          <w:shd w:val="clear" w:color="auto" w:fill="3C3C3C"/>
+          <w:lang w:val="en-US"/>
+        </w:rPr>
+      </w:pPr>
+    </w:p>
+    <w:p>
+      <w:pPr>
+        <w:rPr>
+          <w:rStyle w:val="HTML"/>
+          <w:rFonts w:ascii="Consolas" w:eastAsiaTheme="minorHAnsi" w:hAnsi="Consolas"/>
+          <w:b/>
+          <w:bCs/>
+          <w:color w:val="D0D0D0"/>
+          <w:sz w:val="18"/>
+          <w:szCs w:val="18"/>
+          <w:bdr w:val="single" w:sz="2" w:space="0" w:color="E5E7EB" w:frame="1"/>
+          <w:shd w:val="clear" w:color="auto" w:fill="3C3C3C"/>
+          <w:lang w:val="en-US"/>
+        </w:rPr>
+      </w:pPr>
+    </w:p>
+    <w:p>
+      <w:pPr>
+        <w:rPr>
+          <w:rStyle w:val="HTML"/>
+          <w:rFonts w:ascii="Consolas" w:eastAsiaTheme="minorHAnsi" w:hAnsi="Consolas"/>
+          <w:b/>
+          <w:bCs/>
+          <w:color w:val="D0D0D0"/>
+          <w:sz w:val="18"/>
+          <w:szCs w:val="18"/>
+          <w:bdr w:val="single" w:sz="2" w:space="0" w:color="E5E7EB" w:frame="1"/>
+          <w:shd w:val="clear" w:color="auto" w:fill="3C3C3C"/>
+          <w:lang w:val="en-US"/>
+        </w:rPr>
+      </w:pPr>
+    </w:p>
+    <w:p>
+      <w:pPr>
+        <w:rPr>
+          <w:rStyle w:val="HTML"/>
+          <w:rFonts w:ascii="Consolas" w:eastAsiaTheme="minorHAnsi" w:hAnsi="Consolas"/>
+          <w:b/>
+          <w:bCs/>
+          <w:color w:val="D0D0D0"/>
+          <w:sz w:val="18"/>
+          <w:szCs w:val="18"/>
+          <w:bdr w:val="single" w:sz="2" w:space="0" w:color="E5E7EB" w:frame="1"/>
+          <w:shd w:val="clear" w:color="auto" w:fill="3C3C3C"/>
+          <w:lang w:val="en-US"/>
+        </w:rPr>
+      </w:pPr>
+    </w:p>
+    <w:p>
+      <w:pPr>
+        <w:rPr>
+          <w:rStyle w:val="HTML"/>
+          <w:rFonts w:ascii="Consolas" w:eastAsiaTheme="minorHAnsi" w:hAnsi="Consolas"/>
+          <w:b/>
+          <w:bCs/>
+          <w:color w:val="D0D0D0"/>
+          <w:sz w:val="18"/>
+          <w:szCs w:val="18"/>
+          <w:bdr w:val="single" w:sz="2" w:space="0" w:color="E5E7EB" w:frame="1"/>
+          <w:shd w:val="clear" w:color="auto" w:fill="3C3C3C"/>
+          <w:lang w:val="en-US"/>
+        </w:rPr>
+      </w:pPr>
+    </w:p>
+    <w:p>
+      <w:pPr>
+        <w:rPr>
+          <w:rStyle w:val="HTML"/>
+          <w:rFonts w:ascii="Consolas" w:eastAsiaTheme="minorHAnsi" w:hAnsi="Consolas"/>
+          <w:b/>
+          <w:bCs/>
+          <w:color w:val="D0D0D0"/>
+          <w:sz w:val="18"/>
+          <w:szCs w:val="18"/>
+          <w:bdr w:val="single" w:sz="2" w:space="0" w:color="E5E7EB" w:frame="1"/>
+          <w:shd w:val="clear" w:color="auto" w:fill="3C3C3C"/>
+          <w:lang w:val="en-US"/>
+        </w:rPr>
+      </w:pPr>
+    </w:p>
+    <w:p>
+      <w:pPr>
+        <w:rPr>
+          <w:rStyle w:val="HTML"/>
+          <w:rFonts w:ascii="Consolas" w:eastAsiaTheme="minorHAnsi" w:hAnsi="Consolas"/>
+          <w:b/>
+          <w:bCs/>
+          <w:color w:val="D0D0D0"/>
+          <w:sz w:val="18"/>
+          <w:szCs w:val="18"/>
+          <w:bdr w:val="single" w:sz="2" w:space="0" w:color="E5E7EB" w:frame="1"/>
+          <w:shd w:val="clear" w:color="auto" w:fill="3C3C3C"/>
+          <w:lang w:val="en-US"/>
+        </w:rPr>
+      </w:pPr>
+    </w:p>
+    <w:p>
+      <w:pPr>
+        <w:rPr>
+          <w:rStyle w:val="HTML"/>
+          <w:rFonts w:ascii="Consolas" w:eastAsiaTheme="minorHAnsi" w:hAnsi="Consolas"/>
+          <w:b/>
+          <w:bCs/>
+          <w:color w:val="D0D0D0"/>
+          <w:sz w:val="18"/>
+          <w:szCs w:val="18"/>
+          <w:bdr w:val="single" w:sz="2" w:space="0" w:color="E5E7EB" w:frame="1"/>
+          <w:shd w:val="clear" w:color="auto" w:fill="3C3C3C"/>
+          <w:lang w:val="en-US"/>
+        </w:rPr>
+      </w:pPr>
+    </w:p>
+    <w:p>
+      <w:pPr>
+        <w:rPr>
+          <w:rStyle w:val="HTML"/>
+          <w:rFonts w:ascii="Consolas" w:eastAsiaTheme="minorHAnsi" w:hAnsi="Consolas"/>
+          <w:b/>
+          <w:bCs/>
+          <w:color w:val="D0D0D0"/>
+          <w:sz w:val="18"/>
+          <w:szCs w:val="18"/>
+          <w:bdr w:val="single" w:sz="2" w:space="0" w:color="E5E7EB" w:frame="1"/>
+          <w:shd w:val="clear" w:color="auto" w:fill="3C3C3C"/>
+          <w:lang w:val="en-US"/>
+        </w:rPr>
+      </w:pPr>
+    </w:p>
+    <w:p>
+      <w:pPr>
+        <w:rPr>
+          <w:rStyle w:val="HTML"/>
+          <w:rFonts w:ascii="Consolas" w:eastAsiaTheme="minorHAnsi" w:hAnsi="Consolas"/>
+          <w:b/>
+          <w:bCs/>
+          <w:color w:val="D0D0D0"/>
+          <w:sz w:val="18"/>
+          <w:szCs w:val="18"/>
+          <w:bdr w:val="single" w:sz="2" w:space="0" w:color="E5E7EB" w:frame="1"/>
+          <w:shd w:val="clear" w:color="auto" w:fill="3C3C3C"/>
+          <w:lang w:val="en-US"/>
+        </w:rPr>
+      </w:pPr>
+    </w:p>
+    <w:p>
+      <w:pPr>
+        <w:rPr>
+          <w:rStyle w:val="HTML"/>
+          <w:rFonts w:ascii="Consolas" w:eastAsiaTheme="minorHAnsi" w:hAnsi="Consolas"/>
+          <w:b/>
+          <w:bCs/>
+          <w:color w:val="D0D0D0"/>
+          <w:sz w:val="18"/>
+          <w:szCs w:val="18"/>
+          <w:bdr w:val="single" w:sz="2" w:space="0" w:color="E5E7EB" w:frame="1"/>
+          <w:shd w:val="clear" w:color="auto" w:fill="3C3C3C"/>
+          <w:lang w:val="en-US"/>
+        </w:rPr>
+      </w:pPr>
+    </w:p>
+    <w:p>
+      <w:pPr>
+        <w:rPr>
+          <w:rStyle w:val="HTML"/>
+          <w:rFonts w:ascii="Consolas" w:eastAsiaTheme="minorHAnsi" w:hAnsi="Consolas"/>
+          <w:b/>
+          <w:bCs/>
+          <w:color w:val="D0D0D0"/>
+          <w:sz w:val="18"/>
+          <w:szCs w:val="18"/>
+          <w:bdr w:val="single" w:sz="2" w:space="0" w:color="E5E7EB" w:frame="1"/>
+          <w:shd w:val="clear" w:color="auto" w:fill="3C3C3C"/>
+          <w:lang w:val="en-US"/>
+        </w:rPr>
+      </w:pPr>
+    </w:p>
+    <w:p>
+      <w:pPr>
+        <w:rPr>
+          <w:rStyle w:val="HTML"/>
+          <w:rFonts w:ascii="Consolas" w:eastAsiaTheme="minorHAnsi" w:hAnsi="Consolas"/>
+          <w:b/>
+          <w:bCs/>
+          <w:color w:val="D0D0D0"/>
+          <w:sz w:val="18"/>
+          <w:szCs w:val="18"/>
+          <w:bdr w:val="single" w:sz="2" w:space="0" w:color="E5E7EB" w:frame="1"/>
+          <w:shd w:val="clear" w:color="auto" w:fill="3C3C3C"/>
+          <w:lang w:val="en-US"/>
+        </w:rPr>
+      </w:pPr>
+    </w:p>
+    <w:p>
+      <w:pPr>
+        <w:rPr>
+          <w:rStyle w:val="HTML"/>
+          <w:rFonts w:ascii="Consolas" w:eastAsiaTheme="minorHAnsi" w:hAnsi="Consolas"/>
+          <w:b/>
+          <w:bCs/>
+          <w:color w:val="D0D0D0"/>
+          <w:sz w:val="18"/>
+          <w:szCs w:val="18"/>
+          <w:bdr w:val="single" w:sz="2" w:space="0" w:color="E5E7EB" w:frame="1"/>
+          <w:shd w:val="clear" w:color="auto" w:fill="3C3C3C"/>
+          <w:lang w:val="en-US"/>
+        </w:rPr>
+      </w:pPr>
+    </w:p>
+    <w:p>
+      <w:pPr>
+        <w:rPr>
+          <w:noProof/>
+          <w:lang w:val="en-US" w:bidi="ru-RU"/>
+        </w:rPr>
+      </w:pPr>
       <w:r>
         <w:rPr>
           <w:noProof/>
@@ -14432,14 +17276,6 @@
         </w:numPr>
         <w:ind w:left="785"/>
         <w:rPr>
-          <w:noProof/>
-          <w:lang w:val="en-US" w:bidi="ru-RU"/>
-        </w:rPr>
-      </w:pPr>
-      <w:bookmarkStart w:id="7" w:name="_GoBack"/>
-      <w:bookmarkEnd w:id="7"/>
-      <w:r>
-        <w:rPr>
           <w:rStyle w:val="HTML"/>
           <w:rFonts w:ascii="Consolas" w:eastAsiaTheme="minorHAnsi" w:hAnsi="Consolas"/>
           <w:b/>
@@ -14449,9 +17285,444 @@
           <w:szCs w:val="18"/>
           <w:bdr w:val="single" w:sz="2" w:space="0" w:color="E5E7EB" w:frame="1"/>
           <w:shd w:val="clear" w:color="auto" w:fill="3C3C3C"/>
-        </w:rPr>
-        <w:t>{{texnik_tahlil}}</w:t>
-      </w:r>
+          <w:lang w:val="en-US"/>
+        </w:rPr>
+      </w:pPr>
+      <w:r>
+        <w:rPr>
+          <w:rStyle w:val="HTML"/>
+          <w:rFonts w:ascii="Consolas" w:eastAsiaTheme="minorHAnsi" w:hAnsi="Consolas"/>
+          <w:b/>
+          <w:bCs/>
+          <w:color w:val="D0D0D0"/>
+          <w:sz w:val="18"/>
+          <w:szCs w:val="18"/>
+          <w:bdr w:val="single" w:sz="2" w:space="0" w:color="E5E7EB" w:frame="1"/>
+          <w:shd w:val="clear" w:color="auto" w:fill="3C3C3C"/>
+          <w:lang w:val="en-US"/>
+        </w:rPr>
+        <w:t>{{</w:t>
+      </w:r>
+      <w:proofErr w:type="spellStart"/>
+      <w:r>
+        <w:rPr>
+          <w:rStyle w:val="HTML"/>
+          <w:rFonts w:ascii="Consolas" w:eastAsiaTheme="minorHAnsi" w:hAnsi="Consolas"/>
+          <w:b/>
+          <w:bCs/>
+          <w:color w:val="D0D0D0"/>
+          <w:sz w:val="18"/>
+          <w:szCs w:val="18"/>
+          <w:bdr w:val="single" w:sz="2" w:space="0" w:color="E5E7EB" w:frame="1"/>
+          <w:shd w:val="clear" w:color="auto" w:fill="3C3C3C"/>
+          <w:lang w:val="en-US"/>
+        </w:rPr>
+        <w:t>texnik_tahlil</w:t>
+      </w:r>
+      <w:proofErr w:type="spellEnd"/>
+      <w:r>
+        <w:rPr>
+          <w:rStyle w:val="HTML"/>
+          <w:rFonts w:ascii="Consolas" w:eastAsiaTheme="minorHAnsi" w:hAnsi="Consolas"/>
+          <w:b/>
+          <w:bCs/>
+          <w:color w:val="D0D0D0"/>
+          <w:sz w:val="18"/>
+          <w:szCs w:val="18"/>
+          <w:bdr w:val="single" w:sz="2" w:space="0" w:color="E5E7EB" w:frame="1"/>
+          <w:shd w:val="clear" w:color="auto" w:fill="3C3C3C"/>
+          <w:lang w:val="en-US"/>
+        </w:rPr>
+        <w:t>}}</w:t>
+      </w:r>
+    </w:p>
+    <w:p>
+      <w:pPr>
+        <w:pStyle w:val="a"/>
+        <w:numPr>
+          <w:ilvl w:val="0"/>
+          <w:numId w:val="0"/>
+        </w:numPr>
+        <w:ind w:left="785"/>
+        <w:rPr>
+          <w:rStyle w:val="HTML"/>
+          <w:rFonts w:ascii="Consolas" w:eastAsiaTheme="minorHAnsi" w:hAnsi="Consolas"/>
+          <w:b/>
+          <w:bCs/>
+          <w:color w:val="D0D0D0"/>
+          <w:sz w:val="18"/>
+          <w:szCs w:val="18"/>
+          <w:bdr w:val="single" w:sz="2" w:space="0" w:color="E5E7EB" w:frame="1"/>
+          <w:shd w:val="clear" w:color="auto" w:fill="3C3C3C"/>
+          <w:lang w:val="en-US"/>
+        </w:rPr>
+      </w:pPr>
+    </w:p>
+    <w:p>
+      <w:pPr>
+        <w:pStyle w:val="a"/>
+        <w:numPr>
+          <w:ilvl w:val="0"/>
+          <w:numId w:val="0"/>
+        </w:numPr>
+        <w:ind w:left="785"/>
+        <w:rPr>
+          <w:rStyle w:val="HTML"/>
+          <w:rFonts w:ascii="Consolas" w:eastAsiaTheme="minorHAnsi" w:hAnsi="Consolas"/>
+          <w:b/>
+          <w:bCs/>
+          <w:color w:val="D0D0D0"/>
+          <w:sz w:val="18"/>
+          <w:szCs w:val="18"/>
+          <w:bdr w:val="single" w:sz="2" w:space="0" w:color="E5E7EB" w:frame="1"/>
+          <w:shd w:val="clear" w:color="auto" w:fill="3C3C3C"/>
+          <w:lang w:val="en-US"/>
+        </w:rPr>
+      </w:pPr>
+    </w:p>
+    <w:p>
+      <w:pPr>
+        <w:pStyle w:val="a"/>
+        <w:numPr>
+          <w:ilvl w:val="0"/>
+          <w:numId w:val="0"/>
+        </w:numPr>
+        <w:ind w:left="785"/>
+        <w:rPr>
+          <w:rStyle w:val="HTML"/>
+          <w:rFonts w:ascii="Consolas" w:eastAsiaTheme="minorHAnsi" w:hAnsi="Consolas"/>
+          <w:b/>
+          <w:bCs/>
+          <w:color w:val="D0D0D0"/>
+          <w:sz w:val="18"/>
+          <w:szCs w:val="18"/>
+          <w:bdr w:val="single" w:sz="2" w:space="0" w:color="E5E7EB" w:frame="1"/>
+          <w:shd w:val="clear" w:color="auto" w:fill="3C3C3C"/>
+          <w:lang w:val="en-US"/>
+        </w:rPr>
+      </w:pPr>
+    </w:p>
+    <w:p>
+      <w:pPr>
+        <w:pStyle w:val="a"/>
+        <w:numPr>
+          <w:ilvl w:val="0"/>
+          <w:numId w:val="0"/>
+        </w:numPr>
+        <w:ind w:left="785"/>
+        <w:rPr>
+          <w:rStyle w:val="HTML"/>
+          <w:rFonts w:ascii="Consolas" w:eastAsiaTheme="minorHAnsi" w:hAnsi="Consolas"/>
+          <w:b/>
+          <w:bCs/>
+          <w:color w:val="D0D0D0"/>
+          <w:sz w:val="18"/>
+          <w:szCs w:val="18"/>
+          <w:bdr w:val="single" w:sz="2" w:space="0" w:color="E5E7EB" w:frame="1"/>
+          <w:shd w:val="clear" w:color="auto" w:fill="3C3C3C"/>
+          <w:lang w:val="en-US"/>
+        </w:rPr>
+      </w:pPr>
+    </w:p>
+    <w:p>
+      <w:pPr>
+        <w:pStyle w:val="a"/>
+        <w:numPr>
+          <w:ilvl w:val="0"/>
+          <w:numId w:val="0"/>
+        </w:numPr>
+        <w:ind w:left="785"/>
+        <w:rPr>
+          <w:rStyle w:val="HTML"/>
+          <w:rFonts w:ascii="Consolas" w:eastAsiaTheme="minorHAnsi" w:hAnsi="Consolas"/>
+          <w:b/>
+          <w:bCs/>
+          <w:color w:val="D0D0D0"/>
+          <w:sz w:val="18"/>
+          <w:szCs w:val="18"/>
+          <w:bdr w:val="single" w:sz="2" w:space="0" w:color="E5E7EB" w:frame="1"/>
+          <w:shd w:val="clear" w:color="auto" w:fill="3C3C3C"/>
+          <w:lang w:val="en-US"/>
+        </w:rPr>
+      </w:pPr>
+    </w:p>
+    <w:p>
+      <w:pPr>
+        <w:pStyle w:val="a"/>
+        <w:numPr>
+          <w:ilvl w:val="0"/>
+          <w:numId w:val="0"/>
+        </w:numPr>
+        <w:ind w:left="785"/>
+        <w:rPr>
+          <w:rStyle w:val="HTML"/>
+          <w:rFonts w:ascii="Consolas" w:eastAsiaTheme="minorHAnsi" w:hAnsi="Consolas"/>
+          <w:b/>
+          <w:bCs/>
+          <w:color w:val="D0D0D0"/>
+          <w:sz w:val="18"/>
+          <w:szCs w:val="18"/>
+          <w:bdr w:val="single" w:sz="2" w:space="0" w:color="E5E7EB" w:frame="1"/>
+          <w:shd w:val="clear" w:color="auto" w:fill="3C3C3C"/>
+          <w:lang w:val="en-US"/>
+        </w:rPr>
+      </w:pPr>
+    </w:p>
+    <w:p>
+      <w:pPr>
+        <w:pStyle w:val="a"/>
+        <w:numPr>
+          <w:ilvl w:val="0"/>
+          <w:numId w:val="0"/>
+        </w:numPr>
+        <w:ind w:left="785"/>
+        <w:rPr>
+          <w:rStyle w:val="HTML"/>
+          <w:rFonts w:ascii="Consolas" w:eastAsiaTheme="minorHAnsi" w:hAnsi="Consolas"/>
+          <w:b/>
+          <w:bCs/>
+          <w:color w:val="D0D0D0"/>
+          <w:sz w:val="18"/>
+          <w:szCs w:val="18"/>
+          <w:bdr w:val="single" w:sz="2" w:space="0" w:color="E5E7EB" w:frame="1"/>
+          <w:shd w:val="clear" w:color="auto" w:fill="3C3C3C"/>
+          <w:lang w:val="en-US"/>
+        </w:rPr>
+      </w:pPr>
+    </w:p>
+    <w:p>
+      <w:pPr>
+        <w:pStyle w:val="a"/>
+        <w:numPr>
+          <w:ilvl w:val="0"/>
+          <w:numId w:val="0"/>
+        </w:numPr>
+        <w:ind w:left="785"/>
+        <w:rPr>
+          <w:rStyle w:val="HTML"/>
+          <w:rFonts w:ascii="Consolas" w:eastAsiaTheme="minorHAnsi" w:hAnsi="Consolas"/>
+          <w:b/>
+          <w:bCs/>
+          <w:color w:val="D0D0D0"/>
+          <w:sz w:val="18"/>
+          <w:szCs w:val="18"/>
+          <w:bdr w:val="single" w:sz="2" w:space="0" w:color="E5E7EB" w:frame="1"/>
+          <w:shd w:val="clear" w:color="auto" w:fill="3C3C3C"/>
+          <w:lang w:val="en-US"/>
+        </w:rPr>
+      </w:pPr>
+    </w:p>
+    <w:p>
+      <w:pPr>
+        <w:pStyle w:val="a"/>
+        <w:numPr>
+          <w:ilvl w:val="0"/>
+          <w:numId w:val="0"/>
+        </w:numPr>
+        <w:ind w:left="785"/>
+        <w:rPr>
+          <w:rStyle w:val="HTML"/>
+          <w:rFonts w:ascii="Consolas" w:eastAsiaTheme="minorHAnsi" w:hAnsi="Consolas"/>
+          <w:b/>
+          <w:bCs/>
+          <w:color w:val="D0D0D0"/>
+          <w:sz w:val="18"/>
+          <w:szCs w:val="18"/>
+          <w:bdr w:val="single" w:sz="2" w:space="0" w:color="E5E7EB" w:frame="1"/>
+          <w:shd w:val="clear" w:color="auto" w:fill="3C3C3C"/>
+          <w:lang w:val="en-US"/>
+        </w:rPr>
+      </w:pPr>
+    </w:p>
+    <w:p>
+      <w:pPr>
+        <w:pStyle w:val="a"/>
+        <w:numPr>
+          <w:ilvl w:val="0"/>
+          <w:numId w:val="0"/>
+        </w:numPr>
+        <w:ind w:left="785"/>
+        <w:rPr>
+          <w:rStyle w:val="HTML"/>
+          <w:rFonts w:ascii="Consolas" w:eastAsiaTheme="minorHAnsi" w:hAnsi="Consolas"/>
+          <w:b/>
+          <w:bCs/>
+          <w:color w:val="D0D0D0"/>
+          <w:sz w:val="18"/>
+          <w:szCs w:val="18"/>
+          <w:bdr w:val="single" w:sz="2" w:space="0" w:color="E5E7EB" w:frame="1"/>
+          <w:shd w:val="clear" w:color="auto" w:fill="3C3C3C"/>
+          <w:lang w:val="en-US"/>
+        </w:rPr>
+      </w:pPr>
+    </w:p>
+    <w:p>
+      <w:pPr>
+        <w:pStyle w:val="a"/>
+        <w:numPr>
+          <w:ilvl w:val="0"/>
+          <w:numId w:val="0"/>
+        </w:numPr>
+        <w:ind w:left="785"/>
+        <w:rPr>
+          <w:rStyle w:val="HTML"/>
+          <w:rFonts w:ascii="Consolas" w:eastAsiaTheme="minorHAnsi" w:hAnsi="Consolas"/>
+          <w:b/>
+          <w:bCs/>
+          <w:color w:val="D0D0D0"/>
+          <w:sz w:val="18"/>
+          <w:szCs w:val="18"/>
+          <w:bdr w:val="single" w:sz="2" w:space="0" w:color="E5E7EB" w:frame="1"/>
+          <w:shd w:val="clear" w:color="auto" w:fill="3C3C3C"/>
+          <w:lang w:val="en-US"/>
+        </w:rPr>
+      </w:pPr>
+    </w:p>
+    <w:p>
+      <w:pPr>
+        <w:pStyle w:val="a"/>
+        <w:numPr>
+          <w:ilvl w:val="0"/>
+          <w:numId w:val="0"/>
+        </w:numPr>
+        <w:ind w:left="785"/>
+        <w:rPr>
+          <w:rStyle w:val="HTML"/>
+          <w:rFonts w:ascii="Consolas" w:eastAsiaTheme="minorHAnsi" w:hAnsi="Consolas"/>
+          <w:b/>
+          <w:bCs/>
+          <w:color w:val="D0D0D0"/>
+          <w:sz w:val="18"/>
+          <w:szCs w:val="18"/>
+          <w:bdr w:val="single" w:sz="2" w:space="0" w:color="E5E7EB" w:frame="1"/>
+          <w:shd w:val="clear" w:color="auto" w:fill="3C3C3C"/>
+          <w:lang w:val="en-US"/>
+        </w:rPr>
+      </w:pPr>
+    </w:p>
+    <w:p>
+      <w:pPr>
+        <w:pStyle w:val="a"/>
+        <w:numPr>
+          <w:ilvl w:val="0"/>
+          <w:numId w:val="0"/>
+        </w:numPr>
+        <w:ind w:left="785"/>
+        <w:rPr>
+          <w:rStyle w:val="HTML"/>
+          <w:rFonts w:ascii="Consolas" w:eastAsiaTheme="minorHAnsi" w:hAnsi="Consolas"/>
+          <w:b/>
+          <w:bCs/>
+          <w:color w:val="D0D0D0"/>
+          <w:sz w:val="18"/>
+          <w:szCs w:val="18"/>
+          <w:bdr w:val="single" w:sz="2" w:space="0" w:color="E5E7EB" w:frame="1"/>
+          <w:shd w:val="clear" w:color="auto" w:fill="3C3C3C"/>
+          <w:lang w:val="en-US"/>
+        </w:rPr>
+      </w:pPr>
+    </w:p>
+    <w:p>
+      <w:pPr>
+        <w:pStyle w:val="a"/>
+        <w:numPr>
+          <w:ilvl w:val="0"/>
+          <w:numId w:val="0"/>
+        </w:numPr>
+        <w:ind w:left="785"/>
+        <w:rPr>
+          <w:rStyle w:val="HTML"/>
+          <w:rFonts w:ascii="Consolas" w:eastAsiaTheme="minorHAnsi" w:hAnsi="Consolas"/>
+          <w:b/>
+          <w:bCs/>
+          <w:color w:val="D0D0D0"/>
+          <w:sz w:val="18"/>
+          <w:szCs w:val="18"/>
+          <w:bdr w:val="single" w:sz="2" w:space="0" w:color="E5E7EB" w:frame="1"/>
+          <w:shd w:val="clear" w:color="auto" w:fill="3C3C3C"/>
+          <w:lang w:val="en-US"/>
+        </w:rPr>
+      </w:pPr>
+    </w:p>
+    <w:p>
+      <w:pPr>
+        <w:pStyle w:val="a"/>
+        <w:numPr>
+          <w:ilvl w:val="0"/>
+          <w:numId w:val="0"/>
+        </w:numPr>
+        <w:ind w:left="785"/>
+        <w:rPr>
+          <w:rStyle w:val="HTML"/>
+          <w:rFonts w:ascii="Consolas" w:eastAsiaTheme="minorHAnsi" w:hAnsi="Consolas"/>
+          <w:b/>
+          <w:bCs/>
+          <w:color w:val="D0D0D0"/>
+          <w:sz w:val="18"/>
+          <w:szCs w:val="18"/>
+          <w:bdr w:val="single" w:sz="2" w:space="0" w:color="E5E7EB" w:frame="1"/>
+          <w:shd w:val="clear" w:color="auto" w:fill="3C3C3C"/>
+          <w:lang w:val="en-US"/>
+        </w:rPr>
+      </w:pPr>
+    </w:p>
+    <w:p>
+      <w:pPr>
+        <w:pStyle w:val="a"/>
+        <w:numPr>
+          <w:ilvl w:val="0"/>
+          <w:numId w:val="0"/>
+        </w:numPr>
+        <w:ind w:left="785"/>
+        <w:rPr>
+          <w:rStyle w:val="HTML"/>
+          <w:rFonts w:ascii="Consolas" w:eastAsiaTheme="minorHAnsi" w:hAnsi="Consolas"/>
+          <w:b/>
+          <w:bCs/>
+          <w:color w:val="D0D0D0"/>
+          <w:sz w:val="18"/>
+          <w:szCs w:val="18"/>
+          <w:bdr w:val="single" w:sz="2" w:space="0" w:color="E5E7EB" w:frame="1"/>
+          <w:shd w:val="clear" w:color="auto" w:fill="3C3C3C"/>
+          <w:lang w:val="en-US"/>
+        </w:rPr>
+      </w:pPr>
+    </w:p>
+    <w:p>
+      <w:pPr>
+        <w:pStyle w:val="a"/>
+        <w:numPr>
+          <w:ilvl w:val="0"/>
+          <w:numId w:val="0"/>
+        </w:numPr>
+        <w:ind w:left="785"/>
+        <w:rPr>
+          <w:rStyle w:val="HTML"/>
+          <w:rFonts w:ascii="Consolas" w:eastAsiaTheme="minorHAnsi" w:hAnsi="Consolas"/>
+          <w:b/>
+          <w:bCs/>
+          <w:color w:val="D0D0D0"/>
+          <w:sz w:val="18"/>
+          <w:szCs w:val="18"/>
+          <w:bdr w:val="single" w:sz="2" w:space="0" w:color="E5E7EB" w:frame="1"/>
+          <w:shd w:val="clear" w:color="auto" w:fill="3C3C3C"/>
+          <w:lang w:val="en-US"/>
+        </w:rPr>
+      </w:pPr>
+    </w:p>
+    <w:p>
+      <w:pPr>
+        <w:pStyle w:val="a"/>
+        <w:numPr>
+          <w:ilvl w:val="0"/>
+          <w:numId w:val="0"/>
+        </w:numPr>
+        <w:ind w:left="785"/>
+        <w:rPr>
+          <w:noProof/>
+          <w:lang w:val="en-US" w:bidi="ru-RU"/>
+        </w:rPr>
+      </w:pPr>
       <w:r>
         <w:rPr>
           <w:noProof/>
@@ -14480,7 +17751,7 @@
           <w:lang w:val="en-US"/>
         </w:rPr>
       </w:pPr>
-      <w:bookmarkStart w:id="8" w:name="_Hlk224051815"/>
+      <w:bookmarkStart w:id="7" w:name="_Hlk224051815"/>
       <w:r>
         <w:rPr>
           <w:rFonts w:ascii="Times New Roman" w:eastAsiaTheme="majorEastAsia" w:hAnsi="Times New Roman" w:cs="Times New Roman"/>
@@ -14561,61 +17832,61 @@
           <w:lang w:val="en-US"/>
         </w:rPr>
       </w:pPr>
-      <w:bookmarkStart w:id="9" w:name="bookmark32"/>
+      <w:bookmarkStart w:id="8" w:name="bookmark32"/>
+      <w:bookmarkEnd w:id="7"/>
+      <w:r>
+        <w:rPr>
+          <w:color w:val="000000"/>
+          <w:lang w:val="en-US"/>
+        </w:rPr>
+        <w:tab/>
+      </w:r>
+      <w:proofErr w:type="spellStart"/>
+      <w:r>
+        <w:rPr>
+          <w:color w:val="000000"/>
+          <w:sz w:val="28"/>
+          <w:lang w:val="en-US"/>
+        </w:rPr>
+        <w:t>Ekologiya</w:t>
+      </w:r>
+      <w:proofErr w:type="spellEnd"/>
+      <w:r>
+        <w:rPr>
+          <w:color w:val="000000"/>
+          <w:sz w:val="28"/>
+          <w:lang w:val="en-US"/>
+        </w:rPr>
+        <w:t xml:space="preserve">, </w:t>
+      </w:r>
+      <w:proofErr w:type="spellStart"/>
+      <w:r>
+        <w:rPr>
+          <w:color w:val="000000"/>
+          <w:sz w:val="28"/>
+          <w:lang w:val="en-US"/>
+        </w:rPr>
+        <w:t>atrof-muhitga</w:t>
+      </w:r>
+      <w:proofErr w:type="spellEnd"/>
+      <w:r>
+        <w:rPr>
+          <w:color w:val="000000"/>
+          <w:sz w:val="28"/>
+          <w:lang w:val="en-US"/>
+        </w:rPr>
+        <w:t xml:space="preserve"> </w:t>
+      </w:r>
+      <w:proofErr w:type="spellStart"/>
+      <w:r>
+        <w:rPr>
+          <w:color w:val="000000"/>
+          <w:sz w:val="28"/>
+          <w:lang w:val="en-US"/>
+        </w:rPr>
+        <w:t>ta'siri</w:t>
+      </w:r>
       <w:bookmarkEnd w:id="8"/>
-      <w:r>
-        <w:rPr>
-          <w:color w:val="000000"/>
-          <w:lang w:val="en-US"/>
-        </w:rPr>
-        <w:tab/>
-      </w:r>
-      <w:proofErr w:type="spellStart"/>
-      <w:r>
-        <w:rPr>
-          <w:color w:val="000000"/>
-          <w:sz w:val="28"/>
-          <w:lang w:val="en-US"/>
-        </w:rPr>
-        <w:t>Ekologiya</w:t>
-      </w:r>
-      <w:proofErr w:type="spellEnd"/>
-      <w:r>
-        <w:rPr>
-          <w:color w:val="000000"/>
-          <w:sz w:val="28"/>
-          <w:lang w:val="en-US"/>
-        </w:rPr>
-        <w:t xml:space="preserve">, </w:t>
-      </w:r>
-      <w:proofErr w:type="spellStart"/>
-      <w:r>
-        <w:rPr>
-          <w:color w:val="000000"/>
-          <w:sz w:val="28"/>
-          <w:lang w:val="en-US"/>
-        </w:rPr>
-        <w:t>atrof-muhitga</w:t>
-      </w:r>
-      <w:proofErr w:type="spellEnd"/>
-      <w:r>
-        <w:rPr>
-          <w:color w:val="000000"/>
-          <w:sz w:val="28"/>
-          <w:lang w:val="en-US"/>
-        </w:rPr>
-        <w:t xml:space="preserve"> </w:t>
-      </w:r>
-      <w:proofErr w:type="spellStart"/>
-      <w:r>
-        <w:rPr>
-          <w:color w:val="000000"/>
-          <w:sz w:val="28"/>
-          <w:lang w:val="en-US"/>
-        </w:rPr>
-        <w:t>ta'siri</w:t>
-      </w:r>
-      <w:bookmarkEnd w:id="9"/>
       <w:proofErr w:type="spellEnd"/>
     </w:p>
     <w:p>
@@ -14993,7 +18264,7 @@
           <w:lang w:val="bg-BG"/>
         </w:rPr>
       </w:pPr>
-      <w:bookmarkStart w:id="10" w:name="_Hlk224051951"/>
+      <w:bookmarkStart w:id="9" w:name="_Hlk224051951"/>
       <w:r>
         <w:rPr>
           <w:rFonts w:ascii="Times New Roman" w:eastAsiaTheme="majorEastAsia" w:hAnsi="Times New Roman" w:cs="Times New Roman"/>
@@ -15113,7 +18384,7 @@
         <w:t>rejasi</w:t>
       </w:r>
     </w:p>
-    <w:bookmarkEnd w:id="10"/>
+    <w:bookmarkEnd w:id="9"/>
     <w:p>
       <w:pPr>
         <w:pStyle w:val="a"/>
@@ -18300,6 +21571,7 @@
           <w:lang w:val="en-US" w:eastAsia="ru-RU"/>
         </w:rPr>
       </w:pPr>
+      <w:bookmarkStart w:id="10" w:name="_GoBack"/>
       <w:r>
         <w:rPr>
           <w:rStyle w:val="HTML"/>
@@ -18344,6 +21616,7 @@
         </w:rPr>
         <w:t>}}</w:t>
       </w:r>
+      <w:bookmarkEnd w:id="10"/>
     </w:p>
     <w:sectPr>
       <w:headerReference w:type="default" r:id="rId12"/>
@@ -18453,7 +21726,7 @@
         <w:noProof/>
         <w:lang w:bidi="ru-RU"/>
       </w:rPr>
-      <w:t>12</w:t>
+      <w:t>22</w:t>
     </w:r>
     <w:r>
       <w:rPr>
@@ -18714,7 +21987,7 @@
               <wp:docPr id="1" name="Текстовое поле 2">
                 <a:extLst xmlns:a="http://schemas.openxmlformats.org/drawingml/2006/main">
                   <a:ext uri="{C183D7F6-B498-43B3-948B-1728B52AA6E4}">
-                    <adec:decorative xmlns="" xmlns:cx="http://schemas.microsoft.com/office/drawing/2014/chartex" xmlns:cx1="http://schemas.microsoft.com/office/drawing/2015/9/8/chartex" xmlns:cx2="http://schemas.microsoft.com/office/drawing/2015/10/21/chartex" xmlns:cx3="http://schemas.microsoft.com/office/drawing/2016/5/9/chartex" xmlns:cx4="http://schemas.microsoft.com/office/drawing/2016/5/10/chartex" xmlns:cx5="http://schemas.microsoft.com/office/drawing/2016/5/11/chartex" xmlns:cx6="http://schemas.microsoft.com/office/drawing/2016/5/12/chartex" xmlns:cx7="http://schemas.microsoft.com/office/drawing/2016/5/13/chartex" xmlns:cx8="http://schemas.microsoft.com/office/drawing/2016/5/14/chartex" xmlns:aink="http://schemas.microsoft.com/office/drawing/2016/ink" xmlns:am3d="http://schemas.microsoft.com/office/drawing/2017/model3d" xmlns:o="urn:schemas-microsoft-com:office:office" xmlns:v="urn:schemas-microsoft-com:vml" xmlns:w10="urn:schemas-microsoft-com:office:word" xmlns:w="http://schemas.openxmlformats.org/wordprocessingml/2006/main" xmlns:w15="http://schemas.microsoft.com/office/word/2012/wordml" xmlns:w16cex="http://schemas.microsoft.com/office/word/2018/wordml/cex" xmlns:w16cid="http://schemas.microsoft.com/office/word/2016/wordml/cid" xmlns:w16="http://schemas.microsoft.com/office/word/2018/wordml" xmlns:w16sdtdh="http://schemas.microsoft.com/office/word/2020/wordml/sdtdatahash" xmlns:w16se="http://schemas.microsoft.com/office/word/2015/wordml/symex" xmlns:adec="http://schemas.microsoft.com/office/drawing/2017/decorative" val="1"/>
+                    <adec:decorative xmlns:adec="http://schemas.microsoft.com/office/drawing/2017/decorative" xmlns:w16se="http://schemas.microsoft.com/office/word/2015/wordml/symex" xmlns:w16sdtdh="http://schemas.microsoft.com/office/word/2020/wordml/sdtdatahash" xmlns:w16="http://schemas.microsoft.com/office/word/2018/wordml" xmlns:w16cid="http://schemas.microsoft.com/office/word/2016/wordml/cid" xmlns:w16cex="http://schemas.microsoft.com/office/word/2018/wordml/cex" xmlns:w15="http://schemas.microsoft.com/office/word/2012/wordml" xmlns:w="http://schemas.openxmlformats.org/wordprocessingml/2006/main" xmlns:w10="urn:schemas-microsoft-com:office:word" xmlns:v="urn:schemas-microsoft-com:vml" xmlns:o="urn:schemas-microsoft-com:office:office" xmlns:am3d="http://schemas.microsoft.com/office/drawing/2017/model3d" xmlns:aink="http://schemas.microsoft.com/office/drawing/2016/ink" xmlns:cx8="http://schemas.microsoft.com/office/drawing/2016/5/14/chartex" xmlns:cx7="http://schemas.microsoft.com/office/drawing/2016/5/13/chartex" xmlns:cx6="http://schemas.microsoft.com/office/drawing/2016/5/12/chartex" xmlns:cx5="http://schemas.microsoft.com/office/drawing/2016/5/11/chartex" xmlns:cx4="http://schemas.microsoft.com/office/drawing/2016/5/10/chartex" xmlns:cx3="http://schemas.microsoft.com/office/drawing/2016/5/9/chartex" xmlns:cx2="http://schemas.microsoft.com/office/drawing/2015/10/21/chartex" xmlns:cx1="http://schemas.microsoft.com/office/drawing/2015/9/8/chartex" xmlns:cx="http://schemas.microsoft.com/office/drawing/2014/chartex" xmlns="" val="1"/>
                   </a:ext>
                 </a:extLst>
               </wp:docPr>
@@ -23056,6 +26329,7 @@
     <w:rsid w:val="00A26C28"/>
     <w:rsid w:val="00A347A2"/>
     <w:rsid w:val="00A37668"/>
+    <w:rsid w:val="00A5633D"/>
     <w:rsid w:val="00A7682B"/>
     <w:rsid w:val="00AA1116"/>
     <w:rsid w:val="00BD6442"/>
@@ -24254,18 +27528,19 @@
   <a:extraClrSchemeLst/>
   <a:extLst>
     <a:ext uri="{05A4C25C-085E-4340-85A3-A5531E510DB2}">
-      <thm15:themeFamily xmlns="" xmlns:thm15="http://schemas.microsoft.com/office/thememl/2012/main" name="Office Theme" id="{62F939B6-93AF-4DB8-9C6B-D6C7DFDC589F}" vid="{4A3C46E8-61CC-4603-A589-7422A47A8E4A}"/>
+      <thm15:themeFamily xmlns:thm15="http://schemas.microsoft.com/office/thememl/2012/main" xmlns="" name="Office Theme" id="{62F939B6-93AF-4DB8-9C6B-D6C7DFDC589F}" vid="{4A3C46E8-61CC-4603-A589-7422A47A8E4A}"/>
     </a:ext>
   </a:extLst>
 </a:theme>
 </file>
 
 <file path=customXml/item1.xml><?xml version="1.0" encoding="utf-8"?>
-<p:properties xmlns:p="http://schemas.microsoft.com/office/2006/metadata/properties" xmlns:xsi="http://www.w3.org/2001/XMLSchema-instance" xmlns:pc="http://schemas.microsoft.com/office/infopath/2007/PartnerControls">
-  <documentManagement>
-    <MediaServiceKeyPoints xmlns="71af3243-3dd4-4a8d-8c0d-dd76da1f02a5" xsi:nil="true"/>
-  </documentManagement>
-</p:properties>
+<?mso-contentType ?>
+<FormTemplates xmlns="http://schemas.microsoft.com/sharepoint/v3/contenttype/forms">
+  <Display>DocumentLibraryForm</Display>
+  <Edit>DocumentLibraryForm</Edit>
+  <New>DocumentLibraryForm</New>
+</FormTemplates>
 </file>
 
 <file path=customXml/item2.xml><?xml version="1.0" encoding="utf-8"?>
@@ -24480,12 +27755,11 @@
 </file>
 
 <file path=customXml/item3.xml><?xml version="1.0" encoding="utf-8"?>
-<?mso-contentType ?>
-<FormTemplates xmlns="http://schemas.microsoft.com/sharepoint/v3/contenttype/forms">
-  <Display>DocumentLibraryForm</Display>
-  <Edit>DocumentLibraryForm</Edit>
-  <New>DocumentLibraryForm</New>
-</FormTemplates>
+<p:properties xmlns:p="http://schemas.microsoft.com/office/2006/metadata/properties" xmlns:xsi="http://www.w3.org/2001/XMLSchema-instance" xmlns:pc="http://schemas.microsoft.com/office/infopath/2007/PartnerControls">
+  <documentManagement>
+    <MediaServiceKeyPoints xmlns="71af3243-3dd4-4a8d-8c0d-dd76da1f02a5" xsi:nil="true"/>
+  </documentManagement>
+</p:properties>
 </file>
 
 <file path=customXml/item4.xml><?xml version="1.0" encoding="utf-8"?>
@@ -24493,11 +27767,9 @@
 </file>
 
 <file path=customXml/itemProps1.xml><?xml version="1.0" encoding="utf-8"?>
-<ds:datastoreItem xmlns:ds="http://schemas.openxmlformats.org/officeDocument/2006/customXml" ds:itemID="{9BC05FCB-AF85-478F-9500-21308C89FBAD}">
+<ds:datastoreItem xmlns:ds="http://schemas.openxmlformats.org/officeDocument/2006/customXml" ds:itemID="{80543BF8-D561-4553-B76A-95AA02A274ED}">
   <ds:schemaRefs>
-    <ds:schemaRef ds:uri="http://schemas.microsoft.com/office/2006/metadata/properties"/>
-    <ds:schemaRef ds:uri="http://schemas.microsoft.com/office/infopath/2007/PartnerControls"/>
-    <ds:schemaRef ds:uri="71af3243-3dd4-4a8d-8c0d-dd76da1f02a5"/>
+    <ds:schemaRef ds:uri="http://schemas.microsoft.com/sharepoint/v3/contenttype/forms"/>
   </ds:schemaRefs>
 </ds:datastoreItem>
 </file>
@@ -24522,15 +27794,17 @@
 </file>
 
 <file path=customXml/itemProps3.xml><?xml version="1.0" encoding="utf-8"?>
-<ds:datastoreItem xmlns:ds="http://schemas.openxmlformats.org/officeDocument/2006/customXml" ds:itemID="{80543BF8-D561-4553-B76A-95AA02A274ED}">
+<ds:datastoreItem xmlns:ds="http://schemas.openxmlformats.org/officeDocument/2006/customXml" ds:itemID="{9BC05FCB-AF85-478F-9500-21308C89FBAD}">
   <ds:schemaRefs>
-    <ds:schemaRef ds:uri="http://schemas.microsoft.com/sharepoint/v3/contenttype/forms"/>
+    <ds:schemaRef ds:uri="http://schemas.microsoft.com/office/2006/metadata/properties"/>
+    <ds:schemaRef ds:uri="http://schemas.microsoft.com/office/infopath/2007/PartnerControls"/>
+    <ds:schemaRef ds:uri="71af3243-3dd4-4a8d-8c0d-dd76da1f02a5"/>
   </ds:schemaRefs>
 </ds:datastoreItem>
 </file>
 
 <file path=customXml/itemProps4.xml><?xml version="1.0" encoding="utf-8"?>
-<ds:datastoreItem xmlns:ds="http://schemas.openxmlformats.org/officeDocument/2006/customXml" ds:itemID="{B34CC267-6C77-4333-B5C8-D7B2F71F6F4A}">
+<ds:datastoreItem xmlns:ds="http://schemas.openxmlformats.org/officeDocument/2006/customXml" ds:itemID="{81EF715F-5747-4261-84A3-E27946967202}">
   <ds:schemaRefs>
     <ds:schemaRef ds:uri="http://schemas.openxmlformats.org/officeDocument/2006/bibliography"/>
   </ds:schemaRefs>

--- a/template.docx
+++ b/template.docx
@@ -1062,20 +1062,133 @@
     </w:p>
     <w:p>
       <w:pPr>
-        <w:rPr>
-          <w:rFonts w:ascii="Times New Roman" w:hAnsi="Times New Roman" w:cs="Times New Roman"/>
-          <w:noProof/>
-          <w:lang w:val="en-US"/>
-        </w:rPr>
-      </w:pPr>
-      <w:r>
-        <w:rPr>
-          <w:rFonts w:ascii="Times New Roman" w:hAnsi="Times New Roman" w:cs="Times New Roman"/>
-          <w:noProof/>
-          <w:lang w:bidi="ru-RU"/>
-        </w:rPr>
-        <w:br w:type="page"/>
-      </w:r>
+        <w:jc w:val="center"/>
+        <w:rPr>
+          <w:rFonts w:ascii="Times New Roman" w:hAnsi="Times New Roman" w:cs="Times New Roman"/>
+          <w:noProof/>
+          <w:lang w:val="en-US" w:bidi="ru-RU"/>
+        </w:rPr>
+      </w:pPr>
+    </w:p>
+    <w:p>
+      <w:pPr>
+        <w:jc w:val="center"/>
+        <w:rPr>
+          <w:rFonts w:ascii="Times New Roman" w:hAnsi="Times New Roman" w:cs="Times New Roman"/>
+          <w:noProof/>
+          <w:lang w:val="en-US" w:bidi="ru-RU"/>
+        </w:rPr>
+      </w:pPr>
+    </w:p>
+    <w:p>
+      <w:pPr>
+        <w:jc w:val="center"/>
+        <w:rPr>
+          <w:rFonts w:ascii="Times New Roman" w:hAnsi="Times New Roman" w:cs="Times New Roman"/>
+          <w:noProof/>
+          <w:lang w:val="en-US" w:bidi="ru-RU"/>
+        </w:rPr>
+      </w:pPr>
+    </w:p>
+    <w:p>
+      <w:pPr>
+        <w:jc w:val="center"/>
+        <w:rPr>
+          <w:rFonts w:ascii="Times New Roman" w:hAnsi="Times New Roman" w:cs="Times New Roman"/>
+          <w:noProof/>
+          <w:lang w:val="en-US" w:bidi="ru-RU"/>
+        </w:rPr>
+      </w:pPr>
+    </w:p>
+    <w:p>
+      <w:pPr>
+        <w:jc w:val="center"/>
+        <w:rPr>
+          <w:rFonts w:ascii="Times New Roman" w:hAnsi="Times New Roman" w:cs="Times New Roman"/>
+          <w:noProof/>
+          <w:lang w:val="en-US" w:bidi="ru-RU"/>
+        </w:rPr>
+      </w:pPr>
+    </w:p>
+    <w:p>
+      <w:pPr>
+        <w:jc w:val="center"/>
+        <w:rPr>
+          <w:rFonts w:ascii="Times New Roman" w:hAnsi="Times New Roman" w:cs="Times New Roman"/>
+          <w:noProof/>
+          <w:lang w:val="en-US" w:bidi="ru-RU"/>
+        </w:rPr>
+      </w:pPr>
+    </w:p>
+    <w:p>
+      <w:pPr>
+        <w:jc w:val="center"/>
+        <w:rPr>
+          <w:rFonts w:ascii="Times New Roman" w:hAnsi="Times New Roman" w:cs="Times New Roman"/>
+          <w:noProof/>
+          <w:lang w:val="en-US" w:bidi="ru-RU"/>
+        </w:rPr>
+      </w:pPr>
+    </w:p>
+    <w:p>
+      <w:pPr>
+        <w:jc w:val="center"/>
+        <w:rPr>
+          <w:rFonts w:ascii="Times New Roman" w:hAnsi="Times New Roman" w:cs="Times New Roman"/>
+          <w:noProof/>
+          <w:lang w:val="en-US" w:bidi="ru-RU"/>
+        </w:rPr>
+      </w:pPr>
+    </w:p>
+    <w:p>
+      <w:pPr>
+        <w:jc w:val="center"/>
+        <w:rPr>
+          <w:rFonts w:ascii="Times New Roman" w:hAnsi="Times New Roman" w:cs="Times New Roman"/>
+          <w:noProof/>
+          <w:lang w:val="en-US" w:bidi="ru-RU"/>
+        </w:rPr>
+      </w:pPr>
+    </w:p>
+    <w:p>
+      <w:pPr>
+        <w:jc w:val="center"/>
+        <w:rPr>
+          <w:rFonts w:ascii="Times New Roman" w:hAnsi="Times New Roman" w:cs="Times New Roman"/>
+          <w:noProof/>
+          <w:lang w:val="en-US" w:bidi="ru-RU"/>
+        </w:rPr>
+      </w:pPr>
+    </w:p>
+    <w:p>
+      <w:pPr>
+        <w:jc w:val="center"/>
+        <w:rPr>
+          <w:rFonts w:ascii="Times New Roman" w:hAnsi="Times New Roman" w:cs="Times New Roman"/>
+          <w:noProof/>
+          <w:lang w:val="en-US" w:bidi="ru-RU"/>
+        </w:rPr>
+      </w:pPr>
+    </w:p>
+    <w:p>
+      <w:pPr>
+        <w:jc w:val="center"/>
+        <w:rPr>
+          <w:rFonts w:ascii="Times New Roman" w:hAnsi="Times New Roman" w:cs="Times New Roman"/>
+          <w:noProof/>
+          <w:lang w:val="en-US" w:bidi="ru-RU"/>
+        </w:rPr>
+      </w:pPr>
+    </w:p>
+    <w:p>
+      <w:pPr>
+        <w:jc w:val="center"/>
+        <w:rPr>
+          <w:rFonts w:ascii="Times New Roman" w:hAnsi="Times New Roman" w:cs="Times New Roman"/>
+          <w:noProof/>
+          <w:lang w:val="en-US" w:bidi="ru-RU"/>
+        </w:rPr>
+      </w:pPr>
     </w:p>
     <w:p>
       <w:pPr>
@@ -5361,23 +5474,6 @@
     </w:p>
     <w:p>
       <w:pPr>
-        <w:rPr>
-          <w:rFonts w:ascii="Times New Roman" w:hAnsi="Times New Roman" w:cs="Times New Roman"/>
-          <w:noProof/>
-          <w:lang w:val="en-US"/>
-        </w:rPr>
-      </w:pPr>
-      <w:r>
-        <w:rPr>
-          <w:rFonts w:ascii="Times New Roman" w:hAnsi="Times New Roman" w:cs="Times New Roman"/>
-          <w:noProof/>
-          <w:lang w:val="en-US" w:bidi="ru-RU"/>
-        </w:rPr>
-        <w:br w:type="page"/>
-      </w:r>
-    </w:p>
-    <w:p>
-      <w:pPr>
         <w:pStyle w:val="1"/>
         <w:pBdr>
           <w:bottom w:val="single" w:sz="24" w:space="5" w:color="F0CDA1" w:themeColor="accent1"/>
@@ -5388,13 +5484,25 @@
           <w:lang w:val="en-US"/>
         </w:rPr>
       </w:pPr>
-      <w:r>
-        <w:rPr>
-          <w:rFonts w:ascii="Times New Roman" w:hAnsi="Times New Roman" w:cs="Times New Roman"/>
-          <w:noProof/>
-          <w:lang w:val="en-US"/>
-        </w:rPr>
-        <w:lastRenderedPageBreak/>
+    </w:p>
+    <w:p>
+      <w:pPr>
+        <w:pStyle w:val="1"/>
+        <w:pBdr>
+          <w:bottom w:val="single" w:sz="24" w:space="5" w:color="F0CDA1" w:themeColor="accent1"/>
+        </w:pBdr>
+        <w:rPr>
+          <w:rFonts w:ascii="Times New Roman" w:hAnsi="Times New Roman" w:cs="Times New Roman"/>
+          <w:noProof/>
+          <w:lang w:val="en-US"/>
+        </w:rPr>
+      </w:pPr>
+      <w:r>
+        <w:rPr>
+          <w:rFonts w:ascii="Times New Roman" w:hAnsi="Times New Roman" w:cs="Times New Roman"/>
+          <w:noProof/>
+          <w:lang w:val="en-US"/>
+        </w:rPr>
         <w:t>1</w:t>
       </w:r>
       <w:r>
@@ -7639,23 +7747,6 @@
     </w:tbl>
     <w:p>
       <w:pPr>
-        <w:rPr>
-          <w:rFonts w:ascii="Times New Roman" w:hAnsi="Times New Roman" w:cs="Times New Roman"/>
-          <w:noProof/>
-          <w:lang w:val="en-US"/>
-        </w:rPr>
-      </w:pPr>
-      <w:r>
-        <w:rPr>
-          <w:rFonts w:ascii="Times New Roman" w:hAnsi="Times New Roman" w:cs="Times New Roman"/>
-          <w:noProof/>
-          <w:lang w:val="uz-Cyrl-UZ" w:bidi="ru-RU"/>
-        </w:rPr>
-        <w:br w:type="page"/>
-      </w:r>
-    </w:p>
-    <w:p>
-      <w:pPr>
         <w:pStyle w:val="1"/>
         <w:rPr>
           <w:rFonts w:ascii="Times New Roman" w:hAnsi="Times New Roman" w:cs="Times New Roman"/>
@@ -7663,13 +7754,14 @@
           <w:lang w:val="uz-Cyrl-UZ"/>
         </w:rPr>
       </w:pPr>
+      <w:bookmarkStart w:id="6" w:name="_GoBack"/>
+      <w:bookmarkEnd w:id="6"/>
       <w:r>
         <w:rPr>
           <w:rFonts w:ascii="Times New Roman" w:hAnsi="Times New Roman" w:cs="Times New Roman"/>
           <w:noProof/>
           <w:lang w:val="uz-Cyrl-UZ"/>
         </w:rPr>
-        <w:lastRenderedPageBreak/>
         <w:t>2.</w:t>
       </w:r>
       <w:r>
@@ -7871,6 +7963,7 @@
           <w:szCs w:val="28"/>
           <w:lang w:val="en-US"/>
         </w:rPr>
+        <w:lastRenderedPageBreak/>
         <w:t>Ishsizlik sonini kamayishiga amaliy yordam beradi;</w:t>
       </w:r>
     </w:p>
@@ -7969,11 +8062,11 @@
         <w:ind w:firstLine="369"/>
         <w:jc w:val="both"/>
         <w:rPr>
-          <w:rFonts w:ascii="Times New Roman" w:hAnsi="Times New Roman" w:cs="Times New Roman"/>
-          <w:noProof/>
-          <w:color w:val="000000" w:themeColor="text1"/>
-          <w:sz w:val="28"/>
-          <w:szCs w:val="28"/>
+          <w:rFonts w:ascii="Segoe UI" w:hAnsi="Segoe UI" w:cs="Segoe UI"/>
+          <w:color w:val="CCCCCC"/>
+          <w:sz w:val="20"/>
+          <w:szCs w:val="20"/>
+          <w:shd w:val="clear" w:color="auto" w:fill="252526"/>
           <w:lang w:val="en-US"/>
         </w:rPr>
       </w:pPr>
@@ -7988,24 +8081,6 @@
         </w:rPr>
         <w:t>O‘rganish natijalari shuni ko‘rsatmoqdaki mazkur loyihani amalga oshirilishining ijobiy tomonlaridan biri ishlab chiqarilishi rejalashtirilayotgan maxsulotga yil davomida aholining talabi borligi loyihani to‘liq amalga oshirilishiga imkon beradi.</w:t>
       </w:r>
-    </w:p>
-    <w:p>
-      <w:pPr>
-        <w:pStyle w:val="a"/>
-        <w:numPr>
-          <w:ilvl w:val="0"/>
-          <w:numId w:val="0"/>
-        </w:numPr>
-        <w:ind w:left="340"/>
-        <w:rPr>
-          <w:rFonts w:ascii="Times New Roman" w:hAnsi="Times New Roman" w:cs="Times New Roman"/>
-          <w:noProof/>
-          <w:color w:val="000000" w:themeColor="text1"/>
-          <w:sz w:val="28"/>
-          <w:szCs w:val="28"/>
-          <w:lang w:val="en-US"/>
-        </w:rPr>
-      </w:pPr>
       <w:r>
         <w:rPr>
           <w:rStyle w:val="HTML"/>
@@ -8019,9 +8094,8 @@
           <w:shd w:val="clear" w:color="auto" w:fill="3C3C3C"/>
           <w:lang w:val="en-US"/>
         </w:rPr>
-        <w:t>{{</w:t>
-      </w:r>
-      <w:proofErr w:type="spellStart"/>
+        <w:t xml:space="preserve"> </w:t>
+      </w:r>
       <w:r>
         <w:rPr>
           <w:rStyle w:val="HTML"/>
@@ -8035,9 +8109,8 @@
           <w:shd w:val="clear" w:color="auto" w:fill="3C3C3C"/>
           <w:lang w:val="en-US"/>
         </w:rPr>
-        <w:t>loyiha_maqsadi</w:t>
-      </w:r>
-      <w:proofErr w:type="spellEnd"/>
+        <w:t xml:space="preserve"> </w:t>
+      </w:r>
       <w:r>
         <w:rPr>
           <w:rStyle w:val="HTML"/>
@@ -8051,1225 +8124,10 @@
           <w:shd w:val="clear" w:color="auto" w:fill="3C3C3C"/>
           <w:lang w:val="en-US"/>
         </w:rPr>
-        <w:t>}}</w:t>
-      </w:r>
-      <w:r>
-        <w:rPr>
-          <w:rFonts w:ascii="Segoe UI" w:hAnsi="Segoe UI" w:cs="Segoe UI"/>
-          <w:color w:val="CCCCCC"/>
-          <w:sz w:val="20"/>
-          <w:szCs w:val="20"/>
-          <w:shd w:val="clear" w:color="auto" w:fill="252526"/>
-          <w:lang w:val="en-US"/>
-        </w:rPr>
-        <w:t> </w:t>
-      </w:r>
-    </w:p>
-    <w:p>
-      <w:pPr>
-        <w:pStyle w:val="a"/>
-        <w:numPr>
-          <w:ilvl w:val="0"/>
-          <w:numId w:val="0"/>
-        </w:numPr>
-        <w:ind w:left="340"/>
-        <w:rPr>
-          <w:rFonts w:ascii="Times New Roman" w:hAnsi="Times New Roman" w:cs="Times New Roman"/>
-          <w:b/>
-          <w:noProof/>
-          <w:color w:val="000000" w:themeColor="text1"/>
-          <w:sz w:val="28"/>
-          <w:szCs w:val="28"/>
-          <w:lang w:val="en-US"/>
-        </w:rPr>
-      </w:pPr>
-      <w:r>
-        <w:rPr>
-          <w:rFonts w:ascii="Times New Roman" w:hAnsi="Times New Roman" w:cs="Times New Roman"/>
-          <w:noProof/>
-          <w:color w:val="000000" w:themeColor="text1"/>
-          <w:sz w:val="28"/>
-          <w:szCs w:val="28"/>
-          <w:lang w:val="en-US"/>
-        </w:rPr>
-        <w:t>Maqsadlarga erishish uchun korxona kredit mablag'larini jalb qilishga qaror qildi.</w:t>
-      </w:r>
-      <w:r>
-        <w:rPr>
-          <w:rFonts w:ascii="Times New Roman" w:hAnsi="Times New Roman" w:cs="Times New Roman"/>
-          <w:noProof/>
-          <w:color w:val="000000" w:themeColor="text1"/>
-          <w:sz w:val="28"/>
-          <w:szCs w:val="28"/>
-          <w:lang w:val="en-US"/>
-        </w:rPr>
-        <w:br/>
-      </w:r>
-      <w:r>
-        <w:rPr>
-          <w:rFonts w:ascii="Times New Roman" w:hAnsi="Times New Roman" w:cs="Times New Roman"/>
-          <w:b/>
-          <w:noProof/>
-          <w:color w:val="000000" w:themeColor="text1"/>
-          <w:sz w:val="28"/>
-          <w:szCs w:val="28"/>
-          <w:lang w:val="en-US"/>
-        </w:rPr>
-        <w:t xml:space="preserve">1-jadval. </w:t>
-      </w:r>
-      <w:r>
-        <w:rPr>
-          <w:rFonts w:ascii="Times New Roman" w:hAnsi="Times New Roman" w:cs="Times New Roman"/>
-          <w:b/>
-          <w:noProof/>
-          <w:color w:val="000000" w:themeColor="text1"/>
-          <w:sz w:val="28"/>
-          <w:szCs w:val="28"/>
-          <w:lang w:val="en-US"/>
-        </w:rPr>
-        <w:t>Loyiha qiymati</w:t>
-      </w:r>
-    </w:p>
-    <w:p>
-      <w:pPr>
-        <w:rPr>
-          <w:rFonts w:ascii="Times New Roman" w:hAnsi="Times New Roman" w:cs="Times New Roman"/>
-          <w:noProof/>
-          <w:lang w:val="en-US" w:bidi="ru-RU"/>
-        </w:rPr>
-      </w:pPr>
-    </w:p>
-    <w:p>
-      <w:pPr>
-        <w:rPr>
-          <w:rFonts w:ascii="Times New Roman" w:hAnsi="Times New Roman" w:cs="Times New Roman"/>
-          <w:noProof/>
-          <w:lang w:val="en-US" w:bidi="ru-RU"/>
-        </w:rPr>
-      </w:pPr>
-    </w:p>
-    <w:p>
-      <w:pPr>
-        <w:rPr>
-          <w:rFonts w:ascii="Times New Roman" w:hAnsi="Times New Roman" w:cs="Times New Roman"/>
-          <w:noProof/>
-          <w:lang w:val="en-US" w:bidi="ru-RU"/>
-        </w:rPr>
-      </w:pPr>
-    </w:p>
-    <w:p>
-      <w:pPr>
-        <w:rPr>
-          <w:rFonts w:ascii="Times New Roman" w:hAnsi="Times New Roman" w:cs="Times New Roman"/>
-          <w:noProof/>
-          <w:lang w:val="en-US" w:bidi="ru-RU"/>
-        </w:rPr>
-      </w:pPr>
-    </w:p>
-    <w:p>
-      <w:pPr>
-        <w:rPr>
-          <w:rFonts w:ascii="Times New Roman" w:hAnsi="Times New Roman" w:cs="Times New Roman"/>
-          <w:noProof/>
-          <w:lang w:val="en-US" w:bidi="ru-RU"/>
-        </w:rPr>
-      </w:pPr>
-    </w:p>
-    <w:p>
-      <w:pPr>
-        <w:rPr>
-          <w:rFonts w:ascii="Times New Roman" w:hAnsi="Times New Roman" w:cs="Times New Roman"/>
-          <w:noProof/>
-          <w:lang w:val="en-US" w:bidi="ru-RU"/>
-        </w:rPr>
-      </w:pPr>
-    </w:p>
-    <w:p>
-      <w:pPr>
-        <w:rPr>
-          <w:rFonts w:ascii="Times New Roman" w:hAnsi="Times New Roman" w:cs="Times New Roman"/>
-          <w:noProof/>
-          <w:lang w:val="en-US" w:bidi="ru-RU"/>
-        </w:rPr>
-      </w:pPr>
-    </w:p>
-    <w:p>
-      <w:pPr>
-        <w:rPr>
-          <w:rFonts w:ascii="Times New Roman" w:hAnsi="Times New Roman" w:cs="Times New Roman"/>
-          <w:noProof/>
-          <w:lang w:val="en-US" w:bidi="ru-RU"/>
-        </w:rPr>
-      </w:pPr>
-    </w:p>
-    <w:p>
-      <w:pPr>
-        <w:rPr>
-          <w:rFonts w:ascii="Times New Roman" w:hAnsi="Times New Roman" w:cs="Times New Roman"/>
-          <w:noProof/>
-          <w:lang w:val="en-US" w:bidi="ru-RU"/>
-        </w:rPr>
-      </w:pPr>
-    </w:p>
-    <w:p>
-      <w:pPr>
-        <w:rPr>
-          <w:rFonts w:ascii="Times New Roman" w:hAnsi="Times New Roman" w:cs="Times New Roman"/>
-          <w:noProof/>
-          <w:lang w:val="en-US" w:bidi="ru-RU"/>
-        </w:rPr>
-      </w:pPr>
-    </w:p>
-    <w:p>
-      <w:pPr>
-        <w:rPr>
-          <w:rFonts w:ascii="Times New Roman" w:hAnsi="Times New Roman" w:cs="Times New Roman"/>
-          <w:noProof/>
-          <w:lang w:val="en-US" w:bidi="ru-RU"/>
-        </w:rPr>
-      </w:pPr>
-    </w:p>
-    <w:p>
-      <w:pPr>
-        <w:rPr>
-          <w:rFonts w:ascii="Times New Roman" w:hAnsi="Times New Roman" w:cs="Times New Roman"/>
-          <w:noProof/>
-          <w:lang w:val="en-US" w:bidi="ru-RU"/>
-        </w:rPr>
-      </w:pPr>
-    </w:p>
-    <w:p>
-      <w:pPr>
-        <w:rPr>
-          <w:rFonts w:ascii="Times New Roman" w:hAnsi="Times New Roman" w:cs="Times New Roman"/>
-          <w:noProof/>
-          <w:lang w:val="en-US" w:bidi="ru-RU"/>
-        </w:rPr>
-      </w:pPr>
-    </w:p>
-    <w:p>
-      <w:pPr>
-        <w:rPr>
-          <w:rFonts w:ascii="Times New Roman" w:hAnsi="Times New Roman" w:cs="Times New Roman"/>
-          <w:noProof/>
-          <w:lang w:val="en-US" w:bidi="ru-RU"/>
-        </w:rPr>
-      </w:pPr>
-    </w:p>
-    <w:p>
-      <w:pPr>
-        <w:rPr>
-          <w:rFonts w:ascii="Times New Roman" w:hAnsi="Times New Roman" w:cs="Times New Roman"/>
-          <w:noProof/>
-          <w:lang w:val="en-US" w:bidi="ru-RU"/>
-        </w:rPr>
-      </w:pPr>
-    </w:p>
-    <w:p>
-      <w:pPr>
-        <w:rPr>
-          <w:rFonts w:ascii="Times New Roman" w:hAnsi="Times New Roman" w:cs="Times New Roman"/>
-          <w:noProof/>
-          <w:lang w:val="en-US" w:bidi="ru-RU"/>
-        </w:rPr>
-      </w:pPr>
-    </w:p>
-    <w:p>
-      <w:pPr>
-        <w:rPr>
-          <w:rFonts w:ascii="Times New Roman" w:hAnsi="Times New Roman" w:cs="Times New Roman"/>
-          <w:noProof/>
-          <w:lang w:val="en-US" w:bidi="ru-RU"/>
-        </w:rPr>
-      </w:pPr>
-    </w:p>
-    <w:p>
-      <w:pPr>
-        <w:rPr>
-          <w:rFonts w:ascii="Times New Roman" w:hAnsi="Times New Roman" w:cs="Times New Roman"/>
-          <w:noProof/>
-          <w:lang w:val="en-US" w:bidi="ru-RU"/>
-        </w:rPr>
-      </w:pPr>
-    </w:p>
-    <w:p>
-      <w:pPr>
-        <w:rPr>
-          <w:rFonts w:ascii="Times New Roman" w:hAnsi="Times New Roman" w:cs="Times New Roman"/>
-          <w:noProof/>
-          <w:lang w:val="en-US" w:bidi="ru-RU"/>
-        </w:rPr>
-      </w:pPr>
-    </w:p>
-    <w:p>
-      <w:pPr>
-        <w:rPr>
-          <w:rFonts w:ascii="Times New Roman" w:hAnsi="Times New Roman" w:cs="Times New Roman"/>
-          <w:noProof/>
-          <w:lang w:val="en-US" w:bidi="ru-RU"/>
-        </w:rPr>
-      </w:pPr>
-    </w:p>
-    <w:p>
-      <w:pPr>
-        <w:rPr>
-          <w:rFonts w:ascii="Times New Roman" w:hAnsi="Times New Roman" w:cs="Times New Roman"/>
-          <w:noProof/>
-          <w:lang w:val="en-US" w:bidi="ru-RU"/>
-        </w:rPr>
-      </w:pPr>
-    </w:p>
-    <w:p>
-      <w:pPr>
-        <w:rPr>
-          <w:rFonts w:ascii="Times New Roman" w:hAnsi="Times New Roman" w:cs="Times New Roman"/>
-          <w:noProof/>
-          <w:lang w:val="en-US" w:bidi="ru-RU"/>
-        </w:rPr>
-      </w:pPr>
-    </w:p>
-    <w:p>
-      <w:pPr>
-        <w:rPr>
-          <w:rFonts w:ascii="Times New Roman" w:hAnsi="Times New Roman" w:cs="Times New Roman"/>
-          <w:noProof/>
-          <w:lang w:val="en-US" w:bidi="ru-RU"/>
-        </w:rPr>
-      </w:pPr>
-    </w:p>
-    <w:p>
-      <w:pPr>
-        <w:rPr>
-          <w:rFonts w:ascii="Times New Roman" w:hAnsi="Times New Roman" w:cs="Times New Roman"/>
-          <w:noProof/>
-          <w:lang w:val="en-US" w:bidi="ru-RU"/>
-        </w:rPr>
-      </w:pPr>
-    </w:p>
-    <w:p>
-      <w:pPr>
-        <w:rPr>
-          <w:rFonts w:ascii="Times New Roman" w:hAnsi="Times New Roman" w:cs="Times New Roman"/>
-          <w:noProof/>
-          <w:lang w:val="en-US" w:bidi="ru-RU"/>
-        </w:rPr>
-      </w:pPr>
-    </w:p>
-    <w:p>
-      <w:pPr>
-        <w:rPr>
-          <w:rFonts w:ascii="Times New Roman" w:hAnsi="Times New Roman" w:cs="Times New Roman"/>
-          <w:noProof/>
-          <w:lang w:val="en-US" w:bidi="ru-RU"/>
-        </w:rPr>
-      </w:pPr>
-    </w:p>
-    <w:p>
-      <w:pPr>
-        <w:rPr>
-          <w:rFonts w:ascii="Times New Roman" w:hAnsi="Times New Roman" w:cs="Times New Roman"/>
-          <w:noProof/>
-          <w:lang w:val="en-US" w:bidi="ru-RU"/>
-        </w:rPr>
-      </w:pPr>
-    </w:p>
-    <w:p>
-      <w:pPr>
-        <w:rPr>
-          <w:rFonts w:ascii="Times New Roman" w:hAnsi="Times New Roman" w:cs="Times New Roman"/>
-          <w:noProof/>
-          <w:lang w:val="en-US" w:bidi="ru-RU"/>
-        </w:rPr>
-      </w:pPr>
-    </w:p>
-    <w:p>
-      <w:pPr>
-        <w:rPr>
-          <w:rFonts w:ascii="Times New Roman" w:hAnsi="Times New Roman" w:cs="Times New Roman"/>
-          <w:noProof/>
-          <w:lang w:val="en-US" w:bidi="ru-RU"/>
-        </w:rPr>
-      </w:pPr>
-    </w:p>
-    <w:p>
-      <w:pPr>
-        <w:rPr>
-          <w:rFonts w:ascii="Times New Roman" w:hAnsi="Times New Roman" w:cs="Times New Roman"/>
-          <w:noProof/>
-          <w:lang w:val="en-US" w:bidi="ru-RU"/>
-        </w:rPr>
-      </w:pPr>
-    </w:p>
-    <w:p>
-      <w:pPr>
-        <w:rPr>
-          <w:rFonts w:ascii="Times New Roman" w:hAnsi="Times New Roman" w:cs="Times New Roman"/>
-          <w:noProof/>
-          <w:lang w:val="en-US" w:bidi="ru-RU"/>
-        </w:rPr>
-      </w:pPr>
-    </w:p>
-    <w:p>
-      <w:pPr>
-        <w:rPr>
-          <w:rFonts w:ascii="Times New Roman" w:hAnsi="Times New Roman" w:cs="Times New Roman"/>
-          <w:noProof/>
-          <w:lang w:val="en-US" w:bidi="ru-RU"/>
-        </w:rPr>
-      </w:pPr>
-    </w:p>
-    <w:p>
-      <w:pPr>
-        <w:rPr>
-          <w:rFonts w:ascii="Times New Roman" w:hAnsi="Times New Roman" w:cs="Times New Roman"/>
-          <w:noProof/>
-          <w:lang w:val="en-US" w:bidi="ru-RU"/>
-        </w:rPr>
-      </w:pPr>
-    </w:p>
-    <w:p>
-      <w:pPr>
-        <w:rPr>
-          <w:rFonts w:ascii="Times New Roman" w:hAnsi="Times New Roman" w:cs="Times New Roman"/>
-          <w:noProof/>
-          <w:lang w:val="en-US" w:bidi="ru-RU"/>
-        </w:rPr>
-      </w:pPr>
-    </w:p>
-    <w:p>
-      <w:pPr>
-        <w:rPr>
-          <w:rFonts w:ascii="Times New Roman" w:hAnsi="Times New Roman" w:cs="Times New Roman"/>
-          <w:noProof/>
-          <w:lang w:val="en-US" w:bidi="ru-RU"/>
-        </w:rPr>
-      </w:pPr>
-    </w:p>
-    <w:p>
-      <w:pPr>
-        <w:rPr>
-          <w:rFonts w:ascii="Times New Roman" w:hAnsi="Times New Roman" w:cs="Times New Roman"/>
-          <w:noProof/>
-          <w:lang w:val="en-US" w:bidi="ru-RU"/>
-        </w:rPr>
-      </w:pPr>
-    </w:p>
-    <w:p>
-      <w:pPr>
-        <w:rPr>
-          <w:rFonts w:ascii="Times New Roman" w:hAnsi="Times New Roman" w:cs="Times New Roman"/>
-          <w:noProof/>
-          <w:lang w:val="en-US" w:bidi="ru-RU"/>
-        </w:rPr>
-      </w:pPr>
-    </w:p>
-    <w:p>
-      <w:pPr>
-        <w:rPr>
-          <w:rFonts w:ascii="Times New Roman" w:hAnsi="Times New Roman" w:cs="Times New Roman"/>
-          <w:noProof/>
-          <w:lang w:val="en-US" w:bidi="ru-RU"/>
-        </w:rPr>
-      </w:pPr>
-    </w:p>
-    <w:p>
-      <w:pPr>
-        <w:rPr>
-          <w:rFonts w:ascii="Times New Roman" w:hAnsi="Times New Roman" w:cs="Times New Roman"/>
-          <w:noProof/>
-          <w:lang w:val="en-US" w:bidi="ru-RU"/>
-        </w:rPr>
-      </w:pPr>
-    </w:p>
-    <w:p>
-      <w:pPr>
-        <w:rPr>
-          <w:rFonts w:ascii="Times New Roman" w:hAnsi="Times New Roman" w:cs="Times New Roman"/>
-          <w:noProof/>
-          <w:lang w:val="en-US" w:bidi="ru-RU"/>
-        </w:rPr>
-      </w:pPr>
-    </w:p>
-    <w:p>
-      <w:pPr>
-        <w:rPr>
-          <w:rFonts w:ascii="Times New Roman" w:hAnsi="Times New Roman" w:cs="Times New Roman"/>
-          <w:noProof/>
-          <w:lang w:val="en-US"/>
-        </w:rPr>
-      </w:pPr>
-      <w:r>
-        <w:rPr>
-          <w:rFonts w:ascii="Times New Roman" w:hAnsi="Times New Roman" w:cs="Times New Roman"/>
-          <w:noProof/>
-          <w:lang w:val="en-US" w:bidi="ru-RU"/>
-        </w:rPr>
-        <w:br w:type="page"/>
-      </w:r>
-    </w:p>
-    <w:p>
-      <w:pPr>
-        <w:pStyle w:val="1"/>
-        <w:rPr>
-          <w:rFonts w:ascii="Times New Roman" w:hAnsi="Times New Roman" w:cs="Times New Roman"/>
-          <w:noProof/>
-          <w:lang w:val="en-US"/>
-        </w:rPr>
-      </w:pPr>
-      <w:r>
-        <w:rPr>
-          <w:rFonts w:ascii="Times New Roman" w:hAnsi="Times New Roman" w:cs="Times New Roman"/>
-          <w:noProof/>
-          <w:lang w:val="en-US"/>
-        </w:rPr>
-        <w:lastRenderedPageBreak/>
-        <w:t>3.</w:t>
-      </w:r>
-      <w:r>
-        <w:rPr>
-          <w:rFonts w:ascii="Times New Roman" w:hAnsi="Times New Roman" w:cs="Times New Roman"/>
-          <w:noProof/>
-          <w:lang w:val="en-US"/>
-        </w:rPr>
-        <w:tab/>
-      </w:r>
-      <w:r>
-        <w:rPr>
-          <w:rFonts w:ascii="Times New Roman" w:hAnsi="Times New Roman" w:cs="Times New Roman"/>
-          <w:lang w:val="en-US"/>
-        </w:rPr>
-        <w:t>bozor</w:t>
-      </w:r>
-      <w:r>
-        <w:rPr>
-          <w:rFonts w:ascii="Times New Roman" w:hAnsi="Times New Roman" w:cs="Times New Roman"/>
-          <w:lang w:val="en-US"/>
-        </w:rPr>
-        <w:t xml:space="preserve"> </w:t>
-      </w:r>
-      <w:r>
-        <w:rPr>
-          <w:rFonts w:ascii="Times New Roman" w:hAnsi="Times New Roman" w:cs="Times New Roman"/>
-          <w:lang w:val="en-US"/>
-        </w:rPr>
-        <w:t>kon</w:t>
-      </w:r>
-      <w:r>
-        <w:rPr>
-          <w:rFonts w:ascii="Times New Roman" w:hAnsi="Times New Roman" w:cs="Times New Roman"/>
-          <w:lang w:val="en-US"/>
-        </w:rPr>
-        <w:t>`</w:t>
-      </w:r>
-      <w:r>
-        <w:rPr>
-          <w:rFonts w:ascii="Times New Roman" w:hAnsi="Times New Roman" w:cs="Times New Roman"/>
-          <w:lang w:val="en-US"/>
-        </w:rPr>
-        <w:t>yunkturasi</w:t>
-      </w:r>
-      <w:r>
-        <w:rPr>
-          <w:rFonts w:ascii="Times New Roman" w:hAnsi="Times New Roman" w:cs="Times New Roman"/>
-          <w:lang w:val="en-US"/>
-        </w:rPr>
-        <w:t xml:space="preserve"> </w:t>
-      </w:r>
-      <w:r>
-        <w:rPr>
-          <w:rFonts w:ascii="Times New Roman" w:hAnsi="Times New Roman" w:cs="Times New Roman"/>
-          <w:lang w:val="en-US"/>
-        </w:rPr>
-        <w:t>tahlili</w:t>
-      </w:r>
-    </w:p>
-    <w:p>
-      <w:pPr>
-        <w:pStyle w:val="a"/>
-        <w:numPr>
-          <w:ilvl w:val="0"/>
-          <w:numId w:val="0"/>
-        </w:numPr>
-        <w:ind w:left="340"/>
-        <w:rPr>
-          <w:rFonts w:ascii="Times New Roman" w:hAnsi="Times New Roman" w:cs="Times New Roman"/>
-          <w:b/>
-          <w:noProof/>
-          <w:color w:val="000000" w:themeColor="text1"/>
-          <w:sz w:val="28"/>
-          <w:szCs w:val="28"/>
-          <w:lang w:val="en-US"/>
-        </w:rPr>
-      </w:pPr>
-      <w:r>
-        <w:rPr>
-          <w:rFonts w:ascii="Times New Roman" w:hAnsi="Times New Roman" w:cs="Times New Roman"/>
-          <w:b/>
-          <w:noProof/>
-          <w:color w:val="000000" w:themeColor="text1"/>
-          <w:sz w:val="28"/>
-          <w:szCs w:val="28"/>
-          <w:lang w:val="en-US"/>
-        </w:rPr>
-        <w:t>3.1.</w:t>
-      </w:r>
-      <w:r>
-        <w:rPr>
-          <w:rFonts w:ascii="Times New Roman" w:hAnsi="Times New Roman" w:cs="Times New Roman"/>
-          <w:b/>
-          <w:noProof/>
-          <w:color w:val="000000" w:themeColor="text1"/>
-          <w:sz w:val="28"/>
-          <w:szCs w:val="28"/>
-          <w:lang w:val="en-US"/>
-        </w:rPr>
-        <w:tab/>
-        <w:t>Sotish bozori va marketing kontseptsiyasi;</w:t>
-      </w:r>
-    </w:p>
-    <w:p>
-      <w:pPr>
-        <w:pStyle w:val="a"/>
-        <w:numPr>
-          <w:ilvl w:val="0"/>
-          <w:numId w:val="0"/>
-        </w:numPr>
-        <w:spacing w:after="0"/>
-        <w:ind w:firstLine="380"/>
-        <w:jc w:val="both"/>
-        <w:rPr>
-          <w:rFonts w:ascii="Times New Roman" w:hAnsi="Times New Roman" w:cs="Times New Roman"/>
-          <w:noProof/>
-          <w:color w:val="000000" w:themeColor="text1"/>
-          <w:sz w:val="28"/>
-          <w:szCs w:val="28"/>
-          <w:lang w:val="en-US"/>
-        </w:rPr>
-      </w:pPr>
-      <w:r>
-        <w:rPr>
-          <w:rFonts w:ascii="Times New Roman" w:hAnsi="Times New Roman" w:cs="Times New Roman"/>
-          <w:noProof/>
-          <w:color w:val="000000" w:themeColor="text1"/>
-          <w:sz w:val="28"/>
-          <w:szCs w:val="28"/>
-          <w:lang w:val="en-US"/>
-        </w:rPr>
-        <w:t>Barchaga ma’lumki, xar bir tadbirkorlik sub’yekti o‘zining faoliyatini amalga oshirishi uchun avvalo mahalliy hamda tashqi bozor xolatini o‘rganib chiqadi.  Korxona yuqoridagi xolatdan kelib chiqqan xolda bozor xolati hamda raqobatchilarni o‘rganib chiqishga erishdi.</w:t>
-      </w:r>
-    </w:p>
-    <w:p>
-      <w:pPr>
-        <w:pStyle w:val="a"/>
-        <w:numPr>
-          <w:ilvl w:val="0"/>
-          <w:numId w:val="0"/>
-        </w:numPr>
-        <w:spacing w:after="0"/>
-        <w:ind w:firstLine="380"/>
-        <w:jc w:val="both"/>
-        <w:rPr>
-          <w:rFonts w:ascii="Times New Roman" w:hAnsi="Times New Roman" w:cs="Times New Roman"/>
-          <w:noProof/>
-          <w:color w:val="000000" w:themeColor="text1"/>
-          <w:sz w:val="28"/>
-          <w:szCs w:val="28"/>
-          <w:lang w:val="en-US"/>
-        </w:rPr>
-      </w:pPr>
-      <w:r>
-        <w:rPr>
-          <w:rFonts w:ascii="Times New Roman" w:hAnsi="Times New Roman" w:cs="Times New Roman"/>
-          <w:noProof/>
-          <w:color w:val="000000" w:themeColor="text1"/>
-          <w:sz w:val="28"/>
-          <w:szCs w:val="28"/>
-          <w:lang w:val="en-US"/>
-        </w:rPr>
-        <w:t xml:space="preserve">Bugungi kunda </w:t>
-      </w:r>
-      <w:r>
-        <w:rPr>
-          <w:rFonts w:ascii="Times New Roman" w:hAnsi="Times New Roman" w:cs="Times New Roman"/>
-          <w:noProof/>
-          <w:color w:val="000000" w:themeColor="text1"/>
-          <w:sz w:val="28"/>
-          <w:szCs w:val="28"/>
-          <w:lang w:val="en-US"/>
-        </w:rPr>
-        <w:t>{{manzil}}</w:t>
-      </w:r>
-      <w:r>
-        <w:rPr>
-          <w:rFonts w:ascii="Times New Roman" w:hAnsi="Times New Roman" w:cs="Times New Roman"/>
-          <w:noProof/>
-          <w:color w:val="000000" w:themeColor="text1"/>
-          <w:sz w:val="28"/>
-          <w:szCs w:val="28"/>
-          <w:lang w:val="en-US"/>
-        </w:rPr>
-        <w:t xml:space="preserve">da </w:t>
-      </w:r>
-      <w:r>
-        <w:rPr>
-          <w:rFonts w:ascii="Times New Roman" w:hAnsi="Times New Roman" w:cs="Times New Roman"/>
-          <w:noProof/>
-          <w:color w:val="000000" w:themeColor="text1"/>
-          <w:sz w:val="28"/>
-          <w:szCs w:val="28"/>
-          <w:lang w:val="en-US"/>
-        </w:rPr>
-        <w:t>{{loyiha_nomi}}</w:t>
-      </w:r>
-      <w:r>
-        <w:rPr>
-          <w:rFonts w:ascii="Times New Roman" w:hAnsi="Times New Roman" w:cs="Times New Roman"/>
-          <w:noProof/>
-          <w:color w:val="000000" w:themeColor="text1"/>
-          <w:sz w:val="28"/>
-          <w:szCs w:val="28"/>
-          <w:lang w:val="en-US"/>
-        </w:rPr>
-        <w:t xml:space="preserve"> ishlab chiqaruvchi tadbirkorlar kamligi va maxsulotlar asosan qo‘shni tumanlar va boshqa viloyatlardan kelayotganligi aniqlandi. Demak, Korxona uchun asosiy raqobatdosh tadbirkorlar asosan qo‘shni tumanlardag</w:t>
-      </w:r>
-      <w:r>
-        <w:rPr>
-          <w:rFonts w:ascii="Times New Roman" w:hAnsi="Times New Roman" w:cs="Times New Roman"/>
-          <w:noProof/>
-          <w:color w:val="000000" w:themeColor="text1"/>
-          <w:sz w:val="28"/>
-          <w:szCs w:val="28"/>
-          <w:lang w:val="en-US"/>
-        </w:rPr>
-        <w:t>i tadbirkorlar bo‘lishi mumkin.</w:t>
-      </w:r>
-    </w:p>
-    <w:p>
-      <w:pPr>
-        <w:pStyle w:val="a"/>
-        <w:numPr>
-          <w:ilvl w:val="0"/>
-          <w:numId w:val="0"/>
-        </w:numPr>
-        <w:spacing w:after="0"/>
-        <w:ind w:firstLine="380"/>
-        <w:jc w:val="both"/>
-        <w:rPr>
-          <w:rFonts w:ascii="Times New Roman" w:hAnsi="Times New Roman" w:cs="Times New Roman"/>
-          <w:noProof/>
-          <w:color w:val="000000" w:themeColor="text1"/>
-          <w:sz w:val="28"/>
-          <w:szCs w:val="28"/>
-          <w:lang w:val="en-US"/>
-        </w:rPr>
-      </w:pPr>
-      <w:r>
-        <w:rPr>
-          <w:rFonts w:ascii="Times New Roman" w:hAnsi="Times New Roman" w:cs="Times New Roman"/>
-          <w:noProof/>
-          <w:color w:val="000000" w:themeColor="text1"/>
-          <w:sz w:val="28"/>
-          <w:szCs w:val="28"/>
-          <w:lang w:val="en-US"/>
-        </w:rPr>
-        <w:t>Lekin, tumanga kirib kelayotgan maxsulotlarning olib kelinishida yo‘l haqi, vositachining foydasi va boshqa ko‘zda tutilmagan xarajatlar xisobiga olib kelinayotgan maxsulotlarning tannarxi o‘z o‘zidan oshishi mumk</w:t>
-      </w:r>
-      <w:r>
-        <w:rPr>
-          <w:rFonts w:ascii="Times New Roman" w:hAnsi="Times New Roman" w:cs="Times New Roman"/>
-          <w:noProof/>
-          <w:color w:val="000000" w:themeColor="text1"/>
-          <w:sz w:val="28"/>
-          <w:szCs w:val="28"/>
-          <w:lang w:val="en-US"/>
-        </w:rPr>
-        <w:t>in.</w:t>
-      </w:r>
-      <w:r>
-        <w:rPr>
-          <w:rFonts w:ascii="Times New Roman" w:hAnsi="Times New Roman" w:cs="Times New Roman"/>
-          <w:noProof/>
-          <w:color w:val="000000" w:themeColor="text1"/>
-          <w:sz w:val="28"/>
-          <w:szCs w:val="28"/>
-          <w:lang w:val="en-US"/>
-        </w:rPr>
-        <w:t xml:space="preserve"> Bu esa o‘z navbatida t</w:t>
-      </w:r>
-      <w:r>
-        <w:rPr>
-          <w:rFonts w:ascii="Times New Roman" w:hAnsi="Times New Roman" w:cs="Times New Roman"/>
-          <w:noProof/>
-          <w:color w:val="000000" w:themeColor="text1"/>
-          <w:sz w:val="28"/>
-          <w:szCs w:val="28"/>
-          <w:lang w:val="en-US"/>
-        </w:rPr>
-        <w:t>adbirkor</w:t>
-      </w:r>
-      <w:r>
-        <w:rPr>
-          <w:rFonts w:ascii="Times New Roman" w:hAnsi="Times New Roman" w:cs="Times New Roman"/>
-          <w:noProof/>
-          <w:color w:val="000000" w:themeColor="text1"/>
-          <w:sz w:val="28"/>
-          <w:szCs w:val="28"/>
-          <w:lang w:val="en-US"/>
-        </w:rPr>
-        <w:t>ning narx yo‘nalishida ustun</w:t>
-      </w:r>
-      <w:r>
-        <w:rPr>
-          <w:rFonts w:ascii="Times New Roman" w:hAnsi="Times New Roman" w:cs="Times New Roman"/>
-          <w:noProof/>
-          <w:color w:val="000000" w:themeColor="text1"/>
-          <w:sz w:val="28"/>
-          <w:szCs w:val="28"/>
-          <w:lang w:val="en-US"/>
-        </w:rPr>
-        <w:t xml:space="preserve">likka erishishiga olib keladi. </w:t>
-      </w:r>
-    </w:p>
-    <w:p>
-      <w:pPr>
-        <w:pStyle w:val="a"/>
-        <w:numPr>
-          <w:ilvl w:val="0"/>
-          <w:numId w:val="0"/>
-        </w:numPr>
-        <w:spacing w:after="0"/>
-        <w:ind w:firstLine="380"/>
-        <w:jc w:val="both"/>
-        <w:rPr>
-          <w:rFonts w:ascii="Times New Roman" w:hAnsi="Times New Roman" w:cs="Times New Roman"/>
-          <w:noProof/>
-          <w:color w:val="000000" w:themeColor="text1"/>
-          <w:sz w:val="28"/>
-          <w:szCs w:val="28"/>
-          <w:lang w:val="en-US"/>
-        </w:rPr>
-      </w:pPr>
-      <w:r>
-        <w:rPr>
-          <w:rFonts w:ascii="Times New Roman" w:hAnsi="Times New Roman" w:cs="Times New Roman"/>
-          <w:noProof/>
-          <w:color w:val="000000" w:themeColor="text1"/>
-          <w:sz w:val="28"/>
-          <w:szCs w:val="28"/>
-          <w:lang w:val="en-US"/>
-        </w:rPr>
-        <w:t>Korxona o‘z faoliyatini samarali va sifatli olib borilishini ushlab turish,  mijozlar bilan o‘z vaqtida xisob-kitob ishlarini amalga oshirish, yuzaga keladigan raqobatdoshlikdagi ustunlikni ushlab turish va o‘z faoliyatini kengaytirish maqsadida muntazam ravishda quyidagi xolatlarni nazoratiga olishni rejalashtirgan jumladan:</w:t>
-      </w:r>
-    </w:p>
-    <w:p>
-      <w:pPr>
-        <w:pStyle w:val="a"/>
-        <w:spacing w:after="0"/>
-        <w:ind w:left="0" w:firstLine="426"/>
-        <w:rPr>
-          <w:rFonts w:ascii="Times New Roman" w:hAnsi="Times New Roman" w:cs="Times New Roman"/>
-          <w:noProof/>
-          <w:color w:val="000000" w:themeColor="text1"/>
-          <w:sz w:val="28"/>
-          <w:szCs w:val="28"/>
-          <w:lang w:val="en-US"/>
-        </w:rPr>
-      </w:pPr>
-      <w:r>
-        <w:rPr>
-          <w:rFonts w:ascii="Times New Roman" w:hAnsi="Times New Roman" w:cs="Times New Roman"/>
-          <w:noProof/>
-          <w:color w:val="000000" w:themeColor="text1"/>
-          <w:sz w:val="28"/>
-          <w:szCs w:val="28"/>
-          <w:lang w:val="en-US"/>
-        </w:rPr>
-        <w:t>Bozor xolatini munt</w:t>
-      </w:r>
-      <w:r>
-        <w:rPr>
-          <w:rFonts w:ascii="Times New Roman" w:hAnsi="Times New Roman" w:cs="Times New Roman"/>
-          <w:noProof/>
-          <w:color w:val="000000" w:themeColor="text1"/>
-          <w:sz w:val="28"/>
-          <w:szCs w:val="28"/>
-          <w:lang w:val="en-US"/>
-        </w:rPr>
-        <w:t>a</w:t>
-      </w:r>
-      <w:r>
-        <w:rPr>
-          <w:rFonts w:ascii="Times New Roman" w:hAnsi="Times New Roman" w:cs="Times New Roman"/>
-          <w:noProof/>
-          <w:color w:val="000000" w:themeColor="text1"/>
-          <w:sz w:val="28"/>
-          <w:szCs w:val="28"/>
-          <w:lang w:val="en-US"/>
-        </w:rPr>
-        <w:t>zam ravishda o‘rganib turish;</w:t>
-      </w:r>
-    </w:p>
-    <w:p>
-      <w:pPr>
-        <w:pStyle w:val="a"/>
-        <w:spacing w:after="0"/>
-        <w:ind w:left="0" w:firstLine="426"/>
-        <w:rPr>
-          <w:rFonts w:ascii="Times New Roman" w:hAnsi="Times New Roman" w:cs="Times New Roman"/>
-          <w:noProof/>
-          <w:color w:val="000000" w:themeColor="text1"/>
-          <w:sz w:val="28"/>
-          <w:szCs w:val="28"/>
-          <w:lang w:val="en-US"/>
-        </w:rPr>
-      </w:pPr>
-      <w:r>
-        <w:rPr>
-          <w:rFonts w:ascii="Times New Roman" w:hAnsi="Times New Roman" w:cs="Times New Roman"/>
-          <w:noProof/>
-          <w:color w:val="000000" w:themeColor="text1"/>
-          <w:sz w:val="28"/>
-          <w:szCs w:val="28"/>
-          <w:lang w:val="en-US"/>
-        </w:rPr>
-        <w:t>Xamkorlarning iqtisodiy xol</w:t>
-      </w:r>
-      <w:r>
-        <w:rPr>
-          <w:rFonts w:ascii="Times New Roman" w:hAnsi="Times New Roman" w:cs="Times New Roman"/>
-          <w:noProof/>
-          <w:color w:val="000000" w:themeColor="text1"/>
-          <w:sz w:val="28"/>
-          <w:szCs w:val="28"/>
-          <w:lang w:val="en-US"/>
-        </w:rPr>
-        <w:t xml:space="preserve">atidan xabardor bo‘lib turish; </w:t>
-      </w:r>
-    </w:p>
-    <w:p>
-      <w:pPr>
-        <w:pStyle w:val="a"/>
-        <w:spacing w:after="0"/>
-        <w:ind w:left="0" w:firstLine="426"/>
-        <w:jc w:val="both"/>
-        <w:rPr>
-          <w:rFonts w:ascii="Times New Roman" w:hAnsi="Times New Roman" w:cs="Times New Roman"/>
-          <w:noProof/>
-          <w:color w:val="000000" w:themeColor="text1"/>
-          <w:sz w:val="28"/>
-          <w:szCs w:val="28"/>
-          <w:lang w:val="en-US"/>
-        </w:rPr>
-      </w:pPr>
-      <w:r>
-        <w:rPr>
-          <w:rFonts w:ascii="Times New Roman" w:hAnsi="Times New Roman" w:cs="Times New Roman"/>
-          <w:noProof/>
-          <w:color w:val="000000" w:themeColor="text1"/>
-          <w:sz w:val="28"/>
-          <w:szCs w:val="28"/>
-          <w:lang w:val="en-US"/>
-        </w:rPr>
-        <w:t>Reklama faoliyatini rivojlantirish va boshqa xolatlarni nazoratdan chetda qoldirmaslik muhim axamiyat kasb etadi.</w:t>
-      </w:r>
-    </w:p>
-    <w:p>
-      <w:pPr>
-        <w:pStyle w:val="a"/>
-        <w:numPr>
-          <w:ilvl w:val="0"/>
-          <w:numId w:val="0"/>
-        </w:numPr>
-        <w:spacing w:after="0"/>
-        <w:ind w:firstLine="294"/>
-        <w:jc w:val="both"/>
-        <w:rPr>
-          <w:rFonts w:ascii="Times New Roman" w:hAnsi="Times New Roman" w:cs="Times New Roman"/>
-          <w:noProof/>
-          <w:color w:val="000000" w:themeColor="text1"/>
-          <w:sz w:val="28"/>
-          <w:szCs w:val="28"/>
-          <w:lang w:val="en-US"/>
-        </w:rPr>
-      </w:pPr>
-      <w:r>
-        <w:rPr>
-          <w:rFonts w:ascii="Times New Roman" w:hAnsi="Times New Roman" w:cs="Times New Roman"/>
-          <w:noProof/>
-          <w:color w:val="000000" w:themeColor="text1"/>
-          <w:sz w:val="28"/>
-          <w:szCs w:val="28"/>
-          <w:lang w:val="en-US"/>
-        </w:rPr>
-        <w:t>Har bir t</w:t>
-      </w:r>
-      <w:r>
-        <w:rPr>
-          <w:rFonts w:ascii="Times New Roman" w:hAnsi="Times New Roman" w:cs="Times New Roman"/>
-          <w:noProof/>
-          <w:color w:val="000000" w:themeColor="text1"/>
-          <w:sz w:val="28"/>
-          <w:szCs w:val="28"/>
-          <w:lang w:val="en-US"/>
-        </w:rPr>
-        <w:t xml:space="preserve">adbirkor birinchi navbatda amalga oshirishmoqchi bo‘lgan xizmat ko‘rsatish yoki maxsulot ishlab chiqarishdan oldin avvalo bozordagi </w:t>
-      </w:r>
-      <w:r>
-        <w:rPr>
-          <w:rFonts w:ascii="Times New Roman" w:hAnsi="Times New Roman" w:cs="Times New Roman"/>
-          <w:b/>
-          <w:noProof/>
-          <w:color w:val="000000" w:themeColor="text1"/>
-          <w:sz w:val="28"/>
-          <w:szCs w:val="28"/>
-          <w:lang w:val="en-US"/>
-        </w:rPr>
-        <w:t>talab va taklifni</w:t>
-      </w:r>
-      <w:r>
-        <w:rPr>
-          <w:rFonts w:ascii="Times New Roman" w:hAnsi="Times New Roman" w:cs="Times New Roman"/>
-          <w:noProof/>
-          <w:color w:val="000000" w:themeColor="text1"/>
-          <w:sz w:val="28"/>
-          <w:szCs w:val="28"/>
-          <w:lang w:val="en-US"/>
-        </w:rPr>
-        <w:t xml:space="preserve"> o‘rganishi lozim. Bu esa ishlab chiqarish jarayoninida juda katta axamiyat kasb etadi. </w:t>
-      </w:r>
-    </w:p>
-    <w:p>
-      <w:pPr>
-        <w:pStyle w:val="a"/>
-        <w:numPr>
-          <w:ilvl w:val="0"/>
-          <w:numId w:val="0"/>
-        </w:numPr>
-        <w:spacing w:after="0"/>
-        <w:ind w:firstLine="426"/>
-        <w:jc w:val="both"/>
-        <w:rPr>
-          <w:rFonts w:ascii="Times New Roman" w:hAnsi="Times New Roman" w:cs="Times New Roman"/>
-          <w:noProof/>
-          <w:color w:val="000000" w:themeColor="text1"/>
-          <w:sz w:val="28"/>
-          <w:szCs w:val="28"/>
-          <w:lang w:val="en-US"/>
-        </w:rPr>
-      </w:pPr>
-      <w:r>
-        <w:rPr>
-          <w:rFonts w:ascii="Times New Roman" w:hAnsi="Times New Roman" w:cs="Times New Roman"/>
-          <w:noProof/>
-          <w:color w:val="000000" w:themeColor="text1"/>
-          <w:sz w:val="28"/>
-          <w:szCs w:val="28"/>
-          <w:lang w:val="en-US"/>
-        </w:rPr>
-        <w:t>Tadbirkor yuqoridagi xolatlardan kelib chiqqan holda bugungi kunda aholiga qanday maxsulot zarurligi ushbu maxsulotlarning savdosi bil</w:t>
-      </w:r>
-      <w:r>
-        <w:rPr>
-          <w:rFonts w:ascii="Times New Roman" w:hAnsi="Times New Roman" w:cs="Times New Roman"/>
-          <w:noProof/>
-          <w:color w:val="000000" w:themeColor="text1"/>
-          <w:sz w:val="28"/>
-          <w:szCs w:val="28"/>
-          <w:lang w:val="en-US"/>
-        </w:rPr>
-        <w:t>an shug‘ullanuvchi t</w:t>
-      </w:r>
-      <w:r>
-        <w:rPr>
-          <w:rFonts w:ascii="Times New Roman" w:hAnsi="Times New Roman" w:cs="Times New Roman"/>
-          <w:noProof/>
-          <w:color w:val="000000" w:themeColor="text1"/>
-          <w:sz w:val="28"/>
-          <w:szCs w:val="28"/>
-          <w:lang w:val="en-US"/>
-        </w:rPr>
-        <w:t>adbirkorlarga ulgurji narxlarda va miqdorda qa</w:t>
-      </w:r>
-      <w:r>
-        <w:rPr>
-          <w:rFonts w:ascii="Times New Roman" w:hAnsi="Times New Roman" w:cs="Times New Roman"/>
-          <w:noProof/>
-          <w:color w:val="000000" w:themeColor="text1"/>
-          <w:sz w:val="28"/>
-          <w:szCs w:val="28"/>
-          <w:lang w:val="en-US"/>
-        </w:rPr>
-        <w:t>ncha zarurligi shu bilan birga t</w:t>
-      </w:r>
-      <w:r>
-        <w:rPr>
-          <w:rFonts w:ascii="Times New Roman" w:hAnsi="Times New Roman" w:cs="Times New Roman"/>
-          <w:noProof/>
-          <w:color w:val="000000" w:themeColor="text1"/>
-          <w:sz w:val="28"/>
-          <w:szCs w:val="28"/>
-          <w:lang w:val="en-US"/>
-        </w:rPr>
-        <w:t>adbirkor o‘zining ichki imkoniyatlaridan kelib chiqqan holda iste’molchiga qanday turdagi maxsulotni taklif etishni o‘rganib chiqishni qaror qilgan.</w:t>
-      </w:r>
-      <w:r>
-        <w:rPr>
-          <w:rFonts w:ascii="Times New Roman" w:hAnsi="Times New Roman" w:cs="Times New Roman"/>
-          <w:noProof/>
-          <w:color w:val="000000" w:themeColor="text1"/>
-          <w:sz w:val="28"/>
-          <w:szCs w:val="28"/>
-          <w:lang w:val="en-US"/>
-        </w:rPr>
-        <w:t xml:space="preserve"> </w:t>
-      </w:r>
-      <w:r>
-        <w:rPr>
-          <w:rFonts w:ascii="Times New Roman" w:hAnsi="Times New Roman" w:cs="Times New Roman"/>
-          <w:noProof/>
-          <w:color w:val="000000" w:themeColor="text1"/>
-          <w:sz w:val="28"/>
-          <w:szCs w:val="28"/>
-          <w:lang w:val="en-US"/>
-        </w:rPr>
-        <w:t xml:space="preserve"> O‘rganish natijalariga ko‘ra bugungi kunda mijoz tomonidan </w:t>
-      </w:r>
-      <w:r>
-        <w:rPr>
-          <w:rFonts w:ascii="Times New Roman" w:hAnsi="Times New Roman" w:cs="Times New Roman"/>
-          <w:noProof/>
-          <w:color w:val="000000" w:themeColor="text1"/>
-          <w:sz w:val="28"/>
-          <w:szCs w:val="28"/>
-          <w:lang w:val="en-US"/>
-        </w:rPr>
-        <w:t>{{loyiha_nomi}}</w:t>
-      </w:r>
-      <w:r>
-        <w:rPr>
-          <w:rFonts w:ascii="Times New Roman" w:hAnsi="Times New Roman" w:cs="Times New Roman"/>
-          <w:noProof/>
-          <w:color w:val="000000" w:themeColor="text1"/>
-          <w:sz w:val="28"/>
-          <w:szCs w:val="28"/>
-          <w:lang w:val="en-US"/>
-        </w:rPr>
-        <w:t xml:space="preserve"> </w:t>
-      </w:r>
-      <w:r>
-        <w:rPr>
-          <w:rFonts w:ascii="Times New Roman" w:hAnsi="Times New Roman" w:cs="Times New Roman"/>
-          <w:noProof/>
-          <w:color w:val="000000" w:themeColor="text1"/>
-          <w:sz w:val="28"/>
-          <w:szCs w:val="28"/>
-          <w:lang w:val="en-US"/>
-        </w:rPr>
-        <w:t>maxsulot</w:t>
-      </w:r>
-      <w:r>
-        <w:rPr>
-          <w:rFonts w:ascii="Times New Roman" w:hAnsi="Times New Roman" w:cs="Times New Roman"/>
-          <w:noProof/>
-          <w:color w:val="000000" w:themeColor="text1"/>
-          <w:sz w:val="28"/>
-          <w:szCs w:val="28"/>
-          <w:lang w:val="en-US"/>
-        </w:rPr>
-        <w:t>(xizmat)</w:t>
-      </w:r>
-      <w:r>
-        <w:rPr>
-          <w:rFonts w:ascii="Times New Roman" w:hAnsi="Times New Roman" w:cs="Times New Roman"/>
-          <w:noProof/>
-          <w:color w:val="000000" w:themeColor="text1"/>
-          <w:sz w:val="28"/>
-          <w:szCs w:val="28"/>
-          <w:lang w:val="en-US"/>
-        </w:rPr>
-        <w:t xml:space="preserve">lariga talab ortib borayotganligi aniqlandi. Tadbirkor yuqoridagi xolatlardan kelib chiqib,  </w:t>
-      </w:r>
-      <w:r>
-        <w:rPr>
-          <w:rFonts w:ascii="Times New Roman" w:hAnsi="Times New Roman" w:cs="Times New Roman"/>
-          <w:noProof/>
-          <w:color w:val="000000" w:themeColor="text1"/>
-          <w:sz w:val="28"/>
-          <w:szCs w:val="28"/>
-          <w:lang w:val="en-US"/>
-        </w:rPr>
-        <w:t>{{loyiha_nomi}}</w:t>
-      </w:r>
-      <w:r>
-        <w:rPr>
-          <w:rFonts w:ascii="Times New Roman" w:hAnsi="Times New Roman" w:cs="Times New Roman"/>
-          <w:noProof/>
-          <w:color w:val="000000" w:themeColor="text1"/>
-          <w:sz w:val="28"/>
-          <w:szCs w:val="28"/>
-          <w:lang w:val="en-US"/>
-        </w:rPr>
-        <w:t xml:space="preserve"> </w:t>
-      </w:r>
-      <w:r>
-        <w:rPr>
-          <w:rFonts w:ascii="Times New Roman" w:hAnsi="Times New Roman" w:cs="Times New Roman"/>
-          <w:noProof/>
-          <w:color w:val="000000" w:themeColor="text1"/>
-          <w:sz w:val="28"/>
-          <w:szCs w:val="28"/>
-          <w:lang w:val="en-US"/>
-        </w:rPr>
-        <w:t>maxsulot</w:t>
-      </w:r>
-      <w:r>
-        <w:rPr>
-          <w:rFonts w:ascii="Times New Roman" w:hAnsi="Times New Roman" w:cs="Times New Roman"/>
-          <w:noProof/>
-          <w:color w:val="000000" w:themeColor="text1"/>
-          <w:sz w:val="28"/>
-          <w:szCs w:val="28"/>
-          <w:lang w:val="en-US"/>
-        </w:rPr>
-        <w:t>(xizmat)</w:t>
-      </w:r>
-      <w:r>
-        <w:rPr>
-          <w:rFonts w:ascii="Times New Roman" w:hAnsi="Times New Roman" w:cs="Times New Roman"/>
-          <w:noProof/>
-          <w:color w:val="000000" w:themeColor="text1"/>
-          <w:sz w:val="28"/>
-          <w:szCs w:val="28"/>
-          <w:lang w:val="en-US"/>
-        </w:rPr>
-        <w:t>lari</w:t>
-      </w:r>
-      <w:r>
-        <w:rPr>
-          <w:rFonts w:ascii="Times New Roman" w:hAnsi="Times New Roman" w:cs="Times New Roman"/>
-          <w:noProof/>
-          <w:color w:val="000000" w:themeColor="text1"/>
-          <w:sz w:val="28"/>
-          <w:szCs w:val="28"/>
-          <w:lang w:val="en-US"/>
-        </w:rPr>
-        <w:t xml:space="preserve"> ishlab chiqishni rejalashtirgan.</w:t>
-      </w:r>
-      <w:r>
-        <w:rPr>
-          <w:rFonts w:ascii="Times New Roman" w:hAnsi="Times New Roman" w:cs="Times New Roman"/>
-          <w:noProof/>
-          <w:color w:val="000000" w:themeColor="text1"/>
-          <w:sz w:val="28"/>
-          <w:szCs w:val="28"/>
-          <w:lang w:val="en-US"/>
-        </w:rPr>
-        <w:t xml:space="preserve"> </w:t>
-      </w:r>
-      <w:bookmarkStart w:id="6" w:name="bookmark12"/>
-    </w:p>
-    <w:p>
-      <w:pPr>
+        <w:t>{{</w:t>
+      </w:r>
+      <w:proofErr w:type="spellStart"/>
+      <w:r>
         <w:rPr>
           <w:rStyle w:val="HTML"/>
           <w:rFonts w:ascii="Consolas" w:eastAsiaTheme="minorHAnsi" w:hAnsi="Consolas"/>
@@ -9282,15 +8140,9 @@
           <w:shd w:val="clear" w:color="auto" w:fill="3C3C3C"/>
           <w:lang w:val="en-US"/>
         </w:rPr>
-      </w:pPr>
-      <w:r>
-        <w:rPr>
-          <w:rFonts w:ascii="Times New Roman" w:hAnsi="Times New Roman" w:cs="Times New Roman"/>
-          <w:noProof/>
-          <w:lang w:val="en-US" w:bidi="ru-RU"/>
-        </w:rPr>
-        <w:tab/>
-      </w:r>
+        <w:t>loyiha_maqsadi</w:t>
+      </w:r>
+      <w:proofErr w:type="spellEnd"/>
       <w:r>
         <w:rPr>
           <w:rStyle w:val="HTML"/>
@@ -9304,10 +8156,851 @@
           <w:shd w:val="clear" w:color="auto" w:fill="3C3C3C"/>
           <w:lang w:val="en-US"/>
         </w:rPr>
-        <w:t>{{</w:t>
-      </w:r>
-      <w:proofErr w:type="spellStart"/>
-      <w:r>
+        <w:t>}}</w:t>
+      </w:r>
+      <w:r>
+        <w:rPr>
+          <w:rFonts w:ascii="Segoe UI" w:hAnsi="Segoe UI" w:cs="Segoe UI"/>
+          <w:color w:val="CCCCCC"/>
+          <w:sz w:val="20"/>
+          <w:szCs w:val="20"/>
+          <w:shd w:val="clear" w:color="auto" w:fill="252526"/>
+          <w:lang w:val="en-US"/>
+        </w:rPr>
+        <w:t> </w:t>
+      </w:r>
+    </w:p>
+    <w:p>
+      <w:pPr>
+        <w:pStyle w:val="a"/>
+        <w:numPr>
+          <w:ilvl w:val="0"/>
+          <w:numId w:val="0"/>
+        </w:numPr>
+        <w:spacing w:after="0"/>
+        <w:ind w:firstLine="369"/>
+        <w:jc w:val="both"/>
+        <w:rPr>
+          <w:rFonts w:ascii="Times New Roman" w:hAnsi="Times New Roman" w:cs="Times New Roman"/>
+          <w:b/>
+          <w:noProof/>
+          <w:color w:val="000000" w:themeColor="text1"/>
+          <w:sz w:val="28"/>
+          <w:szCs w:val="28"/>
+          <w:lang w:val="en-US"/>
+        </w:rPr>
+      </w:pPr>
+      <w:r>
+        <w:rPr>
+          <w:rFonts w:ascii="Times New Roman" w:hAnsi="Times New Roman" w:cs="Times New Roman"/>
+          <w:noProof/>
+          <w:color w:val="000000" w:themeColor="text1"/>
+          <w:sz w:val="28"/>
+          <w:szCs w:val="28"/>
+          <w:lang w:val="en-US"/>
+        </w:rPr>
+        <w:t>Maqsadlarga erishish uchun korxona kredit mablag'larini jalb qilishga qaror qildi.</w:t>
+      </w:r>
+      <w:r>
+        <w:rPr>
+          <w:rFonts w:ascii="Times New Roman" w:hAnsi="Times New Roman" w:cs="Times New Roman"/>
+          <w:b/>
+          <w:noProof/>
+          <w:color w:val="000000" w:themeColor="text1"/>
+          <w:sz w:val="28"/>
+          <w:szCs w:val="28"/>
+          <w:lang w:val="en-US"/>
+        </w:rPr>
+        <w:t xml:space="preserve"> </w:t>
+      </w:r>
+      <w:r>
+        <w:rPr>
+          <w:rFonts w:ascii="Times New Roman" w:hAnsi="Times New Roman" w:cs="Times New Roman"/>
+          <w:b/>
+          <w:noProof/>
+          <w:color w:val="000000" w:themeColor="text1"/>
+          <w:sz w:val="28"/>
+          <w:szCs w:val="28"/>
+          <w:lang w:val="en-US"/>
+        </w:rPr>
+        <w:t xml:space="preserve">1-jadval. </w:t>
+      </w:r>
+      <w:r>
+        <w:rPr>
+          <w:rFonts w:ascii="Times New Roman" w:hAnsi="Times New Roman" w:cs="Times New Roman"/>
+          <w:b/>
+          <w:noProof/>
+          <w:color w:val="000000" w:themeColor="text1"/>
+          <w:sz w:val="28"/>
+          <w:szCs w:val="28"/>
+          <w:lang w:val="en-US"/>
+        </w:rPr>
+        <w:t>Loyiha qiymati</w:t>
+      </w:r>
+    </w:p>
+    <w:p>
+      <w:pPr>
+        <w:pStyle w:val="1"/>
+        <w:rPr>
+          <w:rFonts w:ascii="Times New Roman" w:hAnsi="Times New Roman" w:cs="Times New Roman"/>
+          <w:noProof/>
+          <w:lang w:val="en-US"/>
+        </w:rPr>
+      </w:pPr>
+      <w:r>
+        <w:rPr>
+          <w:rFonts w:ascii="Times New Roman" w:hAnsi="Times New Roman" w:cs="Times New Roman"/>
+          <w:noProof/>
+          <w:lang w:val="en-US"/>
+        </w:rPr>
+        <w:t>3.</w:t>
+      </w:r>
+      <w:r>
+        <w:rPr>
+          <w:rFonts w:ascii="Times New Roman" w:hAnsi="Times New Roman" w:cs="Times New Roman"/>
+          <w:noProof/>
+          <w:lang w:val="en-US"/>
+        </w:rPr>
+        <w:tab/>
+      </w:r>
+      <w:r>
+        <w:rPr>
+          <w:rFonts w:ascii="Times New Roman" w:hAnsi="Times New Roman" w:cs="Times New Roman"/>
+          <w:lang w:val="en-US"/>
+        </w:rPr>
+        <w:t>bozor</w:t>
+      </w:r>
+      <w:r>
+        <w:rPr>
+          <w:rFonts w:ascii="Times New Roman" w:hAnsi="Times New Roman" w:cs="Times New Roman"/>
+          <w:lang w:val="en-US"/>
+        </w:rPr>
+        <w:t xml:space="preserve"> </w:t>
+      </w:r>
+      <w:r>
+        <w:rPr>
+          <w:rFonts w:ascii="Times New Roman" w:hAnsi="Times New Roman" w:cs="Times New Roman"/>
+          <w:lang w:val="en-US"/>
+        </w:rPr>
+        <w:t>kon</w:t>
+      </w:r>
+      <w:r>
+        <w:rPr>
+          <w:rFonts w:ascii="Times New Roman" w:hAnsi="Times New Roman" w:cs="Times New Roman"/>
+          <w:lang w:val="en-US"/>
+        </w:rPr>
+        <w:t>`</w:t>
+      </w:r>
+      <w:r>
+        <w:rPr>
+          <w:rFonts w:ascii="Times New Roman" w:hAnsi="Times New Roman" w:cs="Times New Roman"/>
+          <w:lang w:val="en-US"/>
+        </w:rPr>
+        <w:t>yunkturasi</w:t>
+      </w:r>
+      <w:r>
+        <w:rPr>
+          <w:rFonts w:ascii="Times New Roman" w:hAnsi="Times New Roman" w:cs="Times New Roman"/>
+          <w:lang w:val="en-US"/>
+        </w:rPr>
+        <w:t xml:space="preserve"> </w:t>
+      </w:r>
+      <w:r>
+        <w:rPr>
+          <w:rFonts w:ascii="Times New Roman" w:hAnsi="Times New Roman" w:cs="Times New Roman"/>
+          <w:lang w:val="en-US"/>
+        </w:rPr>
+        <w:t>tahlili</w:t>
+      </w:r>
+    </w:p>
+    <w:p>
+      <w:pPr>
+        <w:pStyle w:val="a"/>
+        <w:numPr>
+          <w:ilvl w:val="0"/>
+          <w:numId w:val="0"/>
+        </w:numPr>
+        <w:ind w:left="340"/>
+        <w:rPr>
+          <w:rFonts w:ascii="Times New Roman" w:hAnsi="Times New Roman" w:cs="Times New Roman"/>
+          <w:b/>
+          <w:noProof/>
+          <w:color w:val="000000" w:themeColor="text1"/>
+          <w:sz w:val="28"/>
+          <w:szCs w:val="28"/>
+          <w:lang w:val="en-US"/>
+        </w:rPr>
+      </w:pPr>
+      <w:r>
+        <w:rPr>
+          <w:rFonts w:ascii="Times New Roman" w:hAnsi="Times New Roman" w:cs="Times New Roman"/>
+          <w:b/>
+          <w:noProof/>
+          <w:color w:val="000000" w:themeColor="text1"/>
+          <w:sz w:val="28"/>
+          <w:szCs w:val="28"/>
+          <w:lang w:val="en-US"/>
+        </w:rPr>
+        <w:t>3.1.</w:t>
+      </w:r>
+      <w:r>
+        <w:rPr>
+          <w:rFonts w:ascii="Times New Roman" w:hAnsi="Times New Roman" w:cs="Times New Roman"/>
+          <w:b/>
+          <w:noProof/>
+          <w:color w:val="000000" w:themeColor="text1"/>
+          <w:sz w:val="28"/>
+          <w:szCs w:val="28"/>
+          <w:lang w:val="en-US"/>
+        </w:rPr>
+        <w:tab/>
+        <w:t>Sotish bozori va marketing kontseptsiyasi;</w:t>
+      </w:r>
+    </w:p>
+    <w:p>
+      <w:pPr>
+        <w:pStyle w:val="a"/>
+        <w:numPr>
+          <w:ilvl w:val="0"/>
+          <w:numId w:val="0"/>
+        </w:numPr>
+        <w:spacing w:after="0"/>
+        <w:ind w:firstLine="380"/>
+        <w:jc w:val="both"/>
+        <w:rPr>
+          <w:rFonts w:ascii="Times New Roman" w:hAnsi="Times New Roman" w:cs="Times New Roman"/>
+          <w:noProof/>
+          <w:color w:val="000000" w:themeColor="text1"/>
+          <w:sz w:val="28"/>
+          <w:szCs w:val="28"/>
+          <w:lang w:val="en-US"/>
+        </w:rPr>
+      </w:pPr>
+      <w:r>
+        <w:rPr>
+          <w:rFonts w:ascii="Times New Roman" w:hAnsi="Times New Roman" w:cs="Times New Roman"/>
+          <w:noProof/>
+          <w:color w:val="000000" w:themeColor="text1"/>
+          <w:sz w:val="28"/>
+          <w:szCs w:val="28"/>
+          <w:lang w:val="en-US"/>
+        </w:rPr>
+        <w:t>Barchaga ma’lumki, xar bir tadbirkorlik sub’yekti o‘zining faoliyatini amalga oshirishi uchun avvalo mahalliy hamda tashqi bozor xolatini o‘rganib chiqadi.  Korxona yuqoridagi xolatdan kelib chiqqan xolda bozor xolati hamda raqobatchilarni o‘rganib chiqishga erishdi.</w:t>
+      </w:r>
+    </w:p>
+    <w:p>
+      <w:pPr>
+        <w:pStyle w:val="a"/>
+        <w:numPr>
+          <w:ilvl w:val="0"/>
+          <w:numId w:val="0"/>
+        </w:numPr>
+        <w:spacing w:after="0"/>
+        <w:ind w:firstLine="380"/>
+        <w:jc w:val="both"/>
+        <w:rPr>
+          <w:rFonts w:ascii="Times New Roman" w:hAnsi="Times New Roman" w:cs="Times New Roman"/>
+          <w:noProof/>
+          <w:color w:val="000000" w:themeColor="text1"/>
+          <w:sz w:val="28"/>
+          <w:szCs w:val="28"/>
+          <w:lang w:val="en-US"/>
+        </w:rPr>
+      </w:pPr>
+      <w:r>
+        <w:rPr>
+          <w:rFonts w:ascii="Times New Roman" w:hAnsi="Times New Roman" w:cs="Times New Roman"/>
+          <w:noProof/>
+          <w:color w:val="000000" w:themeColor="text1"/>
+          <w:sz w:val="28"/>
+          <w:szCs w:val="28"/>
+          <w:lang w:val="en-US"/>
+        </w:rPr>
+        <w:t xml:space="preserve">Bugungi kunda </w:t>
+      </w:r>
+      <w:r>
+        <w:rPr>
+          <w:rFonts w:ascii="Times New Roman" w:hAnsi="Times New Roman" w:cs="Times New Roman"/>
+          <w:noProof/>
+          <w:color w:val="000000" w:themeColor="text1"/>
+          <w:sz w:val="28"/>
+          <w:szCs w:val="28"/>
+          <w:lang w:val="en-US"/>
+        </w:rPr>
+        <w:t>{{manzil}}</w:t>
+      </w:r>
+      <w:r>
+        <w:rPr>
+          <w:rFonts w:ascii="Times New Roman" w:hAnsi="Times New Roman" w:cs="Times New Roman"/>
+          <w:noProof/>
+          <w:color w:val="000000" w:themeColor="text1"/>
+          <w:sz w:val="28"/>
+          <w:szCs w:val="28"/>
+          <w:lang w:val="en-US"/>
+        </w:rPr>
+        <w:t xml:space="preserve">da </w:t>
+      </w:r>
+      <w:r>
+        <w:rPr>
+          <w:rFonts w:ascii="Times New Roman" w:hAnsi="Times New Roman" w:cs="Times New Roman"/>
+          <w:noProof/>
+          <w:color w:val="000000" w:themeColor="text1"/>
+          <w:sz w:val="28"/>
+          <w:szCs w:val="28"/>
+          <w:lang w:val="en-US"/>
+        </w:rPr>
+        <w:t>{{loyiha_nomi}}</w:t>
+      </w:r>
+      <w:r>
+        <w:rPr>
+          <w:rFonts w:ascii="Times New Roman" w:hAnsi="Times New Roman" w:cs="Times New Roman"/>
+          <w:noProof/>
+          <w:color w:val="000000" w:themeColor="text1"/>
+          <w:sz w:val="28"/>
+          <w:szCs w:val="28"/>
+          <w:lang w:val="en-US"/>
+        </w:rPr>
+        <w:t xml:space="preserve"> ishlab chiqaruvchi tadbirkorlar kamligi va maxsulotlar asosan qo‘shni tumanlar va boshqa viloyatlardan kelayotganligi aniqlandi. Demak, Korxona uchun asosiy raqobatdosh tadbirkorlar asosan qo‘shni tumanlardag</w:t>
+      </w:r>
+      <w:r>
+        <w:rPr>
+          <w:rFonts w:ascii="Times New Roman" w:hAnsi="Times New Roman" w:cs="Times New Roman"/>
+          <w:noProof/>
+          <w:color w:val="000000" w:themeColor="text1"/>
+          <w:sz w:val="28"/>
+          <w:szCs w:val="28"/>
+          <w:lang w:val="en-US"/>
+        </w:rPr>
+        <w:t>i tadbirkorlar bo‘lishi mumkin.</w:t>
+      </w:r>
+    </w:p>
+    <w:p>
+      <w:pPr>
+        <w:pStyle w:val="a"/>
+        <w:numPr>
+          <w:ilvl w:val="0"/>
+          <w:numId w:val="0"/>
+        </w:numPr>
+        <w:spacing w:after="0"/>
+        <w:ind w:firstLine="380"/>
+        <w:jc w:val="both"/>
+        <w:rPr>
+          <w:rFonts w:ascii="Times New Roman" w:hAnsi="Times New Roman" w:cs="Times New Roman"/>
+          <w:noProof/>
+          <w:color w:val="000000" w:themeColor="text1"/>
+          <w:sz w:val="28"/>
+          <w:szCs w:val="28"/>
+          <w:lang w:val="en-US"/>
+        </w:rPr>
+      </w:pPr>
+      <w:r>
+        <w:rPr>
+          <w:rFonts w:ascii="Times New Roman" w:hAnsi="Times New Roman" w:cs="Times New Roman"/>
+          <w:noProof/>
+          <w:color w:val="000000" w:themeColor="text1"/>
+          <w:sz w:val="28"/>
+          <w:szCs w:val="28"/>
+          <w:lang w:val="en-US"/>
+        </w:rPr>
+        <w:t>Lekin, tumanga kirib kelayotgan maxsulotlarning olib kelinishida yo‘l haqi, vositachining foydasi va boshqa ko‘zda tutilmagan xarajatlar xisobiga olib kelinayotgan maxsulotlarning tannarxi o‘z o‘zidan oshishi mumk</w:t>
+      </w:r>
+      <w:r>
+        <w:rPr>
+          <w:rFonts w:ascii="Times New Roman" w:hAnsi="Times New Roman" w:cs="Times New Roman"/>
+          <w:noProof/>
+          <w:color w:val="000000" w:themeColor="text1"/>
+          <w:sz w:val="28"/>
+          <w:szCs w:val="28"/>
+          <w:lang w:val="en-US"/>
+        </w:rPr>
+        <w:t>in.</w:t>
+      </w:r>
+      <w:r>
+        <w:rPr>
+          <w:rFonts w:ascii="Times New Roman" w:hAnsi="Times New Roman" w:cs="Times New Roman"/>
+          <w:noProof/>
+          <w:color w:val="000000" w:themeColor="text1"/>
+          <w:sz w:val="28"/>
+          <w:szCs w:val="28"/>
+          <w:lang w:val="en-US"/>
+        </w:rPr>
+        <w:t xml:space="preserve"> Bu esa o‘z navbatida t</w:t>
+      </w:r>
+      <w:r>
+        <w:rPr>
+          <w:rFonts w:ascii="Times New Roman" w:hAnsi="Times New Roman" w:cs="Times New Roman"/>
+          <w:noProof/>
+          <w:color w:val="000000" w:themeColor="text1"/>
+          <w:sz w:val="28"/>
+          <w:szCs w:val="28"/>
+          <w:lang w:val="en-US"/>
+        </w:rPr>
+        <w:t>adbirkor</w:t>
+      </w:r>
+      <w:r>
+        <w:rPr>
+          <w:rFonts w:ascii="Times New Roman" w:hAnsi="Times New Roman" w:cs="Times New Roman"/>
+          <w:noProof/>
+          <w:color w:val="000000" w:themeColor="text1"/>
+          <w:sz w:val="28"/>
+          <w:szCs w:val="28"/>
+          <w:lang w:val="en-US"/>
+        </w:rPr>
+        <w:t>ning narx yo‘nalishida ustun</w:t>
+      </w:r>
+      <w:r>
+        <w:rPr>
+          <w:rFonts w:ascii="Times New Roman" w:hAnsi="Times New Roman" w:cs="Times New Roman"/>
+          <w:noProof/>
+          <w:color w:val="000000" w:themeColor="text1"/>
+          <w:sz w:val="28"/>
+          <w:szCs w:val="28"/>
+          <w:lang w:val="en-US"/>
+        </w:rPr>
+        <w:t xml:space="preserve">likka erishishiga olib keladi. </w:t>
+      </w:r>
+    </w:p>
+    <w:p>
+      <w:pPr>
+        <w:pStyle w:val="a"/>
+        <w:numPr>
+          <w:ilvl w:val="0"/>
+          <w:numId w:val="0"/>
+        </w:numPr>
+        <w:spacing w:after="0"/>
+        <w:ind w:firstLine="380"/>
+        <w:jc w:val="both"/>
+        <w:rPr>
+          <w:rFonts w:ascii="Times New Roman" w:hAnsi="Times New Roman" w:cs="Times New Roman"/>
+          <w:noProof/>
+          <w:color w:val="000000" w:themeColor="text1"/>
+          <w:sz w:val="28"/>
+          <w:szCs w:val="28"/>
+          <w:lang w:val="en-US"/>
+        </w:rPr>
+      </w:pPr>
+      <w:r>
+        <w:rPr>
+          <w:rFonts w:ascii="Times New Roman" w:hAnsi="Times New Roman" w:cs="Times New Roman"/>
+          <w:noProof/>
+          <w:color w:val="000000" w:themeColor="text1"/>
+          <w:sz w:val="28"/>
+          <w:szCs w:val="28"/>
+          <w:lang w:val="en-US"/>
+        </w:rPr>
+        <w:t>Korxona o‘z faoliyatini samarali va sifatli olib borilishini ushlab turish,  mijozlar bilan o‘z vaqtida xisob-kitob ishlarini amalga oshirish, yuzaga keladigan raqobatdoshlikdagi ustunlikni ushlab turish va o‘z faoliyatini kengaytirish maqsadida muntazam ravishda quyidagi xolatlarni nazoratiga olishni rejalashtirgan jumladan:</w:t>
+      </w:r>
+    </w:p>
+    <w:p>
+      <w:pPr>
+        <w:pStyle w:val="a"/>
+        <w:spacing w:after="0"/>
+        <w:ind w:left="0" w:firstLine="426"/>
+        <w:rPr>
+          <w:rFonts w:ascii="Times New Roman" w:hAnsi="Times New Roman" w:cs="Times New Roman"/>
+          <w:noProof/>
+          <w:color w:val="000000" w:themeColor="text1"/>
+          <w:sz w:val="28"/>
+          <w:szCs w:val="28"/>
+          <w:lang w:val="en-US"/>
+        </w:rPr>
+      </w:pPr>
+      <w:r>
+        <w:rPr>
+          <w:rFonts w:ascii="Times New Roman" w:hAnsi="Times New Roman" w:cs="Times New Roman"/>
+          <w:noProof/>
+          <w:color w:val="000000" w:themeColor="text1"/>
+          <w:sz w:val="28"/>
+          <w:szCs w:val="28"/>
+          <w:lang w:val="en-US"/>
+        </w:rPr>
+        <w:t>Bozor xolatini munt</w:t>
+      </w:r>
+      <w:r>
+        <w:rPr>
+          <w:rFonts w:ascii="Times New Roman" w:hAnsi="Times New Roman" w:cs="Times New Roman"/>
+          <w:noProof/>
+          <w:color w:val="000000" w:themeColor="text1"/>
+          <w:sz w:val="28"/>
+          <w:szCs w:val="28"/>
+          <w:lang w:val="en-US"/>
+        </w:rPr>
+        <w:t>a</w:t>
+      </w:r>
+      <w:r>
+        <w:rPr>
+          <w:rFonts w:ascii="Times New Roman" w:hAnsi="Times New Roman" w:cs="Times New Roman"/>
+          <w:noProof/>
+          <w:color w:val="000000" w:themeColor="text1"/>
+          <w:sz w:val="28"/>
+          <w:szCs w:val="28"/>
+          <w:lang w:val="en-US"/>
+        </w:rPr>
+        <w:t>zam ravishda o‘rganib turish;</w:t>
+      </w:r>
+    </w:p>
+    <w:p>
+      <w:pPr>
+        <w:pStyle w:val="a"/>
+        <w:spacing w:after="0"/>
+        <w:ind w:left="0" w:firstLine="426"/>
+        <w:rPr>
+          <w:rFonts w:ascii="Times New Roman" w:hAnsi="Times New Roman" w:cs="Times New Roman"/>
+          <w:noProof/>
+          <w:color w:val="000000" w:themeColor="text1"/>
+          <w:sz w:val="28"/>
+          <w:szCs w:val="28"/>
+          <w:lang w:val="en-US"/>
+        </w:rPr>
+      </w:pPr>
+      <w:r>
+        <w:rPr>
+          <w:rFonts w:ascii="Times New Roman" w:hAnsi="Times New Roman" w:cs="Times New Roman"/>
+          <w:noProof/>
+          <w:color w:val="000000" w:themeColor="text1"/>
+          <w:sz w:val="28"/>
+          <w:szCs w:val="28"/>
+          <w:lang w:val="en-US"/>
+        </w:rPr>
+        <w:t>Xamkorlarning iqtisodiy xol</w:t>
+      </w:r>
+      <w:r>
+        <w:rPr>
+          <w:rFonts w:ascii="Times New Roman" w:hAnsi="Times New Roman" w:cs="Times New Roman"/>
+          <w:noProof/>
+          <w:color w:val="000000" w:themeColor="text1"/>
+          <w:sz w:val="28"/>
+          <w:szCs w:val="28"/>
+          <w:lang w:val="en-US"/>
+        </w:rPr>
+        <w:t xml:space="preserve">atidan xabardor bo‘lib turish; </w:t>
+      </w:r>
+    </w:p>
+    <w:p>
+      <w:pPr>
+        <w:pStyle w:val="a"/>
+        <w:spacing w:after="0"/>
+        <w:ind w:left="0" w:firstLine="426"/>
+        <w:jc w:val="both"/>
+        <w:rPr>
+          <w:rFonts w:ascii="Times New Roman" w:hAnsi="Times New Roman" w:cs="Times New Roman"/>
+          <w:noProof/>
+          <w:color w:val="000000" w:themeColor="text1"/>
+          <w:sz w:val="28"/>
+          <w:szCs w:val="28"/>
+          <w:lang w:val="en-US"/>
+        </w:rPr>
+      </w:pPr>
+      <w:r>
+        <w:rPr>
+          <w:rFonts w:ascii="Times New Roman" w:hAnsi="Times New Roman" w:cs="Times New Roman"/>
+          <w:noProof/>
+          <w:color w:val="000000" w:themeColor="text1"/>
+          <w:sz w:val="28"/>
+          <w:szCs w:val="28"/>
+          <w:lang w:val="en-US"/>
+        </w:rPr>
+        <w:t>Reklama faoliyatini rivojlantirish va boshqa xolatlarni nazoratdan chetda qoldirmaslik muhim axamiyat kasb etadi.</w:t>
+      </w:r>
+    </w:p>
+    <w:p>
+      <w:pPr>
+        <w:pStyle w:val="a"/>
+        <w:numPr>
+          <w:ilvl w:val="0"/>
+          <w:numId w:val="0"/>
+        </w:numPr>
+        <w:spacing w:after="0"/>
+        <w:ind w:firstLine="294"/>
+        <w:jc w:val="both"/>
+        <w:rPr>
+          <w:rFonts w:ascii="Times New Roman" w:hAnsi="Times New Roman" w:cs="Times New Roman"/>
+          <w:noProof/>
+          <w:color w:val="000000" w:themeColor="text1"/>
+          <w:sz w:val="28"/>
+          <w:szCs w:val="28"/>
+          <w:lang w:val="en-US"/>
+        </w:rPr>
+      </w:pPr>
+      <w:r>
+        <w:rPr>
+          <w:rFonts w:ascii="Times New Roman" w:hAnsi="Times New Roman" w:cs="Times New Roman"/>
+          <w:noProof/>
+          <w:color w:val="000000" w:themeColor="text1"/>
+          <w:sz w:val="28"/>
+          <w:szCs w:val="28"/>
+          <w:lang w:val="en-US"/>
+        </w:rPr>
+        <w:t>Har bir t</w:t>
+      </w:r>
+      <w:r>
+        <w:rPr>
+          <w:rFonts w:ascii="Times New Roman" w:hAnsi="Times New Roman" w:cs="Times New Roman"/>
+          <w:noProof/>
+          <w:color w:val="000000" w:themeColor="text1"/>
+          <w:sz w:val="28"/>
+          <w:szCs w:val="28"/>
+          <w:lang w:val="en-US"/>
+        </w:rPr>
+        <w:t xml:space="preserve">adbirkor birinchi navbatda amalga oshirishmoqchi bo‘lgan xizmat ko‘rsatish yoki maxsulot ishlab chiqarishdan oldin avvalo bozordagi </w:t>
+      </w:r>
+      <w:r>
+        <w:rPr>
+          <w:rFonts w:ascii="Times New Roman" w:hAnsi="Times New Roman" w:cs="Times New Roman"/>
+          <w:b/>
+          <w:noProof/>
+          <w:color w:val="000000" w:themeColor="text1"/>
+          <w:sz w:val="28"/>
+          <w:szCs w:val="28"/>
+          <w:lang w:val="en-US"/>
+        </w:rPr>
+        <w:t>talab va taklifni</w:t>
+      </w:r>
+      <w:r>
+        <w:rPr>
+          <w:rFonts w:ascii="Times New Roman" w:hAnsi="Times New Roman" w:cs="Times New Roman"/>
+          <w:noProof/>
+          <w:color w:val="000000" w:themeColor="text1"/>
+          <w:sz w:val="28"/>
+          <w:szCs w:val="28"/>
+          <w:lang w:val="en-US"/>
+        </w:rPr>
+        <w:t xml:space="preserve"> o‘rganishi lozim. Bu esa ishlab chiqarish jarayoninida juda katta axamiyat kasb etadi. </w:t>
+      </w:r>
+    </w:p>
+    <w:p>
+      <w:pPr>
+        <w:pStyle w:val="a"/>
+        <w:numPr>
+          <w:ilvl w:val="0"/>
+          <w:numId w:val="0"/>
+        </w:numPr>
+        <w:spacing w:after="0"/>
+        <w:ind w:firstLine="426"/>
+        <w:jc w:val="both"/>
+        <w:rPr>
+          <w:rFonts w:ascii="Times New Roman" w:hAnsi="Times New Roman" w:cs="Times New Roman"/>
+          <w:noProof/>
+          <w:color w:val="000000" w:themeColor="text1"/>
+          <w:sz w:val="28"/>
+          <w:szCs w:val="28"/>
+          <w:lang w:val="en-US"/>
+        </w:rPr>
+      </w:pPr>
+      <w:r>
+        <w:rPr>
+          <w:rFonts w:ascii="Times New Roman" w:hAnsi="Times New Roman" w:cs="Times New Roman"/>
+          <w:noProof/>
+          <w:color w:val="000000" w:themeColor="text1"/>
+          <w:sz w:val="28"/>
+          <w:szCs w:val="28"/>
+          <w:lang w:val="en-US"/>
+        </w:rPr>
+        <w:lastRenderedPageBreak/>
+        <w:t>Tadbirkor yuqoridagi xolatlardan kelib chiqqan holda bugungi kunda aholiga qanday maxsulot zarurligi ushbu maxsulotlarning savdosi bil</w:t>
+      </w:r>
+      <w:r>
+        <w:rPr>
+          <w:rFonts w:ascii="Times New Roman" w:hAnsi="Times New Roman" w:cs="Times New Roman"/>
+          <w:noProof/>
+          <w:color w:val="000000" w:themeColor="text1"/>
+          <w:sz w:val="28"/>
+          <w:szCs w:val="28"/>
+          <w:lang w:val="en-US"/>
+        </w:rPr>
+        <w:t>an shug‘ullanuvchi t</w:t>
+      </w:r>
+      <w:r>
+        <w:rPr>
+          <w:rFonts w:ascii="Times New Roman" w:hAnsi="Times New Roman" w:cs="Times New Roman"/>
+          <w:noProof/>
+          <w:color w:val="000000" w:themeColor="text1"/>
+          <w:sz w:val="28"/>
+          <w:szCs w:val="28"/>
+          <w:lang w:val="en-US"/>
+        </w:rPr>
+        <w:t>adbirkorlarga ulgurji narxlarda va miqdorda qa</w:t>
+      </w:r>
+      <w:r>
+        <w:rPr>
+          <w:rFonts w:ascii="Times New Roman" w:hAnsi="Times New Roman" w:cs="Times New Roman"/>
+          <w:noProof/>
+          <w:color w:val="000000" w:themeColor="text1"/>
+          <w:sz w:val="28"/>
+          <w:szCs w:val="28"/>
+          <w:lang w:val="en-US"/>
+        </w:rPr>
+        <w:t>ncha zarurligi shu bilan birga t</w:t>
+      </w:r>
+      <w:r>
+        <w:rPr>
+          <w:rFonts w:ascii="Times New Roman" w:hAnsi="Times New Roman" w:cs="Times New Roman"/>
+          <w:noProof/>
+          <w:color w:val="000000" w:themeColor="text1"/>
+          <w:sz w:val="28"/>
+          <w:szCs w:val="28"/>
+          <w:lang w:val="en-US"/>
+        </w:rPr>
+        <w:t>adbirkor o‘zining ichki imkoniyatlaridan kelib chiqqan holda iste’molchiga qanday turdagi maxsulotni taklif etishni o‘rganib chiqishni qaror qilgan.</w:t>
+      </w:r>
+      <w:r>
+        <w:rPr>
+          <w:rFonts w:ascii="Times New Roman" w:hAnsi="Times New Roman" w:cs="Times New Roman"/>
+          <w:noProof/>
+          <w:color w:val="000000" w:themeColor="text1"/>
+          <w:sz w:val="28"/>
+          <w:szCs w:val="28"/>
+          <w:lang w:val="en-US"/>
+        </w:rPr>
+        <w:t xml:space="preserve"> </w:t>
+      </w:r>
+      <w:r>
+        <w:rPr>
+          <w:rFonts w:ascii="Times New Roman" w:hAnsi="Times New Roman" w:cs="Times New Roman"/>
+          <w:noProof/>
+          <w:color w:val="000000" w:themeColor="text1"/>
+          <w:sz w:val="28"/>
+          <w:szCs w:val="28"/>
+          <w:lang w:val="en-US"/>
+        </w:rPr>
+        <w:t xml:space="preserve"> O‘rganish natijalariga ko‘ra bugungi kunda mijoz tomonidan </w:t>
+      </w:r>
+      <w:r>
+        <w:rPr>
+          <w:rFonts w:ascii="Times New Roman" w:hAnsi="Times New Roman" w:cs="Times New Roman"/>
+          <w:noProof/>
+          <w:color w:val="000000" w:themeColor="text1"/>
+          <w:sz w:val="28"/>
+          <w:szCs w:val="28"/>
+          <w:lang w:val="en-US"/>
+        </w:rPr>
+        <w:t>{{loyiha_nomi}}</w:t>
+      </w:r>
+      <w:r>
+        <w:rPr>
+          <w:rFonts w:ascii="Times New Roman" w:hAnsi="Times New Roman" w:cs="Times New Roman"/>
+          <w:noProof/>
+          <w:color w:val="000000" w:themeColor="text1"/>
+          <w:sz w:val="28"/>
+          <w:szCs w:val="28"/>
+          <w:lang w:val="en-US"/>
+        </w:rPr>
+        <w:t xml:space="preserve"> </w:t>
+      </w:r>
+      <w:r>
+        <w:rPr>
+          <w:rFonts w:ascii="Times New Roman" w:hAnsi="Times New Roman" w:cs="Times New Roman"/>
+          <w:noProof/>
+          <w:color w:val="000000" w:themeColor="text1"/>
+          <w:sz w:val="28"/>
+          <w:szCs w:val="28"/>
+          <w:lang w:val="en-US"/>
+        </w:rPr>
+        <w:t>maxsulot</w:t>
+      </w:r>
+      <w:r>
+        <w:rPr>
+          <w:rFonts w:ascii="Times New Roman" w:hAnsi="Times New Roman" w:cs="Times New Roman"/>
+          <w:noProof/>
+          <w:color w:val="000000" w:themeColor="text1"/>
+          <w:sz w:val="28"/>
+          <w:szCs w:val="28"/>
+          <w:lang w:val="en-US"/>
+        </w:rPr>
+        <w:t>(xizmat)</w:t>
+      </w:r>
+      <w:r>
+        <w:rPr>
+          <w:rFonts w:ascii="Times New Roman" w:hAnsi="Times New Roman" w:cs="Times New Roman"/>
+          <w:noProof/>
+          <w:color w:val="000000" w:themeColor="text1"/>
+          <w:sz w:val="28"/>
+          <w:szCs w:val="28"/>
+          <w:lang w:val="en-US"/>
+        </w:rPr>
+        <w:t xml:space="preserve">lariga talab ortib borayotganligi aniqlandi. Tadbirkor yuqoridagi xolatlardan kelib chiqib,  </w:t>
+      </w:r>
+      <w:r>
+        <w:rPr>
+          <w:rFonts w:ascii="Times New Roman" w:hAnsi="Times New Roman" w:cs="Times New Roman"/>
+          <w:noProof/>
+          <w:color w:val="000000" w:themeColor="text1"/>
+          <w:sz w:val="28"/>
+          <w:szCs w:val="28"/>
+          <w:lang w:val="en-US"/>
+        </w:rPr>
+        <w:t>{{loyiha_nomi}}</w:t>
+      </w:r>
+      <w:r>
+        <w:rPr>
+          <w:rFonts w:ascii="Times New Roman" w:hAnsi="Times New Roman" w:cs="Times New Roman"/>
+          <w:noProof/>
+          <w:color w:val="000000" w:themeColor="text1"/>
+          <w:sz w:val="28"/>
+          <w:szCs w:val="28"/>
+          <w:lang w:val="en-US"/>
+        </w:rPr>
+        <w:t xml:space="preserve"> </w:t>
+      </w:r>
+      <w:r>
+        <w:rPr>
+          <w:rFonts w:ascii="Times New Roman" w:hAnsi="Times New Roman" w:cs="Times New Roman"/>
+          <w:noProof/>
+          <w:color w:val="000000" w:themeColor="text1"/>
+          <w:sz w:val="28"/>
+          <w:szCs w:val="28"/>
+          <w:lang w:val="en-US"/>
+        </w:rPr>
+        <w:t>maxsulot</w:t>
+      </w:r>
+      <w:r>
+        <w:rPr>
+          <w:rFonts w:ascii="Times New Roman" w:hAnsi="Times New Roman" w:cs="Times New Roman"/>
+          <w:noProof/>
+          <w:color w:val="000000" w:themeColor="text1"/>
+          <w:sz w:val="28"/>
+          <w:szCs w:val="28"/>
+          <w:lang w:val="en-US"/>
+        </w:rPr>
+        <w:t>(xizmat)</w:t>
+      </w:r>
+      <w:r>
+        <w:rPr>
+          <w:rFonts w:ascii="Times New Roman" w:hAnsi="Times New Roman" w:cs="Times New Roman"/>
+          <w:noProof/>
+          <w:color w:val="000000" w:themeColor="text1"/>
+          <w:sz w:val="28"/>
+          <w:szCs w:val="28"/>
+          <w:lang w:val="en-US"/>
+        </w:rPr>
+        <w:t>lari</w:t>
+      </w:r>
+      <w:r>
+        <w:rPr>
+          <w:rFonts w:ascii="Times New Roman" w:hAnsi="Times New Roman" w:cs="Times New Roman"/>
+          <w:noProof/>
+          <w:color w:val="000000" w:themeColor="text1"/>
+          <w:sz w:val="28"/>
+          <w:szCs w:val="28"/>
+          <w:lang w:val="en-US"/>
+        </w:rPr>
+        <w:t xml:space="preserve"> ishlab chiqishni rejalashtirgan.</w:t>
+      </w:r>
+      <w:r>
+        <w:rPr>
+          <w:rFonts w:ascii="Times New Roman" w:hAnsi="Times New Roman" w:cs="Times New Roman"/>
+          <w:noProof/>
+          <w:color w:val="000000" w:themeColor="text1"/>
+          <w:sz w:val="28"/>
+          <w:szCs w:val="28"/>
+          <w:lang w:val="en-US"/>
+        </w:rPr>
+        <w:t xml:space="preserve"> </w:t>
+      </w:r>
+      <w:bookmarkStart w:id="7" w:name="bookmark12"/>
+    </w:p>
+    <w:p>
+      <w:pPr>
         <w:rPr>
           <w:rStyle w:val="HTML"/>
           <w:rFonts w:ascii="Consolas" w:eastAsiaTheme="minorHAnsi" w:hAnsi="Consolas"/>
@@ -9320,9 +9013,15 @@
           <w:shd w:val="clear" w:color="auto" w:fill="3C3C3C"/>
           <w:lang w:val="en-US"/>
         </w:rPr>
-        <w:t>bozor_tahlili</w:t>
-      </w:r>
-      <w:proofErr w:type="spellEnd"/>
+      </w:pPr>
+      <w:r>
+        <w:rPr>
+          <w:rFonts w:ascii="Times New Roman" w:hAnsi="Times New Roman" w:cs="Times New Roman"/>
+          <w:noProof/>
+          <w:lang w:val="en-US" w:bidi="ru-RU"/>
+        </w:rPr>
+        <w:tab/>
+      </w:r>
       <w:r>
         <w:rPr>
           <w:rStyle w:val="HTML"/>
@@ -9336,1119 +9035,10 @@
           <w:shd w:val="clear" w:color="auto" w:fill="3C3C3C"/>
           <w:lang w:val="en-US"/>
         </w:rPr>
-        <w:t>}}</w:t>
-      </w:r>
-    </w:p>
-    <w:p>
-      <w:pPr>
-        <w:rPr>
-          <w:rFonts w:ascii="Times New Roman" w:hAnsi="Times New Roman" w:cs="Times New Roman"/>
-          <w:noProof/>
-          <w:lang w:val="en-US" w:bidi="ru-RU"/>
-        </w:rPr>
-      </w:pPr>
-    </w:p>
-    <w:p>
-      <w:pPr>
-        <w:rPr>
-          <w:rFonts w:ascii="Times New Roman" w:hAnsi="Times New Roman" w:cs="Times New Roman"/>
-          <w:noProof/>
-          <w:lang w:val="en-US" w:bidi="ru-RU"/>
-        </w:rPr>
-      </w:pPr>
-    </w:p>
-    <w:p>
-      <w:pPr>
-        <w:rPr>
-          <w:rFonts w:ascii="Times New Roman" w:hAnsi="Times New Roman" w:cs="Times New Roman"/>
-          <w:noProof/>
-          <w:lang w:val="en-US" w:bidi="ru-RU"/>
-        </w:rPr>
-      </w:pPr>
-    </w:p>
-    <w:p>
-      <w:pPr>
-        <w:rPr>
-          <w:rFonts w:ascii="Times New Roman" w:hAnsi="Times New Roman" w:cs="Times New Roman"/>
-          <w:noProof/>
-          <w:lang w:val="en-US" w:bidi="ru-RU"/>
-        </w:rPr>
-      </w:pPr>
-    </w:p>
-    <w:p>
-      <w:pPr>
-        <w:rPr>
-          <w:rFonts w:ascii="Times New Roman" w:hAnsi="Times New Roman" w:cs="Times New Roman"/>
-          <w:noProof/>
-          <w:lang w:val="en-US" w:bidi="ru-RU"/>
-        </w:rPr>
-      </w:pPr>
-    </w:p>
-    <w:p>
-      <w:pPr>
-        <w:rPr>
-          <w:rFonts w:ascii="Times New Roman" w:hAnsi="Times New Roman" w:cs="Times New Roman"/>
-          <w:noProof/>
-          <w:lang w:val="en-US" w:bidi="ru-RU"/>
-        </w:rPr>
-      </w:pPr>
-    </w:p>
-    <w:p>
-      <w:pPr>
-        <w:rPr>
-          <w:rFonts w:ascii="Times New Roman" w:hAnsi="Times New Roman" w:cs="Times New Roman"/>
-          <w:noProof/>
-          <w:lang w:val="en-US" w:bidi="ru-RU"/>
-        </w:rPr>
-      </w:pPr>
-    </w:p>
-    <w:p>
-      <w:pPr>
-        <w:rPr>
-          <w:rFonts w:ascii="Times New Roman" w:hAnsi="Times New Roman" w:cs="Times New Roman"/>
-          <w:noProof/>
-          <w:lang w:val="en-US" w:bidi="ru-RU"/>
-        </w:rPr>
-      </w:pPr>
-    </w:p>
-    <w:p>
-      <w:pPr>
-        <w:rPr>
-          <w:rFonts w:ascii="Times New Roman" w:hAnsi="Times New Roman" w:cs="Times New Roman"/>
-          <w:noProof/>
-          <w:lang w:val="en-US" w:bidi="ru-RU"/>
-        </w:rPr>
-      </w:pPr>
-    </w:p>
-    <w:p>
-      <w:pPr>
-        <w:rPr>
-          <w:rFonts w:ascii="Times New Roman" w:hAnsi="Times New Roman" w:cs="Times New Roman"/>
-          <w:noProof/>
-          <w:lang w:val="en-US" w:bidi="ru-RU"/>
-        </w:rPr>
-      </w:pPr>
-    </w:p>
-    <w:p>
-      <w:pPr>
-        <w:rPr>
-          <w:rFonts w:ascii="Times New Roman" w:hAnsi="Times New Roman" w:cs="Times New Roman"/>
-          <w:noProof/>
-          <w:lang w:val="en-US" w:bidi="ru-RU"/>
-        </w:rPr>
-      </w:pPr>
-    </w:p>
-    <w:p>
-      <w:pPr>
-        <w:rPr>
-          <w:rFonts w:ascii="Times New Roman" w:hAnsi="Times New Roman" w:cs="Times New Roman"/>
-          <w:noProof/>
-          <w:lang w:val="en-US" w:bidi="ru-RU"/>
-        </w:rPr>
-      </w:pPr>
-    </w:p>
-    <w:p>
-      <w:pPr>
-        <w:rPr>
-          <w:rFonts w:ascii="Times New Roman" w:hAnsi="Times New Roman" w:cs="Times New Roman"/>
-          <w:noProof/>
-          <w:lang w:val="en-US" w:bidi="ru-RU"/>
-        </w:rPr>
-      </w:pPr>
-    </w:p>
-    <w:p>
-      <w:pPr>
-        <w:rPr>
-          <w:rFonts w:ascii="Times New Roman" w:hAnsi="Times New Roman" w:cs="Times New Roman"/>
-          <w:noProof/>
-          <w:lang w:val="en-US" w:bidi="ru-RU"/>
-        </w:rPr>
-      </w:pPr>
-    </w:p>
-    <w:p>
-      <w:pPr>
-        <w:rPr>
-          <w:rFonts w:ascii="Times New Roman" w:hAnsi="Times New Roman" w:cs="Times New Roman"/>
-          <w:noProof/>
-          <w:lang w:val="en-US" w:bidi="ru-RU"/>
-        </w:rPr>
-      </w:pPr>
-    </w:p>
-    <w:p>
-      <w:pPr>
-        <w:rPr>
-          <w:rFonts w:ascii="Times New Roman" w:hAnsi="Times New Roman" w:cs="Times New Roman"/>
-          <w:noProof/>
-          <w:lang w:val="en-US" w:bidi="ru-RU"/>
-        </w:rPr>
-      </w:pPr>
-    </w:p>
-    <w:p>
-      <w:pPr>
-        <w:rPr>
-          <w:rFonts w:ascii="Times New Roman" w:hAnsi="Times New Roman" w:cs="Times New Roman"/>
-          <w:noProof/>
-          <w:lang w:val="en-US" w:bidi="ru-RU"/>
-        </w:rPr>
-      </w:pPr>
-    </w:p>
-    <w:p>
-      <w:pPr>
-        <w:rPr>
-          <w:rFonts w:ascii="Times New Roman" w:hAnsi="Times New Roman" w:cs="Times New Roman"/>
-          <w:noProof/>
-          <w:lang w:val="en-US" w:bidi="ru-RU"/>
-        </w:rPr>
-      </w:pPr>
-    </w:p>
-    <w:p>
-      <w:pPr>
-        <w:rPr>
-          <w:rFonts w:ascii="Times New Roman" w:hAnsi="Times New Roman" w:cs="Times New Roman"/>
-          <w:noProof/>
-          <w:lang w:val="en-US" w:bidi="ru-RU"/>
-        </w:rPr>
-      </w:pPr>
-    </w:p>
-    <w:p>
-      <w:pPr>
-        <w:rPr>
-          <w:rFonts w:ascii="Times New Roman" w:hAnsi="Times New Roman" w:cs="Times New Roman"/>
-          <w:noProof/>
-          <w:lang w:val="en-US" w:bidi="ru-RU"/>
-        </w:rPr>
-      </w:pPr>
-    </w:p>
-    <w:p>
-      <w:pPr>
-        <w:rPr>
-          <w:rFonts w:ascii="Times New Roman" w:hAnsi="Times New Roman" w:cs="Times New Roman"/>
-          <w:noProof/>
-          <w:lang w:val="en-US" w:bidi="ru-RU"/>
-        </w:rPr>
-      </w:pPr>
-    </w:p>
-    <w:p>
-      <w:pPr>
-        <w:rPr>
-          <w:rFonts w:ascii="Times New Roman" w:hAnsi="Times New Roman" w:cs="Times New Roman"/>
-          <w:noProof/>
-          <w:lang w:val="en-US" w:bidi="ru-RU"/>
-        </w:rPr>
-      </w:pPr>
-    </w:p>
-    <w:p>
-      <w:pPr>
-        <w:rPr>
-          <w:rFonts w:ascii="Times New Roman" w:hAnsi="Times New Roman" w:cs="Times New Roman"/>
-          <w:noProof/>
-          <w:lang w:val="en-US" w:bidi="ru-RU"/>
-        </w:rPr>
-      </w:pPr>
-    </w:p>
-    <w:p>
-      <w:pPr>
-        <w:rPr>
-          <w:rFonts w:ascii="Times New Roman" w:hAnsi="Times New Roman" w:cs="Times New Roman"/>
-          <w:noProof/>
-          <w:lang w:val="en-US" w:bidi="ru-RU"/>
-        </w:rPr>
-      </w:pPr>
-    </w:p>
-    <w:p>
-      <w:pPr>
-        <w:rPr>
-          <w:rFonts w:ascii="Times New Roman" w:hAnsi="Times New Roman" w:cs="Times New Roman"/>
-          <w:noProof/>
-          <w:lang w:val="en-US" w:bidi="ru-RU"/>
-        </w:rPr>
-      </w:pPr>
-    </w:p>
-    <w:p>
-      <w:pPr>
-        <w:rPr>
-          <w:rFonts w:ascii="Times New Roman" w:hAnsi="Times New Roman" w:cs="Times New Roman"/>
-          <w:noProof/>
-          <w:lang w:val="en-US" w:bidi="ru-RU"/>
-        </w:rPr>
-      </w:pPr>
-    </w:p>
-    <w:p>
-      <w:pPr>
-        <w:rPr>
-          <w:rFonts w:ascii="Times New Roman" w:hAnsi="Times New Roman" w:cs="Times New Roman"/>
-          <w:noProof/>
-          <w:lang w:val="en-US" w:bidi="ru-RU"/>
-        </w:rPr>
-      </w:pPr>
-    </w:p>
-    <w:p>
-      <w:pPr>
-        <w:rPr>
-          <w:rFonts w:ascii="Times New Roman" w:hAnsi="Times New Roman" w:cs="Times New Roman"/>
-          <w:noProof/>
-          <w:lang w:val="en-US" w:bidi="ru-RU"/>
-        </w:rPr>
-      </w:pPr>
-    </w:p>
-    <w:p>
-      <w:pPr>
-        <w:rPr>
-          <w:rFonts w:ascii="Times New Roman" w:hAnsi="Times New Roman" w:cs="Times New Roman"/>
-          <w:noProof/>
-          <w:lang w:val="en-US" w:bidi="ru-RU"/>
-        </w:rPr>
-      </w:pPr>
-    </w:p>
-    <w:p>
-      <w:pPr>
-        <w:rPr>
-          <w:rFonts w:ascii="Times New Roman" w:hAnsi="Times New Roman" w:cs="Times New Roman"/>
-          <w:noProof/>
-          <w:lang w:val="en-US" w:bidi="ru-RU"/>
-        </w:rPr>
-      </w:pPr>
-    </w:p>
-    <w:p>
-      <w:pPr>
-        <w:rPr>
-          <w:rFonts w:ascii="Times New Roman" w:hAnsi="Times New Roman" w:cs="Times New Roman"/>
-          <w:noProof/>
-          <w:lang w:val="en-US" w:bidi="ru-RU"/>
-        </w:rPr>
-      </w:pPr>
-    </w:p>
-    <w:p>
-      <w:pPr>
-        <w:rPr>
-          <w:rFonts w:ascii="Times New Roman" w:hAnsi="Times New Roman" w:cs="Times New Roman"/>
-          <w:noProof/>
-          <w:lang w:val="en-US" w:bidi="ru-RU"/>
-        </w:rPr>
-      </w:pPr>
-    </w:p>
-    <w:p>
-      <w:pPr>
-        <w:rPr>
-          <w:rFonts w:ascii="Times New Roman" w:hAnsi="Times New Roman" w:cs="Times New Roman"/>
-          <w:noProof/>
-          <w:lang w:val="en-US" w:bidi="ru-RU"/>
-        </w:rPr>
-      </w:pPr>
-    </w:p>
-    <w:p>
-      <w:pPr>
-        <w:rPr>
-          <w:rFonts w:ascii="Times New Roman" w:hAnsi="Times New Roman" w:cs="Times New Roman"/>
-          <w:noProof/>
-          <w:lang w:val="en-US" w:bidi="ru-RU"/>
-        </w:rPr>
-      </w:pPr>
-    </w:p>
-    <w:p>
-      <w:pPr>
-        <w:rPr>
-          <w:rFonts w:ascii="Times New Roman" w:hAnsi="Times New Roman" w:cs="Times New Roman"/>
-          <w:noProof/>
-          <w:lang w:val="en-US" w:bidi="ru-RU"/>
-        </w:rPr>
-      </w:pPr>
-    </w:p>
-    <w:p>
-      <w:pPr>
-        <w:rPr>
-          <w:rFonts w:ascii="Times New Roman" w:hAnsi="Times New Roman" w:cs="Times New Roman"/>
-          <w:noProof/>
-          <w:lang w:val="en-US" w:bidi="ru-RU"/>
-        </w:rPr>
-      </w:pPr>
-    </w:p>
-    <w:p>
-      <w:pPr>
-        <w:rPr>
-          <w:rFonts w:ascii="Times New Roman" w:hAnsi="Times New Roman" w:cs="Times New Roman"/>
-          <w:noProof/>
-          <w:lang w:val="en-US" w:bidi="ru-RU"/>
-        </w:rPr>
-      </w:pPr>
-    </w:p>
-    <w:p>
-      <w:pPr>
-        <w:rPr>
-          <w:rFonts w:ascii="Times New Roman" w:hAnsi="Times New Roman" w:cs="Times New Roman"/>
-          <w:noProof/>
-          <w:lang w:val="en-US"/>
-        </w:rPr>
-      </w:pPr>
-      <w:r>
-        <w:rPr>
-          <w:rFonts w:ascii="Times New Roman" w:hAnsi="Times New Roman" w:cs="Times New Roman"/>
-          <w:noProof/>
-          <w:lang w:val="en-US" w:bidi="ru-RU"/>
-        </w:rPr>
-        <w:br w:type="page"/>
-      </w:r>
-    </w:p>
-    <w:p>
-      <w:pPr>
-        <w:pStyle w:val="aff"/>
-        <w:ind w:firstLine="426"/>
-        <w:jc w:val="both"/>
-        <w:rPr>
-          <w:rFonts w:eastAsiaTheme="minorHAnsi"/>
-          <w:b/>
-          <w:noProof/>
-          <w:color w:val="000000" w:themeColor="text1"/>
-          <w:sz w:val="28"/>
-          <w:szCs w:val="28"/>
-          <w:lang w:val="en-US"/>
-        </w:rPr>
-      </w:pPr>
-      <w:r>
-        <w:rPr>
-          <w:rFonts w:eastAsiaTheme="minorHAnsi"/>
-          <w:b/>
-          <w:noProof/>
-          <w:color w:val="000000" w:themeColor="text1"/>
-          <w:sz w:val="28"/>
-          <w:szCs w:val="28"/>
-          <w:lang w:val="en-US"/>
-        </w:rPr>
-        <w:lastRenderedPageBreak/>
-        <w:t>Bozorlarning joylashishi, bozor segmentatsiyasi</w:t>
-      </w:r>
-      <w:bookmarkEnd w:id="6"/>
-    </w:p>
-    <w:p>
-      <w:pPr>
-        <w:pStyle w:val="aff"/>
-        <w:ind w:firstLine="700"/>
-        <w:jc w:val="both"/>
-        <w:rPr>
-          <w:rFonts w:eastAsiaTheme="minorHAnsi"/>
-          <w:noProof/>
-          <w:color w:val="000000" w:themeColor="text1"/>
-          <w:sz w:val="28"/>
-          <w:szCs w:val="28"/>
-          <w:lang w:val="en-US"/>
-        </w:rPr>
-      </w:pPr>
-      <w:r>
-        <w:rPr>
-          <w:rFonts w:eastAsiaTheme="minorHAnsi"/>
-          <w:noProof/>
-          <w:color w:val="000000" w:themeColor="text1"/>
-          <w:sz w:val="28"/>
-          <w:szCs w:val="28"/>
-          <w:lang w:val="en-US"/>
-        </w:rPr>
-        <w:t>Mahalliy iqtisodiyotning hozirgi holatining o'ziga xosligi korxona va tashkilotlar</w:t>
-      </w:r>
-      <w:r>
-        <w:rPr>
-          <w:rFonts w:eastAsiaTheme="minorHAnsi"/>
-          <w:noProof/>
-          <w:color w:val="000000" w:themeColor="text1"/>
-          <w:sz w:val="28"/>
-          <w:szCs w:val="28"/>
-          <w:lang w:val="en-US"/>
-        </w:rPr>
-        <w:t xml:space="preserve"> </w:t>
-      </w:r>
-      <w:r>
-        <w:rPr>
-          <w:rFonts w:eastAsiaTheme="minorHAnsi"/>
-          <w:noProof/>
-          <w:color w:val="000000" w:themeColor="text1"/>
-          <w:sz w:val="28"/>
-          <w:szCs w:val="28"/>
-          <w:lang w:val="en-US"/>
-        </w:rPr>
-        <w:t>tomonidan tanlangan strategiyaga ta'sir qiladi.</w:t>
-      </w:r>
-    </w:p>
-    <w:p>
-      <w:pPr>
-        <w:pStyle w:val="aff"/>
-        <w:ind w:firstLine="20"/>
-        <w:jc w:val="both"/>
-        <w:rPr>
-          <w:rFonts w:eastAsiaTheme="minorHAnsi"/>
-          <w:noProof/>
-          <w:color w:val="000000" w:themeColor="text1"/>
-          <w:sz w:val="28"/>
-          <w:szCs w:val="28"/>
-          <w:lang w:val="en-US"/>
-        </w:rPr>
-      </w:pPr>
-      <w:r>
-        <w:rPr>
-          <w:rFonts w:eastAsiaTheme="minorHAnsi"/>
-          <w:noProof/>
-          <w:color w:val="000000" w:themeColor="text1"/>
-          <w:sz w:val="28"/>
-          <w:szCs w:val="28"/>
-          <w:lang w:val="en-US"/>
-        </w:rPr>
-        <w:t>U yoki bu marketing konsepsiyasi, bir tomondan, ma'lum bir bozor segmentining</w:t>
-      </w:r>
-      <w:r>
-        <w:rPr>
-          <w:rFonts w:eastAsiaTheme="minorHAnsi"/>
-          <w:noProof/>
-          <w:color w:val="000000" w:themeColor="text1"/>
-          <w:sz w:val="28"/>
-          <w:szCs w:val="28"/>
-          <w:lang w:val="en-US"/>
-        </w:rPr>
-        <w:br/>
-        <w:t>to'yinganligiga, ikkinchidan, raqobatning intensivligiga qarab qo'llanilishi mumkin.</w:t>
-      </w:r>
-    </w:p>
-    <w:p>
-      <w:pPr>
-        <w:pStyle w:val="aff"/>
-        <w:ind w:firstLine="700"/>
-        <w:jc w:val="both"/>
-        <w:rPr>
-          <w:rFonts w:eastAsiaTheme="minorHAnsi"/>
-          <w:noProof/>
-          <w:color w:val="000000" w:themeColor="text1"/>
-          <w:sz w:val="28"/>
-          <w:szCs w:val="28"/>
-          <w:lang w:val="en-US"/>
-        </w:rPr>
-      </w:pPr>
-      <w:r>
-        <w:rPr>
-          <w:rFonts w:eastAsiaTheme="minorHAnsi"/>
-          <w:noProof/>
-          <w:color w:val="000000" w:themeColor="text1"/>
-          <w:sz w:val="28"/>
-          <w:szCs w:val="28"/>
-          <w:lang w:val="en-US"/>
-        </w:rPr>
-        <w:t xml:space="preserve">Korxonaning marketing kontseptsiyasi iste'molchiga </w:t>
-      </w:r>
-      <w:r>
-        <w:rPr>
-          <w:rFonts w:eastAsiaTheme="minorHAnsi"/>
-          <w:noProof/>
-          <w:color w:val="000000" w:themeColor="text1"/>
-          <w:sz w:val="28"/>
-          <w:szCs w:val="28"/>
-          <w:lang w:val="en-US"/>
-        </w:rPr>
-        <w:t xml:space="preserve">kerakli narsani taklif qilishga </w:t>
-      </w:r>
-      <w:r>
-        <w:rPr>
-          <w:rFonts w:eastAsiaTheme="minorHAnsi"/>
-          <w:noProof/>
-          <w:color w:val="000000" w:themeColor="text1"/>
-          <w:sz w:val="28"/>
-          <w:szCs w:val="28"/>
-          <w:lang w:val="en-US"/>
-        </w:rPr>
-        <w:t>qaratilgan, ya'ni. iste'molchilar ehtiyojlarini qondirishga e'tibor qaratish. Ammo korxona bitta kontseptsiyada to'xtamaydi. Raqob</w:t>
-      </w:r>
-      <w:r>
-        <w:rPr>
-          <w:rFonts w:eastAsiaTheme="minorHAnsi"/>
-          <w:noProof/>
-          <w:color w:val="000000" w:themeColor="text1"/>
-          <w:sz w:val="28"/>
-          <w:szCs w:val="28"/>
-          <w:lang w:val="en-US"/>
-        </w:rPr>
-        <w:t xml:space="preserve">atbardoshlikni saqlab qolish va </w:t>
-      </w:r>
-      <w:r>
-        <w:rPr>
-          <w:rFonts w:eastAsiaTheme="minorHAnsi"/>
-          <w:noProof/>
-          <w:color w:val="000000" w:themeColor="text1"/>
-          <w:sz w:val="28"/>
-          <w:szCs w:val="28"/>
-          <w:lang w:val="en-US"/>
-        </w:rPr>
-        <w:t>rivojlantirish uchun xizmatni yaxshilash, taqdim etilayotgan xizm</w:t>
-      </w:r>
-      <w:r>
-        <w:rPr>
-          <w:rFonts w:eastAsiaTheme="minorHAnsi"/>
-          <w:noProof/>
-          <w:color w:val="000000" w:themeColor="text1"/>
-          <w:sz w:val="28"/>
-          <w:szCs w:val="28"/>
-          <w:lang w:val="en-US"/>
-        </w:rPr>
-        <w:t xml:space="preserve">atlar turlarini o’zgartirish va </w:t>
-      </w:r>
-      <w:r>
-        <w:rPr>
-          <w:rFonts w:eastAsiaTheme="minorHAnsi"/>
-          <w:noProof/>
-          <w:color w:val="000000" w:themeColor="text1"/>
-          <w:sz w:val="28"/>
-          <w:szCs w:val="28"/>
-          <w:lang w:val="en-US"/>
-        </w:rPr>
-        <w:t>kengaytirishni doimo yodda tutishingiz kerak.</w:t>
-      </w:r>
-      <w:r>
-        <w:rPr>
-          <w:rFonts w:eastAsiaTheme="minorHAnsi"/>
-          <w:noProof/>
-          <w:color w:val="000000" w:themeColor="text1"/>
-          <w:sz w:val="28"/>
-          <w:szCs w:val="28"/>
-          <w:lang w:val="en-US"/>
-        </w:rPr>
-        <w:t xml:space="preserve"> </w:t>
-      </w:r>
-    </w:p>
-    <w:p>
-      <w:pPr>
-        <w:pStyle w:val="aff"/>
-        <w:ind w:firstLine="700"/>
-        <w:jc w:val="both"/>
-        <w:rPr>
-          <w:rFonts w:eastAsiaTheme="minorHAnsi"/>
-          <w:noProof/>
-          <w:color w:val="000000" w:themeColor="text1"/>
-          <w:sz w:val="28"/>
-          <w:szCs w:val="28"/>
-          <w:lang w:val="en-US"/>
-        </w:rPr>
-      </w:pPr>
-      <w:r>
-        <w:rPr>
-          <w:rFonts w:eastAsiaTheme="minorHAnsi"/>
-          <w:noProof/>
-          <w:color w:val="000000" w:themeColor="text1"/>
-          <w:sz w:val="28"/>
-          <w:szCs w:val="28"/>
-          <w:lang w:val="en-US"/>
-        </w:rPr>
-        <w:t>Marketing strategiyasi ko‘rsatilayotgan xizmat sifati</w:t>
-      </w:r>
-      <w:r>
-        <w:rPr>
-          <w:rFonts w:eastAsiaTheme="minorHAnsi"/>
-          <w:noProof/>
-          <w:color w:val="000000" w:themeColor="text1"/>
-          <w:sz w:val="28"/>
-          <w:szCs w:val="28"/>
-          <w:lang w:val="en-US"/>
-        </w:rPr>
-        <w:t xml:space="preserve">ga, ushbu xizmat turiga bo‘lgan </w:t>
-      </w:r>
-      <w:r>
-        <w:rPr>
-          <w:rFonts w:eastAsiaTheme="minorHAnsi"/>
-          <w:noProof/>
-          <w:color w:val="000000" w:themeColor="text1"/>
-          <w:sz w:val="28"/>
-          <w:szCs w:val="28"/>
-          <w:lang w:val="en-US"/>
-        </w:rPr>
-        <w:t>talabni doimiy ravishda o‘rganishga, bozor konyunktura</w:t>
-      </w:r>
-      <w:r>
-        <w:rPr>
-          <w:rFonts w:eastAsiaTheme="minorHAnsi"/>
-          <w:noProof/>
-          <w:color w:val="000000" w:themeColor="text1"/>
-          <w:sz w:val="28"/>
-          <w:szCs w:val="28"/>
-          <w:lang w:val="en-US"/>
-        </w:rPr>
-        <w:t xml:space="preserve">siga moslashuvchan munosabatga, </w:t>
-      </w:r>
-      <w:r>
-        <w:rPr>
-          <w:rFonts w:eastAsiaTheme="minorHAnsi"/>
-          <w:noProof/>
-          <w:color w:val="000000" w:themeColor="text1"/>
-          <w:sz w:val="28"/>
-          <w:szCs w:val="28"/>
-          <w:lang w:val="en-US"/>
-        </w:rPr>
-        <w:t>korxona mablag‘larini eng foydali yo‘nalishga qayta yo‘nalti</w:t>
-      </w:r>
-      <w:r>
-        <w:rPr>
-          <w:rFonts w:eastAsiaTheme="minorHAnsi"/>
-          <w:noProof/>
-          <w:color w:val="000000" w:themeColor="text1"/>
-          <w:sz w:val="28"/>
-          <w:szCs w:val="28"/>
-          <w:lang w:val="en-US"/>
-        </w:rPr>
-        <w:t xml:space="preserve">rish qobiliyatiga va shu asosda </w:t>
-      </w:r>
-      <w:r>
-        <w:rPr>
-          <w:rFonts w:eastAsiaTheme="minorHAnsi"/>
-          <w:noProof/>
-          <w:color w:val="000000" w:themeColor="text1"/>
-          <w:sz w:val="28"/>
-          <w:szCs w:val="28"/>
-          <w:lang w:val="en-US"/>
-        </w:rPr>
-        <w:t>yanada moslashuvchanlikka asoslanadi. siyosat va narxlash taktikasi.</w:t>
-      </w:r>
-    </w:p>
-    <w:p>
-      <w:pPr>
-        <w:pStyle w:val="aff"/>
-        <w:ind w:firstLine="680"/>
-        <w:jc w:val="both"/>
-        <w:rPr>
-          <w:rFonts w:eastAsiaTheme="minorHAnsi"/>
-          <w:noProof/>
-          <w:color w:val="000000" w:themeColor="text1"/>
-          <w:sz w:val="28"/>
-          <w:szCs w:val="28"/>
-          <w:lang w:val="en-US"/>
-        </w:rPr>
-      </w:pPr>
-      <w:r>
-        <w:rPr>
-          <w:rFonts w:eastAsiaTheme="minorHAnsi"/>
-          <w:noProof/>
-          <w:color w:val="000000" w:themeColor="text1"/>
-          <w:sz w:val="28"/>
-          <w:szCs w:val="28"/>
-          <w:lang w:val="en-US"/>
-        </w:rPr>
-        <w:t>Asosiy maqsad - iloji boricha ko'proq mijozlarni jalb qilis</w:t>
-      </w:r>
-      <w:r>
-        <w:rPr>
-          <w:rFonts w:eastAsiaTheme="minorHAnsi"/>
-          <w:noProof/>
-          <w:color w:val="000000" w:themeColor="text1"/>
-          <w:sz w:val="28"/>
-          <w:szCs w:val="28"/>
-          <w:lang w:val="en-US"/>
-        </w:rPr>
-        <w:t xml:space="preserve">h. Shundan kelib chiqqan holda, </w:t>
-      </w:r>
-      <w:r>
-        <w:rPr>
-          <w:rFonts w:eastAsiaTheme="minorHAnsi"/>
-          <w:noProof/>
-          <w:color w:val="000000" w:themeColor="text1"/>
-          <w:sz w:val="28"/>
-          <w:szCs w:val="28"/>
-          <w:lang w:val="en-US"/>
-        </w:rPr>
-        <w:t>ko'rsatilayotgan xizmatlar hajmini rag'batlantirish, narx siyosati</w:t>
-      </w:r>
-      <w:r>
-        <w:rPr>
-          <w:rFonts w:eastAsiaTheme="minorHAnsi"/>
-          <w:noProof/>
-          <w:color w:val="000000" w:themeColor="text1"/>
-          <w:sz w:val="28"/>
-          <w:szCs w:val="28"/>
-          <w:lang w:val="en-US"/>
-        </w:rPr>
-        <w:t xml:space="preserve"> va korxonaning ijobiy imidjini </w:t>
-      </w:r>
-      <w:r>
-        <w:rPr>
-          <w:rFonts w:eastAsiaTheme="minorHAnsi"/>
-          <w:noProof/>
-          <w:color w:val="000000" w:themeColor="text1"/>
-          <w:sz w:val="28"/>
-          <w:szCs w:val="28"/>
-          <w:lang w:val="en-US"/>
-        </w:rPr>
-        <w:t>yaratish orqali talabni kengaytirish uchun marketing strategiyasi tanlanadi.</w:t>
-      </w:r>
-    </w:p>
-    <w:p>
-      <w:pPr>
-        <w:pStyle w:val="aff"/>
-        <w:ind w:firstLine="680"/>
-        <w:jc w:val="both"/>
-        <w:rPr>
-          <w:rFonts w:eastAsiaTheme="minorHAnsi"/>
-          <w:noProof/>
-          <w:color w:val="000000" w:themeColor="text1"/>
-          <w:sz w:val="28"/>
-          <w:szCs w:val="28"/>
-          <w:lang w:val="en-US"/>
-        </w:rPr>
-      </w:pPr>
-      <w:r>
-        <w:rPr>
-          <w:rFonts w:eastAsiaTheme="minorHAnsi"/>
-          <w:noProof/>
-          <w:color w:val="000000" w:themeColor="text1"/>
-          <w:sz w:val="28"/>
-          <w:szCs w:val="28"/>
-          <w:lang w:val="en-US"/>
-        </w:rPr>
-        <w:t>Asosiy maqsadlar:</w:t>
-      </w:r>
-    </w:p>
-    <w:p>
-      <w:pPr>
-        <w:pStyle w:val="a"/>
-        <w:spacing w:after="0"/>
-        <w:ind w:left="0" w:firstLine="426"/>
-        <w:rPr>
-          <w:rFonts w:ascii="Times New Roman" w:hAnsi="Times New Roman" w:cs="Times New Roman"/>
-          <w:noProof/>
-          <w:color w:val="000000" w:themeColor="text1"/>
-          <w:sz w:val="28"/>
-          <w:szCs w:val="28"/>
-          <w:lang w:val="en-US"/>
-        </w:rPr>
-      </w:pPr>
-      <w:r>
-        <w:rPr>
-          <w:rFonts w:ascii="Times New Roman" w:hAnsi="Times New Roman" w:cs="Times New Roman"/>
-          <w:noProof/>
-          <w:color w:val="000000" w:themeColor="text1"/>
-          <w:sz w:val="28"/>
-          <w:szCs w:val="28"/>
-          <w:lang w:val="en-US"/>
-        </w:rPr>
-        <w:t>kichik va o‘rta biznes subyektlarining ushbu xizmat turiga bo‘lgan talabini qondirish.</w:t>
-      </w:r>
-    </w:p>
-    <w:p>
-      <w:pPr>
-        <w:pStyle w:val="a"/>
-        <w:spacing w:after="0"/>
-        <w:ind w:left="0" w:firstLine="426"/>
-        <w:rPr>
-          <w:rFonts w:ascii="Times New Roman" w:hAnsi="Times New Roman" w:cs="Times New Roman"/>
-          <w:noProof/>
-          <w:color w:val="000000" w:themeColor="text1"/>
-          <w:sz w:val="28"/>
-          <w:szCs w:val="28"/>
-          <w:lang w:val="en-US"/>
-        </w:rPr>
-      </w:pPr>
-      <w:r>
-        <w:rPr>
-          <w:rFonts w:ascii="Times New Roman" w:hAnsi="Times New Roman" w:cs="Times New Roman"/>
-          <w:noProof/>
-          <w:color w:val="000000" w:themeColor="text1"/>
-          <w:sz w:val="28"/>
-          <w:szCs w:val="28"/>
-          <w:lang w:val="en-US"/>
-        </w:rPr>
-        <w:t>ko'rsatiladigan xizmatlar doirasini maksimal darajada aylantiring;</w:t>
-      </w:r>
-    </w:p>
-    <w:p>
-      <w:pPr>
-        <w:pStyle w:val="a"/>
-        <w:spacing w:after="0"/>
-        <w:ind w:left="0" w:firstLine="426"/>
-        <w:rPr>
-          <w:rFonts w:ascii="Times New Roman" w:hAnsi="Times New Roman" w:cs="Times New Roman"/>
-          <w:noProof/>
-          <w:color w:val="000000" w:themeColor="text1"/>
-          <w:sz w:val="28"/>
-          <w:szCs w:val="28"/>
-          <w:lang w:val="en-US"/>
-        </w:rPr>
-      </w:pPr>
-      <w:r>
-        <w:rPr>
-          <w:rFonts w:ascii="Times New Roman" w:hAnsi="Times New Roman" w:cs="Times New Roman"/>
-          <w:noProof/>
-          <w:color w:val="000000" w:themeColor="text1"/>
-          <w:sz w:val="28"/>
-          <w:szCs w:val="28"/>
-          <w:lang w:val="en-US"/>
-        </w:rPr>
-        <w:t>sifatli xizmatlarni taqdim etish.</w:t>
-      </w:r>
-    </w:p>
-    <w:p>
-      <w:pPr>
-        <w:pStyle w:val="aff"/>
-        <w:ind w:firstLine="660"/>
-        <w:jc w:val="both"/>
-        <w:rPr>
-          <w:rFonts w:eastAsiaTheme="minorHAnsi"/>
-          <w:noProof/>
-          <w:color w:val="000000" w:themeColor="text1"/>
-          <w:sz w:val="28"/>
-          <w:szCs w:val="28"/>
-          <w:lang w:val="en-US"/>
-        </w:rPr>
-      </w:pPr>
-      <w:r>
-        <w:rPr>
-          <w:rFonts w:eastAsiaTheme="minorHAnsi"/>
-          <w:noProof/>
-          <w:color w:val="000000" w:themeColor="text1"/>
-          <w:sz w:val="28"/>
-          <w:szCs w:val="28"/>
-          <w:lang w:val="en-US"/>
-        </w:rPr>
-        <w:t>Bula</w:t>
-      </w:r>
-      <w:r>
-        <w:rPr>
-          <w:rFonts w:eastAsiaTheme="minorHAnsi"/>
-          <w:noProof/>
-          <w:color w:val="000000" w:themeColor="text1"/>
-          <w:sz w:val="28"/>
-          <w:szCs w:val="28"/>
-          <w:lang w:val="en-US"/>
-        </w:rPr>
-        <w:t>rning barchasi korxona rentabel1</w:t>
-      </w:r>
-      <w:r>
-        <w:rPr>
-          <w:rFonts w:eastAsiaTheme="minorHAnsi"/>
-          <w:noProof/>
-          <w:color w:val="000000" w:themeColor="text1"/>
-          <w:sz w:val="28"/>
-          <w:szCs w:val="28"/>
-          <w:lang w:val="en-US"/>
-        </w:rPr>
-        <w:t>igini oshirishga yordam berishi kerak.</w:t>
-      </w:r>
-    </w:p>
-    <w:p>
-      <w:pPr>
-        <w:pStyle w:val="aff"/>
-        <w:jc w:val="both"/>
-        <w:rPr>
-          <w:rFonts w:eastAsiaTheme="minorHAnsi"/>
-          <w:noProof/>
-          <w:color w:val="000000" w:themeColor="text1"/>
-          <w:sz w:val="28"/>
-          <w:szCs w:val="28"/>
-          <w:lang w:val="en-US"/>
-        </w:rPr>
-      </w:pPr>
-      <w:r>
-        <w:rPr>
-          <w:rFonts w:eastAsiaTheme="minorHAnsi"/>
-          <w:noProof/>
-          <w:color w:val="000000" w:themeColor="text1"/>
-          <w:sz w:val="28"/>
-          <w:szCs w:val="28"/>
-          <w:lang w:val="en-US"/>
-        </w:rPr>
-        <w:t>Ishlab chiqarish rejalashtirilgan xizmat mahalliy bozorda barq</w:t>
-      </w:r>
-      <w:r>
-        <w:rPr>
-          <w:rFonts w:eastAsiaTheme="minorHAnsi"/>
-          <w:noProof/>
-          <w:color w:val="000000" w:themeColor="text1"/>
-          <w:sz w:val="28"/>
-          <w:szCs w:val="28"/>
-          <w:lang w:val="en-US"/>
-        </w:rPr>
-        <w:t xml:space="preserve">aror va barqaror talabga ega va </w:t>
-      </w:r>
-      <w:r>
-        <w:rPr>
-          <w:rFonts w:eastAsiaTheme="minorHAnsi"/>
-          <w:noProof/>
-          <w:color w:val="000000" w:themeColor="text1"/>
-          <w:sz w:val="28"/>
-          <w:szCs w:val="28"/>
-          <w:lang w:val="en-US"/>
-        </w:rPr>
-        <w:t>kelgusida asosiy e'tibor mahalliy bozorga qaratiladi, deb taxmin qilamiz.</w:t>
-      </w:r>
-    </w:p>
-    <w:p>
-      <w:pPr>
-        <w:pStyle w:val="aff"/>
-        <w:ind w:firstLine="660"/>
-        <w:jc w:val="both"/>
-        <w:rPr>
-          <w:rFonts w:eastAsiaTheme="minorHAnsi"/>
-          <w:noProof/>
-          <w:color w:val="000000" w:themeColor="text1"/>
-          <w:sz w:val="28"/>
-          <w:szCs w:val="28"/>
-          <w:lang w:val="en-US"/>
-        </w:rPr>
-      </w:pPr>
-      <w:r>
-        <w:rPr>
-          <w:rFonts w:eastAsiaTheme="minorHAnsi"/>
-          <w:noProof/>
-          <w:color w:val="000000" w:themeColor="text1"/>
-          <w:sz w:val="28"/>
-          <w:szCs w:val="28"/>
-          <w:lang w:val="en-US"/>
-        </w:rPr>
-        <w:t>Korxonamiz erishmoqchi bo'lgan asosiy maqsadlar sifatli mahsulotlar taqdim etishdir.</w:t>
-      </w:r>
-    </w:p>
-    <w:p>
-      <w:pPr>
-        <w:rPr>
-          <w:rFonts w:ascii="Times New Roman" w:hAnsi="Times New Roman" w:cs="Times New Roman"/>
-          <w:noProof/>
-          <w:lang w:val="en-US"/>
-        </w:rPr>
-      </w:pPr>
-      <w:r>
-        <w:rPr>
-          <w:rFonts w:ascii="Times New Roman" w:hAnsi="Times New Roman" w:cs="Times New Roman"/>
-          <w:noProof/>
-          <w:lang w:val="en-US" w:bidi="ru-RU"/>
-        </w:rPr>
-        <w:br w:type="page"/>
-      </w:r>
-    </w:p>
-    <w:p>
-      <w:pPr>
-        <w:rPr>
-          <w:rFonts w:ascii="Times New Roman" w:hAnsi="Times New Roman" w:cs="Times New Roman"/>
-          <w:lang w:val="en-US"/>
-        </w:rPr>
-      </w:pPr>
-      <w:r>
-        <w:rPr>
-          <w:rFonts w:ascii="Times New Roman" w:hAnsi="Times New Roman" w:cs="Times New Roman"/>
-          <w:b/>
-          <w:noProof/>
-          <w:color w:val="000000" w:themeColor="text1"/>
-          <w:sz w:val="28"/>
-          <w:szCs w:val="28"/>
-          <w:lang w:val="en-US"/>
-        </w:rPr>
-        <w:lastRenderedPageBreak/>
-        <w:t>3.2.</w:t>
-      </w:r>
-      <w:r>
-        <w:rPr>
-          <w:rFonts w:ascii="Times New Roman" w:hAnsi="Times New Roman" w:cs="Times New Roman"/>
-          <w:b/>
-          <w:noProof/>
-          <w:color w:val="000000" w:themeColor="text1"/>
-          <w:sz w:val="28"/>
-          <w:szCs w:val="28"/>
-          <w:lang w:val="en-US"/>
-        </w:rPr>
-        <w:tab/>
+        <w:t>{{</w:t>
       </w:r>
       <w:proofErr w:type="spellStart"/>
       <w:r>
-        <w:rPr>
-          <w:rFonts w:ascii="Times New Roman" w:hAnsi="Times New Roman" w:cs="Times New Roman"/>
-          <w:b/>
-          <w:color w:val="auto"/>
-          <w:lang w:val="en-US"/>
-        </w:rPr>
-        <w:t>Loyihaning</w:t>
-      </w:r>
-      <w:proofErr w:type="spellEnd"/>
-      <w:r>
-        <w:rPr>
-          <w:rFonts w:ascii="Times New Roman" w:hAnsi="Times New Roman" w:cs="Times New Roman"/>
-          <w:b/>
-          <w:color w:val="auto"/>
-          <w:lang w:val="en-US"/>
-        </w:rPr>
-        <w:t xml:space="preserve"> </w:t>
-      </w:r>
-      <w:proofErr w:type="spellStart"/>
-      <w:r>
-        <w:rPr>
-          <w:rFonts w:ascii="Times New Roman" w:hAnsi="Times New Roman" w:cs="Times New Roman"/>
-          <w:b/>
-          <w:color w:val="auto"/>
-          <w:lang w:val="en-US"/>
-        </w:rPr>
-        <w:t>swot</w:t>
-      </w:r>
-      <w:proofErr w:type="spellEnd"/>
-      <w:r>
-        <w:rPr>
-          <w:rFonts w:ascii="Times New Roman" w:hAnsi="Times New Roman" w:cs="Times New Roman"/>
-          <w:b/>
-          <w:color w:val="auto"/>
-          <w:lang w:val="en-US"/>
-        </w:rPr>
-        <w:t xml:space="preserve"> </w:t>
-      </w:r>
-      <w:proofErr w:type="spellStart"/>
-      <w:r>
-        <w:rPr>
-          <w:rFonts w:ascii="Times New Roman" w:hAnsi="Times New Roman" w:cs="Times New Roman"/>
-          <w:b/>
-          <w:color w:val="auto"/>
-          <w:lang w:val="en-US"/>
-        </w:rPr>
-        <w:t>tahlili</w:t>
-      </w:r>
-      <w:proofErr w:type="spellEnd"/>
-    </w:p>
-    <w:p>
-      <w:pPr>
-        <w:ind w:left="284" w:firstLine="436"/>
-        <w:jc w:val="both"/>
-        <w:rPr>
-          <w:rFonts w:ascii="Times New Roman" w:hAnsi="Times New Roman" w:cs="Times New Roman"/>
-          <w:noProof/>
-          <w:color w:val="000000" w:themeColor="text1"/>
-          <w:sz w:val="28"/>
-          <w:szCs w:val="28"/>
-          <w:lang w:val="en-US"/>
-        </w:rPr>
-      </w:pPr>
-      <w:r>
-        <w:rPr>
-          <w:rFonts w:ascii="Times New Roman" w:hAnsi="Times New Roman" w:cs="Times New Roman"/>
-          <w:noProof/>
-          <w:color w:val="000000" w:themeColor="text1"/>
-          <w:sz w:val="28"/>
-          <w:szCs w:val="28"/>
-          <w:lang w:val="en-US"/>
-        </w:rPr>
-        <w:t>Ma’lumki, xar bir tadbirkorlik sub’yekti o‘z loyihasini to‘liq amalga oshirishda raqobatdosh tadbirkorlarning faoliyati bilan bog‘liq deyarli barcha yo‘nalishlarini o‘z faoliyati bilan solishtirib chiqadi. Bunda joylashgan o‘rni, ishchi kuchi, moliyaviy xolatlar, xaridorlar, xom ashyo bazasi, kommunikatsiya tizimi, texnologiyaning zamonaviyligi va ishlab chiqarish quvvati va boshqalar shular jumlasidandir.</w:t>
-      </w:r>
-    </w:p>
-    <w:p>
-      <w:pPr>
-        <w:ind w:left="284" w:firstLine="436"/>
-        <w:jc w:val="both"/>
-        <w:rPr>
-          <w:rFonts w:ascii="Times New Roman" w:hAnsi="Times New Roman" w:cs="Times New Roman"/>
-          <w:noProof/>
-          <w:color w:val="000000" w:themeColor="text1"/>
-          <w:sz w:val="28"/>
-          <w:szCs w:val="28"/>
-          <w:lang w:val="en-US"/>
-        </w:rPr>
-      </w:pPr>
-      <w:r>
-        <w:rPr>
-          <w:rFonts w:ascii="Times New Roman" w:hAnsi="Times New Roman" w:cs="Times New Roman"/>
-          <w:noProof/>
-          <w:color w:val="000000" w:themeColor="text1"/>
-          <w:sz w:val="28"/>
-          <w:szCs w:val="28"/>
-          <w:lang w:val="en-US"/>
-        </w:rPr>
-        <w:t>Yuqorida Korxona tomonidan bugungi kundagi bozor xolati o‘rganib chiqilgan bo‘lsa, ushbu bo‘limda tadbirkorning raqobatdosh tadbirkorlardan ustunligi xamda zaif tomonilari xaqida ma’lumot berib boriladi.</w:t>
-      </w:r>
-    </w:p>
-    <w:p>
-      <w:pPr>
-        <w:ind w:right="517"/>
         <w:rPr>
           <w:rStyle w:val="HTML"/>
           <w:rFonts w:ascii="Consolas" w:eastAsiaTheme="minorHAnsi" w:hAnsi="Consolas"/>
@@ -10461,18 +9051,9 @@
           <w:shd w:val="clear" w:color="auto" w:fill="3C3C3C"/>
           <w:lang w:val="en-US"/>
         </w:rPr>
-      </w:pPr>
-      <w:r>
-        <w:rPr>
-          <w:rFonts w:ascii="Times New Roman" w:hAnsi="Times New Roman" w:cs="Times New Roman"/>
-          <w:b/>
-          <w:color w:val="auto"/>
-          <w:sz w:val="28"/>
-          <w:szCs w:val="28"/>
-          <w:lang w:val="en-US"/>
-        </w:rPr>
-        <w:tab/>
-      </w:r>
+        <w:t>bozor_tahlili</w:t>
+      </w:r>
+      <w:proofErr w:type="spellEnd"/>
       <w:r>
         <w:rPr>
           <w:rStyle w:val="HTML"/>
@@ -10486,10 +9067,751 @@
           <w:shd w:val="clear" w:color="auto" w:fill="3C3C3C"/>
           <w:lang w:val="en-US"/>
         </w:rPr>
-        <w:t>{{</w:t>
+        <w:t>}}</w:t>
+      </w:r>
+    </w:p>
+    <w:p>
+      <w:pPr>
+        <w:pStyle w:val="aff"/>
+        <w:jc w:val="both"/>
+        <w:rPr>
+          <w:rFonts w:eastAsiaTheme="minorHAnsi"/>
+          <w:b/>
+          <w:noProof/>
+          <w:color w:val="000000" w:themeColor="text1"/>
+          <w:sz w:val="28"/>
+          <w:szCs w:val="28"/>
+          <w:lang w:val="en-US"/>
+        </w:rPr>
+      </w:pPr>
+      <w:r>
+        <w:rPr>
+          <w:rFonts w:eastAsiaTheme="minorHAnsi"/>
+          <w:b/>
+          <w:noProof/>
+          <w:color w:val="000000" w:themeColor="text1"/>
+          <w:sz w:val="28"/>
+          <w:szCs w:val="28"/>
+          <w:lang w:val="en-US"/>
+        </w:rPr>
+        <w:t>Bozorlarning joylashishi, bozor segmentatsiyasi</w:t>
+      </w:r>
+      <w:bookmarkEnd w:id="7"/>
+    </w:p>
+    <w:p>
+      <w:pPr>
+        <w:pStyle w:val="aff"/>
+        <w:ind w:firstLine="700"/>
+        <w:jc w:val="both"/>
+        <w:rPr>
+          <w:rFonts w:eastAsiaTheme="minorHAnsi"/>
+          <w:noProof/>
+          <w:color w:val="000000" w:themeColor="text1"/>
+          <w:sz w:val="28"/>
+          <w:szCs w:val="28"/>
+          <w:lang w:val="en-US"/>
+        </w:rPr>
+      </w:pPr>
+      <w:r>
+        <w:rPr>
+          <w:rFonts w:eastAsiaTheme="minorHAnsi"/>
+          <w:noProof/>
+          <w:color w:val="000000" w:themeColor="text1"/>
+          <w:sz w:val="28"/>
+          <w:szCs w:val="28"/>
+          <w:lang w:val="en-US"/>
+        </w:rPr>
+        <w:t>Mahalliy iqtisodiyotning hozirgi holatining o'ziga xosligi korxona va tashkilotlar</w:t>
+      </w:r>
+      <w:r>
+        <w:rPr>
+          <w:rFonts w:eastAsiaTheme="minorHAnsi"/>
+          <w:noProof/>
+          <w:color w:val="000000" w:themeColor="text1"/>
+          <w:sz w:val="28"/>
+          <w:szCs w:val="28"/>
+          <w:lang w:val="en-US"/>
+        </w:rPr>
+        <w:t xml:space="preserve"> </w:t>
+      </w:r>
+      <w:r>
+        <w:rPr>
+          <w:rFonts w:eastAsiaTheme="minorHAnsi"/>
+          <w:noProof/>
+          <w:color w:val="000000" w:themeColor="text1"/>
+          <w:sz w:val="28"/>
+          <w:szCs w:val="28"/>
+          <w:lang w:val="en-US"/>
+        </w:rPr>
+        <w:t>tomonidan tanlangan strategiyaga ta'sir qiladi.</w:t>
+      </w:r>
+    </w:p>
+    <w:p>
+      <w:pPr>
+        <w:pStyle w:val="aff"/>
+        <w:ind w:firstLine="20"/>
+        <w:jc w:val="both"/>
+        <w:rPr>
+          <w:rFonts w:eastAsiaTheme="minorHAnsi"/>
+          <w:noProof/>
+          <w:color w:val="000000" w:themeColor="text1"/>
+          <w:sz w:val="28"/>
+          <w:szCs w:val="28"/>
+          <w:lang w:val="en-US"/>
+        </w:rPr>
+      </w:pPr>
+      <w:r>
+        <w:rPr>
+          <w:rFonts w:eastAsiaTheme="minorHAnsi"/>
+          <w:noProof/>
+          <w:color w:val="000000" w:themeColor="text1"/>
+          <w:sz w:val="28"/>
+          <w:szCs w:val="28"/>
+          <w:lang w:val="en-US"/>
+        </w:rPr>
+        <w:t>U yoki bu marketing konsepsiyasi, bir tomondan, ma'lum bir bozor segmentining</w:t>
+      </w:r>
+      <w:r>
+        <w:rPr>
+          <w:rFonts w:eastAsiaTheme="minorHAnsi"/>
+          <w:noProof/>
+          <w:color w:val="000000" w:themeColor="text1"/>
+          <w:sz w:val="28"/>
+          <w:szCs w:val="28"/>
+          <w:lang w:val="en-US"/>
+        </w:rPr>
+        <w:br/>
+        <w:t>to'yinganligiga, ikkinchidan, raqobatning intensivligiga qarab qo'llanilishi mumkin.</w:t>
+      </w:r>
+    </w:p>
+    <w:p>
+      <w:pPr>
+        <w:pStyle w:val="aff"/>
+        <w:ind w:firstLine="700"/>
+        <w:jc w:val="both"/>
+        <w:rPr>
+          <w:rFonts w:eastAsiaTheme="minorHAnsi"/>
+          <w:noProof/>
+          <w:color w:val="000000" w:themeColor="text1"/>
+          <w:sz w:val="28"/>
+          <w:szCs w:val="28"/>
+          <w:lang w:val="en-US"/>
+        </w:rPr>
+      </w:pPr>
+      <w:r>
+        <w:rPr>
+          <w:rFonts w:eastAsiaTheme="minorHAnsi"/>
+          <w:noProof/>
+          <w:color w:val="000000" w:themeColor="text1"/>
+          <w:sz w:val="28"/>
+          <w:szCs w:val="28"/>
+          <w:lang w:val="en-US"/>
+        </w:rPr>
+        <w:t xml:space="preserve">Korxonaning marketing kontseptsiyasi iste'molchiga </w:t>
+      </w:r>
+      <w:r>
+        <w:rPr>
+          <w:rFonts w:eastAsiaTheme="minorHAnsi"/>
+          <w:noProof/>
+          <w:color w:val="000000" w:themeColor="text1"/>
+          <w:sz w:val="28"/>
+          <w:szCs w:val="28"/>
+          <w:lang w:val="en-US"/>
+        </w:rPr>
+        <w:t xml:space="preserve">kerakli narsani taklif qilishga </w:t>
+      </w:r>
+      <w:r>
+        <w:rPr>
+          <w:rFonts w:eastAsiaTheme="minorHAnsi"/>
+          <w:noProof/>
+          <w:color w:val="000000" w:themeColor="text1"/>
+          <w:sz w:val="28"/>
+          <w:szCs w:val="28"/>
+          <w:lang w:val="en-US"/>
+        </w:rPr>
+        <w:t>qaratilgan, ya'ni. iste'molchilar ehtiyojlarini qondirishga e'tibor qaratish. Ammo korxona bitta kontseptsiyada to'xtamaydi. Raqob</w:t>
+      </w:r>
+      <w:r>
+        <w:rPr>
+          <w:rFonts w:eastAsiaTheme="minorHAnsi"/>
+          <w:noProof/>
+          <w:color w:val="000000" w:themeColor="text1"/>
+          <w:sz w:val="28"/>
+          <w:szCs w:val="28"/>
+          <w:lang w:val="en-US"/>
+        </w:rPr>
+        <w:t xml:space="preserve">atbardoshlikni saqlab qolish va </w:t>
+      </w:r>
+      <w:r>
+        <w:rPr>
+          <w:rFonts w:eastAsiaTheme="minorHAnsi"/>
+          <w:noProof/>
+          <w:color w:val="000000" w:themeColor="text1"/>
+          <w:sz w:val="28"/>
+          <w:szCs w:val="28"/>
+          <w:lang w:val="en-US"/>
+        </w:rPr>
+        <w:t>rivojlantirish uchun xizmatni yaxshilash, taqdim etilayotgan xizm</w:t>
+      </w:r>
+      <w:r>
+        <w:rPr>
+          <w:rFonts w:eastAsiaTheme="minorHAnsi"/>
+          <w:noProof/>
+          <w:color w:val="000000" w:themeColor="text1"/>
+          <w:sz w:val="28"/>
+          <w:szCs w:val="28"/>
+          <w:lang w:val="en-US"/>
+        </w:rPr>
+        <w:t xml:space="preserve">atlar turlarini o’zgartirish va </w:t>
+      </w:r>
+      <w:r>
+        <w:rPr>
+          <w:rFonts w:eastAsiaTheme="minorHAnsi"/>
+          <w:noProof/>
+          <w:color w:val="000000" w:themeColor="text1"/>
+          <w:sz w:val="28"/>
+          <w:szCs w:val="28"/>
+          <w:lang w:val="en-US"/>
+        </w:rPr>
+        <w:t>kengaytirishni doimo yodda tutishingiz kerak.</w:t>
+      </w:r>
+      <w:r>
+        <w:rPr>
+          <w:rFonts w:eastAsiaTheme="minorHAnsi"/>
+          <w:noProof/>
+          <w:color w:val="000000" w:themeColor="text1"/>
+          <w:sz w:val="28"/>
+          <w:szCs w:val="28"/>
+          <w:lang w:val="en-US"/>
+        </w:rPr>
+        <w:t xml:space="preserve"> </w:t>
+      </w:r>
+    </w:p>
+    <w:p>
+      <w:pPr>
+        <w:pStyle w:val="aff"/>
+        <w:ind w:firstLine="700"/>
+        <w:jc w:val="both"/>
+        <w:rPr>
+          <w:rFonts w:eastAsiaTheme="minorHAnsi"/>
+          <w:noProof/>
+          <w:color w:val="000000" w:themeColor="text1"/>
+          <w:sz w:val="28"/>
+          <w:szCs w:val="28"/>
+          <w:lang w:val="en-US"/>
+        </w:rPr>
+      </w:pPr>
+      <w:r>
+        <w:rPr>
+          <w:rFonts w:eastAsiaTheme="minorHAnsi"/>
+          <w:noProof/>
+          <w:color w:val="000000" w:themeColor="text1"/>
+          <w:sz w:val="28"/>
+          <w:szCs w:val="28"/>
+          <w:lang w:val="en-US"/>
+        </w:rPr>
+        <w:t>Marketing strategiyasi ko‘rsatilayotgan xizmat sifati</w:t>
+      </w:r>
+      <w:r>
+        <w:rPr>
+          <w:rFonts w:eastAsiaTheme="minorHAnsi"/>
+          <w:noProof/>
+          <w:color w:val="000000" w:themeColor="text1"/>
+          <w:sz w:val="28"/>
+          <w:szCs w:val="28"/>
+          <w:lang w:val="en-US"/>
+        </w:rPr>
+        <w:t xml:space="preserve">ga, ushbu xizmat turiga bo‘lgan </w:t>
+      </w:r>
+      <w:r>
+        <w:rPr>
+          <w:rFonts w:eastAsiaTheme="minorHAnsi"/>
+          <w:noProof/>
+          <w:color w:val="000000" w:themeColor="text1"/>
+          <w:sz w:val="28"/>
+          <w:szCs w:val="28"/>
+          <w:lang w:val="en-US"/>
+        </w:rPr>
+        <w:t>talabni doimiy ravishda o‘rganishga, bozor konyunktura</w:t>
+      </w:r>
+      <w:r>
+        <w:rPr>
+          <w:rFonts w:eastAsiaTheme="minorHAnsi"/>
+          <w:noProof/>
+          <w:color w:val="000000" w:themeColor="text1"/>
+          <w:sz w:val="28"/>
+          <w:szCs w:val="28"/>
+          <w:lang w:val="en-US"/>
+        </w:rPr>
+        <w:t xml:space="preserve">siga moslashuvchan munosabatga, </w:t>
+      </w:r>
+      <w:r>
+        <w:rPr>
+          <w:rFonts w:eastAsiaTheme="minorHAnsi"/>
+          <w:noProof/>
+          <w:color w:val="000000" w:themeColor="text1"/>
+          <w:sz w:val="28"/>
+          <w:szCs w:val="28"/>
+          <w:lang w:val="en-US"/>
+        </w:rPr>
+        <w:t>korxona mablag‘larini eng foydali yo‘nalishga qayta yo‘nalti</w:t>
+      </w:r>
+      <w:r>
+        <w:rPr>
+          <w:rFonts w:eastAsiaTheme="minorHAnsi"/>
+          <w:noProof/>
+          <w:color w:val="000000" w:themeColor="text1"/>
+          <w:sz w:val="28"/>
+          <w:szCs w:val="28"/>
+          <w:lang w:val="en-US"/>
+        </w:rPr>
+        <w:t xml:space="preserve">rish qobiliyatiga va shu asosda </w:t>
+      </w:r>
+      <w:r>
+        <w:rPr>
+          <w:rFonts w:eastAsiaTheme="minorHAnsi"/>
+          <w:noProof/>
+          <w:color w:val="000000" w:themeColor="text1"/>
+          <w:sz w:val="28"/>
+          <w:szCs w:val="28"/>
+          <w:lang w:val="en-US"/>
+        </w:rPr>
+        <w:t>yanada moslashuvchanlikka asoslanadi. siyosat va narxlash taktikasi.</w:t>
+      </w:r>
+    </w:p>
+    <w:p>
+      <w:pPr>
+        <w:pStyle w:val="aff"/>
+        <w:ind w:firstLine="680"/>
+        <w:jc w:val="both"/>
+        <w:rPr>
+          <w:rFonts w:eastAsiaTheme="minorHAnsi"/>
+          <w:noProof/>
+          <w:color w:val="000000" w:themeColor="text1"/>
+          <w:sz w:val="28"/>
+          <w:szCs w:val="28"/>
+          <w:lang w:val="en-US"/>
+        </w:rPr>
+      </w:pPr>
+      <w:r>
+        <w:rPr>
+          <w:rFonts w:eastAsiaTheme="minorHAnsi"/>
+          <w:noProof/>
+          <w:color w:val="000000" w:themeColor="text1"/>
+          <w:sz w:val="28"/>
+          <w:szCs w:val="28"/>
+          <w:lang w:val="en-US"/>
+        </w:rPr>
+        <w:t>Asosiy maqsad - iloji boricha ko'proq mijozlarni jalb qilis</w:t>
+      </w:r>
+      <w:r>
+        <w:rPr>
+          <w:rFonts w:eastAsiaTheme="minorHAnsi"/>
+          <w:noProof/>
+          <w:color w:val="000000" w:themeColor="text1"/>
+          <w:sz w:val="28"/>
+          <w:szCs w:val="28"/>
+          <w:lang w:val="en-US"/>
+        </w:rPr>
+        <w:t xml:space="preserve">h. Shundan kelib chiqqan holda, </w:t>
+      </w:r>
+      <w:r>
+        <w:rPr>
+          <w:rFonts w:eastAsiaTheme="minorHAnsi"/>
+          <w:noProof/>
+          <w:color w:val="000000" w:themeColor="text1"/>
+          <w:sz w:val="28"/>
+          <w:szCs w:val="28"/>
+          <w:lang w:val="en-US"/>
+        </w:rPr>
+        <w:t>ko'rsatilayotgan xizmatlar hajmini rag'batlantirish, narx siyosati</w:t>
+      </w:r>
+      <w:r>
+        <w:rPr>
+          <w:rFonts w:eastAsiaTheme="minorHAnsi"/>
+          <w:noProof/>
+          <w:color w:val="000000" w:themeColor="text1"/>
+          <w:sz w:val="28"/>
+          <w:szCs w:val="28"/>
+          <w:lang w:val="en-US"/>
+        </w:rPr>
+        <w:t xml:space="preserve"> va korxonaning ijobiy imidjini </w:t>
+      </w:r>
+      <w:r>
+        <w:rPr>
+          <w:rFonts w:eastAsiaTheme="minorHAnsi"/>
+          <w:noProof/>
+          <w:color w:val="000000" w:themeColor="text1"/>
+          <w:sz w:val="28"/>
+          <w:szCs w:val="28"/>
+          <w:lang w:val="en-US"/>
+        </w:rPr>
+        <w:t>yaratish orqali talabni kengaytirish uchun marketing strategiyasi tanlanadi.</w:t>
+      </w:r>
+    </w:p>
+    <w:p>
+      <w:pPr>
+        <w:pStyle w:val="aff"/>
+        <w:ind w:firstLine="680"/>
+        <w:jc w:val="both"/>
+        <w:rPr>
+          <w:rFonts w:eastAsiaTheme="minorHAnsi"/>
+          <w:noProof/>
+          <w:color w:val="000000" w:themeColor="text1"/>
+          <w:sz w:val="28"/>
+          <w:szCs w:val="28"/>
+          <w:lang w:val="en-US"/>
+        </w:rPr>
+      </w:pPr>
+      <w:r>
+        <w:rPr>
+          <w:rFonts w:eastAsiaTheme="minorHAnsi"/>
+          <w:noProof/>
+          <w:color w:val="000000" w:themeColor="text1"/>
+          <w:sz w:val="28"/>
+          <w:szCs w:val="28"/>
+          <w:lang w:val="en-US"/>
+        </w:rPr>
+        <w:t>Asosiy maqsadlar:</w:t>
+      </w:r>
+    </w:p>
+    <w:p>
+      <w:pPr>
+        <w:pStyle w:val="a"/>
+        <w:spacing w:after="0"/>
+        <w:ind w:left="0" w:firstLine="426"/>
+        <w:rPr>
+          <w:rFonts w:ascii="Times New Roman" w:hAnsi="Times New Roman" w:cs="Times New Roman"/>
+          <w:noProof/>
+          <w:color w:val="000000" w:themeColor="text1"/>
+          <w:sz w:val="28"/>
+          <w:szCs w:val="28"/>
+          <w:lang w:val="en-US"/>
+        </w:rPr>
+      </w:pPr>
+      <w:r>
+        <w:rPr>
+          <w:rFonts w:ascii="Times New Roman" w:hAnsi="Times New Roman" w:cs="Times New Roman"/>
+          <w:noProof/>
+          <w:color w:val="000000" w:themeColor="text1"/>
+          <w:sz w:val="28"/>
+          <w:szCs w:val="28"/>
+          <w:lang w:val="en-US"/>
+        </w:rPr>
+        <w:t>kichik va o‘rta biznes subyektlarining ushbu xizmat turiga bo‘lgan talabini qondirish.</w:t>
+      </w:r>
+    </w:p>
+    <w:p>
+      <w:pPr>
+        <w:pStyle w:val="a"/>
+        <w:spacing w:after="0"/>
+        <w:ind w:left="0" w:firstLine="426"/>
+        <w:rPr>
+          <w:rFonts w:ascii="Times New Roman" w:hAnsi="Times New Roman" w:cs="Times New Roman"/>
+          <w:noProof/>
+          <w:color w:val="000000" w:themeColor="text1"/>
+          <w:sz w:val="28"/>
+          <w:szCs w:val="28"/>
+          <w:lang w:val="en-US"/>
+        </w:rPr>
+      </w:pPr>
+      <w:r>
+        <w:rPr>
+          <w:rFonts w:ascii="Times New Roman" w:hAnsi="Times New Roman" w:cs="Times New Roman"/>
+          <w:noProof/>
+          <w:color w:val="000000" w:themeColor="text1"/>
+          <w:sz w:val="28"/>
+          <w:szCs w:val="28"/>
+          <w:lang w:val="en-US"/>
+        </w:rPr>
+        <w:t>ko'rsatiladigan xizmatlar doirasini maksimal darajada aylantiring;</w:t>
+      </w:r>
+    </w:p>
+    <w:p>
+      <w:pPr>
+        <w:pStyle w:val="a"/>
+        <w:spacing w:after="0"/>
+        <w:ind w:left="0" w:firstLine="426"/>
+        <w:rPr>
+          <w:rFonts w:ascii="Times New Roman" w:hAnsi="Times New Roman" w:cs="Times New Roman"/>
+          <w:noProof/>
+          <w:color w:val="000000" w:themeColor="text1"/>
+          <w:sz w:val="28"/>
+          <w:szCs w:val="28"/>
+          <w:lang w:val="en-US"/>
+        </w:rPr>
+      </w:pPr>
+      <w:r>
+        <w:rPr>
+          <w:rFonts w:ascii="Times New Roman" w:hAnsi="Times New Roman" w:cs="Times New Roman"/>
+          <w:noProof/>
+          <w:color w:val="000000" w:themeColor="text1"/>
+          <w:sz w:val="28"/>
+          <w:szCs w:val="28"/>
+          <w:lang w:val="en-US"/>
+        </w:rPr>
+        <w:t>sifatli xizmatlarni taqdim etish.</w:t>
+      </w:r>
+    </w:p>
+    <w:p>
+      <w:pPr>
+        <w:pStyle w:val="aff"/>
+        <w:ind w:firstLine="660"/>
+        <w:jc w:val="both"/>
+        <w:rPr>
+          <w:rFonts w:eastAsiaTheme="minorHAnsi"/>
+          <w:noProof/>
+          <w:color w:val="000000" w:themeColor="text1"/>
+          <w:sz w:val="28"/>
+          <w:szCs w:val="28"/>
+          <w:lang w:val="en-US"/>
+        </w:rPr>
+      </w:pPr>
+      <w:r>
+        <w:rPr>
+          <w:rFonts w:eastAsiaTheme="minorHAnsi"/>
+          <w:noProof/>
+          <w:color w:val="000000" w:themeColor="text1"/>
+          <w:sz w:val="28"/>
+          <w:szCs w:val="28"/>
+          <w:lang w:val="en-US"/>
+        </w:rPr>
+        <w:t>Bula</w:t>
+      </w:r>
+      <w:r>
+        <w:rPr>
+          <w:rFonts w:eastAsiaTheme="minorHAnsi"/>
+          <w:noProof/>
+          <w:color w:val="000000" w:themeColor="text1"/>
+          <w:sz w:val="28"/>
+          <w:szCs w:val="28"/>
+          <w:lang w:val="en-US"/>
+        </w:rPr>
+        <w:t>rning barchasi korxona rentabel1</w:t>
+      </w:r>
+      <w:r>
+        <w:rPr>
+          <w:rFonts w:eastAsiaTheme="minorHAnsi"/>
+          <w:noProof/>
+          <w:color w:val="000000" w:themeColor="text1"/>
+          <w:sz w:val="28"/>
+          <w:szCs w:val="28"/>
+          <w:lang w:val="en-US"/>
+        </w:rPr>
+        <w:t>igini oshirishga yordam berishi kerak.</w:t>
+      </w:r>
+    </w:p>
+    <w:p>
+      <w:pPr>
+        <w:pStyle w:val="aff"/>
+        <w:jc w:val="both"/>
+        <w:rPr>
+          <w:rFonts w:eastAsiaTheme="minorHAnsi"/>
+          <w:noProof/>
+          <w:color w:val="000000" w:themeColor="text1"/>
+          <w:sz w:val="28"/>
+          <w:szCs w:val="28"/>
+          <w:lang w:val="en-US"/>
+        </w:rPr>
+      </w:pPr>
+      <w:r>
+        <w:rPr>
+          <w:rFonts w:eastAsiaTheme="minorHAnsi"/>
+          <w:noProof/>
+          <w:color w:val="000000" w:themeColor="text1"/>
+          <w:sz w:val="28"/>
+          <w:szCs w:val="28"/>
+          <w:lang w:val="en-US"/>
+        </w:rPr>
+        <w:t>Ishlab chiqarish rejalashtirilgan xizmat mahalliy bozorda barq</w:t>
+      </w:r>
+      <w:r>
+        <w:rPr>
+          <w:rFonts w:eastAsiaTheme="minorHAnsi"/>
+          <w:noProof/>
+          <w:color w:val="000000" w:themeColor="text1"/>
+          <w:sz w:val="28"/>
+          <w:szCs w:val="28"/>
+          <w:lang w:val="en-US"/>
+        </w:rPr>
+        <w:t xml:space="preserve">aror va barqaror talabga ega va </w:t>
+      </w:r>
+      <w:r>
+        <w:rPr>
+          <w:rFonts w:eastAsiaTheme="minorHAnsi"/>
+          <w:noProof/>
+          <w:color w:val="000000" w:themeColor="text1"/>
+          <w:sz w:val="28"/>
+          <w:szCs w:val="28"/>
+          <w:lang w:val="en-US"/>
+        </w:rPr>
+        <w:t>kelgusida asosiy e'tibor mahalliy bozorga qaratiladi, deb taxmin qilamiz.</w:t>
+      </w:r>
+    </w:p>
+    <w:p>
+      <w:pPr>
+        <w:pStyle w:val="aff"/>
+        <w:ind w:firstLine="660"/>
+        <w:jc w:val="both"/>
+        <w:rPr>
+          <w:rFonts w:eastAsiaTheme="minorHAnsi"/>
+          <w:noProof/>
+          <w:color w:val="000000" w:themeColor="text1"/>
+          <w:sz w:val="28"/>
+          <w:szCs w:val="28"/>
+          <w:lang w:val="en-US"/>
+        </w:rPr>
+      </w:pPr>
+      <w:r>
+        <w:rPr>
+          <w:rFonts w:eastAsiaTheme="minorHAnsi"/>
+          <w:noProof/>
+          <w:color w:val="000000" w:themeColor="text1"/>
+          <w:sz w:val="28"/>
+          <w:szCs w:val="28"/>
+          <w:lang w:val="en-US"/>
+        </w:rPr>
+        <w:t>Korxonamiz erishmoqchi bo'lgan asosiy maqsadlar sifatli mahsulotlar taqdim etishdir.</w:t>
+      </w:r>
+    </w:p>
+    <w:p>
+      <w:pPr>
+        <w:ind w:firstLine="284"/>
+        <w:rPr>
+          <w:rFonts w:ascii="Times New Roman" w:hAnsi="Times New Roman" w:cs="Times New Roman"/>
+          <w:lang w:val="en-US"/>
+        </w:rPr>
+      </w:pPr>
+      <w:r>
+        <w:rPr>
+          <w:rFonts w:ascii="Times New Roman" w:hAnsi="Times New Roman" w:cs="Times New Roman"/>
+          <w:b/>
+          <w:noProof/>
+          <w:color w:val="000000" w:themeColor="text1"/>
+          <w:sz w:val="28"/>
+          <w:szCs w:val="28"/>
+          <w:lang w:val="en-US"/>
+        </w:rPr>
+        <w:t>3.2.</w:t>
+      </w:r>
+      <w:r>
+        <w:rPr>
+          <w:rFonts w:ascii="Times New Roman" w:hAnsi="Times New Roman" w:cs="Times New Roman"/>
+          <w:b/>
+          <w:noProof/>
+          <w:color w:val="000000" w:themeColor="text1"/>
+          <w:sz w:val="28"/>
+          <w:szCs w:val="28"/>
+          <w:lang w:val="en-US"/>
+        </w:rPr>
+        <w:tab/>
       </w:r>
       <w:proofErr w:type="spellStart"/>
       <w:r>
+        <w:rPr>
+          <w:rFonts w:ascii="Times New Roman" w:hAnsi="Times New Roman" w:cs="Times New Roman"/>
+          <w:b/>
+          <w:color w:val="auto"/>
+          <w:lang w:val="en-US"/>
+        </w:rPr>
+        <w:t>Loyihaning</w:t>
+      </w:r>
+      <w:proofErr w:type="spellEnd"/>
+      <w:r>
+        <w:rPr>
+          <w:rFonts w:ascii="Times New Roman" w:hAnsi="Times New Roman" w:cs="Times New Roman"/>
+          <w:b/>
+          <w:color w:val="auto"/>
+          <w:lang w:val="en-US"/>
+        </w:rPr>
+        <w:t xml:space="preserve"> </w:t>
+      </w:r>
+      <w:proofErr w:type="spellStart"/>
+      <w:r>
+        <w:rPr>
+          <w:rFonts w:ascii="Times New Roman" w:hAnsi="Times New Roman" w:cs="Times New Roman"/>
+          <w:b/>
+          <w:color w:val="auto"/>
+          <w:lang w:val="en-US"/>
+        </w:rPr>
+        <w:t>swot</w:t>
+      </w:r>
+      <w:proofErr w:type="spellEnd"/>
+      <w:r>
+        <w:rPr>
+          <w:rFonts w:ascii="Times New Roman" w:hAnsi="Times New Roman" w:cs="Times New Roman"/>
+          <w:b/>
+          <w:color w:val="auto"/>
+          <w:lang w:val="en-US"/>
+        </w:rPr>
+        <w:t xml:space="preserve"> </w:t>
+      </w:r>
+      <w:proofErr w:type="spellStart"/>
+      <w:r>
+        <w:rPr>
+          <w:rFonts w:ascii="Times New Roman" w:hAnsi="Times New Roman" w:cs="Times New Roman"/>
+          <w:b/>
+          <w:color w:val="auto"/>
+          <w:lang w:val="en-US"/>
+        </w:rPr>
+        <w:t>tahlili</w:t>
+      </w:r>
+      <w:proofErr w:type="spellEnd"/>
+    </w:p>
+    <w:p>
+      <w:pPr>
+        <w:ind w:left="284" w:firstLine="436"/>
+        <w:jc w:val="both"/>
+        <w:rPr>
+          <w:rFonts w:ascii="Times New Roman" w:hAnsi="Times New Roman" w:cs="Times New Roman"/>
+          <w:noProof/>
+          <w:color w:val="000000" w:themeColor="text1"/>
+          <w:sz w:val="28"/>
+          <w:szCs w:val="28"/>
+          <w:lang w:val="en-US"/>
+        </w:rPr>
+      </w:pPr>
+      <w:r>
+        <w:rPr>
+          <w:rFonts w:ascii="Times New Roman" w:hAnsi="Times New Roman" w:cs="Times New Roman"/>
+          <w:noProof/>
+          <w:color w:val="000000" w:themeColor="text1"/>
+          <w:sz w:val="28"/>
+          <w:szCs w:val="28"/>
+          <w:lang w:val="en-US"/>
+        </w:rPr>
+        <w:lastRenderedPageBreak/>
+        <w:t>Ma’lumki, xar bir tadbirkorlik sub’yekti o‘z loyihasini to‘liq amalga oshirishda raqobatdosh tadbirkorlarning faoliyati bilan bog‘liq deyarli barcha yo‘nalishlarini o‘z faoliyati bilan solishtirib chiqadi. Bunda joylashgan o‘rni, ishchi kuchi, moliyaviy xolatlar, xaridorlar, xom ashyo bazasi, kommunikatsiya tizimi, texnologiyaning zamonaviyligi va ishlab chiqarish quvvati va boshqalar shular jumlasidandir.</w:t>
+      </w:r>
+    </w:p>
+    <w:p>
+      <w:pPr>
+        <w:ind w:left="284" w:firstLine="436"/>
+        <w:jc w:val="both"/>
+        <w:rPr>
+          <w:rFonts w:ascii="Times New Roman" w:hAnsi="Times New Roman" w:cs="Times New Roman"/>
+          <w:noProof/>
+          <w:color w:val="000000" w:themeColor="text1"/>
+          <w:sz w:val="28"/>
+          <w:szCs w:val="28"/>
+          <w:lang w:val="en-US"/>
+        </w:rPr>
+      </w:pPr>
+      <w:r>
+        <w:rPr>
+          <w:rFonts w:ascii="Times New Roman" w:hAnsi="Times New Roman" w:cs="Times New Roman"/>
+          <w:noProof/>
+          <w:color w:val="000000" w:themeColor="text1"/>
+          <w:sz w:val="28"/>
+          <w:szCs w:val="28"/>
+          <w:lang w:val="en-US"/>
+        </w:rPr>
+        <w:t>Yuqorida Korxona tomonidan bugungi kundagi bozor xolati o‘rganib chiqilgan bo‘lsa, ushbu bo‘limda tadbirkorning raqobatdosh tadbirkorlardan ustunligi xamda zaif tomonilari xaqida ma’lumot berib boriladi.</w:t>
+      </w:r>
+    </w:p>
+    <w:p>
+      <w:pPr>
+        <w:ind w:right="517"/>
         <w:rPr>
           <w:rStyle w:val="HTML"/>
           <w:rFonts w:ascii="Consolas" w:eastAsiaTheme="minorHAnsi" w:hAnsi="Consolas"/>
@@ -10502,9 +9824,18 @@
           <w:shd w:val="clear" w:color="auto" w:fill="3C3C3C"/>
           <w:lang w:val="en-US"/>
         </w:rPr>
-        <w:t>marketing_rejasi</w:t>
-      </w:r>
-      <w:proofErr w:type="spellEnd"/>
+      </w:pPr>
+      <w:r>
+        <w:rPr>
+          <w:rFonts w:ascii="Times New Roman" w:hAnsi="Times New Roman" w:cs="Times New Roman"/>
+          <w:b/>
+          <w:color w:val="auto"/>
+          <w:sz w:val="28"/>
+          <w:szCs w:val="28"/>
+          <w:lang w:val="en-US"/>
+        </w:rPr>
+        <w:tab/>
+      </w:r>
       <w:r>
         <w:rPr>
           <w:rStyle w:val="HTML"/>
@@ -10518,12 +9849,10 @@
           <w:shd w:val="clear" w:color="auto" w:fill="3C3C3C"/>
           <w:lang w:val="en-US"/>
         </w:rPr>
-        <w:t>}}</w:t>
-      </w:r>
-    </w:p>
-    <w:p>
-      <w:pPr>
-        <w:ind w:right="517"/>
+        <w:t>{{</w:t>
+      </w:r>
+      <w:proofErr w:type="spellStart"/>
+      <w:r>
         <w:rPr>
           <w:rStyle w:val="HTML"/>
           <w:rFonts w:ascii="Consolas" w:eastAsiaTheme="minorHAnsi" w:hAnsi="Consolas"/>
@@ -10536,11 +9865,10 @@
           <w:shd w:val="clear" w:color="auto" w:fill="3C3C3C"/>
           <w:lang w:val="en-US"/>
         </w:rPr>
-      </w:pPr>
-    </w:p>
-    <w:p>
-      <w:pPr>
-        <w:ind w:right="517"/>
+        <w:t>marketing_rejasi</w:t>
+      </w:r>
+      <w:proofErr w:type="spellEnd"/>
+      <w:r>
         <w:rPr>
           <w:rStyle w:val="HTML"/>
           <w:rFonts w:ascii="Consolas" w:eastAsiaTheme="minorHAnsi" w:hAnsi="Consolas"/>
@@ -10553,449 +9881,8 @@
           <w:shd w:val="clear" w:color="auto" w:fill="3C3C3C"/>
           <w:lang w:val="en-US"/>
         </w:rPr>
-      </w:pPr>
-    </w:p>
-    <w:p>
-      <w:pPr>
-        <w:ind w:right="517"/>
-        <w:rPr>
-          <w:rStyle w:val="HTML"/>
-          <w:rFonts w:ascii="Consolas" w:eastAsiaTheme="minorHAnsi" w:hAnsi="Consolas"/>
-          <w:b/>
-          <w:bCs/>
-          <w:color w:val="D0D0D0"/>
-          <w:sz w:val="18"/>
-          <w:szCs w:val="18"/>
-          <w:bdr w:val="single" w:sz="2" w:space="0" w:color="E5E7EB" w:frame="1"/>
-          <w:shd w:val="clear" w:color="auto" w:fill="3C3C3C"/>
-          <w:lang w:val="en-US"/>
-        </w:rPr>
-      </w:pPr>
-    </w:p>
-    <w:p>
-      <w:pPr>
-        <w:ind w:right="517"/>
-        <w:rPr>
-          <w:rStyle w:val="HTML"/>
-          <w:rFonts w:ascii="Consolas" w:eastAsiaTheme="minorHAnsi" w:hAnsi="Consolas"/>
-          <w:b/>
-          <w:bCs/>
-          <w:color w:val="D0D0D0"/>
-          <w:sz w:val="18"/>
-          <w:szCs w:val="18"/>
-          <w:bdr w:val="single" w:sz="2" w:space="0" w:color="E5E7EB" w:frame="1"/>
-          <w:shd w:val="clear" w:color="auto" w:fill="3C3C3C"/>
-          <w:lang w:val="en-US"/>
-        </w:rPr>
-      </w:pPr>
-    </w:p>
-    <w:p>
-      <w:pPr>
-        <w:ind w:right="517"/>
-        <w:rPr>
-          <w:rStyle w:val="HTML"/>
-          <w:rFonts w:ascii="Consolas" w:eastAsiaTheme="minorHAnsi" w:hAnsi="Consolas"/>
-          <w:b/>
-          <w:bCs/>
-          <w:color w:val="D0D0D0"/>
-          <w:sz w:val="18"/>
-          <w:szCs w:val="18"/>
-          <w:bdr w:val="single" w:sz="2" w:space="0" w:color="E5E7EB" w:frame="1"/>
-          <w:shd w:val="clear" w:color="auto" w:fill="3C3C3C"/>
-          <w:lang w:val="en-US"/>
-        </w:rPr>
-      </w:pPr>
-    </w:p>
-    <w:p>
-      <w:pPr>
-        <w:ind w:right="517"/>
-        <w:rPr>
-          <w:rStyle w:val="HTML"/>
-          <w:rFonts w:ascii="Consolas" w:eastAsiaTheme="minorHAnsi" w:hAnsi="Consolas"/>
-          <w:b/>
-          <w:bCs/>
-          <w:color w:val="D0D0D0"/>
-          <w:sz w:val="18"/>
-          <w:szCs w:val="18"/>
-          <w:bdr w:val="single" w:sz="2" w:space="0" w:color="E5E7EB" w:frame="1"/>
-          <w:shd w:val="clear" w:color="auto" w:fill="3C3C3C"/>
-          <w:lang w:val="en-US"/>
-        </w:rPr>
-      </w:pPr>
-    </w:p>
-    <w:p>
-      <w:pPr>
-        <w:ind w:right="517"/>
-        <w:rPr>
-          <w:rStyle w:val="HTML"/>
-          <w:rFonts w:ascii="Consolas" w:eastAsiaTheme="minorHAnsi" w:hAnsi="Consolas"/>
-          <w:b/>
-          <w:bCs/>
-          <w:color w:val="D0D0D0"/>
-          <w:sz w:val="18"/>
-          <w:szCs w:val="18"/>
-          <w:bdr w:val="single" w:sz="2" w:space="0" w:color="E5E7EB" w:frame="1"/>
-          <w:shd w:val="clear" w:color="auto" w:fill="3C3C3C"/>
-          <w:lang w:val="en-US"/>
-        </w:rPr>
-      </w:pPr>
-    </w:p>
-    <w:p>
-      <w:pPr>
-        <w:ind w:right="517"/>
-        <w:rPr>
-          <w:rStyle w:val="HTML"/>
-          <w:rFonts w:ascii="Consolas" w:eastAsiaTheme="minorHAnsi" w:hAnsi="Consolas"/>
-          <w:b/>
-          <w:bCs/>
-          <w:color w:val="D0D0D0"/>
-          <w:sz w:val="18"/>
-          <w:szCs w:val="18"/>
-          <w:bdr w:val="single" w:sz="2" w:space="0" w:color="E5E7EB" w:frame="1"/>
-          <w:shd w:val="clear" w:color="auto" w:fill="3C3C3C"/>
-          <w:lang w:val="en-US"/>
-        </w:rPr>
-      </w:pPr>
-    </w:p>
-    <w:p>
-      <w:pPr>
-        <w:ind w:right="517"/>
-        <w:rPr>
-          <w:rStyle w:val="HTML"/>
-          <w:rFonts w:ascii="Consolas" w:eastAsiaTheme="minorHAnsi" w:hAnsi="Consolas"/>
-          <w:b/>
-          <w:bCs/>
-          <w:color w:val="D0D0D0"/>
-          <w:sz w:val="18"/>
-          <w:szCs w:val="18"/>
-          <w:bdr w:val="single" w:sz="2" w:space="0" w:color="E5E7EB" w:frame="1"/>
-          <w:shd w:val="clear" w:color="auto" w:fill="3C3C3C"/>
-          <w:lang w:val="en-US"/>
-        </w:rPr>
-      </w:pPr>
-    </w:p>
-    <w:p>
-      <w:pPr>
-        <w:ind w:right="517"/>
-        <w:rPr>
-          <w:rStyle w:val="HTML"/>
-          <w:rFonts w:ascii="Consolas" w:eastAsiaTheme="minorHAnsi" w:hAnsi="Consolas"/>
-          <w:b/>
-          <w:bCs/>
-          <w:color w:val="D0D0D0"/>
-          <w:sz w:val="18"/>
-          <w:szCs w:val="18"/>
-          <w:bdr w:val="single" w:sz="2" w:space="0" w:color="E5E7EB" w:frame="1"/>
-          <w:shd w:val="clear" w:color="auto" w:fill="3C3C3C"/>
-          <w:lang w:val="en-US"/>
-        </w:rPr>
-      </w:pPr>
-    </w:p>
-    <w:p>
-      <w:pPr>
-        <w:ind w:right="517"/>
-        <w:rPr>
-          <w:rStyle w:val="HTML"/>
-          <w:rFonts w:ascii="Consolas" w:eastAsiaTheme="minorHAnsi" w:hAnsi="Consolas"/>
-          <w:b/>
-          <w:bCs/>
-          <w:color w:val="D0D0D0"/>
-          <w:sz w:val="18"/>
-          <w:szCs w:val="18"/>
-          <w:bdr w:val="single" w:sz="2" w:space="0" w:color="E5E7EB" w:frame="1"/>
-          <w:shd w:val="clear" w:color="auto" w:fill="3C3C3C"/>
-          <w:lang w:val="en-US"/>
-        </w:rPr>
-      </w:pPr>
-    </w:p>
-    <w:p>
-      <w:pPr>
-        <w:ind w:right="517"/>
-        <w:rPr>
-          <w:rStyle w:val="HTML"/>
-          <w:rFonts w:ascii="Consolas" w:eastAsiaTheme="minorHAnsi" w:hAnsi="Consolas"/>
-          <w:b/>
-          <w:bCs/>
-          <w:color w:val="D0D0D0"/>
-          <w:sz w:val="18"/>
-          <w:szCs w:val="18"/>
-          <w:bdr w:val="single" w:sz="2" w:space="0" w:color="E5E7EB" w:frame="1"/>
-          <w:shd w:val="clear" w:color="auto" w:fill="3C3C3C"/>
-          <w:lang w:val="en-US"/>
-        </w:rPr>
-      </w:pPr>
-    </w:p>
-    <w:p>
-      <w:pPr>
-        <w:ind w:right="517"/>
-        <w:rPr>
-          <w:rStyle w:val="HTML"/>
-          <w:rFonts w:ascii="Consolas" w:eastAsiaTheme="minorHAnsi" w:hAnsi="Consolas"/>
-          <w:b/>
-          <w:bCs/>
-          <w:color w:val="D0D0D0"/>
-          <w:sz w:val="18"/>
-          <w:szCs w:val="18"/>
-          <w:bdr w:val="single" w:sz="2" w:space="0" w:color="E5E7EB" w:frame="1"/>
-          <w:shd w:val="clear" w:color="auto" w:fill="3C3C3C"/>
-          <w:lang w:val="en-US"/>
-        </w:rPr>
-      </w:pPr>
-    </w:p>
-    <w:p>
-      <w:pPr>
-        <w:ind w:right="517"/>
-        <w:rPr>
-          <w:rStyle w:val="HTML"/>
-          <w:rFonts w:ascii="Consolas" w:eastAsiaTheme="minorHAnsi" w:hAnsi="Consolas"/>
-          <w:b/>
-          <w:bCs/>
-          <w:color w:val="D0D0D0"/>
-          <w:sz w:val="18"/>
-          <w:szCs w:val="18"/>
-          <w:bdr w:val="single" w:sz="2" w:space="0" w:color="E5E7EB" w:frame="1"/>
-          <w:shd w:val="clear" w:color="auto" w:fill="3C3C3C"/>
-          <w:lang w:val="en-US"/>
-        </w:rPr>
-      </w:pPr>
-    </w:p>
-    <w:p>
-      <w:pPr>
-        <w:ind w:right="517"/>
-        <w:rPr>
-          <w:rStyle w:val="HTML"/>
-          <w:rFonts w:ascii="Consolas" w:eastAsiaTheme="minorHAnsi" w:hAnsi="Consolas"/>
-          <w:b/>
-          <w:bCs/>
-          <w:color w:val="D0D0D0"/>
-          <w:sz w:val="18"/>
-          <w:szCs w:val="18"/>
-          <w:bdr w:val="single" w:sz="2" w:space="0" w:color="E5E7EB" w:frame="1"/>
-          <w:shd w:val="clear" w:color="auto" w:fill="3C3C3C"/>
-          <w:lang w:val="en-US"/>
-        </w:rPr>
-      </w:pPr>
-    </w:p>
-    <w:p>
-      <w:pPr>
-        <w:ind w:right="517"/>
-        <w:rPr>
-          <w:rStyle w:val="HTML"/>
-          <w:rFonts w:ascii="Consolas" w:eastAsiaTheme="minorHAnsi" w:hAnsi="Consolas"/>
-          <w:b/>
-          <w:bCs/>
-          <w:color w:val="D0D0D0"/>
-          <w:sz w:val="18"/>
-          <w:szCs w:val="18"/>
-          <w:bdr w:val="single" w:sz="2" w:space="0" w:color="E5E7EB" w:frame="1"/>
-          <w:shd w:val="clear" w:color="auto" w:fill="3C3C3C"/>
-          <w:lang w:val="en-US"/>
-        </w:rPr>
-      </w:pPr>
-    </w:p>
-    <w:p>
-      <w:pPr>
-        <w:ind w:right="517"/>
-        <w:rPr>
-          <w:rStyle w:val="HTML"/>
-          <w:rFonts w:ascii="Consolas" w:eastAsiaTheme="minorHAnsi" w:hAnsi="Consolas"/>
-          <w:b/>
-          <w:bCs/>
-          <w:color w:val="D0D0D0"/>
-          <w:sz w:val="18"/>
-          <w:szCs w:val="18"/>
-          <w:bdr w:val="single" w:sz="2" w:space="0" w:color="E5E7EB" w:frame="1"/>
-          <w:shd w:val="clear" w:color="auto" w:fill="3C3C3C"/>
-          <w:lang w:val="en-US"/>
-        </w:rPr>
-      </w:pPr>
-    </w:p>
-    <w:p>
-      <w:pPr>
-        <w:ind w:right="517"/>
-        <w:rPr>
-          <w:rStyle w:val="HTML"/>
-          <w:rFonts w:ascii="Consolas" w:eastAsiaTheme="minorHAnsi" w:hAnsi="Consolas"/>
-          <w:b/>
-          <w:bCs/>
-          <w:color w:val="D0D0D0"/>
-          <w:sz w:val="18"/>
-          <w:szCs w:val="18"/>
-          <w:bdr w:val="single" w:sz="2" w:space="0" w:color="E5E7EB" w:frame="1"/>
-          <w:shd w:val="clear" w:color="auto" w:fill="3C3C3C"/>
-          <w:lang w:val="en-US"/>
-        </w:rPr>
-      </w:pPr>
-    </w:p>
-    <w:p>
-      <w:pPr>
-        <w:ind w:right="517"/>
-        <w:rPr>
-          <w:rStyle w:val="HTML"/>
-          <w:rFonts w:ascii="Consolas" w:eastAsiaTheme="minorHAnsi" w:hAnsi="Consolas"/>
-          <w:b/>
-          <w:bCs/>
-          <w:color w:val="D0D0D0"/>
-          <w:sz w:val="18"/>
-          <w:szCs w:val="18"/>
-          <w:bdr w:val="single" w:sz="2" w:space="0" w:color="E5E7EB" w:frame="1"/>
-          <w:shd w:val="clear" w:color="auto" w:fill="3C3C3C"/>
-          <w:lang w:val="en-US"/>
-        </w:rPr>
-      </w:pPr>
-    </w:p>
-    <w:p>
-      <w:pPr>
-        <w:ind w:right="517"/>
-        <w:rPr>
-          <w:rStyle w:val="HTML"/>
-          <w:rFonts w:ascii="Consolas" w:eastAsiaTheme="minorHAnsi" w:hAnsi="Consolas"/>
-          <w:b/>
-          <w:bCs/>
-          <w:color w:val="D0D0D0"/>
-          <w:sz w:val="18"/>
-          <w:szCs w:val="18"/>
-          <w:bdr w:val="single" w:sz="2" w:space="0" w:color="E5E7EB" w:frame="1"/>
-          <w:shd w:val="clear" w:color="auto" w:fill="3C3C3C"/>
-          <w:lang w:val="en-US"/>
-        </w:rPr>
-      </w:pPr>
-    </w:p>
-    <w:p>
-      <w:pPr>
-        <w:ind w:right="517"/>
-        <w:rPr>
-          <w:rStyle w:val="HTML"/>
-          <w:rFonts w:ascii="Consolas" w:eastAsiaTheme="minorHAnsi" w:hAnsi="Consolas"/>
-          <w:b/>
-          <w:bCs/>
-          <w:color w:val="D0D0D0"/>
-          <w:sz w:val="18"/>
-          <w:szCs w:val="18"/>
-          <w:bdr w:val="single" w:sz="2" w:space="0" w:color="E5E7EB" w:frame="1"/>
-          <w:shd w:val="clear" w:color="auto" w:fill="3C3C3C"/>
-          <w:lang w:val="en-US"/>
-        </w:rPr>
-      </w:pPr>
-    </w:p>
-    <w:p>
-      <w:pPr>
-        <w:ind w:right="517"/>
-        <w:rPr>
-          <w:rStyle w:val="HTML"/>
-          <w:rFonts w:ascii="Consolas" w:eastAsiaTheme="minorHAnsi" w:hAnsi="Consolas"/>
-          <w:b/>
-          <w:bCs/>
-          <w:color w:val="D0D0D0"/>
-          <w:sz w:val="18"/>
-          <w:szCs w:val="18"/>
-          <w:bdr w:val="single" w:sz="2" w:space="0" w:color="E5E7EB" w:frame="1"/>
-          <w:shd w:val="clear" w:color="auto" w:fill="3C3C3C"/>
-          <w:lang w:val="en-US"/>
-        </w:rPr>
-      </w:pPr>
-    </w:p>
-    <w:p>
-      <w:pPr>
-        <w:ind w:right="517"/>
-        <w:rPr>
-          <w:rStyle w:val="HTML"/>
-          <w:rFonts w:ascii="Consolas" w:eastAsiaTheme="minorHAnsi" w:hAnsi="Consolas"/>
-          <w:b/>
-          <w:bCs/>
-          <w:color w:val="D0D0D0"/>
-          <w:sz w:val="18"/>
-          <w:szCs w:val="18"/>
-          <w:bdr w:val="single" w:sz="2" w:space="0" w:color="E5E7EB" w:frame="1"/>
-          <w:shd w:val="clear" w:color="auto" w:fill="3C3C3C"/>
-          <w:lang w:val="en-US"/>
-        </w:rPr>
-      </w:pPr>
-    </w:p>
-    <w:p>
-      <w:pPr>
-        <w:ind w:right="517"/>
-        <w:rPr>
-          <w:rStyle w:val="HTML"/>
-          <w:rFonts w:ascii="Consolas" w:eastAsiaTheme="minorHAnsi" w:hAnsi="Consolas"/>
-          <w:b/>
-          <w:bCs/>
-          <w:color w:val="D0D0D0"/>
-          <w:sz w:val="18"/>
-          <w:szCs w:val="18"/>
-          <w:bdr w:val="single" w:sz="2" w:space="0" w:color="E5E7EB" w:frame="1"/>
-          <w:shd w:val="clear" w:color="auto" w:fill="3C3C3C"/>
-          <w:lang w:val="en-US"/>
-        </w:rPr>
-      </w:pPr>
-    </w:p>
-    <w:p>
-      <w:pPr>
-        <w:ind w:right="517"/>
-        <w:rPr>
-          <w:rStyle w:val="HTML"/>
-          <w:rFonts w:ascii="Consolas" w:eastAsiaTheme="minorHAnsi" w:hAnsi="Consolas"/>
-          <w:b/>
-          <w:bCs/>
-          <w:color w:val="D0D0D0"/>
-          <w:sz w:val="18"/>
-          <w:szCs w:val="18"/>
-          <w:bdr w:val="single" w:sz="2" w:space="0" w:color="E5E7EB" w:frame="1"/>
-          <w:shd w:val="clear" w:color="auto" w:fill="3C3C3C"/>
-          <w:lang w:val="en-US"/>
-        </w:rPr>
-      </w:pPr>
-    </w:p>
-    <w:p>
-      <w:pPr>
-        <w:ind w:right="517"/>
-        <w:rPr>
-          <w:rStyle w:val="HTML"/>
-          <w:rFonts w:ascii="Consolas" w:eastAsiaTheme="minorHAnsi" w:hAnsi="Consolas"/>
-          <w:b/>
-          <w:bCs/>
-          <w:color w:val="D0D0D0"/>
-          <w:sz w:val="18"/>
-          <w:szCs w:val="18"/>
-          <w:bdr w:val="single" w:sz="2" w:space="0" w:color="E5E7EB" w:frame="1"/>
-          <w:shd w:val="clear" w:color="auto" w:fill="3C3C3C"/>
-          <w:lang w:val="en-US"/>
-        </w:rPr>
-      </w:pPr>
-    </w:p>
-    <w:p>
-      <w:pPr>
-        <w:ind w:right="517"/>
-        <w:rPr>
-          <w:rStyle w:val="HTML"/>
-          <w:rFonts w:ascii="Consolas" w:eastAsiaTheme="minorHAnsi" w:hAnsi="Consolas"/>
-          <w:b/>
-          <w:bCs/>
-          <w:color w:val="D0D0D0"/>
-          <w:sz w:val="18"/>
-          <w:szCs w:val="18"/>
-          <w:bdr w:val="single" w:sz="2" w:space="0" w:color="E5E7EB" w:frame="1"/>
-          <w:shd w:val="clear" w:color="auto" w:fill="3C3C3C"/>
-          <w:lang w:val="en-US"/>
-        </w:rPr>
-      </w:pPr>
-    </w:p>
-    <w:p>
-      <w:pPr>
-        <w:ind w:right="517"/>
-        <w:rPr>
-          <w:rStyle w:val="HTML"/>
-          <w:rFonts w:ascii="Consolas" w:eastAsiaTheme="minorHAnsi" w:hAnsi="Consolas"/>
-          <w:b/>
-          <w:bCs/>
-          <w:color w:val="D0D0D0"/>
-          <w:sz w:val="18"/>
-          <w:szCs w:val="18"/>
-          <w:bdr w:val="single" w:sz="2" w:space="0" w:color="E5E7EB" w:frame="1"/>
-          <w:shd w:val="clear" w:color="auto" w:fill="3C3C3C"/>
-          <w:lang w:val="en-US"/>
-        </w:rPr>
-      </w:pPr>
+        <w:t>}}</w:t>
+      </w:r>
     </w:p>
     <w:p>
       <w:pPr>
@@ -11752,1015 +10639,6 @@
     </w:p>
     <w:p>
       <w:pPr>
-        <w:rPr>
-          <w:rStyle w:val="HTML"/>
-          <w:rFonts w:ascii="Consolas" w:eastAsiaTheme="minorHAnsi" w:hAnsi="Consolas"/>
-          <w:b/>
-          <w:bCs/>
-          <w:color w:val="D0D0D0"/>
-          <w:sz w:val="18"/>
-          <w:szCs w:val="18"/>
-          <w:bdr w:val="single" w:sz="2" w:space="0" w:color="E5E7EB" w:frame="1"/>
-          <w:shd w:val="clear" w:color="auto" w:fill="3C3C3C"/>
-          <w:lang w:val="en-US"/>
-        </w:rPr>
-      </w:pPr>
-    </w:p>
-    <w:p>
-      <w:pPr>
-        <w:rPr>
-          <w:rStyle w:val="HTML"/>
-          <w:rFonts w:ascii="Consolas" w:eastAsiaTheme="minorHAnsi" w:hAnsi="Consolas"/>
-          <w:b/>
-          <w:bCs/>
-          <w:color w:val="D0D0D0"/>
-          <w:sz w:val="18"/>
-          <w:szCs w:val="18"/>
-          <w:bdr w:val="single" w:sz="2" w:space="0" w:color="E5E7EB" w:frame="1"/>
-          <w:shd w:val="clear" w:color="auto" w:fill="3C3C3C"/>
-          <w:lang w:val="en-US"/>
-        </w:rPr>
-      </w:pPr>
-    </w:p>
-    <w:p>
-      <w:pPr>
-        <w:rPr>
-          <w:rStyle w:val="HTML"/>
-          <w:rFonts w:ascii="Consolas" w:eastAsiaTheme="minorHAnsi" w:hAnsi="Consolas"/>
-          <w:b/>
-          <w:bCs/>
-          <w:color w:val="D0D0D0"/>
-          <w:sz w:val="18"/>
-          <w:szCs w:val="18"/>
-          <w:bdr w:val="single" w:sz="2" w:space="0" w:color="E5E7EB" w:frame="1"/>
-          <w:shd w:val="clear" w:color="auto" w:fill="3C3C3C"/>
-          <w:lang w:val="en-US"/>
-        </w:rPr>
-      </w:pPr>
-    </w:p>
-    <w:p>
-      <w:pPr>
-        <w:rPr>
-          <w:rStyle w:val="HTML"/>
-          <w:rFonts w:ascii="Consolas" w:eastAsiaTheme="minorHAnsi" w:hAnsi="Consolas"/>
-          <w:b/>
-          <w:bCs/>
-          <w:color w:val="D0D0D0"/>
-          <w:sz w:val="18"/>
-          <w:szCs w:val="18"/>
-          <w:bdr w:val="single" w:sz="2" w:space="0" w:color="E5E7EB" w:frame="1"/>
-          <w:shd w:val="clear" w:color="auto" w:fill="3C3C3C"/>
-          <w:lang w:val="en-US"/>
-        </w:rPr>
-      </w:pPr>
-    </w:p>
-    <w:p>
-      <w:pPr>
-        <w:rPr>
-          <w:rStyle w:val="HTML"/>
-          <w:rFonts w:ascii="Consolas" w:eastAsiaTheme="minorHAnsi" w:hAnsi="Consolas"/>
-          <w:b/>
-          <w:bCs/>
-          <w:color w:val="D0D0D0"/>
-          <w:sz w:val="18"/>
-          <w:szCs w:val="18"/>
-          <w:bdr w:val="single" w:sz="2" w:space="0" w:color="E5E7EB" w:frame="1"/>
-          <w:shd w:val="clear" w:color="auto" w:fill="3C3C3C"/>
-          <w:lang w:val="en-US"/>
-        </w:rPr>
-      </w:pPr>
-    </w:p>
-    <w:p>
-      <w:pPr>
-        <w:rPr>
-          <w:rStyle w:val="HTML"/>
-          <w:rFonts w:ascii="Consolas" w:eastAsiaTheme="minorHAnsi" w:hAnsi="Consolas"/>
-          <w:b/>
-          <w:bCs/>
-          <w:color w:val="D0D0D0"/>
-          <w:sz w:val="18"/>
-          <w:szCs w:val="18"/>
-          <w:bdr w:val="single" w:sz="2" w:space="0" w:color="E5E7EB" w:frame="1"/>
-          <w:shd w:val="clear" w:color="auto" w:fill="3C3C3C"/>
-          <w:lang w:val="en-US"/>
-        </w:rPr>
-      </w:pPr>
-    </w:p>
-    <w:p>
-      <w:pPr>
-        <w:rPr>
-          <w:rStyle w:val="HTML"/>
-          <w:rFonts w:ascii="Consolas" w:eastAsiaTheme="minorHAnsi" w:hAnsi="Consolas"/>
-          <w:b/>
-          <w:bCs/>
-          <w:color w:val="D0D0D0"/>
-          <w:sz w:val="18"/>
-          <w:szCs w:val="18"/>
-          <w:bdr w:val="single" w:sz="2" w:space="0" w:color="E5E7EB" w:frame="1"/>
-          <w:shd w:val="clear" w:color="auto" w:fill="3C3C3C"/>
-          <w:lang w:val="en-US"/>
-        </w:rPr>
-      </w:pPr>
-    </w:p>
-    <w:p>
-      <w:pPr>
-        <w:rPr>
-          <w:rStyle w:val="HTML"/>
-          <w:rFonts w:ascii="Consolas" w:eastAsiaTheme="minorHAnsi" w:hAnsi="Consolas"/>
-          <w:b/>
-          <w:bCs/>
-          <w:color w:val="D0D0D0"/>
-          <w:sz w:val="18"/>
-          <w:szCs w:val="18"/>
-          <w:bdr w:val="single" w:sz="2" w:space="0" w:color="E5E7EB" w:frame="1"/>
-          <w:shd w:val="clear" w:color="auto" w:fill="3C3C3C"/>
-          <w:lang w:val="en-US"/>
-        </w:rPr>
-      </w:pPr>
-    </w:p>
-    <w:p>
-      <w:pPr>
-        <w:rPr>
-          <w:rStyle w:val="HTML"/>
-          <w:rFonts w:ascii="Consolas" w:eastAsiaTheme="minorHAnsi" w:hAnsi="Consolas"/>
-          <w:b/>
-          <w:bCs/>
-          <w:color w:val="D0D0D0"/>
-          <w:sz w:val="18"/>
-          <w:szCs w:val="18"/>
-          <w:bdr w:val="single" w:sz="2" w:space="0" w:color="E5E7EB" w:frame="1"/>
-          <w:shd w:val="clear" w:color="auto" w:fill="3C3C3C"/>
-          <w:lang w:val="en-US"/>
-        </w:rPr>
-      </w:pPr>
-    </w:p>
-    <w:p>
-      <w:pPr>
-        <w:rPr>
-          <w:rStyle w:val="HTML"/>
-          <w:rFonts w:ascii="Consolas" w:eastAsiaTheme="minorHAnsi" w:hAnsi="Consolas"/>
-          <w:b/>
-          <w:bCs/>
-          <w:color w:val="D0D0D0"/>
-          <w:sz w:val="18"/>
-          <w:szCs w:val="18"/>
-          <w:bdr w:val="single" w:sz="2" w:space="0" w:color="E5E7EB" w:frame="1"/>
-          <w:shd w:val="clear" w:color="auto" w:fill="3C3C3C"/>
-          <w:lang w:val="en-US"/>
-        </w:rPr>
-      </w:pPr>
-    </w:p>
-    <w:p>
-      <w:pPr>
-        <w:rPr>
-          <w:rStyle w:val="HTML"/>
-          <w:rFonts w:ascii="Consolas" w:eastAsiaTheme="minorHAnsi" w:hAnsi="Consolas"/>
-          <w:b/>
-          <w:bCs/>
-          <w:color w:val="D0D0D0"/>
-          <w:sz w:val="18"/>
-          <w:szCs w:val="18"/>
-          <w:bdr w:val="single" w:sz="2" w:space="0" w:color="E5E7EB" w:frame="1"/>
-          <w:shd w:val="clear" w:color="auto" w:fill="3C3C3C"/>
-          <w:lang w:val="en-US"/>
-        </w:rPr>
-      </w:pPr>
-    </w:p>
-    <w:p>
-      <w:pPr>
-        <w:rPr>
-          <w:rStyle w:val="HTML"/>
-          <w:rFonts w:ascii="Consolas" w:eastAsiaTheme="minorHAnsi" w:hAnsi="Consolas"/>
-          <w:b/>
-          <w:bCs/>
-          <w:color w:val="D0D0D0"/>
-          <w:sz w:val="18"/>
-          <w:szCs w:val="18"/>
-          <w:bdr w:val="single" w:sz="2" w:space="0" w:color="E5E7EB" w:frame="1"/>
-          <w:shd w:val="clear" w:color="auto" w:fill="3C3C3C"/>
-          <w:lang w:val="en-US"/>
-        </w:rPr>
-      </w:pPr>
-    </w:p>
-    <w:p>
-      <w:pPr>
-        <w:rPr>
-          <w:rStyle w:val="HTML"/>
-          <w:rFonts w:ascii="Consolas" w:eastAsiaTheme="minorHAnsi" w:hAnsi="Consolas"/>
-          <w:b/>
-          <w:bCs/>
-          <w:color w:val="D0D0D0"/>
-          <w:sz w:val="18"/>
-          <w:szCs w:val="18"/>
-          <w:bdr w:val="single" w:sz="2" w:space="0" w:color="E5E7EB" w:frame="1"/>
-          <w:shd w:val="clear" w:color="auto" w:fill="3C3C3C"/>
-          <w:lang w:val="en-US"/>
-        </w:rPr>
-      </w:pPr>
-    </w:p>
-    <w:p>
-      <w:pPr>
-        <w:rPr>
-          <w:rStyle w:val="HTML"/>
-          <w:rFonts w:ascii="Consolas" w:eastAsiaTheme="minorHAnsi" w:hAnsi="Consolas"/>
-          <w:b/>
-          <w:bCs/>
-          <w:color w:val="D0D0D0"/>
-          <w:sz w:val="18"/>
-          <w:szCs w:val="18"/>
-          <w:bdr w:val="single" w:sz="2" w:space="0" w:color="E5E7EB" w:frame="1"/>
-          <w:shd w:val="clear" w:color="auto" w:fill="3C3C3C"/>
-          <w:lang w:val="en-US"/>
-        </w:rPr>
-      </w:pPr>
-    </w:p>
-    <w:p>
-      <w:pPr>
-        <w:rPr>
-          <w:rStyle w:val="HTML"/>
-          <w:rFonts w:ascii="Consolas" w:eastAsiaTheme="minorHAnsi" w:hAnsi="Consolas"/>
-          <w:b/>
-          <w:bCs/>
-          <w:color w:val="D0D0D0"/>
-          <w:sz w:val="18"/>
-          <w:szCs w:val="18"/>
-          <w:bdr w:val="single" w:sz="2" w:space="0" w:color="E5E7EB" w:frame="1"/>
-          <w:shd w:val="clear" w:color="auto" w:fill="3C3C3C"/>
-          <w:lang w:val="en-US"/>
-        </w:rPr>
-      </w:pPr>
-    </w:p>
-    <w:p>
-      <w:pPr>
-        <w:rPr>
-          <w:rStyle w:val="HTML"/>
-          <w:rFonts w:ascii="Consolas" w:eastAsiaTheme="minorHAnsi" w:hAnsi="Consolas"/>
-          <w:b/>
-          <w:bCs/>
-          <w:color w:val="D0D0D0"/>
-          <w:sz w:val="18"/>
-          <w:szCs w:val="18"/>
-          <w:bdr w:val="single" w:sz="2" w:space="0" w:color="E5E7EB" w:frame="1"/>
-          <w:shd w:val="clear" w:color="auto" w:fill="3C3C3C"/>
-          <w:lang w:val="en-US"/>
-        </w:rPr>
-      </w:pPr>
-    </w:p>
-    <w:p>
-      <w:pPr>
-        <w:rPr>
-          <w:rStyle w:val="HTML"/>
-          <w:rFonts w:ascii="Consolas" w:eastAsiaTheme="minorHAnsi" w:hAnsi="Consolas"/>
-          <w:b/>
-          <w:bCs/>
-          <w:color w:val="D0D0D0"/>
-          <w:sz w:val="18"/>
-          <w:szCs w:val="18"/>
-          <w:bdr w:val="single" w:sz="2" w:space="0" w:color="E5E7EB" w:frame="1"/>
-          <w:shd w:val="clear" w:color="auto" w:fill="3C3C3C"/>
-          <w:lang w:val="en-US"/>
-        </w:rPr>
-      </w:pPr>
-    </w:p>
-    <w:p>
-      <w:pPr>
-        <w:rPr>
-          <w:rStyle w:val="HTML"/>
-          <w:rFonts w:ascii="Consolas" w:eastAsiaTheme="minorHAnsi" w:hAnsi="Consolas"/>
-          <w:b/>
-          <w:bCs/>
-          <w:color w:val="D0D0D0"/>
-          <w:sz w:val="18"/>
-          <w:szCs w:val="18"/>
-          <w:bdr w:val="single" w:sz="2" w:space="0" w:color="E5E7EB" w:frame="1"/>
-          <w:shd w:val="clear" w:color="auto" w:fill="3C3C3C"/>
-          <w:lang w:val="en-US"/>
-        </w:rPr>
-      </w:pPr>
-    </w:p>
-    <w:p>
-      <w:pPr>
-        <w:rPr>
-          <w:rStyle w:val="HTML"/>
-          <w:rFonts w:ascii="Consolas" w:eastAsiaTheme="minorHAnsi" w:hAnsi="Consolas"/>
-          <w:b/>
-          <w:bCs/>
-          <w:color w:val="D0D0D0"/>
-          <w:sz w:val="18"/>
-          <w:szCs w:val="18"/>
-          <w:bdr w:val="single" w:sz="2" w:space="0" w:color="E5E7EB" w:frame="1"/>
-          <w:shd w:val="clear" w:color="auto" w:fill="3C3C3C"/>
-          <w:lang w:val="en-US"/>
-        </w:rPr>
-      </w:pPr>
-    </w:p>
-    <w:p>
-      <w:pPr>
-        <w:rPr>
-          <w:rStyle w:val="HTML"/>
-          <w:rFonts w:ascii="Consolas" w:eastAsiaTheme="minorHAnsi" w:hAnsi="Consolas"/>
-          <w:b/>
-          <w:bCs/>
-          <w:color w:val="D0D0D0"/>
-          <w:sz w:val="18"/>
-          <w:szCs w:val="18"/>
-          <w:bdr w:val="single" w:sz="2" w:space="0" w:color="E5E7EB" w:frame="1"/>
-          <w:shd w:val="clear" w:color="auto" w:fill="3C3C3C"/>
-          <w:lang w:val="en-US"/>
-        </w:rPr>
-      </w:pPr>
-    </w:p>
-    <w:p>
-      <w:pPr>
-        <w:rPr>
-          <w:rStyle w:val="HTML"/>
-          <w:rFonts w:ascii="Consolas" w:eastAsiaTheme="minorHAnsi" w:hAnsi="Consolas"/>
-          <w:b/>
-          <w:bCs/>
-          <w:color w:val="D0D0D0"/>
-          <w:sz w:val="18"/>
-          <w:szCs w:val="18"/>
-          <w:bdr w:val="single" w:sz="2" w:space="0" w:color="E5E7EB" w:frame="1"/>
-          <w:shd w:val="clear" w:color="auto" w:fill="3C3C3C"/>
-          <w:lang w:val="en-US"/>
-        </w:rPr>
-      </w:pPr>
-    </w:p>
-    <w:p>
-      <w:pPr>
-        <w:rPr>
-          <w:rStyle w:val="HTML"/>
-          <w:rFonts w:ascii="Consolas" w:eastAsiaTheme="minorHAnsi" w:hAnsi="Consolas"/>
-          <w:b/>
-          <w:bCs/>
-          <w:color w:val="D0D0D0"/>
-          <w:sz w:val="18"/>
-          <w:szCs w:val="18"/>
-          <w:bdr w:val="single" w:sz="2" w:space="0" w:color="E5E7EB" w:frame="1"/>
-          <w:shd w:val="clear" w:color="auto" w:fill="3C3C3C"/>
-          <w:lang w:val="en-US"/>
-        </w:rPr>
-      </w:pPr>
-    </w:p>
-    <w:p>
-      <w:pPr>
-        <w:rPr>
-          <w:rStyle w:val="HTML"/>
-          <w:rFonts w:ascii="Consolas" w:eastAsiaTheme="minorHAnsi" w:hAnsi="Consolas"/>
-          <w:b/>
-          <w:bCs/>
-          <w:color w:val="D0D0D0"/>
-          <w:sz w:val="18"/>
-          <w:szCs w:val="18"/>
-          <w:bdr w:val="single" w:sz="2" w:space="0" w:color="E5E7EB" w:frame="1"/>
-          <w:shd w:val="clear" w:color="auto" w:fill="3C3C3C"/>
-          <w:lang w:val="en-US"/>
-        </w:rPr>
-      </w:pPr>
-    </w:p>
-    <w:p>
-      <w:pPr>
-        <w:rPr>
-          <w:rStyle w:val="HTML"/>
-          <w:rFonts w:ascii="Consolas" w:eastAsiaTheme="minorHAnsi" w:hAnsi="Consolas"/>
-          <w:b/>
-          <w:bCs/>
-          <w:color w:val="D0D0D0"/>
-          <w:sz w:val="18"/>
-          <w:szCs w:val="18"/>
-          <w:bdr w:val="single" w:sz="2" w:space="0" w:color="E5E7EB" w:frame="1"/>
-          <w:shd w:val="clear" w:color="auto" w:fill="3C3C3C"/>
-          <w:lang w:val="en-US"/>
-        </w:rPr>
-      </w:pPr>
-    </w:p>
-    <w:p>
-      <w:pPr>
-        <w:rPr>
-          <w:rStyle w:val="HTML"/>
-          <w:rFonts w:ascii="Consolas" w:eastAsiaTheme="minorHAnsi" w:hAnsi="Consolas"/>
-          <w:b/>
-          <w:bCs/>
-          <w:color w:val="D0D0D0"/>
-          <w:sz w:val="18"/>
-          <w:szCs w:val="18"/>
-          <w:bdr w:val="single" w:sz="2" w:space="0" w:color="E5E7EB" w:frame="1"/>
-          <w:shd w:val="clear" w:color="auto" w:fill="3C3C3C"/>
-          <w:lang w:val="en-US"/>
-        </w:rPr>
-      </w:pPr>
-    </w:p>
-    <w:p>
-      <w:pPr>
-        <w:rPr>
-          <w:rStyle w:val="HTML"/>
-          <w:rFonts w:ascii="Consolas" w:eastAsiaTheme="minorHAnsi" w:hAnsi="Consolas"/>
-          <w:b/>
-          <w:bCs/>
-          <w:color w:val="D0D0D0"/>
-          <w:sz w:val="18"/>
-          <w:szCs w:val="18"/>
-          <w:bdr w:val="single" w:sz="2" w:space="0" w:color="E5E7EB" w:frame="1"/>
-          <w:shd w:val="clear" w:color="auto" w:fill="3C3C3C"/>
-          <w:lang w:val="en-US"/>
-        </w:rPr>
-      </w:pPr>
-    </w:p>
-    <w:p>
-      <w:pPr>
-        <w:rPr>
-          <w:rStyle w:val="HTML"/>
-          <w:rFonts w:ascii="Consolas" w:eastAsiaTheme="minorHAnsi" w:hAnsi="Consolas"/>
-          <w:b/>
-          <w:bCs/>
-          <w:color w:val="D0D0D0"/>
-          <w:sz w:val="18"/>
-          <w:szCs w:val="18"/>
-          <w:bdr w:val="single" w:sz="2" w:space="0" w:color="E5E7EB" w:frame="1"/>
-          <w:shd w:val="clear" w:color="auto" w:fill="3C3C3C"/>
-          <w:lang w:val="en-US"/>
-        </w:rPr>
-      </w:pPr>
-    </w:p>
-    <w:p>
-      <w:pPr>
-        <w:rPr>
-          <w:rStyle w:val="HTML"/>
-          <w:rFonts w:ascii="Consolas" w:eastAsiaTheme="minorHAnsi" w:hAnsi="Consolas"/>
-          <w:b/>
-          <w:bCs/>
-          <w:color w:val="D0D0D0"/>
-          <w:sz w:val="18"/>
-          <w:szCs w:val="18"/>
-          <w:bdr w:val="single" w:sz="2" w:space="0" w:color="E5E7EB" w:frame="1"/>
-          <w:shd w:val="clear" w:color="auto" w:fill="3C3C3C"/>
-          <w:lang w:val="en-US"/>
-        </w:rPr>
-      </w:pPr>
-    </w:p>
-    <w:p>
-      <w:pPr>
-        <w:rPr>
-          <w:rStyle w:val="HTML"/>
-          <w:rFonts w:ascii="Consolas" w:eastAsiaTheme="minorHAnsi" w:hAnsi="Consolas"/>
-          <w:b/>
-          <w:bCs/>
-          <w:color w:val="D0D0D0"/>
-          <w:sz w:val="18"/>
-          <w:szCs w:val="18"/>
-          <w:bdr w:val="single" w:sz="2" w:space="0" w:color="E5E7EB" w:frame="1"/>
-          <w:shd w:val="clear" w:color="auto" w:fill="3C3C3C"/>
-          <w:lang w:val="en-US"/>
-        </w:rPr>
-      </w:pPr>
-    </w:p>
-    <w:p>
-      <w:pPr>
-        <w:rPr>
-          <w:rStyle w:val="HTML"/>
-          <w:rFonts w:ascii="Consolas" w:eastAsiaTheme="minorHAnsi" w:hAnsi="Consolas"/>
-          <w:b/>
-          <w:bCs/>
-          <w:color w:val="D0D0D0"/>
-          <w:sz w:val="18"/>
-          <w:szCs w:val="18"/>
-          <w:bdr w:val="single" w:sz="2" w:space="0" w:color="E5E7EB" w:frame="1"/>
-          <w:shd w:val="clear" w:color="auto" w:fill="3C3C3C"/>
-          <w:lang w:val="en-US"/>
-        </w:rPr>
-      </w:pPr>
-    </w:p>
-    <w:p>
-      <w:pPr>
-        <w:rPr>
-          <w:rStyle w:val="HTML"/>
-          <w:rFonts w:ascii="Consolas" w:eastAsiaTheme="minorHAnsi" w:hAnsi="Consolas"/>
-          <w:b/>
-          <w:bCs/>
-          <w:color w:val="D0D0D0"/>
-          <w:sz w:val="18"/>
-          <w:szCs w:val="18"/>
-          <w:bdr w:val="single" w:sz="2" w:space="0" w:color="E5E7EB" w:frame="1"/>
-          <w:shd w:val="clear" w:color="auto" w:fill="3C3C3C"/>
-          <w:lang w:val="en-US"/>
-        </w:rPr>
-      </w:pPr>
-    </w:p>
-    <w:p>
-      <w:pPr>
-        <w:rPr>
-          <w:rStyle w:val="HTML"/>
-          <w:rFonts w:ascii="Consolas" w:eastAsiaTheme="minorHAnsi" w:hAnsi="Consolas"/>
-          <w:b/>
-          <w:bCs/>
-          <w:color w:val="D0D0D0"/>
-          <w:sz w:val="18"/>
-          <w:szCs w:val="18"/>
-          <w:bdr w:val="single" w:sz="2" w:space="0" w:color="E5E7EB" w:frame="1"/>
-          <w:shd w:val="clear" w:color="auto" w:fill="3C3C3C"/>
-          <w:lang w:val="en-US"/>
-        </w:rPr>
-      </w:pPr>
-    </w:p>
-    <w:p>
-      <w:pPr>
-        <w:rPr>
-          <w:rStyle w:val="HTML"/>
-          <w:rFonts w:ascii="Consolas" w:eastAsiaTheme="minorHAnsi" w:hAnsi="Consolas"/>
-          <w:b/>
-          <w:bCs/>
-          <w:color w:val="D0D0D0"/>
-          <w:sz w:val="18"/>
-          <w:szCs w:val="18"/>
-          <w:bdr w:val="single" w:sz="2" w:space="0" w:color="E5E7EB" w:frame="1"/>
-          <w:shd w:val="clear" w:color="auto" w:fill="3C3C3C"/>
-          <w:lang w:val="en-US"/>
-        </w:rPr>
-      </w:pPr>
-    </w:p>
-    <w:p>
-      <w:pPr>
-        <w:rPr>
-          <w:rStyle w:val="HTML"/>
-          <w:rFonts w:ascii="Consolas" w:eastAsiaTheme="minorHAnsi" w:hAnsi="Consolas"/>
-          <w:b/>
-          <w:bCs/>
-          <w:color w:val="D0D0D0"/>
-          <w:sz w:val="18"/>
-          <w:szCs w:val="18"/>
-          <w:bdr w:val="single" w:sz="2" w:space="0" w:color="E5E7EB" w:frame="1"/>
-          <w:shd w:val="clear" w:color="auto" w:fill="3C3C3C"/>
-          <w:lang w:val="en-US"/>
-        </w:rPr>
-      </w:pPr>
-    </w:p>
-    <w:p>
-      <w:pPr>
-        <w:rPr>
-          <w:rStyle w:val="HTML"/>
-          <w:rFonts w:ascii="Consolas" w:eastAsiaTheme="minorHAnsi" w:hAnsi="Consolas"/>
-          <w:b/>
-          <w:bCs/>
-          <w:color w:val="D0D0D0"/>
-          <w:sz w:val="18"/>
-          <w:szCs w:val="18"/>
-          <w:bdr w:val="single" w:sz="2" w:space="0" w:color="E5E7EB" w:frame="1"/>
-          <w:shd w:val="clear" w:color="auto" w:fill="3C3C3C"/>
-          <w:lang w:val="en-US"/>
-        </w:rPr>
-      </w:pPr>
-    </w:p>
-    <w:p>
-      <w:pPr>
-        <w:rPr>
-          <w:rStyle w:val="HTML"/>
-          <w:rFonts w:ascii="Consolas" w:eastAsiaTheme="minorHAnsi" w:hAnsi="Consolas"/>
-          <w:b/>
-          <w:bCs/>
-          <w:color w:val="D0D0D0"/>
-          <w:sz w:val="18"/>
-          <w:szCs w:val="18"/>
-          <w:bdr w:val="single" w:sz="2" w:space="0" w:color="E5E7EB" w:frame="1"/>
-          <w:shd w:val="clear" w:color="auto" w:fill="3C3C3C"/>
-          <w:lang w:val="en-US"/>
-        </w:rPr>
-      </w:pPr>
-    </w:p>
-    <w:p>
-      <w:pPr>
-        <w:rPr>
-          <w:rStyle w:val="HTML"/>
-          <w:rFonts w:ascii="Consolas" w:eastAsiaTheme="minorHAnsi" w:hAnsi="Consolas"/>
-          <w:b/>
-          <w:bCs/>
-          <w:color w:val="D0D0D0"/>
-          <w:sz w:val="18"/>
-          <w:szCs w:val="18"/>
-          <w:bdr w:val="single" w:sz="2" w:space="0" w:color="E5E7EB" w:frame="1"/>
-          <w:shd w:val="clear" w:color="auto" w:fill="3C3C3C"/>
-          <w:lang w:val="en-US"/>
-        </w:rPr>
-      </w:pPr>
-    </w:p>
-    <w:p>
-      <w:pPr>
-        <w:rPr>
-          <w:rStyle w:val="HTML"/>
-          <w:rFonts w:ascii="Consolas" w:eastAsiaTheme="minorHAnsi" w:hAnsi="Consolas"/>
-          <w:b/>
-          <w:bCs/>
-          <w:color w:val="D0D0D0"/>
-          <w:sz w:val="18"/>
-          <w:szCs w:val="18"/>
-          <w:bdr w:val="single" w:sz="2" w:space="0" w:color="E5E7EB" w:frame="1"/>
-          <w:shd w:val="clear" w:color="auto" w:fill="3C3C3C"/>
-          <w:lang w:val="en-US"/>
-        </w:rPr>
-      </w:pPr>
-    </w:p>
-    <w:p>
-      <w:pPr>
-        <w:rPr>
-          <w:rStyle w:val="HTML"/>
-          <w:rFonts w:ascii="Consolas" w:eastAsiaTheme="minorHAnsi" w:hAnsi="Consolas"/>
-          <w:b/>
-          <w:bCs/>
-          <w:color w:val="D0D0D0"/>
-          <w:sz w:val="18"/>
-          <w:szCs w:val="18"/>
-          <w:bdr w:val="single" w:sz="2" w:space="0" w:color="E5E7EB" w:frame="1"/>
-          <w:shd w:val="clear" w:color="auto" w:fill="3C3C3C"/>
-          <w:lang w:val="en-US"/>
-        </w:rPr>
-      </w:pPr>
-    </w:p>
-    <w:p>
-      <w:pPr>
-        <w:rPr>
-          <w:rStyle w:val="HTML"/>
-          <w:rFonts w:ascii="Consolas" w:eastAsiaTheme="minorHAnsi" w:hAnsi="Consolas"/>
-          <w:b/>
-          <w:bCs/>
-          <w:color w:val="D0D0D0"/>
-          <w:sz w:val="18"/>
-          <w:szCs w:val="18"/>
-          <w:bdr w:val="single" w:sz="2" w:space="0" w:color="E5E7EB" w:frame="1"/>
-          <w:shd w:val="clear" w:color="auto" w:fill="3C3C3C"/>
-          <w:lang w:val="en-US"/>
-        </w:rPr>
-      </w:pPr>
-    </w:p>
-    <w:p>
-      <w:pPr>
-        <w:rPr>
-          <w:rStyle w:val="HTML"/>
-          <w:rFonts w:ascii="Consolas" w:eastAsiaTheme="minorHAnsi" w:hAnsi="Consolas"/>
-          <w:b/>
-          <w:bCs/>
-          <w:color w:val="D0D0D0"/>
-          <w:sz w:val="18"/>
-          <w:szCs w:val="18"/>
-          <w:bdr w:val="single" w:sz="2" w:space="0" w:color="E5E7EB" w:frame="1"/>
-          <w:shd w:val="clear" w:color="auto" w:fill="3C3C3C"/>
-          <w:lang w:val="en-US"/>
-        </w:rPr>
-      </w:pPr>
-    </w:p>
-    <w:p>
-      <w:pPr>
-        <w:rPr>
-          <w:rStyle w:val="HTML"/>
-          <w:rFonts w:ascii="Consolas" w:eastAsiaTheme="minorHAnsi" w:hAnsi="Consolas"/>
-          <w:b/>
-          <w:bCs/>
-          <w:color w:val="D0D0D0"/>
-          <w:sz w:val="18"/>
-          <w:szCs w:val="18"/>
-          <w:bdr w:val="single" w:sz="2" w:space="0" w:color="E5E7EB" w:frame="1"/>
-          <w:shd w:val="clear" w:color="auto" w:fill="3C3C3C"/>
-          <w:lang w:val="en-US"/>
-        </w:rPr>
-      </w:pPr>
-    </w:p>
-    <w:p>
-      <w:pPr>
-        <w:rPr>
-          <w:rStyle w:val="HTML"/>
-          <w:rFonts w:ascii="Consolas" w:eastAsiaTheme="minorHAnsi" w:hAnsi="Consolas"/>
-          <w:b/>
-          <w:bCs/>
-          <w:color w:val="D0D0D0"/>
-          <w:sz w:val="18"/>
-          <w:szCs w:val="18"/>
-          <w:bdr w:val="single" w:sz="2" w:space="0" w:color="E5E7EB" w:frame="1"/>
-          <w:shd w:val="clear" w:color="auto" w:fill="3C3C3C"/>
-          <w:lang w:val="en-US"/>
-        </w:rPr>
-      </w:pPr>
-    </w:p>
-    <w:p>
-      <w:pPr>
-        <w:rPr>
-          <w:rStyle w:val="HTML"/>
-          <w:rFonts w:ascii="Consolas" w:eastAsiaTheme="minorHAnsi" w:hAnsi="Consolas"/>
-          <w:b/>
-          <w:bCs/>
-          <w:color w:val="D0D0D0"/>
-          <w:sz w:val="18"/>
-          <w:szCs w:val="18"/>
-          <w:bdr w:val="single" w:sz="2" w:space="0" w:color="E5E7EB" w:frame="1"/>
-          <w:shd w:val="clear" w:color="auto" w:fill="3C3C3C"/>
-          <w:lang w:val="en-US"/>
-        </w:rPr>
-      </w:pPr>
-    </w:p>
-    <w:p>
-      <w:pPr>
-        <w:rPr>
-          <w:rStyle w:val="HTML"/>
-          <w:rFonts w:ascii="Consolas" w:eastAsiaTheme="minorHAnsi" w:hAnsi="Consolas"/>
-          <w:b/>
-          <w:bCs/>
-          <w:color w:val="D0D0D0"/>
-          <w:sz w:val="18"/>
-          <w:szCs w:val="18"/>
-          <w:bdr w:val="single" w:sz="2" w:space="0" w:color="E5E7EB" w:frame="1"/>
-          <w:shd w:val="clear" w:color="auto" w:fill="3C3C3C"/>
-          <w:lang w:val="en-US"/>
-        </w:rPr>
-      </w:pPr>
-    </w:p>
-    <w:p>
-      <w:pPr>
-        <w:rPr>
-          <w:rStyle w:val="HTML"/>
-          <w:rFonts w:ascii="Consolas" w:eastAsiaTheme="minorHAnsi" w:hAnsi="Consolas"/>
-          <w:b/>
-          <w:bCs/>
-          <w:color w:val="D0D0D0"/>
-          <w:sz w:val="18"/>
-          <w:szCs w:val="18"/>
-          <w:bdr w:val="single" w:sz="2" w:space="0" w:color="E5E7EB" w:frame="1"/>
-          <w:shd w:val="clear" w:color="auto" w:fill="3C3C3C"/>
-          <w:lang w:val="en-US"/>
-        </w:rPr>
-      </w:pPr>
-    </w:p>
-    <w:p>
-      <w:pPr>
-        <w:rPr>
-          <w:rStyle w:val="HTML"/>
-          <w:rFonts w:ascii="Consolas" w:eastAsiaTheme="minorHAnsi" w:hAnsi="Consolas"/>
-          <w:b/>
-          <w:bCs/>
-          <w:color w:val="D0D0D0"/>
-          <w:sz w:val="18"/>
-          <w:szCs w:val="18"/>
-          <w:bdr w:val="single" w:sz="2" w:space="0" w:color="E5E7EB" w:frame="1"/>
-          <w:shd w:val="clear" w:color="auto" w:fill="3C3C3C"/>
-          <w:lang w:val="en-US"/>
-        </w:rPr>
-      </w:pPr>
-    </w:p>
-    <w:p>
-      <w:pPr>
-        <w:rPr>
-          <w:rStyle w:val="HTML"/>
-          <w:rFonts w:ascii="Consolas" w:eastAsiaTheme="minorHAnsi" w:hAnsi="Consolas"/>
-          <w:b/>
-          <w:bCs/>
-          <w:color w:val="D0D0D0"/>
-          <w:sz w:val="18"/>
-          <w:szCs w:val="18"/>
-          <w:bdr w:val="single" w:sz="2" w:space="0" w:color="E5E7EB" w:frame="1"/>
-          <w:shd w:val="clear" w:color="auto" w:fill="3C3C3C"/>
-          <w:lang w:val="en-US"/>
-        </w:rPr>
-      </w:pPr>
-    </w:p>
-    <w:p>
-      <w:pPr>
-        <w:rPr>
-          <w:rStyle w:val="HTML"/>
-          <w:rFonts w:ascii="Consolas" w:eastAsiaTheme="minorHAnsi" w:hAnsi="Consolas"/>
-          <w:b/>
-          <w:bCs/>
-          <w:color w:val="D0D0D0"/>
-          <w:sz w:val="18"/>
-          <w:szCs w:val="18"/>
-          <w:bdr w:val="single" w:sz="2" w:space="0" w:color="E5E7EB" w:frame="1"/>
-          <w:shd w:val="clear" w:color="auto" w:fill="3C3C3C"/>
-          <w:lang w:val="en-US"/>
-        </w:rPr>
-      </w:pPr>
-    </w:p>
-    <w:p>
-      <w:pPr>
-        <w:rPr>
-          <w:rStyle w:val="HTML"/>
-          <w:rFonts w:ascii="Consolas" w:eastAsiaTheme="minorHAnsi" w:hAnsi="Consolas"/>
-          <w:b/>
-          <w:bCs/>
-          <w:color w:val="D0D0D0"/>
-          <w:sz w:val="18"/>
-          <w:szCs w:val="18"/>
-          <w:bdr w:val="single" w:sz="2" w:space="0" w:color="E5E7EB" w:frame="1"/>
-          <w:shd w:val="clear" w:color="auto" w:fill="3C3C3C"/>
-          <w:lang w:val="en-US"/>
-        </w:rPr>
-      </w:pPr>
-    </w:p>
-    <w:p>
-      <w:pPr>
-        <w:rPr>
-          <w:rStyle w:val="HTML"/>
-          <w:rFonts w:ascii="Consolas" w:eastAsiaTheme="minorHAnsi" w:hAnsi="Consolas"/>
-          <w:b/>
-          <w:bCs/>
-          <w:color w:val="D0D0D0"/>
-          <w:sz w:val="18"/>
-          <w:szCs w:val="18"/>
-          <w:bdr w:val="single" w:sz="2" w:space="0" w:color="E5E7EB" w:frame="1"/>
-          <w:shd w:val="clear" w:color="auto" w:fill="3C3C3C"/>
-          <w:lang w:val="en-US"/>
-        </w:rPr>
-      </w:pPr>
-    </w:p>
-    <w:p>
-      <w:pPr>
-        <w:rPr>
-          <w:rStyle w:val="HTML"/>
-          <w:rFonts w:ascii="Consolas" w:eastAsiaTheme="minorHAnsi" w:hAnsi="Consolas"/>
-          <w:b/>
-          <w:bCs/>
-          <w:color w:val="D0D0D0"/>
-          <w:sz w:val="18"/>
-          <w:szCs w:val="18"/>
-          <w:bdr w:val="single" w:sz="2" w:space="0" w:color="E5E7EB" w:frame="1"/>
-          <w:shd w:val="clear" w:color="auto" w:fill="3C3C3C"/>
-          <w:lang w:val="en-US"/>
-        </w:rPr>
-      </w:pPr>
-    </w:p>
-    <w:p>
-      <w:pPr>
-        <w:rPr>
-          <w:rStyle w:val="HTML"/>
-          <w:rFonts w:ascii="Consolas" w:eastAsiaTheme="minorHAnsi" w:hAnsi="Consolas"/>
-          <w:b/>
-          <w:bCs/>
-          <w:color w:val="D0D0D0"/>
-          <w:sz w:val="18"/>
-          <w:szCs w:val="18"/>
-          <w:bdr w:val="single" w:sz="2" w:space="0" w:color="E5E7EB" w:frame="1"/>
-          <w:shd w:val="clear" w:color="auto" w:fill="3C3C3C"/>
-          <w:lang w:val="en-US"/>
-        </w:rPr>
-      </w:pPr>
-    </w:p>
-    <w:p>
-      <w:pPr>
-        <w:rPr>
-          <w:rStyle w:val="HTML"/>
-          <w:rFonts w:ascii="Consolas" w:eastAsiaTheme="minorHAnsi" w:hAnsi="Consolas"/>
-          <w:b/>
-          <w:bCs/>
-          <w:color w:val="D0D0D0"/>
-          <w:sz w:val="18"/>
-          <w:szCs w:val="18"/>
-          <w:bdr w:val="single" w:sz="2" w:space="0" w:color="E5E7EB" w:frame="1"/>
-          <w:shd w:val="clear" w:color="auto" w:fill="3C3C3C"/>
-          <w:lang w:val="en-US"/>
-        </w:rPr>
-      </w:pPr>
-    </w:p>
-    <w:p>
-      <w:pPr>
-        <w:rPr>
-          <w:rStyle w:val="HTML"/>
-          <w:rFonts w:ascii="Consolas" w:eastAsiaTheme="minorHAnsi" w:hAnsi="Consolas"/>
-          <w:b/>
-          <w:bCs/>
-          <w:color w:val="D0D0D0"/>
-          <w:sz w:val="18"/>
-          <w:szCs w:val="18"/>
-          <w:bdr w:val="single" w:sz="2" w:space="0" w:color="E5E7EB" w:frame="1"/>
-          <w:shd w:val="clear" w:color="auto" w:fill="3C3C3C"/>
-          <w:lang w:val="en-US"/>
-        </w:rPr>
-      </w:pPr>
-    </w:p>
-    <w:p>
-      <w:pPr>
-        <w:rPr>
-          <w:rStyle w:val="HTML"/>
-          <w:rFonts w:ascii="Consolas" w:eastAsiaTheme="minorHAnsi" w:hAnsi="Consolas"/>
-          <w:b/>
-          <w:bCs/>
-          <w:color w:val="D0D0D0"/>
-          <w:sz w:val="18"/>
-          <w:szCs w:val="18"/>
-          <w:bdr w:val="single" w:sz="2" w:space="0" w:color="E5E7EB" w:frame="1"/>
-          <w:shd w:val="clear" w:color="auto" w:fill="3C3C3C"/>
-          <w:lang w:val="en-US"/>
-        </w:rPr>
-      </w:pPr>
-    </w:p>
-    <w:p>
-      <w:pPr>
-        <w:rPr>
-          <w:rStyle w:val="HTML"/>
-          <w:rFonts w:ascii="Consolas" w:eastAsiaTheme="minorHAnsi" w:hAnsi="Consolas"/>
-          <w:b/>
-          <w:bCs/>
-          <w:color w:val="D0D0D0"/>
-          <w:sz w:val="18"/>
-          <w:szCs w:val="18"/>
-          <w:bdr w:val="single" w:sz="2" w:space="0" w:color="E5E7EB" w:frame="1"/>
-          <w:shd w:val="clear" w:color="auto" w:fill="3C3C3C"/>
-          <w:lang w:val="en-US"/>
-        </w:rPr>
-      </w:pPr>
-    </w:p>
-    <w:p>
-      <w:pPr>
-        <w:rPr>
-          <w:rStyle w:val="HTML"/>
-          <w:rFonts w:ascii="Consolas" w:eastAsiaTheme="minorHAnsi" w:hAnsi="Consolas"/>
-          <w:b/>
-          <w:bCs/>
-          <w:color w:val="D0D0D0"/>
-          <w:sz w:val="18"/>
-          <w:szCs w:val="18"/>
-          <w:bdr w:val="single" w:sz="2" w:space="0" w:color="E5E7EB" w:frame="1"/>
-          <w:shd w:val="clear" w:color="auto" w:fill="3C3C3C"/>
-          <w:lang w:val="en-US"/>
-        </w:rPr>
-      </w:pPr>
-    </w:p>
-    <w:p>
-      <w:pPr>
-        <w:rPr>
-          <w:rStyle w:val="HTML"/>
-          <w:rFonts w:ascii="Consolas" w:eastAsiaTheme="minorHAnsi" w:hAnsi="Consolas"/>
-          <w:b/>
-          <w:bCs/>
-          <w:color w:val="D0D0D0"/>
-          <w:sz w:val="18"/>
-          <w:szCs w:val="18"/>
-          <w:bdr w:val="single" w:sz="2" w:space="0" w:color="E5E7EB" w:frame="1"/>
-          <w:shd w:val="clear" w:color="auto" w:fill="3C3C3C"/>
-          <w:lang w:val="en-US"/>
-        </w:rPr>
-      </w:pPr>
-    </w:p>
-    <w:p>
-      <w:pPr>
-        <w:rPr>
-          <w:rStyle w:val="HTML"/>
-          <w:rFonts w:ascii="Consolas" w:eastAsiaTheme="minorHAnsi" w:hAnsi="Consolas"/>
-          <w:b/>
-          <w:bCs/>
-          <w:color w:val="D0D0D0"/>
-          <w:sz w:val="18"/>
-          <w:szCs w:val="18"/>
-          <w:bdr w:val="single" w:sz="2" w:space="0" w:color="E5E7EB" w:frame="1"/>
-          <w:shd w:val="clear" w:color="auto" w:fill="3C3C3C"/>
-          <w:lang w:val="en-US"/>
-        </w:rPr>
-      </w:pPr>
-    </w:p>
-    <w:p>
-      <w:pPr>
-        <w:rPr>
-          <w:rStyle w:val="HTML"/>
-          <w:rFonts w:ascii="Consolas" w:eastAsiaTheme="minorHAnsi" w:hAnsi="Consolas"/>
-          <w:b/>
-          <w:bCs/>
-          <w:color w:val="D0D0D0"/>
-          <w:sz w:val="18"/>
-          <w:szCs w:val="18"/>
-          <w:bdr w:val="single" w:sz="2" w:space="0" w:color="E5E7EB" w:frame="1"/>
-          <w:shd w:val="clear" w:color="auto" w:fill="3C3C3C"/>
-          <w:lang w:val="en-US"/>
-        </w:rPr>
-      </w:pPr>
-    </w:p>
-    <w:p>
-      <w:pPr>
-        <w:rPr>
-          <w:rStyle w:val="HTML"/>
-          <w:rFonts w:ascii="Consolas" w:eastAsiaTheme="minorHAnsi" w:hAnsi="Consolas"/>
-          <w:b/>
-          <w:bCs/>
-          <w:color w:val="D0D0D0"/>
-          <w:sz w:val="18"/>
-          <w:szCs w:val="18"/>
-          <w:bdr w:val="single" w:sz="2" w:space="0" w:color="E5E7EB" w:frame="1"/>
-          <w:shd w:val="clear" w:color="auto" w:fill="3C3C3C"/>
-          <w:lang w:val="en-US"/>
-        </w:rPr>
-      </w:pPr>
-    </w:p>
-    <w:p>
-      <w:pPr>
-        <w:rPr>
-          <w:rFonts w:ascii="Times New Roman" w:hAnsi="Times New Roman" w:cs="Times New Roman"/>
-          <w:noProof/>
-          <w:lang w:val="uz-Cyrl-UZ"/>
-        </w:rPr>
-      </w:pPr>
-      <w:r>
-        <w:rPr>
-          <w:rFonts w:ascii="Times New Roman" w:hAnsi="Times New Roman" w:cs="Times New Roman"/>
-          <w:noProof/>
-          <w:lang w:val="uz-Cyrl-UZ" w:bidi="ru-RU"/>
-        </w:rPr>
-        <w:br w:type="page"/>
-      </w:r>
-    </w:p>
-    <w:p>
-      <w:pPr>
         <w:ind w:right="517"/>
         <w:jc w:val="center"/>
         <w:rPr>
@@ -12787,7 +10665,6 @@
           <w:szCs w:val="28"/>
           <w:lang w:eastAsia="ru-RU"/>
         </w:rPr>
-        <w:lastRenderedPageBreak/>
         <w:t>MARKETING MATRISASI</w:t>
       </w:r>
     </w:p>
@@ -12913,6 +10790,7 @@
                 <w:szCs w:val="28"/>
                 <w:lang w:val="uz-Cyrl-UZ" w:eastAsia="ru-RU"/>
               </w:rPr>
+              <w:lastRenderedPageBreak/>
               <w:t>№</w:t>
             </w:r>
           </w:p>
@@ -16013,6 +13891,645 @@
     </w:p>
     <w:p>
       <w:pPr>
+        <w:keepNext/>
+        <w:keepLines/>
+        <w:pBdr>
+          <w:bottom w:val="single" w:sz="24" w:space="4" w:color="F0CDA1" w:themeColor="accent1"/>
+        </w:pBdr>
+        <w:spacing w:before="360"/>
+        <w:outlineLvl w:val="0"/>
+        <w:rPr>
+          <w:color w:val="000000"/>
+          <w:sz w:val="28"/>
+          <w:szCs w:val="28"/>
+          <w:lang w:val="en-US"/>
+        </w:rPr>
+      </w:pPr>
+      <w:proofErr w:type="gramStart"/>
+      <w:r>
+        <w:rPr>
+          <w:rFonts w:ascii="Times New Roman" w:eastAsiaTheme="majorEastAsia" w:hAnsi="Times New Roman" w:cs="Times New Roman"/>
+          <w:b/>
+          <w:caps/>
+          <w:noProof/>
+          <w:color w:val="107082" w:themeColor="accent2"/>
+          <w:sz w:val="36"/>
+          <w:szCs w:val="32"/>
+          <w:lang w:val="en-US"/>
+        </w:rPr>
+        <w:lastRenderedPageBreak/>
+        <w:t>4.</w:t>
+      </w:r>
+      <w:r>
+        <w:rPr>
+          <w:rFonts w:ascii="Times New Roman" w:eastAsiaTheme="majorEastAsia" w:hAnsi="Times New Roman" w:cs="Times New Roman"/>
+          <w:b/>
+          <w:caps/>
+          <w:color w:val="107082" w:themeColor="accent2"/>
+          <w:sz w:val="36"/>
+          <w:szCs w:val="32"/>
+          <w:lang w:val="en-US"/>
+        </w:rPr>
+        <w:t>arxitektura</w:t>
+      </w:r>
+      <w:proofErr w:type="gramEnd"/>
+      <w:r>
+        <w:rPr>
+          <w:rFonts w:ascii="Times New Roman" w:eastAsiaTheme="majorEastAsia" w:hAnsi="Times New Roman" w:cs="Times New Roman"/>
+          <w:b/>
+          <w:caps/>
+          <w:color w:val="107082" w:themeColor="accent2"/>
+          <w:sz w:val="36"/>
+          <w:szCs w:val="32"/>
+          <w:lang w:val="en-US"/>
+        </w:rPr>
+        <w:t xml:space="preserve"> </w:t>
+      </w:r>
+      <w:r>
+        <w:rPr>
+          <w:rFonts w:ascii="Times New Roman" w:eastAsiaTheme="majorEastAsia" w:hAnsi="Times New Roman" w:cs="Times New Roman"/>
+          <w:b/>
+          <w:caps/>
+          <w:color w:val="107082" w:themeColor="accent2"/>
+          <w:sz w:val="36"/>
+          <w:szCs w:val="32"/>
+          <w:lang w:val="en-US"/>
+        </w:rPr>
+        <w:t>qurilish</w:t>
+      </w:r>
+      <w:r>
+        <w:rPr>
+          <w:rFonts w:ascii="Times New Roman" w:eastAsiaTheme="majorEastAsia" w:hAnsi="Times New Roman" w:cs="Times New Roman"/>
+          <w:b/>
+          <w:caps/>
+          <w:color w:val="107082" w:themeColor="accent2"/>
+          <w:sz w:val="36"/>
+          <w:szCs w:val="32"/>
+          <w:lang w:val="en-US"/>
+        </w:rPr>
+        <w:t xml:space="preserve"> </w:t>
+      </w:r>
+      <w:r>
+        <w:rPr>
+          <w:rFonts w:ascii="Times New Roman" w:eastAsiaTheme="majorEastAsia" w:hAnsi="Times New Roman" w:cs="Times New Roman"/>
+          <w:b/>
+          <w:caps/>
+          <w:color w:val="107082" w:themeColor="accent2"/>
+          <w:sz w:val="36"/>
+          <w:szCs w:val="32"/>
+          <w:lang w:val="en-US"/>
+        </w:rPr>
+        <w:t>va</w:t>
+      </w:r>
+      <w:r>
+        <w:rPr>
+          <w:rFonts w:ascii="Times New Roman" w:eastAsiaTheme="majorEastAsia" w:hAnsi="Times New Roman" w:cs="Times New Roman"/>
+          <w:b/>
+          <w:caps/>
+          <w:color w:val="107082" w:themeColor="accent2"/>
+          <w:sz w:val="36"/>
+          <w:szCs w:val="32"/>
+          <w:lang w:val="en-US"/>
+        </w:rPr>
+        <w:t xml:space="preserve"> </w:t>
+      </w:r>
+      <w:r>
+        <w:rPr>
+          <w:rFonts w:ascii="Times New Roman" w:eastAsiaTheme="majorEastAsia" w:hAnsi="Times New Roman" w:cs="Times New Roman"/>
+          <w:b/>
+          <w:caps/>
+          <w:color w:val="107082" w:themeColor="accent2"/>
+          <w:sz w:val="36"/>
+          <w:szCs w:val="32"/>
+          <w:lang w:val="en-US"/>
+        </w:rPr>
+        <w:t>texnik</w:t>
+      </w:r>
+      <w:r>
+        <w:rPr>
+          <w:rFonts w:ascii="Times New Roman" w:eastAsiaTheme="majorEastAsia" w:hAnsi="Times New Roman" w:cs="Times New Roman"/>
+          <w:b/>
+          <w:caps/>
+          <w:color w:val="107082" w:themeColor="accent2"/>
+          <w:sz w:val="36"/>
+          <w:szCs w:val="32"/>
+          <w:lang w:val="en-US"/>
+        </w:rPr>
+        <w:t xml:space="preserve"> </w:t>
+      </w:r>
+      <w:r>
+        <w:rPr>
+          <w:rFonts w:ascii="Times New Roman" w:eastAsiaTheme="majorEastAsia" w:hAnsi="Times New Roman" w:cs="Times New Roman"/>
+          <w:b/>
+          <w:caps/>
+          <w:color w:val="107082" w:themeColor="accent2"/>
+          <w:sz w:val="36"/>
+          <w:szCs w:val="32"/>
+          <w:lang w:val="en-US"/>
+        </w:rPr>
+        <w:t>texnologik</w:t>
+      </w:r>
+      <w:r>
+        <w:rPr>
+          <w:rFonts w:ascii="Times New Roman" w:eastAsiaTheme="majorEastAsia" w:hAnsi="Times New Roman" w:cs="Times New Roman"/>
+          <w:b/>
+          <w:caps/>
+          <w:color w:val="107082" w:themeColor="accent2"/>
+          <w:sz w:val="36"/>
+          <w:szCs w:val="32"/>
+          <w:lang w:val="en-US"/>
+        </w:rPr>
+        <w:t xml:space="preserve"> </w:t>
+      </w:r>
+      <w:r>
+        <w:rPr>
+          <w:rFonts w:ascii="Times New Roman" w:eastAsiaTheme="majorEastAsia" w:hAnsi="Times New Roman" w:cs="Times New Roman"/>
+          <w:b/>
+          <w:caps/>
+          <w:color w:val="107082" w:themeColor="accent2"/>
+          <w:sz w:val="36"/>
+          <w:szCs w:val="32"/>
+          <w:lang w:val="en-US"/>
+        </w:rPr>
+        <w:t>talablar</w:t>
+      </w:r>
+      <w:r>
+        <w:rPr>
+          <w:rFonts w:ascii="Times New Roman" w:eastAsiaTheme="majorEastAsia" w:hAnsi="Times New Roman" w:cs="Times New Roman"/>
+          <w:b/>
+          <w:caps/>
+          <w:color w:val="107082" w:themeColor="accent2"/>
+          <w:sz w:val="36"/>
+          <w:szCs w:val="32"/>
+          <w:lang w:val="en-US"/>
+        </w:rPr>
+        <w:t xml:space="preserve"> </w:t>
+      </w:r>
+    </w:p>
+    <w:p>
+      <w:pPr>
+        <w:pStyle w:val="aff"/>
+        <w:spacing w:line="288" w:lineRule="auto"/>
+        <w:ind w:firstLine="700"/>
+        <w:jc w:val="both"/>
+        <w:rPr>
+          <w:color w:val="000000"/>
+          <w:sz w:val="28"/>
+          <w:szCs w:val="28"/>
+          <w:lang w:val="en-US"/>
+        </w:rPr>
+      </w:pPr>
+    </w:p>
+    <w:p>
+      <w:pPr>
+        <w:pStyle w:val="a"/>
+        <w:numPr>
+          <w:ilvl w:val="0"/>
+          <w:numId w:val="0"/>
+        </w:numPr>
+        <w:ind w:left="340" w:firstLine="360"/>
+        <w:rPr>
+          <w:rFonts w:ascii="Times New Roman" w:hAnsi="Times New Roman" w:cs="Times New Roman"/>
+          <w:noProof/>
+          <w:sz w:val="28"/>
+          <w:szCs w:val="28"/>
+          <w:lang w:val="en-US"/>
+        </w:rPr>
+      </w:pPr>
+      <w:proofErr w:type="spellStart"/>
+      <w:r>
+        <w:rPr>
+          <w:rFonts w:ascii="Times New Roman" w:hAnsi="Times New Roman" w:cs="Times New Roman"/>
+          <w:b/>
+          <w:bCs/>
+          <w:color w:val="000000"/>
+          <w:sz w:val="28"/>
+          <w:szCs w:val="28"/>
+          <w:lang w:val="en-US"/>
+        </w:rPr>
+        <w:t>Ishlab</w:t>
+      </w:r>
+      <w:proofErr w:type="spellEnd"/>
+      <w:r>
+        <w:rPr>
+          <w:rFonts w:ascii="Times New Roman" w:hAnsi="Times New Roman" w:cs="Times New Roman"/>
+          <w:b/>
+          <w:bCs/>
+          <w:color w:val="000000"/>
+          <w:sz w:val="28"/>
+          <w:szCs w:val="28"/>
+          <w:lang w:val="en-US"/>
+        </w:rPr>
+        <w:t xml:space="preserve"> </w:t>
+      </w:r>
+      <w:proofErr w:type="spellStart"/>
+      <w:r>
+        <w:rPr>
+          <w:rFonts w:ascii="Times New Roman" w:hAnsi="Times New Roman" w:cs="Times New Roman"/>
+          <w:b/>
+          <w:bCs/>
+          <w:color w:val="000000"/>
+          <w:sz w:val="28"/>
+          <w:szCs w:val="28"/>
+          <w:lang w:val="en-US"/>
+        </w:rPr>
+        <w:t>chiqarish</w:t>
+      </w:r>
+      <w:proofErr w:type="spellEnd"/>
+      <w:r>
+        <w:rPr>
+          <w:rFonts w:ascii="Times New Roman" w:hAnsi="Times New Roman" w:cs="Times New Roman"/>
+          <w:b/>
+          <w:bCs/>
+          <w:color w:val="000000"/>
+          <w:sz w:val="28"/>
+          <w:szCs w:val="28"/>
+          <w:lang w:val="en-US"/>
+        </w:rPr>
+        <w:t xml:space="preserve"> </w:t>
+      </w:r>
+      <w:proofErr w:type="spellStart"/>
+      <w:r>
+        <w:rPr>
+          <w:rFonts w:ascii="Times New Roman" w:hAnsi="Times New Roman" w:cs="Times New Roman"/>
+          <w:b/>
+          <w:bCs/>
+          <w:color w:val="000000"/>
+          <w:sz w:val="28"/>
+          <w:szCs w:val="28"/>
+          <w:lang w:val="en-US"/>
+        </w:rPr>
+        <w:t>binosi</w:t>
+      </w:r>
+      <w:proofErr w:type="spellEnd"/>
+      <w:r>
+        <w:rPr>
+          <w:rFonts w:ascii="Times New Roman" w:hAnsi="Times New Roman" w:cs="Times New Roman"/>
+          <w:b/>
+          <w:bCs/>
+          <w:color w:val="000000"/>
+          <w:sz w:val="28"/>
+          <w:szCs w:val="28"/>
+          <w:lang w:val="en-US"/>
+        </w:rPr>
+        <w:t xml:space="preserve"> </w:t>
+      </w:r>
+      <w:proofErr w:type="spellStart"/>
+      <w:r>
+        <w:rPr>
+          <w:rFonts w:ascii="Times New Roman" w:hAnsi="Times New Roman" w:cs="Times New Roman"/>
+          <w:b/>
+          <w:bCs/>
+          <w:color w:val="000000"/>
+          <w:sz w:val="28"/>
+          <w:szCs w:val="28"/>
+          <w:lang w:val="en-US"/>
+        </w:rPr>
+        <w:t>manzili</w:t>
+      </w:r>
+      <w:proofErr w:type="spellEnd"/>
+      <w:r>
+        <w:rPr>
+          <w:rFonts w:ascii="Times New Roman" w:hAnsi="Times New Roman" w:cs="Times New Roman"/>
+          <w:b/>
+          <w:bCs/>
+          <w:color w:val="000000"/>
+          <w:sz w:val="28"/>
+          <w:szCs w:val="28"/>
+          <w:lang w:val="en-US"/>
+        </w:rPr>
+        <w:t xml:space="preserve">: </w:t>
+      </w:r>
+      <w:r>
+        <w:rPr>
+          <w:rFonts w:ascii="Times New Roman" w:eastAsia="Times New Roman" w:hAnsi="Times New Roman" w:cs="Times New Roman"/>
+          <w:color w:val="000000"/>
+          <w:sz w:val="28"/>
+          <w:szCs w:val="28"/>
+          <w:lang w:val="bg-BG"/>
+        </w:rPr>
+        <w:t>{{loyiha_nomi}}</w:t>
+      </w:r>
+      <w:r>
+        <w:rPr>
+          <w:rFonts w:ascii="Times New Roman" w:eastAsia="Times New Roman" w:hAnsi="Times New Roman" w:cs="Times New Roman"/>
+          <w:color w:val="000000"/>
+          <w:sz w:val="28"/>
+          <w:szCs w:val="28"/>
+          <w:lang w:val="en-US"/>
+        </w:rPr>
+        <w:t xml:space="preserve"> </w:t>
+      </w:r>
+      <w:r>
+        <w:rPr>
+          <w:rFonts w:ascii="Times New Roman" w:eastAsia="Times New Roman" w:hAnsi="Times New Roman" w:cs="Times New Roman"/>
+          <w:color w:val="auto"/>
+          <w:szCs w:val="28"/>
+          <w:lang w:val="uz-Cyrl-UZ" w:eastAsia="ru-RU"/>
+        </w:rPr>
+        <w:t>{{manzil}}</w:t>
+      </w:r>
+      <w:r>
+        <w:rPr>
+          <w:rFonts w:ascii="Times New Roman" w:eastAsia="Times New Roman" w:hAnsi="Times New Roman" w:cs="Times New Roman"/>
+          <w:color w:val="000000"/>
+          <w:sz w:val="28"/>
+          <w:szCs w:val="28"/>
+          <w:lang w:val="bg-BG"/>
+        </w:rPr>
+        <w:t xml:space="preserve"> joylashgan</w:t>
+      </w:r>
+      <w:r>
+        <w:rPr>
+          <w:rFonts w:ascii="Times New Roman" w:eastAsia="Times New Roman" w:hAnsi="Times New Roman" w:cs="Times New Roman"/>
+          <w:color w:val="000000"/>
+          <w:sz w:val="28"/>
+          <w:szCs w:val="28"/>
+          <w:lang w:val="en-US"/>
+        </w:rPr>
+        <w:t>.</w:t>
+      </w:r>
+      <w:r>
+        <w:rPr>
+          <w:rFonts w:ascii="Times New Roman" w:eastAsia="Times New Roman" w:hAnsi="Times New Roman" w:cs="Times New Roman"/>
+          <w:color w:val="000000"/>
+          <w:sz w:val="28"/>
+          <w:szCs w:val="28"/>
+          <w:lang w:val="bg-BG"/>
+        </w:rPr>
+        <w:tab/>
+      </w:r>
+    </w:p>
+    <w:p>
+      <w:pPr>
+        <w:pStyle w:val="aff"/>
+        <w:spacing w:line="288" w:lineRule="auto"/>
+        <w:ind w:firstLine="700"/>
+        <w:jc w:val="both"/>
+        <w:rPr>
+          <w:sz w:val="28"/>
+          <w:szCs w:val="28"/>
+        </w:rPr>
+      </w:pPr>
+      <w:r>
+        <w:rPr>
+          <w:color w:val="000000"/>
+          <w:sz w:val="28"/>
+          <w:szCs w:val="28"/>
+        </w:rPr>
+        <w:t>Joy loyiha talab qiladigan zarur muhandislik tarmoql</w:t>
+      </w:r>
+      <w:r>
+        <w:rPr>
+          <w:color w:val="000000"/>
+          <w:sz w:val="28"/>
+          <w:szCs w:val="28"/>
+        </w:rPr>
+        <w:t>ari va kommunikatsiyalari bilan</w:t>
+      </w:r>
+      <w:r>
+        <w:rPr>
+          <w:color w:val="000000"/>
+          <w:sz w:val="28"/>
+          <w:szCs w:val="28"/>
+          <w:lang w:val="en-US"/>
+        </w:rPr>
+        <w:t xml:space="preserve"> </w:t>
+      </w:r>
+      <w:r>
+        <w:rPr>
+          <w:color w:val="000000"/>
+          <w:sz w:val="28"/>
+          <w:szCs w:val="28"/>
+        </w:rPr>
+        <w:t>jihozlangan. Mavjud binolar yaxshi holatda. Korxona joylashgan butun hudud</w:t>
+      </w:r>
+      <w:r>
+        <w:rPr>
+          <w:color w:val="000000"/>
+          <w:sz w:val="28"/>
+          <w:szCs w:val="28"/>
+        </w:rPr>
+        <w:br/>
+        <w:t>obodonlashtirilgan:</w:t>
+      </w:r>
+    </w:p>
+    <w:p>
+      <w:pPr>
+        <w:pStyle w:val="a"/>
+        <w:spacing w:after="0"/>
+        <w:ind w:left="0" w:firstLine="426"/>
+        <w:rPr>
+          <w:rFonts w:ascii="Times New Roman" w:hAnsi="Times New Roman" w:cs="Times New Roman"/>
+          <w:noProof/>
+          <w:color w:val="000000" w:themeColor="text1"/>
+          <w:sz w:val="28"/>
+          <w:szCs w:val="28"/>
+          <w:lang w:val="en-US"/>
+        </w:rPr>
+      </w:pPr>
+      <w:r>
+        <w:rPr>
+          <w:rFonts w:ascii="Times New Roman" w:hAnsi="Times New Roman" w:cs="Times New Roman"/>
+          <w:noProof/>
+          <w:color w:val="000000" w:themeColor="text1"/>
+          <w:sz w:val="28"/>
+          <w:szCs w:val="28"/>
+          <w:lang w:val="en-US"/>
+        </w:rPr>
+        <w:t>kirish yo‘li asfaltlangan;</w:t>
+      </w:r>
+    </w:p>
+    <w:p>
+      <w:pPr>
+        <w:pStyle w:val="a"/>
+        <w:spacing w:after="0"/>
+        <w:ind w:left="0" w:firstLine="426"/>
+        <w:rPr>
+          <w:rFonts w:ascii="Times New Roman" w:hAnsi="Times New Roman" w:cs="Times New Roman"/>
+          <w:noProof/>
+          <w:color w:val="000000" w:themeColor="text1"/>
+          <w:sz w:val="28"/>
+          <w:szCs w:val="28"/>
+          <w:lang w:val="en-US"/>
+        </w:rPr>
+      </w:pPr>
+      <w:r>
+        <w:rPr>
+          <w:rFonts w:ascii="Times New Roman" w:hAnsi="Times New Roman" w:cs="Times New Roman"/>
+          <w:noProof/>
+          <w:color w:val="000000" w:themeColor="text1"/>
+          <w:sz w:val="28"/>
+          <w:szCs w:val="28"/>
+          <w:lang w:val="en-US"/>
+        </w:rPr>
+        <w:t>perimetr atrofida yashil maydonlar mavjud;</w:t>
+      </w:r>
+    </w:p>
+    <w:p>
+      <w:pPr>
+        <w:pStyle w:val="a"/>
+        <w:spacing w:after="0"/>
+        <w:ind w:left="0" w:firstLine="426"/>
+        <w:rPr>
+          <w:rFonts w:ascii="Times New Roman" w:hAnsi="Times New Roman" w:cs="Times New Roman"/>
+          <w:noProof/>
+          <w:color w:val="000000" w:themeColor="text1"/>
+          <w:sz w:val="28"/>
+          <w:szCs w:val="28"/>
+          <w:lang w:val="en-US"/>
+        </w:rPr>
+      </w:pPr>
+      <w:r>
+        <w:rPr>
+          <w:rFonts w:ascii="Times New Roman" w:hAnsi="Times New Roman" w:cs="Times New Roman"/>
+          <w:noProof/>
+          <w:color w:val="000000" w:themeColor="text1"/>
+          <w:sz w:val="28"/>
+          <w:szCs w:val="28"/>
+          <w:lang w:val="en-US"/>
+        </w:rPr>
+        <w:t>hudud elektr energiyasi bilan ta’minlangan;</w:t>
+      </w:r>
+    </w:p>
+    <w:p>
+      <w:pPr>
+        <w:pStyle w:val="a"/>
+        <w:spacing w:after="0"/>
+        <w:ind w:left="0" w:firstLine="426"/>
+        <w:rPr>
+          <w:rFonts w:ascii="Times New Roman" w:hAnsi="Times New Roman" w:cs="Times New Roman"/>
+          <w:noProof/>
+          <w:color w:val="000000" w:themeColor="text1"/>
+          <w:sz w:val="28"/>
+          <w:szCs w:val="28"/>
+          <w:lang w:val="en-US"/>
+        </w:rPr>
+      </w:pPr>
+      <w:r>
+        <w:rPr>
+          <w:rFonts w:ascii="Times New Roman" w:hAnsi="Times New Roman" w:cs="Times New Roman"/>
+          <w:noProof/>
+          <w:color w:val="000000" w:themeColor="text1"/>
+          <w:sz w:val="28"/>
+          <w:szCs w:val="28"/>
+          <w:lang w:val="en-US"/>
+        </w:rPr>
+        <w:t>ichimlik va texnik suv tarmog‘i mavjud;</w:t>
+      </w:r>
+    </w:p>
+    <w:p>
+      <w:pPr>
+        <w:pStyle w:val="a"/>
+        <w:spacing w:after="0"/>
+        <w:ind w:left="0" w:firstLine="426"/>
+        <w:rPr>
+          <w:rFonts w:ascii="Times New Roman" w:hAnsi="Times New Roman" w:cs="Times New Roman"/>
+          <w:noProof/>
+          <w:color w:val="000000" w:themeColor="text1"/>
+          <w:sz w:val="28"/>
+          <w:szCs w:val="28"/>
+          <w:lang w:val="en-US"/>
+        </w:rPr>
+      </w:pPr>
+      <w:r>
+        <w:rPr>
+          <w:rFonts w:ascii="Times New Roman" w:hAnsi="Times New Roman" w:cs="Times New Roman"/>
+          <w:noProof/>
+          <w:color w:val="000000" w:themeColor="text1"/>
+          <w:sz w:val="28"/>
+          <w:szCs w:val="28"/>
+          <w:lang w:val="en-US"/>
+        </w:rPr>
+        <w:t>kanalizatsiya tizimi mavjud;</w:t>
+      </w:r>
+    </w:p>
+    <w:p>
+      <w:pPr>
+        <w:pStyle w:val="a"/>
+        <w:spacing w:after="0"/>
+        <w:ind w:left="0" w:firstLine="426"/>
+        <w:rPr>
+          <w:rFonts w:ascii="Times New Roman" w:hAnsi="Times New Roman" w:cs="Times New Roman"/>
+          <w:noProof/>
+          <w:color w:val="000000" w:themeColor="text1"/>
+          <w:sz w:val="28"/>
+          <w:szCs w:val="28"/>
+          <w:lang w:val="en-US"/>
+        </w:rPr>
+      </w:pPr>
+      <w:r>
+        <w:rPr>
+          <w:rFonts w:ascii="Times New Roman" w:hAnsi="Times New Roman" w:cs="Times New Roman"/>
+          <w:noProof/>
+          <w:color w:val="000000" w:themeColor="text1"/>
+          <w:sz w:val="28"/>
+          <w:szCs w:val="28"/>
+          <w:lang w:val="en-US"/>
+        </w:rPr>
+        <w:t>hudud tashqi yoritish tizimi bilan ta’minlangan;</w:t>
+      </w:r>
+    </w:p>
+    <w:p>
+      <w:pPr>
+        <w:pStyle w:val="a"/>
+        <w:spacing w:after="0"/>
+        <w:ind w:left="0" w:firstLine="426"/>
+        <w:rPr>
+          <w:rFonts w:ascii="Times New Roman" w:hAnsi="Times New Roman" w:cs="Times New Roman"/>
+          <w:noProof/>
+          <w:color w:val="000000" w:themeColor="text1"/>
+          <w:sz w:val="28"/>
+          <w:szCs w:val="28"/>
+          <w:lang w:val="en-US"/>
+        </w:rPr>
+      </w:pPr>
+      <w:r>
+        <w:rPr>
+          <w:rFonts w:ascii="Times New Roman" w:hAnsi="Times New Roman" w:cs="Times New Roman"/>
+          <w:noProof/>
+          <w:color w:val="000000" w:themeColor="text1"/>
+          <w:sz w:val="28"/>
+          <w:szCs w:val="28"/>
+          <w:lang w:val="en-US"/>
+        </w:rPr>
+        <w:t>yuk tashish transportlari uchun qulay kirish yo‘laklari mavjud;</w:t>
+      </w:r>
+    </w:p>
+    <w:p>
+      <w:pPr>
+        <w:pStyle w:val="a"/>
+        <w:spacing w:after="0"/>
+        <w:ind w:left="0" w:firstLine="426"/>
+        <w:rPr>
+          <w:rFonts w:ascii="Times New Roman" w:hAnsi="Times New Roman" w:cs="Times New Roman"/>
+          <w:noProof/>
+          <w:color w:val="000000" w:themeColor="text1"/>
+          <w:sz w:val="28"/>
+          <w:szCs w:val="28"/>
+          <w:lang w:val="en-US"/>
+        </w:rPr>
+      </w:pPr>
+      <w:r>
+        <w:rPr>
+          <w:rFonts w:ascii="Times New Roman" w:hAnsi="Times New Roman" w:cs="Times New Roman"/>
+          <w:noProof/>
+          <w:color w:val="000000" w:themeColor="text1"/>
+          <w:sz w:val="28"/>
+          <w:szCs w:val="28"/>
+          <w:lang w:val="en-US"/>
+        </w:rPr>
+        <w:t>hudud sanitariya va yong‘in xavfsizligi talablariga javob beradi.</w:t>
+      </w:r>
+    </w:p>
+    <w:p>
+      <w:pPr>
+        <w:pStyle w:val="a"/>
+        <w:numPr>
+          <w:ilvl w:val="0"/>
+          <w:numId w:val="0"/>
+        </w:numPr>
+        <w:ind w:left="785"/>
         <w:rPr>
           <w:rStyle w:val="HTML"/>
           <w:rFonts w:ascii="Consolas" w:eastAsiaTheme="minorHAnsi" w:hAnsi="Consolas"/>
@@ -16026,9 +14543,7 @@
           <w:lang w:val="en-US"/>
         </w:rPr>
       </w:pPr>
-    </w:p>
-    <w:p>
-      <w:pPr>
+      <w:r>
         <w:rPr>
           <w:rStyle w:val="HTML"/>
           <w:rFonts w:ascii="Consolas" w:eastAsiaTheme="minorHAnsi" w:hAnsi="Consolas"/>
@@ -16041,10 +14556,10 @@
           <w:shd w:val="clear" w:color="auto" w:fill="3C3C3C"/>
           <w:lang w:val="en-US"/>
         </w:rPr>
-      </w:pPr>
-    </w:p>
-    <w:p>
-      <w:pPr>
+        <w:t>{{</w:t>
+      </w:r>
+      <w:proofErr w:type="spellStart"/>
+      <w:r>
         <w:rPr>
           <w:rStyle w:val="HTML"/>
           <w:rFonts w:ascii="Consolas" w:eastAsiaTheme="minorHAnsi" w:hAnsi="Consolas"/>
@@ -16057,10 +14572,10 @@
           <w:shd w:val="clear" w:color="auto" w:fill="3C3C3C"/>
           <w:lang w:val="en-US"/>
         </w:rPr>
-      </w:pPr>
-    </w:p>
-    <w:p>
-      <w:pPr>
+        <w:t>texnik_tahlil</w:t>
+      </w:r>
+      <w:proofErr w:type="spellEnd"/>
+      <w:r>
         <w:rPr>
           <w:rStyle w:val="HTML"/>
           <w:rFonts w:ascii="Consolas" w:eastAsiaTheme="minorHAnsi" w:hAnsi="Consolas"/>
@@ -16073,565 +14588,7 @@
           <w:shd w:val="clear" w:color="auto" w:fill="3C3C3C"/>
           <w:lang w:val="en-US"/>
         </w:rPr>
-      </w:pPr>
-    </w:p>
-    <w:p>
-      <w:pPr>
-        <w:rPr>
-          <w:rStyle w:val="HTML"/>
-          <w:rFonts w:ascii="Consolas" w:eastAsiaTheme="minorHAnsi" w:hAnsi="Consolas"/>
-          <w:b/>
-          <w:bCs/>
-          <w:color w:val="D0D0D0"/>
-          <w:sz w:val="18"/>
-          <w:szCs w:val="18"/>
-          <w:bdr w:val="single" w:sz="2" w:space="0" w:color="E5E7EB" w:frame="1"/>
-          <w:shd w:val="clear" w:color="auto" w:fill="3C3C3C"/>
-          <w:lang w:val="en-US"/>
-        </w:rPr>
-      </w:pPr>
-    </w:p>
-    <w:p>
-      <w:pPr>
-        <w:rPr>
-          <w:rStyle w:val="HTML"/>
-          <w:rFonts w:ascii="Consolas" w:eastAsiaTheme="minorHAnsi" w:hAnsi="Consolas"/>
-          <w:b/>
-          <w:bCs/>
-          <w:color w:val="D0D0D0"/>
-          <w:sz w:val="18"/>
-          <w:szCs w:val="18"/>
-          <w:bdr w:val="single" w:sz="2" w:space="0" w:color="E5E7EB" w:frame="1"/>
-          <w:shd w:val="clear" w:color="auto" w:fill="3C3C3C"/>
-          <w:lang w:val="en-US"/>
-        </w:rPr>
-      </w:pPr>
-    </w:p>
-    <w:p>
-      <w:pPr>
-        <w:rPr>
-          <w:rStyle w:val="HTML"/>
-          <w:rFonts w:ascii="Consolas" w:eastAsiaTheme="minorHAnsi" w:hAnsi="Consolas"/>
-          <w:b/>
-          <w:bCs/>
-          <w:color w:val="D0D0D0"/>
-          <w:sz w:val="18"/>
-          <w:szCs w:val="18"/>
-          <w:bdr w:val="single" w:sz="2" w:space="0" w:color="E5E7EB" w:frame="1"/>
-          <w:shd w:val="clear" w:color="auto" w:fill="3C3C3C"/>
-          <w:lang w:val="en-US"/>
-        </w:rPr>
-      </w:pPr>
-    </w:p>
-    <w:p>
-      <w:pPr>
-        <w:rPr>
-          <w:rStyle w:val="HTML"/>
-          <w:rFonts w:ascii="Consolas" w:eastAsiaTheme="minorHAnsi" w:hAnsi="Consolas"/>
-          <w:b/>
-          <w:bCs/>
-          <w:color w:val="D0D0D0"/>
-          <w:sz w:val="18"/>
-          <w:szCs w:val="18"/>
-          <w:bdr w:val="single" w:sz="2" w:space="0" w:color="E5E7EB" w:frame="1"/>
-          <w:shd w:val="clear" w:color="auto" w:fill="3C3C3C"/>
-          <w:lang w:val="en-US"/>
-        </w:rPr>
-      </w:pPr>
-    </w:p>
-    <w:p>
-      <w:pPr>
-        <w:rPr>
-          <w:rStyle w:val="HTML"/>
-          <w:rFonts w:ascii="Consolas" w:eastAsiaTheme="minorHAnsi" w:hAnsi="Consolas"/>
-          <w:b/>
-          <w:bCs/>
-          <w:color w:val="D0D0D0"/>
-          <w:sz w:val="18"/>
-          <w:szCs w:val="18"/>
-          <w:bdr w:val="single" w:sz="2" w:space="0" w:color="E5E7EB" w:frame="1"/>
-          <w:shd w:val="clear" w:color="auto" w:fill="3C3C3C"/>
-          <w:lang w:val="en-US"/>
-        </w:rPr>
-      </w:pPr>
-    </w:p>
-    <w:p>
-      <w:pPr>
-        <w:rPr>
-          <w:rStyle w:val="HTML"/>
-          <w:rFonts w:ascii="Consolas" w:eastAsiaTheme="minorHAnsi" w:hAnsi="Consolas"/>
-          <w:b/>
-          <w:bCs/>
-          <w:color w:val="D0D0D0"/>
-          <w:sz w:val="18"/>
-          <w:szCs w:val="18"/>
-          <w:bdr w:val="single" w:sz="2" w:space="0" w:color="E5E7EB" w:frame="1"/>
-          <w:shd w:val="clear" w:color="auto" w:fill="3C3C3C"/>
-          <w:lang w:val="en-US"/>
-        </w:rPr>
-      </w:pPr>
-    </w:p>
-    <w:p>
-      <w:pPr>
-        <w:rPr>
-          <w:rStyle w:val="HTML"/>
-          <w:rFonts w:ascii="Consolas" w:eastAsiaTheme="minorHAnsi" w:hAnsi="Consolas"/>
-          <w:b/>
-          <w:bCs/>
-          <w:color w:val="D0D0D0"/>
-          <w:sz w:val="18"/>
-          <w:szCs w:val="18"/>
-          <w:bdr w:val="single" w:sz="2" w:space="0" w:color="E5E7EB" w:frame="1"/>
-          <w:shd w:val="clear" w:color="auto" w:fill="3C3C3C"/>
-          <w:lang w:val="en-US"/>
-        </w:rPr>
-      </w:pPr>
-    </w:p>
-    <w:p>
-      <w:pPr>
-        <w:rPr>
-          <w:rStyle w:val="HTML"/>
-          <w:rFonts w:ascii="Consolas" w:eastAsiaTheme="minorHAnsi" w:hAnsi="Consolas"/>
-          <w:b/>
-          <w:bCs/>
-          <w:color w:val="D0D0D0"/>
-          <w:sz w:val="18"/>
-          <w:szCs w:val="18"/>
-          <w:bdr w:val="single" w:sz="2" w:space="0" w:color="E5E7EB" w:frame="1"/>
-          <w:shd w:val="clear" w:color="auto" w:fill="3C3C3C"/>
-          <w:lang w:val="en-US"/>
-        </w:rPr>
-      </w:pPr>
-    </w:p>
-    <w:p>
-      <w:pPr>
-        <w:rPr>
-          <w:rStyle w:val="HTML"/>
-          <w:rFonts w:ascii="Consolas" w:eastAsiaTheme="minorHAnsi" w:hAnsi="Consolas"/>
-          <w:b/>
-          <w:bCs/>
-          <w:color w:val="D0D0D0"/>
-          <w:sz w:val="18"/>
-          <w:szCs w:val="18"/>
-          <w:bdr w:val="single" w:sz="2" w:space="0" w:color="E5E7EB" w:frame="1"/>
-          <w:shd w:val="clear" w:color="auto" w:fill="3C3C3C"/>
-          <w:lang w:val="en-US"/>
-        </w:rPr>
-      </w:pPr>
-    </w:p>
-    <w:p>
-      <w:pPr>
-        <w:rPr>
-          <w:rStyle w:val="HTML"/>
-          <w:rFonts w:ascii="Consolas" w:eastAsiaTheme="minorHAnsi" w:hAnsi="Consolas"/>
-          <w:b/>
-          <w:bCs/>
-          <w:color w:val="D0D0D0"/>
-          <w:sz w:val="18"/>
-          <w:szCs w:val="18"/>
-          <w:bdr w:val="single" w:sz="2" w:space="0" w:color="E5E7EB" w:frame="1"/>
-          <w:shd w:val="clear" w:color="auto" w:fill="3C3C3C"/>
-          <w:lang w:val="en-US"/>
-        </w:rPr>
-      </w:pPr>
-    </w:p>
-    <w:p>
-      <w:pPr>
-        <w:rPr>
-          <w:rStyle w:val="HTML"/>
-          <w:rFonts w:ascii="Consolas" w:eastAsiaTheme="minorHAnsi" w:hAnsi="Consolas"/>
-          <w:b/>
-          <w:bCs/>
-          <w:color w:val="D0D0D0"/>
-          <w:sz w:val="18"/>
-          <w:szCs w:val="18"/>
-          <w:bdr w:val="single" w:sz="2" w:space="0" w:color="E5E7EB" w:frame="1"/>
-          <w:shd w:val="clear" w:color="auto" w:fill="3C3C3C"/>
-          <w:lang w:val="en-US"/>
-        </w:rPr>
-      </w:pPr>
-    </w:p>
-    <w:p>
-      <w:pPr>
-        <w:rPr>
-          <w:rStyle w:val="HTML"/>
-          <w:rFonts w:ascii="Consolas" w:eastAsiaTheme="minorHAnsi" w:hAnsi="Consolas"/>
-          <w:b/>
-          <w:bCs/>
-          <w:color w:val="D0D0D0"/>
-          <w:sz w:val="18"/>
-          <w:szCs w:val="18"/>
-          <w:bdr w:val="single" w:sz="2" w:space="0" w:color="E5E7EB" w:frame="1"/>
-          <w:shd w:val="clear" w:color="auto" w:fill="3C3C3C"/>
-          <w:lang w:val="en-US"/>
-        </w:rPr>
-      </w:pPr>
-    </w:p>
-    <w:p>
-      <w:pPr>
-        <w:rPr>
-          <w:rStyle w:val="HTML"/>
-          <w:rFonts w:ascii="Consolas" w:eastAsiaTheme="minorHAnsi" w:hAnsi="Consolas"/>
-          <w:b/>
-          <w:bCs/>
-          <w:color w:val="D0D0D0"/>
-          <w:sz w:val="18"/>
-          <w:szCs w:val="18"/>
-          <w:bdr w:val="single" w:sz="2" w:space="0" w:color="E5E7EB" w:frame="1"/>
-          <w:shd w:val="clear" w:color="auto" w:fill="3C3C3C"/>
-          <w:lang w:val="en-US"/>
-        </w:rPr>
-      </w:pPr>
-    </w:p>
-    <w:p>
-      <w:pPr>
-        <w:rPr>
-          <w:rStyle w:val="HTML"/>
-          <w:rFonts w:ascii="Consolas" w:eastAsiaTheme="minorHAnsi" w:hAnsi="Consolas"/>
-          <w:b/>
-          <w:bCs/>
-          <w:color w:val="D0D0D0"/>
-          <w:sz w:val="18"/>
-          <w:szCs w:val="18"/>
-          <w:bdr w:val="single" w:sz="2" w:space="0" w:color="E5E7EB" w:frame="1"/>
-          <w:shd w:val="clear" w:color="auto" w:fill="3C3C3C"/>
-          <w:lang w:val="en-US"/>
-        </w:rPr>
-      </w:pPr>
-    </w:p>
-    <w:p>
-      <w:pPr>
-        <w:rPr>
-          <w:rStyle w:val="HTML"/>
-          <w:rFonts w:ascii="Consolas" w:eastAsiaTheme="minorHAnsi" w:hAnsi="Consolas"/>
-          <w:b/>
-          <w:bCs/>
-          <w:color w:val="D0D0D0"/>
-          <w:sz w:val="18"/>
-          <w:szCs w:val="18"/>
-          <w:bdr w:val="single" w:sz="2" w:space="0" w:color="E5E7EB" w:frame="1"/>
-          <w:shd w:val="clear" w:color="auto" w:fill="3C3C3C"/>
-          <w:lang w:val="en-US"/>
-        </w:rPr>
-      </w:pPr>
-    </w:p>
-    <w:p>
-      <w:pPr>
-        <w:rPr>
-          <w:rStyle w:val="HTML"/>
-          <w:rFonts w:ascii="Consolas" w:eastAsiaTheme="minorHAnsi" w:hAnsi="Consolas"/>
-          <w:b/>
-          <w:bCs/>
-          <w:color w:val="D0D0D0"/>
-          <w:sz w:val="18"/>
-          <w:szCs w:val="18"/>
-          <w:bdr w:val="single" w:sz="2" w:space="0" w:color="E5E7EB" w:frame="1"/>
-          <w:shd w:val="clear" w:color="auto" w:fill="3C3C3C"/>
-          <w:lang w:val="en-US"/>
-        </w:rPr>
-      </w:pPr>
-    </w:p>
-    <w:p>
-      <w:pPr>
-        <w:rPr>
-          <w:rStyle w:val="HTML"/>
-          <w:rFonts w:ascii="Consolas" w:eastAsiaTheme="minorHAnsi" w:hAnsi="Consolas"/>
-          <w:b/>
-          <w:bCs/>
-          <w:color w:val="D0D0D0"/>
-          <w:sz w:val="18"/>
-          <w:szCs w:val="18"/>
-          <w:bdr w:val="single" w:sz="2" w:space="0" w:color="E5E7EB" w:frame="1"/>
-          <w:shd w:val="clear" w:color="auto" w:fill="3C3C3C"/>
-          <w:lang w:val="en-US"/>
-        </w:rPr>
-      </w:pPr>
-    </w:p>
-    <w:p>
-      <w:pPr>
-        <w:rPr>
-          <w:rStyle w:val="HTML"/>
-          <w:rFonts w:ascii="Consolas" w:eastAsiaTheme="minorHAnsi" w:hAnsi="Consolas"/>
-          <w:b/>
-          <w:bCs/>
-          <w:color w:val="D0D0D0"/>
-          <w:sz w:val="18"/>
-          <w:szCs w:val="18"/>
-          <w:bdr w:val="single" w:sz="2" w:space="0" w:color="E5E7EB" w:frame="1"/>
-          <w:shd w:val="clear" w:color="auto" w:fill="3C3C3C"/>
-          <w:lang w:val="en-US"/>
-        </w:rPr>
-      </w:pPr>
-    </w:p>
-    <w:p>
-      <w:pPr>
-        <w:rPr>
-          <w:rStyle w:val="HTML"/>
-          <w:rFonts w:ascii="Consolas" w:eastAsiaTheme="minorHAnsi" w:hAnsi="Consolas"/>
-          <w:b/>
-          <w:bCs/>
-          <w:color w:val="D0D0D0"/>
-          <w:sz w:val="18"/>
-          <w:szCs w:val="18"/>
-          <w:bdr w:val="single" w:sz="2" w:space="0" w:color="E5E7EB" w:frame="1"/>
-          <w:shd w:val="clear" w:color="auto" w:fill="3C3C3C"/>
-          <w:lang w:val="en-US"/>
-        </w:rPr>
-      </w:pPr>
-    </w:p>
-    <w:p>
-      <w:pPr>
-        <w:rPr>
-          <w:rStyle w:val="HTML"/>
-          <w:rFonts w:ascii="Consolas" w:eastAsiaTheme="minorHAnsi" w:hAnsi="Consolas"/>
-          <w:b/>
-          <w:bCs/>
-          <w:color w:val="D0D0D0"/>
-          <w:sz w:val="18"/>
-          <w:szCs w:val="18"/>
-          <w:bdr w:val="single" w:sz="2" w:space="0" w:color="E5E7EB" w:frame="1"/>
-          <w:shd w:val="clear" w:color="auto" w:fill="3C3C3C"/>
-          <w:lang w:val="en-US"/>
-        </w:rPr>
-      </w:pPr>
-    </w:p>
-    <w:p>
-      <w:pPr>
-        <w:rPr>
-          <w:rStyle w:val="HTML"/>
-          <w:rFonts w:ascii="Consolas" w:eastAsiaTheme="minorHAnsi" w:hAnsi="Consolas"/>
-          <w:b/>
-          <w:bCs/>
-          <w:color w:val="D0D0D0"/>
-          <w:sz w:val="18"/>
-          <w:szCs w:val="18"/>
-          <w:bdr w:val="single" w:sz="2" w:space="0" w:color="E5E7EB" w:frame="1"/>
-          <w:shd w:val="clear" w:color="auto" w:fill="3C3C3C"/>
-          <w:lang w:val="en-US"/>
-        </w:rPr>
-      </w:pPr>
-    </w:p>
-    <w:p>
-      <w:pPr>
-        <w:rPr>
-          <w:rStyle w:val="HTML"/>
-          <w:rFonts w:ascii="Consolas" w:eastAsiaTheme="minorHAnsi" w:hAnsi="Consolas"/>
-          <w:b/>
-          <w:bCs/>
-          <w:color w:val="D0D0D0"/>
-          <w:sz w:val="18"/>
-          <w:szCs w:val="18"/>
-          <w:bdr w:val="single" w:sz="2" w:space="0" w:color="E5E7EB" w:frame="1"/>
-          <w:shd w:val="clear" w:color="auto" w:fill="3C3C3C"/>
-          <w:lang w:val="en-US"/>
-        </w:rPr>
-      </w:pPr>
-    </w:p>
-    <w:p>
-      <w:pPr>
-        <w:rPr>
-          <w:rStyle w:val="HTML"/>
-          <w:rFonts w:ascii="Consolas" w:eastAsiaTheme="minorHAnsi" w:hAnsi="Consolas"/>
-          <w:b/>
-          <w:bCs/>
-          <w:color w:val="D0D0D0"/>
-          <w:sz w:val="18"/>
-          <w:szCs w:val="18"/>
-          <w:bdr w:val="single" w:sz="2" w:space="0" w:color="E5E7EB" w:frame="1"/>
-          <w:shd w:val="clear" w:color="auto" w:fill="3C3C3C"/>
-          <w:lang w:val="en-US"/>
-        </w:rPr>
-      </w:pPr>
-    </w:p>
-    <w:p>
-      <w:pPr>
-        <w:rPr>
-          <w:rStyle w:val="HTML"/>
-          <w:rFonts w:ascii="Consolas" w:eastAsiaTheme="minorHAnsi" w:hAnsi="Consolas"/>
-          <w:b/>
-          <w:bCs/>
-          <w:color w:val="D0D0D0"/>
-          <w:sz w:val="18"/>
-          <w:szCs w:val="18"/>
-          <w:bdr w:val="single" w:sz="2" w:space="0" w:color="E5E7EB" w:frame="1"/>
-          <w:shd w:val="clear" w:color="auto" w:fill="3C3C3C"/>
-          <w:lang w:val="en-US"/>
-        </w:rPr>
-      </w:pPr>
-    </w:p>
-    <w:p>
-      <w:pPr>
-        <w:rPr>
-          <w:rStyle w:val="HTML"/>
-          <w:rFonts w:ascii="Consolas" w:eastAsiaTheme="minorHAnsi" w:hAnsi="Consolas"/>
-          <w:b/>
-          <w:bCs/>
-          <w:color w:val="D0D0D0"/>
-          <w:sz w:val="18"/>
-          <w:szCs w:val="18"/>
-          <w:bdr w:val="single" w:sz="2" w:space="0" w:color="E5E7EB" w:frame="1"/>
-          <w:shd w:val="clear" w:color="auto" w:fill="3C3C3C"/>
-          <w:lang w:val="en-US"/>
-        </w:rPr>
-      </w:pPr>
-    </w:p>
-    <w:p>
-      <w:pPr>
-        <w:rPr>
-          <w:rStyle w:val="HTML"/>
-          <w:rFonts w:ascii="Consolas" w:eastAsiaTheme="minorHAnsi" w:hAnsi="Consolas"/>
-          <w:b/>
-          <w:bCs/>
-          <w:color w:val="D0D0D0"/>
-          <w:sz w:val="18"/>
-          <w:szCs w:val="18"/>
-          <w:bdr w:val="single" w:sz="2" w:space="0" w:color="E5E7EB" w:frame="1"/>
-          <w:shd w:val="clear" w:color="auto" w:fill="3C3C3C"/>
-          <w:lang w:val="en-US"/>
-        </w:rPr>
-      </w:pPr>
-    </w:p>
-    <w:p>
-      <w:pPr>
-        <w:rPr>
-          <w:rStyle w:val="HTML"/>
-          <w:rFonts w:ascii="Consolas" w:eastAsiaTheme="minorHAnsi" w:hAnsi="Consolas"/>
-          <w:b/>
-          <w:bCs/>
-          <w:color w:val="D0D0D0"/>
-          <w:sz w:val="18"/>
-          <w:szCs w:val="18"/>
-          <w:bdr w:val="single" w:sz="2" w:space="0" w:color="E5E7EB" w:frame="1"/>
-          <w:shd w:val="clear" w:color="auto" w:fill="3C3C3C"/>
-          <w:lang w:val="en-US"/>
-        </w:rPr>
-      </w:pPr>
-    </w:p>
-    <w:p>
-      <w:pPr>
-        <w:rPr>
-          <w:rStyle w:val="HTML"/>
-          <w:rFonts w:ascii="Consolas" w:eastAsiaTheme="minorHAnsi" w:hAnsi="Consolas"/>
-          <w:b/>
-          <w:bCs/>
-          <w:color w:val="D0D0D0"/>
-          <w:sz w:val="18"/>
-          <w:szCs w:val="18"/>
-          <w:bdr w:val="single" w:sz="2" w:space="0" w:color="E5E7EB" w:frame="1"/>
-          <w:shd w:val="clear" w:color="auto" w:fill="3C3C3C"/>
-          <w:lang w:val="en-US"/>
-        </w:rPr>
-      </w:pPr>
-    </w:p>
-    <w:p>
-      <w:pPr>
-        <w:rPr>
-          <w:rStyle w:val="HTML"/>
-          <w:rFonts w:ascii="Consolas" w:eastAsiaTheme="minorHAnsi" w:hAnsi="Consolas"/>
-          <w:b/>
-          <w:bCs/>
-          <w:color w:val="D0D0D0"/>
-          <w:sz w:val="18"/>
-          <w:szCs w:val="18"/>
-          <w:bdr w:val="single" w:sz="2" w:space="0" w:color="E5E7EB" w:frame="1"/>
-          <w:shd w:val="clear" w:color="auto" w:fill="3C3C3C"/>
-          <w:lang w:val="en-US"/>
-        </w:rPr>
-      </w:pPr>
-    </w:p>
-    <w:p>
-      <w:pPr>
-        <w:rPr>
-          <w:rStyle w:val="HTML"/>
-          <w:rFonts w:ascii="Consolas" w:eastAsiaTheme="minorHAnsi" w:hAnsi="Consolas"/>
-          <w:b/>
-          <w:bCs/>
-          <w:color w:val="D0D0D0"/>
-          <w:sz w:val="18"/>
-          <w:szCs w:val="18"/>
-          <w:bdr w:val="single" w:sz="2" w:space="0" w:color="E5E7EB" w:frame="1"/>
-          <w:shd w:val="clear" w:color="auto" w:fill="3C3C3C"/>
-          <w:lang w:val="en-US"/>
-        </w:rPr>
-      </w:pPr>
-    </w:p>
-    <w:p>
-      <w:pPr>
-        <w:rPr>
-          <w:rStyle w:val="HTML"/>
-          <w:rFonts w:ascii="Consolas" w:eastAsiaTheme="minorHAnsi" w:hAnsi="Consolas"/>
-          <w:b/>
-          <w:bCs/>
-          <w:color w:val="D0D0D0"/>
-          <w:sz w:val="18"/>
-          <w:szCs w:val="18"/>
-          <w:bdr w:val="single" w:sz="2" w:space="0" w:color="E5E7EB" w:frame="1"/>
-          <w:shd w:val="clear" w:color="auto" w:fill="3C3C3C"/>
-          <w:lang w:val="en-US"/>
-        </w:rPr>
-      </w:pPr>
-    </w:p>
-    <w:p>
-      <w:pPr>
-        <w:rPr>
-          <w:rStyle w:val="HTML"/>
-          <w:rFonts w:ascii="Consolas" w:eastAsiaTheme="minorHAnsi" w:hAnsi="Consolas"/>
-          <w:b/>
-          <w:bCs/>
-          <w:color w:val="D0D0D0"/>
-          <w:sz w:val="18"/>
-          <w:szCs w:val="18"/>
-          <w:bdr w:val="single" w:sz="2" w:space="0" w:color="E5E7EB" w:frame="1"/>
-          <w:shd w:val="clear" w:color="auto" w:fill="3C3C3C"/>
-          <w:lang w:val="en-US"/>
-        </w:rPr>
-      </w:pPr>
-    </w:p>
-    <w:p>
-      <w:pPr>
-        <w:rPr>
-          <w:rStyle w:val="HTML"/>
-          <w:rFonts w:ascii="Consolas" w:eastAsiaTheme="minorHAnsi" w:hAnsi="Consolas"/>
-          <w:b/>
-          <w:bCs/>
-          <w:color w:val="D0D0D0"/>
-          <w:sz w:val="18"/>
-          <w:szCs w:val="18"/>
-          <w:bdr w:val="single" w:sz="2" w:space="0" w:color="E5E7EB" w:frame="1"/>
-          <w:shd w:val="clear" w:color="auto" w:fill="3C3C3C"/>
-          <w:lang w:val="en-US"/>
-        </w:rPr>
-      </w:pPr>
-    </w:p>
-    <w:p>
-      <w:pPr>
-        <w:rPr>
-          <w:rStyle w:val="HTML"/>
-          <w:rFonts w:ascii="Consolas" w:eastAsiaTheme="minorHAnsi" w:hAnsi="Consolas"/>
-          <w:b/>
-          <w:bCs/>
-          <w:color w:val="D0D0D0"/>
-          <w:sz w:val="18"/>
-          <w:szCs w:val="18"/>
-          <w:bdr w:val="single" w:sz="2" w:space="0" w:color="E5E7EB" w:frame="1"/>
-          <w:shd w:val="clear" w:color="auto" w:fill="3C3C3C"/>
-          <w:lang w:val="en-US"/>
-        </w:rPr>
-      </w:pPr>
-    </w:p>
-    <w:p>
-      <w:pPr>
-        <w:rPr>
-          <w:noProof/>
-          <w:lang w:val="en-US" w:bidi="ru-RU"/>
-        </w:rPr>
-      </w:pPr>
-      <w:r>
-        <w:rPr>
-          <w:noProof/>
-          <w:lang w:bidi="ru-RU"/>
-        </w:rPr>
-        <w:br w:type="page"/>
+        <w:t>}}</w:t>
       </w:r>
     </w:p>
     <w:p>
@@ -16644,15 +14601,6 @@
         <w:spacing w:before="360"/>
         <w:outlineLvl w:val="0"/>
         <w:rPr>
-          <w:color w:val="000000"/>
-          <w:sz w:val="28"/>
-          <w:szCs w:val="28"/>
-          <w:lang w:val="en-US"/>
-        </w:rPr>
-      </w:pPr>
-      <w:proofErr w:type="gramStart"/>
-      <w:r>
-        <w:rPr>
           <w:rFonts w:ascii="Times New Roman" w:eastAsiaTheme="majorEastAsia" w:hAnsi="Times New Roman" w:cs="Times New Roman"/>
           <w:b/>
           <w:caps/>
@@ -16662,1108 +14610,19 @@
           <w:szCs w:val="32"/>
           <w:lang w:val="en-US"/>
         </w:rPr>
-        <w:lastRenderedPageBreak/>
-        <w:t>4.</w:t>
-      </w:r>
+      </w:pPr>
+      <w:bookmarkStart w:id="8" w:name="_Hlk224051815"/>
       <w:r>
         <w:rPr>
           <w:rFonts w:ascii="Times New Roman" w:eastAsiaTheme="majorEastAsia" w:hAnsi="Times New Roman" w:cs="Times New Roman"/>
           <w:b/>
           <w:caps/>
+          <w:noProof/>
           <w:color w:val="107082" w:themeColor="accent2"/>
           <w:sz w:val="36"/>
           <w:szCs w:val="32"/>
           <w:lang w:val="en-US"/>
         </w:rPr>
-        <w:t>arxitektura</w:t>
-      </w:r>
-      <w:proofErr w:type="gramEnd"/>
-      <w:r>
-        <w:rPr>
-          <w:rFonts w:ascii="Times New Roman" w:eastAsiaTheme="majorEastAsia" w:hAnsi="Times New Roman" w:cs="Times New Roman"/>
-          <w:b/>
-          <w:caps/>
-          <w:color w:val="107082" w:themeColor="accent2"/>
-          <w:sz w:val="36"/>
-          <w:szCs w:val="32"/>
-          <w:lang w:val="en-US"/>
-        </w:rPr>
-        <w:t xml:space="preserve"> </w:t>
-      </w:r>
-      <w:r>
-        <w:rPr>
-          <w:rFonts w:ascii="Times New Roman" w:eastAsiaTheme="majorEastAsia" w:hAnsi="Times New Roman" w:cs="Times New Roman"/>
-          <w:b/>
-          <w:caps/>
-          <w:color w:val="107082" w:themeColor="accent2"/>
-          <w:sz w:val="36"/>
-          <w:szCs w:val="32"/>
-          <w:lang w:val="en-US"/>
-        </w:rPr>
-        <w:t>qurilish</w:t>
-      </w:r>
-      <w:r>
-        <w:rPr>
-          <w:rFonts w:ascii="Times New Roman" w:eastAsiaTheme="majorEastAsia" w:hAnsi="Times New Roman" w:cs="Times New Roman"/>
-          <w:b/>
-          <w:caps/>
-          <w:color w:val="107082" w:themeColor="accent2"/>
-          <w:sz w:val="36"/>
-          <w:szCs w:val="32"/>
-          <w:lang w:val="en-US"/>
-        </w:rPr>
-        <w:t xml:space="preserve"> </w:t>
-      </w:r>
-      <w:r>
-        <w:rPr>
-          <w:rFonts w:ascii="Times New Roman" w:eastAsiaTheme="majorEastAsia" w:hAnsi="Times New Roman" w:cs="Times New Roman"/>
-          <w:b/>
-          <w:caps/>
-          <w:color w:val="107082" w:themeColor="accent2"/>
-          <w:sz w:val="36"/>
-          <w:szCs w:val="32"/>
-          <w:lang w:val="en-US"/>
-        </w:rPr>
-        <w:t>va</w:t>
-      </w:r>
-      <w:r>
-        <w:rPr>
-          <w:rFonts w:ascii="Times New Roman" w:eastAsiaTheme="majorEastAsia" w:hAnsi="Times New Roman" w:cs="Times New Roman"/>
-          <w:b/>
-          <w:caps/>
-          <w:color w:val="107082" w:themeColor="accent2"/>
-          <w:sz w:val="36"/>
-          <w:szCs w:val="32"/>
-          <w:lang w:val="en-US"/>
-        </w:rPr>
-        <w:t xml:space="preserve"> </w:t>
-      </w:r>
-      <w:r>
-        <w:rPr>
-          <w:rFonts w:ascii="Times New Roman" w:eastAsiaTheme="majorEastAsia" w:hAnsi="Times New Roman" w:cs="Times New Roman"/>
-          <w:b/>
-          <w:caps/>
-          <w:color w:val="107082" w:themeColor="accent2"/>
-          <w:sz w:val="36"/>
-          <w:szCs w:val="32"/>
-          <w:lang w:val="en-US"/>
-        </w:rPr>
-        <w:t>texnik</w:t>
-      </w:r>
-      <w:r>
-        <w:rPr>
-          <w:rFonts w:ascii="Times New Roman" w:eastAsiaTheme="majorEastAsia" w:hAnsi="Times New Roman" w:cs="Times New Roman"/>
-          <w:b/>
-          <w:caps/>
-          <w:color w:val="107082" w:themeColor="accent2"/>
-          <w:sz w:val="36"/>
-          <w:szCs w:val="32"/>
-          <w:lang w:val="en-US"/>
-        </w:rPr>
-        <w:t xml:space="preserve"> </w:t>
-      </w:r>
-      <w:r>
-        <w:rPr>
-          <w:rFonts w:ascii="Times New Roman" w:eastAsiaTheme="majorEastAsia" w:hAnsi="Times New Roman" w:cs="Times New Roman"/>
-          <w:b/>
-          <w:caps/>
-          <w:color w:val="107082" w:themeColor="accent2"/>
-          <w:sz w:val="36"/>
-          <w:szCs w:val="32"/>
-          <w:lang w:val="en-US"/>
-        </w:rPr>
-        <w:t>texnologik</w:t>
-      </w:r>
-      <w:r>
-        <w:rPr>
-          <w:rFonts w:ascii="Times New Roman" w:eastAsiaTheme="majorEastAsia" w:hAnsi="Times New Roman" w:cs="Times New Roman"/>
-          <w:b/>
-          <w:caps/>
-          <w:color w:val="107082" w:themeColor="accent2"/>
-          <w:sz w:val="36"/>
-          <w:szCs w:val="32"/>
-          <w:lang w:val="en-US"/>
-        </w:rPr>
-        <w:t xml:space="preserve"> </w:t>
-      </w:r>
-      <w:r>
-        <w:rPr>
-          <w:rFonts w:ascii="Times New Roman" w:eastAsiaTheme="majorEastAsia" w:hAnsi="Times New Roman" w:cs="Times New Roman"/>
-          <w:b/>
-          <w:caps/>
-          <w:color w:val="107082" w:themeColor="accent2"/>
-          <w:sz w:val="36"/>
-          <w:szCs w:val="32"/>
-          <w:lang w:val="en-US"/>
-        </w:rPr>
-        <w:t>talablar</w:t>
-      </w:r>
-      <w:r>
-        <w:rPr>
-          <w:rFonts w:ascii="Times New Roman" w:eastAsiaTheme="majorEastAsia" w:hAnsi="Times New Roman" w:cs="Times New Roman"/>
-          <w:b/>
-          <w:caps/>
-          <w:color w:val="107082" w:themeColor="accent2"/>
-          <w:sz w:val="36"/>
-          <w:szCs w:val="32"/>
-          <w:lang w:val="en-US"/>
-        </w:rPr>
-        <w:t xml:space="preserve"> </w:t>
-      </w:r>
-    </w:p>
-    <w:p>
-      <w:pPr>
-        <w:pStyle w:val="aff"/>
-        <w:spacing w:line="288" w:lineRule="auto"/>
-        <w:ind w:firstLine="700"/>
-        <w:jc w:val="both"/>
-        <w:rPr>
-          <w:color w:val="000000"/>
-          <w:sz w:val="28"/>
-          <w:szCs w:val="28"/>
-          <w:lang w:val="en-US"/>
-        </w:rPr>
-      </w:pPr>
-    </w:p>
-    <w:p>
-      <w:pPr>
-        <w:pStyle w:val="a"/>
-        <w:numPr>
-          <w:ilvl w:val="0"/>
-          <w:numId w:val="0"/>
-        </w:numPr>
-        <w:ind w:left="340" w:firstLine="360"/>
-        <w:rPr>
-          <w:rFonts w:ascii="Times New Roman" w:hAnsi="Times New Roman" w:cs="Times New Roman"/>
-          <w:noProof/>
-          <w:sz w:val="28"/>
-          <w:szCs w:val="28"/>
-          <w:lang w:val="en-US"/>
-        </w:rPr>
-      </w:pPr>
-      <w:proofErr w:type="spellStart"/>
-      <w:r>
-        <w:rPr>
-          <w:rFonts w:ascii="Times New Roman" w:hAnsi="Times New Roman" w:cs="Times New Roman"/>
-          <w:b/>
-          <w:bCs/>
-          <w:color w:val="000000"/>
-          <w:sz w:val="28"/>
-          <w:szCs w:val="28"/>
-          <w:lang w:val="en-US"/>
-        </w:rPr>
-        <w:t>Ishlab</w:t>
-      </w:r>
-      <w:proofErr w:type="spellEnd"/>
-      <w:r>
-        <w:rPr>
-          <w:rFonts w:ascii="Times New Roman" w:hAnsi="Times New Roman" w:cs="Times New Roman"/>
-          <w:b/>
-          <w:bCs/>
-          <w:color w:val="000000"/>
-          <w:sz w:val="28"/>
-          <w:szCs w:val="28"/>
-          <w:lang w:val="en-US"/>
-        </w:rPr>
-        <w:t xml:space="preserve"> </w:t>
-      </w:r>
-      <w:proofErr w:type="spellStart"/>
-      <w:r>
-        <w:rPr>
-          <w:rFonts w:ascii="Times New Roman" w:hAnsi="Times New Roman" w:cs="Times New Roman"/>
-          <w:b/>
-          <w:bCs/>
-          <w:color w:val="000000"/>
-          <w:sz w:val="28"/>
-          <w:szCs w:val="28"/>
-          <w:lang w:val="en-US"/>
-        </w:rPr>
-        <w:t>chiqarish</w:t>
-      </w:r>
-      <w:proofErr w:type="spellEnd"/>
-      <w:r>
-        <w:rPr>
-          <w:rFonts w:ascii="Times New Roman" w:hAnsi="Times New Roman" w:cs="Times New Roman"/>
-          <w:b/>
-          <w:bCs/>
-          <w:color w:val="000000"/>
-          <w:sz w:val="28"/>
-          <w:szCs w:val="28"/>
-          <w:lang w:val="en-US"/>
-        </w:rPr>
-        <w:t xml:space="preserve"> </w:t>
-      </w:r>
-      <w:proofErr w:type="spellStart"/>
-      <w:r>
-        <w:rPr>
-          <w:rFonts w:ascii="Times New Roman" w:hAnsi="Times New Roman" w:cs="Times New Roman"/>
-          <w:b/>
-          <w:bCs/>
-          <w:color w:val="000000"/>
-          <w:sz w:val="28"/>
-          <w:szCs w:val="28"/>
-          <w:lang w:val="en-US"/>
-        </w:rPr>
-        <w:t>binosi</w:t>
-      </w:r>
-      <w:proofErr w:type="spellEnd"/>
-      <w:r>
-        <w:rPr>
-          <w:rFonts w:ascii="Times New Roman" w:hAnsi="Times New Roman" w:cs="Times New Roman"/>
-          <w:b/>
-          <w:bCs/>
-          <w:color w:val="000000"/>
-          <w:sz w:val="28"/>
-          <w:szCs w:val="28"/>
-          <w:lang w:val="en-US"/>
-        </w:rPr>
-        <w:t xml:space="preserve"> </w:t>
-      </w:r>
-      <w:proofErr w:type="spellStart"/>
-      <w:r>
-        <w:rPr>
-          <w:rFonts w:ascii="Times New Roman" w:hAnsi="Times New Roman" w:cs="Times New Roman"/>
-          <w:b/>
-          <w:bCs/>
-          <w:color w:val="000000"/>
-          <w:sz w:val="28"/>
-          <w:szCs w:val="28"/>
-          <w:lang w:val="en-US"/>
-        </w:rPr>
-        <w:t>manzili</w:t>
-      </w:r>
-      <w:proofErr w:type="spellEnd"/>
-      <w:r>
-        <w:rPr>
-          <w:rFonts w:ascii="Times New Roman" w:hAnsi="Times New Roman" w:cs="Times New Roman"/>
-          <w:b/>
-          <w:bCs/>
-          <w:color w:val="000000"/>
-          <w:sz w:val="28"/>
-          <w:szCs w:val="28"/>
-          <w:lang w:val="en-US"/>
-        </w:rPr>
-        <w:t xml:space="preserve">: </w:t>
-      </w:r>
-      <w:r>
-        <w:rPr>
-          <w:rFonts w:ascii="Times New Roman" w:eastAsia="Times New Roman" w:hAnsi="Times New Roman" w:cs="Times New Roman"/>
-          <w:color w:val="000000"/>
-          <w:sz w:val="28"/>
-          <w:szCs w:val="28"/>
-          <w:lang w:val="bg-BG"/>
-        </w:rPr>
-        <w:t>{{loyiha_nomi}}</w:t>
-      </w:r>
-      <w:r>
-        <w:rPr>
-          <w:rFonts w:ascii="Times New Roman" w:eastAsia="Times New Roman" w:hAnsi="Times New Roman" w:cs="Times New Roman"/>
-          <w:color w:val="000000"/>
-          <w:sz w:val="28"/>
-          <w:szCs w:val="28"/>
-          <w:lang w:val="en-US"/>
-        </w:rPr>
-        <w:t xml:space="preserve"> </w:t>
-      </w:r>
-      <w:r>
-        <w:rPr>
-          <w:rFonts w:ascii="Times New Roman" w:eastAsia="Times New Roman" w:hAnsi="Times New Roman" w:cs="Times New Roman"/>
-          <w:color w:val="auto"/>
-          <w:szCs w:val="28"/>
-          <w:lang w:val="uz-Cyrl-UZ" w:eastAsia="ru-RU"/>
-        </w:rPr>
-        <w:t>{{manzil}}</w:t>
-      </w:r>
-      <w:r>
-        <w:rPr>
-          <w:rFonts w:ascii="Times New Roman" w:eastAsia="Times New Roman" w:hAnsi="Times New Roman" w:cs="Times New Roman"/>
-          <w:color w:val="000000"/>
-          <w:sz w:val="28"/>
-          <w:szCs w:val="28"/>
-          <w:lang w:val="bg-BG"/>
-        </w:rPr>
-        <w:t xml:space="preserve"> joylashgan</w:t>
-      </w:r>
-      <w:r>
-        <w:rPr>
-          <w:rFonts w:ascii="Times New Roman" w:eastAsia="Times New Roman" w:hAnsi="Times New Roman" w:cs="Times New Roman"/>
-          <w:color w:val="000000"/>
-          <w:sz w:val="28"/>
-          <w:szCs w:val="28"/>
-          <w:lang w:val="en-US"/>
-        </w:rPr>
-        <w:t>.</w:t>
-      </w:r>
-      <w:r>
-        <w:rPr>
-          <w:rFonts w:ascii="Times New Roman" w:eastAsia="Times New Roman" w:hAnsi="Times New Roman" w:cs="Times New Roman"/>
-          <w:color w:val="000000"/>
-          <w:sz w:val="28"/>
-          <w:szCs w:val="28"/>
-          <w:lang w:val="bg-BG"/>
-        </w:rPr>
-        <w:tab/>
-      </w:r>
-    </w:p>
-    <w:p>
-      <w:pPr>
-        <w:pStyle w:val="aff"/>
-        <w:spacing w:line="288" w:lineRule="auto"/>
-        <w:ind w:firstLine="700"/>
-        <w:jc w:val="both"/>
-        <w:rPr>
-          <w:sz w:val="28"/>
-          <w:szCs w:val="28"/>
-        </w:rPr>
-      </w:pPr>
-      <w:r>
-        <w:rPr>
-          <w:color w:val="000000"/>
-          <w:sz w:val="28"/>
-          <w:szCs w:val="28"/>
-        </w:rPr>
-        <w:t>Joy loyiha talab qiladigan zarur muhandislik tarmoql</w:t>
-      </w:r>
-      <w:r>
-        <w:rPr>
-          <w:color w:val="000000"/>
-          <w:sz w:val="28"/>
-          <w:szCs w:val="28"/>
-        </w:rPr>
-        <w:t>ari va kommunikatsiyalari bilan</w:t>
-      </w:r>
-      <w:r>
-        <w:rPr>
-          <w:color w:val="000000"/>
-          <w:sz w:val="28"/>
-          <w:szCs w:val="28"/>
-          <w:lang w:val="en-US"/>
-        </w:rPr>
-        <w:t xml:space="preserve"> </w:t>
-      </w:r>
-      <w:r>
-        <w:rPr>
-          <w:color w:val="000000"/>
-          <w:sz w:val="28"/>
-          <w:szCs w:val="28"/>
-        </w:rPr>
-        <w:t>jihozlangan. Mavjud binolar yaxshi holatda. Korxona joylashgan butun hudud</w:t>
-      </w:r>
-      <w:r>
-        <w:rPr>
-          <w:color w:val="000000"/>
-          <w:sz w:val="28"/>
-          <w:szCs w:val="28"/>
-        </w:rPr>
-        <w:br/>
-        <w:t>obodonlashtirilgan:</w:t>
-      </w:r>
-    </w:p>
-    <w:p>
-      <w:pPr>
-        <w:pStyle w:val="a"/>
-        <w:spacing w:after="0"/>
-        <w:ind w:left="0" w:firstLine="426"/>
-        <w:rPr>
-          <w:rFonts w:ascii="Times New Roman" w:hAnsi="Times New Roman" w:cs="Times New Roman"/>
-          <w:noProof/>
-          <w:color w:val="000000" w:themeColor="text1"/>
-          <w:sz w:val="28"/>
-          <w:szCs w:val="28"/>
-          <w:lang w:val="en-US"/>
-        </w:rPr>
-      </w:pPr>
-      <w:r>
-        <w:rPr>
-          <w:rFonts w:ascii="Times New Roman" w:hAnsi="Times New Roman" w:cs="Times New Roman"/>
-          <w:noProof/>
-          <w:color w:val="000000" w:themeColor="text1"/>
-          <w:sz w:val="28"/>
-          <w:szCs w:val="28"/>
-          <w:lang w:val="en-US"/>
-        </w:rPr>
-        <w:t>kirish yo‘li asfaltlangan;</w:t>
-      </w:r>
-    </w:p>
-    <w:p>
-      <w:pPr>
-        <w:pStyle w:val="a"/>
-        <w:spacing w:after="0"/>
-        <w:ind w:left="0" w:firstLine="426"/>
-        <w:rPr>
-          <w:rFonts w:ascii="Times New Roman" w:hAnsi="Times New Roman" w:cs="Times New Roman"/>
-          <w:noProof/>
-          <w:color w:val="000000" w:themeColor="text1"/>
-          <w:sz w:val="28"/>
-          <w:szCs w:val="28"/>
-          <w:lang w:val="en-US"/>
-        </w:rPr>
-      </w:pPr>
-      <w:r>
-        <w:rPr>
-          <w:rFonts w:ascii="Times New Roman" w:hAnsi="Times New Roman" w:cs="Times New Roman"/>
-          <w:noProof/>
-          <w:color w:val="000000" w:themeColor="text1"/>
-          <w:sz w:val="28"/>
-          <w:szCs w:val="28"/>
-          <w:lang w:val="en-US"/>
-        </w:rPr>
-        <w:t>perimetr atrofida yashil maydonlar mavjud;</w:t>
-      </w:r>
-    </w:p>
-    <w:p>
-      <w:pPr>
-        <w:pStyle w:val="a"/>
-        <w:spacing w:after="0"/>
-        <w:ind w:left="0" w:firstLine="426"/>
-        <w:rPr>
-          <w:rFonts w:ascii="Times New Roman" w:hAnsi="Times New Roman" w:cs="Times New Roman"/>
-          <w:noProof/>
-          <w:color w:val="000000" w:themeColor="text1"/>
-          <w:sz w:val="28"/>
-          <w:szCs w:val="28"/>
-          <w:lang w:val="en-US"/>
-        </w:rPr>
-      </w:pPr>
-      <w:r>
-        <w:rPr>
-          <w:rFonts w:ascii="Times New Roman" w:hAnsi="Times New Roman" w:cs="Times New Roman"/>
-          <w:noProof/>
-          <w:color w:val="000000" w:themeColor="text1"/>
-          <w:sz w:val="28"/>
-          <w:szCs w:val="28"/>
-          <w:lang w:val="en-US"/>
-        </w:rPr>
-        <w:t>hudud elektr energiyasi bilan ta’minlangan;</w:t>
-      </w:r>
-    </w:p>
-    <w:p>
-      <w:pPr>
-        <w:pStyle w:val="a"/>
-        <w:spacing w:after="0"/>
-        <w:ind w:left="0" w:firstLine="426"/>
-        <w:rPr>
-          <w:rFonts w:ascii="Times New Roman" w:hAnsi="Times New Roman" w:cs="Times New Roman"/>
-          <w:noProof/>
-          <w:color w:val="000000" w:themeColor="text1"/>
-          <w:sz w:val="28"/>
-          <w:szCs w:val="28"/>
-          <w:lang w:val="en-US"/>
-        </w:rPr>
-      </w:pPr>
-      <w:r>
-        <w:rPr>
-          <w:rFonts w:ascii="Times New Roman" w:hAnsi="Times New Roman" w:cs="Times New Roman"/>
-          <w:noProof/>
-          <w:color w:val="000000" w:themeColor="text1"/>
-          <w:sz w:val="28"/>
-          <w:szCs w:val="28"/>
-          <w:lang w:val="en-US"/>
-        </w:rPr>
-        <w:t>ichimlik va texnik suv tarmog‘i mavjud;</w:t>
-      </w:r>
-    </w:p>
-    <w:p>
-      <w:pPr>
-        <w:pStyle w:val="a"/>
-        <w:spacing w:after="0"/>
-        <w:ind w:left="0" w:firstLine="426"/>
-        <w:rPr>
-          <w:rFonts w:ascii="Times New Roman" w:hAnsi="Times New Roman" w:cs="Times New Roman"/>
-          <w:noProof/>
-          <w:color w:val="000000" w:themeColor="text1"/>
-          <w:sz w:val="28"/>
-          <w:szCs w:val="28"/>
-          <w:lang w:val="en-US"/>
-        </w:rPr>
-      </w:pPr>
-      <w:r>
-        <w:rPr>
-          <w:rFonts w:ascii="Times New Roman" w:hAnsi="Times New Roman" w:cs="Times New Roman"/>
-          <w:noProof/>
-          <w:color w:val="000000" w:themeColor="text1"/>
-          <w:sz w:val="28"/>
-          <w:szCs w:val="28"/>
-          <w:lang w:val="en-US"/>
-        </w:rPr>
-        <w:t>kanalizatsiya tizimi mavjud;</w:t>
-      </w:r>
-    </w:p>
-    <w:p>
-      <w:pPr>
-        <w:pStyle w:val="a"/>
-        <w:spacing w:after="0"/>
-        <w:ind w:left="0" w:firstLine="426"/>
-        <w:rPr>
-          <w:rFonts w:ascii="Times New Roman" w:hAnsi="Times New Roman" w:cs="Times New Roman"/>
-          <w:noProof/>
-          <w:color w:val="000000" w:themeColor="text1"/>
-          <w:sz w:val="28"/>
-          <w:szCs w:val="28"/>
-          <w:lang w:val="en-US"/>
-        </w:rPr>
-      </w:pPr>
-      <w:r>
-        <w:rPr>
-          <w:rFonts w:ascii="Times New Roman" w:hAnsi="Times New Roman" w:cs="Times New Roman"/>
-          <w:noProof/>
-          <w:color w:val="000000" w:themeColor="text1"/>
-          <w:sz w:val="28"/>
-          <w:szCs w:val="28"/>
-          <w:lang w:val="en-US"/>
-        </w:rPr>
-        <w:t>hudud tashqi yoritish tizimi bilan ta’minlangan;</w:t>
-      </w:r>
-    </w:p>
-    <w:p>
-      <w:pPr>
-        <w:pStyle w:val="a"/>
-        <w:spacing w:after="0"/>
-        <w:ind w:left="0" w:firstLine="426"/>
-        <w:rPr>
-          <w:rFonts w:ascii="Times New Roman" w:hAnsi="Times New Roman" w:cs="Times New Roman"/>
-          <w:noProof/>
-          <w:color w:val="000000" w:themeColor="text1"/>
-          <w:sz w:val="28"/>
-          <w:szCs w:val="28"/>
-          <w:lang w:val="en-US"/>
-        </w:rPr>
-      </w:pPr>
-      <w:r>
-        <w:rPr>
-          <w:rFonts w:ascii="Times New Roman" w:hAnsi="Times New Roman" w:cs="Times New Roman"/>
-          <w:noProof/>
-          <w:color w:val="000000" w:themeColor="text1"/>
-          <w:sz w:val="28"/>
-          <w:szCs w:val="28"/>
-          <w:lang w:val="en-US"/>
-        </w:rPr>
-        <w:t>yuk tashish transportlari uchun qulay kirish yo‘laklari mavjud;</w:t>
-      </w:r>
-    </w:p>
-    <w:p>
-      <w:pPr>
-        <w:pStyle w:val="a"/>
-        <w:spacing w:after="0"/>
-        <w:ind w:left="0" w:firstLine="426"/>
-        <w:rPr>
-          <w:rFonts w:ascii="Times New Roman" w:hAnsi="Times New Roman" w:cs="Times New Roman"/>
-          <w:noProof/>
-          <w:color w:val="000000" w:themeColor="text1"/>
-          <w:sz w:val="28"/>
-          <w:szCs w:val="28"/>
-          <w:lang w:val="en-US"/>
-        </w:rPr>
-      </w:pPr>
-      <w:r>
-        <w:rPr>
-          <w:rFonts w:ascii="Times New Roman" w:hAnsi="Times New Roman" w:cs="Times New Roman"/>
-          <w:noProof/>
-          <w:color w:val="000000" w:themeColor="text1"/>
-          <w:sz w:val="28"/>
-          <w:szCs w:val="28"/>
-          <w:lang w:val="en-US"/>
-        </w:rPr>
-        <w:t>hudud sanitariya va yong‘in xavfsizligi talablariga javob beradi.</w:t>
-      </w:r>
-    </w:p>
-    <w:p>
-      <w:pPr>
-        <w:pStyle w:val="a"/>
-        <w:numPr>
-          <w:ilvl w:val="0"/>
-          <w:numId w:val="0"/>
-        </w:numPr>
-        <w:ind w:left="785"/>
-        <w:rPr>
-          <w:rStyle w:val="HTML"/>
-          <w:rFonts w:ascii="Consolas" w:eastAsiaTheme="minorHAnsi" w:hAnsi="Consolas"/>
-          <w:b/>
-          <w:bCs/>
-          <w:color w:val="D0D0D0"/>
-          <w:sz w:val="18"/>
-          <w:szCs w:val="18"/>
-          <w:bdr w:val="single" w:sz="2" w:space="0" w:color="E5E7EB" w:frame="1"/>
-          <w:shd w:val="clear" w:color="auto" w:fill="3C3C3C"/>
-          <w:lang w:val="en-US"/>
-        </w:rPr>
-      </w:pPr>
-      <w:r>
-        <w:rPr>
-          <w:rStyle w:val="HTML"/>
-          <w:rFonts w:ascii="Consolas" w:eastAsiaTheme="minorHAnsi" w:hAnsi="Consolas"/>
-          <w:b/>
-          <w:bCs/>
-          <w:color w:val="D0D0D0"/>
-          <w:sz w:val="18"/>
-          <w:szCs w:val="18"/>
-          <w:bdr w:val="single" w:sz="2" w:space="0" w:color="E5E7EB" w:frame="1"/>
-          <w:shd w:val="clear" w:color="auto" w:fill="3C3C3C"/>
-          <w:lang w:val="en-US"/>
-        </w:rPr>
-        <w:t>{{</w:t>
-      </w:r>
-      <w:proofErr w:type="spellStart"/>
-      <w:r>
-        <w:rPr>
-          <w:rStyle w:val="HTML"/>
-          <w:rFonts w:ascii="Consolas" w:eastAsiaTheme="minorHAnsi" w:hAnsi="Consolas"/>
-          <w:b/>
-          <w:bCs/>
-          <w:color w:val="D0D0D0"/>
-          <w:sz w:val="18"/>
-          <w:szCs w:val="18"/>
-          <w:bdr w:val="single" w:sz="2" w:space="0" w:color="E5E7EB" w:frame="1"/>
-          <w:shd w:val="clear" w:color="auto" w:fill="3C3C3C"/>
-          <w:lang w:val="en-US"/>
-        </w:rPr>
-        <w:t>texnik_tahlil</w:t>
-      </w:r>
-      <w:proofErr w:type="spellEnd"/>
-      <w:r>
-        <w:rPr>
-          <w:rStyle w:val="HTML"/>
-          <w:rFonts w:ascii="Consolas" w:eastAsiaTheme="minorHAnsi" w:hAnsi="Consolas"/>
-          <w:b/>
-          <w:bCs/>
-          <w:color w:val="D0D0D0"/>
-          <w:sz w:val="18"/>
-          <w:szCs w:val="18"/>
-          <w:bdr w:val="single" w:sz="2" w:space="0" w:color="E5E7EB" w:frame="1"/>
-          <w:shd w:val="clear" w:color="auto" w:fill="3C3C3C"/>
-          <w:lang w:val="en-US"/>
-        </w:rPr>
-        <w:t>}}</w:t>
-      </w:r>
-    </w:p>
-    <w:p>
-      <w:pPr>
-        <w:pStyle w:val="a"/>
-        <w:numPr>
-          <w:ilvl w:val="0"/>
-          <w:numId w:val="0"/>
-        </w:numPr>
-        <w:ind w:left="785"/>
-        <w:rPr>
-          <w:rStyle w:val="HTML"/>
-          <w:rFonts w:ascii="Consolas" w:eastAsiaTheme="minorHAnsi" w:hAnsi="Consolas"/>
-          <w:b/>
-          <w:bCs/>
-          <w:color w:val="D0D0D0"/>
-          <w:sz w:val="18"/>
-          <w:szCs w:val="18"/>
-          <w:bdr w:val="single" w:sz="2" w:space="0" w:color="E5E7EB" w:frame="1"/>
-          <w:shd w:val="clear" w:color="auto" w:fill="3C3C3C"/>
-          <w:lang w:val="en-US"/>
-        </w:rPr>
-      </w:pPr>
-    </w:p>
-    <w:p>
-      <w:pPr>
-        <w:pStyle w:val="a"/>
-        <w:numPr>
-          <w:ilvl w:val="0"/>
-          <w:numId w:val="0"/>
-        </w:numPr>
-        <w:ind w:left="785"/>
-        <w:rPr>
-          <w:rStyle w:val="HTML"/>
-          <w:rFonts w:ascii="Consolas" w:eastAsiaTheme="minorHAnsi" w:hAnsi="Consolas"/>
-          <w:b/>
-          <w:bCs/>
-          <w:color w:val="D0D0D0"/>
-          <w:sz w:val="18"/>
-          <w:szCs w:val="18"/>
-          <w:bdr w:val="single" w:sz="2" w:space="0" w:color="E5E7EB" w:frame="1"/>
-          <w:shd w:val="clear" w:color="auto" w:fill="3C3C3C"/>
-          <w:lang w:val="en-US"/>
-        </w:rPr>
-      </w:pPr>
-    </w:p>
-    <w:p>
-      <w:pPr>
-        <w:pStyle w:val="a"/>
-        <w:numPr>
-          <w:ilvl w:val="0"/>
-          <w:numId w:val="0"/>
-        </w:numPr>
-        <w:ind w:left="785"/>
-        <w:rPr>
-          <w:rStyle w:val="HTML"/>
-          <w:rFonts w:ascii="Consolas" w:eastAsiaTheme="minorHAnsi" w:hAnsi="Consolas"/>
-          <w:b/>
-          <w:bCs/>
-          <w:color w:val="D0D0D0"/>
-          <w:sz w:val="18"/>
-          <w:szCs w:val="18"/>
-          <w:bdr w:val="single" w:sz="2" w:space="0" w:color="E5E7EB" w:frame="1"/>
-          <w:shd w:val="clear" w:color="auto" w:fill="3C3C3C"/>
-          <w:lang w:val="en-US"/>
-        </w:rPr>
-      </w:pPr>
-    </w:p>
-    <w:p>
-      <w:pPr>
-        <w:pStyle w:val="a"/>
-        <w:numPr>
-          <w:ilvl w:val="0"/>
-          <w:numId w:val="0"/>
-        </w:numPr>
-        <w:ind w:left="785"/>
-        <w:rPr>
-          <w:rStyle w:val="HTML"/>
-          <w:rFonts w:ascii="Consolas" w:eastAsiaTheme="minorHAnsi" w:hAnsi="Consolas"/>
-          <w:b/>
-          <w:bCs/>
-          <w:color w:val="D0D0D0"/>
-          <w:sz w:val="18"/>
-          <w:szCs w:val="18"/>
-          <w:bdr w:val="single" w:sz="2" w:space="0" w:color="E5E7EB" w:frame="1"/>
-          <w:shd w:val="clear" w:color="auto" w:fill="3C3C3C"/>
-          <w:lang w:val="en-US"/>
-        </w:rPr>
-      </w:pPr>
-    </w:p>
-    <w:p>
-      <w:pPr>
-        <w:pStyle w:val="a"/>
-        <w:numPr>
-          <w:ilvl w:val="0"/>
-          <w:numId w:val="0"/>
-        </w:numPr>
-        <w:ind w:left="785"/>
-        <w:rPr>
-          <w:rStyle w:val="HTML"/>
-          <w:rFonts w:ascii="Consolas" w:eastAsiaTheme="minorHAnsi" w:hAnsi="Consolas"/>
-          <w:b/>
-          <w:bCs/>
-          <w:color w:val="D0D0D0"/>
-          <w:sz w:val="18"/>
-          <w:szCs w:val="18"/>
-          <w:bdr w:val="single" w:sz="2" w:space="0" w:color="E5E7EB" w:frame="1"/>
-          <w:shd w:val="clear" w:color="auto" w:fill="3C3C3C"/>
-          <w:lang w:val="en-US"/>
-        </w:rPr>
-      </w:pPr>
-    </w:p>
-    <w:p>
-      <w:pPr>
-        <w:pStyle w:val="a"/>
-        <w:numPr>
-          <w:ilvl w:val="0"/>
-          <w:numId w:val="0"/>
-        </w:numPr>
-        <w:ind w:left="785"/>
-        <w:rPr>
-          <w:rStyle w:val="HTML"/>
-          <w:rFonts w:ascii="Consolas" w:eastAsiaTheme="minorHAnsi" w:hAnsi="Consolas"/>
-          <w:b/>
-          <w:bCs/>
-          <w:color w:val="D0D0D0"/>
-          <w:sz w:val="18"/>
-          <w:szCs w:val="18"/>
-          <w:bdr w:val="single" w:sz="2" w:space="0" w:color="E5E7EB" w:frame="1"/>
-          <w:shd w:val="clear" w:color="auto" w:fill="3C3C3C"/>
-          <w:lang w:val="en-US"/>
-        </w:rPr>
-      </w:pPr>
-    </w:p>
-    <w:p>
-      <w:pPr>
-        <w:pStyle w:val="a"/>
-        <w:numPr>
-          <w:ilvl w:val="0"/>
-          <w:numId w:val="0"/>
-        </w:numPr>
-        <w:ind w:left="785"/>
-        <w:rPr>
-          <w:rStyle w:val="HTML"/>
-          <w:rFonts w:ascii="Consolas" w:eastAsiaTheme="minorHAnsi" w:hAnsi="Consolas"/>
-          <w:b/>
-          <w:bCs/>
-          <w:color w:val="D0D0D0"/>
-          <w:sz w:val="18"/>
-          <w:szCs w:val="18"/>
-          <w:bdr w:val="single" w:sz="2" w:space="0" w:color="E5E7EB" w:frame="1"/>
-          <w:shd w:val="clear" w:color="auto" w:fill="3C3C3C"/>
-          <w:lang w:val="en-US"/>
-        </w:rPr>
-      </w:pPr>
-    </w:p>
-    <w:p>
-      <w:pPr>
-        <w:pStyle w:val="a"/>
-        <w:numPr>
-          <w:ilvl w:val="0"/>
-          <w:numId w:val="0"/>
-        </w:numPr>
-        <w:ind w:left="785"/>
-        <w:rPr>
-          <w:rStyle w:val="HTML"/>
-          <w:rFonts w:ascii="Consolas" w:eastAsiaTheme="minorHAnsi" w:hAnsi="Consolas"/>
-          <w:b/>
-          <w:bCs/>
-          <w:color w:val="D0D0D0"/>
-          <w:sz w:val="18"/>
-          <w:szCs w:val="18"/>
-          <w:bdr w:val="single" w:sz="2" w:space="0" w:color="E5E7EB" w:frame="1"/>
-          <w:shd w:val="clear" w:color="auto" w:fill="3C3C3C"/>
-          <w:lang w:val="en-US"/>
-        </w:rPr>
-      </w:pPr>
-    </w:p>
-    <w:p>
-      <w:pPr>
-        <w:pStyle w:val="a"/>
-        <w:numPr>
-          <w:ilvl w:val="0"/>
-          <w:numId w:val="0"/>
-        </w:numPr>
-        <w:ind w:left="785"/>
-        <w:rPr>
-          <w:rStyle w:val="HTML"/>
-          <w:rFonts w:ascii="Consolas" w:eastAsiaTheme="minorHAnsi" w:hAnsi="Consolas"/>
-          <w:b/>
-          <w:bCs/>
-          <w:color w:val="D0D0D0"/>
-          <w:sz w:val="18"/>
-          <w:szCs w:val="18"/>
-          <w:bdr w:val="single" w:sz="2" w:space="0" w:color="E5E7EB" w:frame="1"/>
-          <w:shd w:val="clear" w:color="auto" w:fill="3C3C3C"/>
-          <w:lang w:val="en-US"/>
-        </w:rPr>
-      </w:pPr>
-    </w:p>
-    <w:p>
-      <w:pPr>
-        <w:pStyle w:val="a"/>
-        <w:numPr>
-          <w:ilvl w:val="0"/>
-          <w:numId w:val="0"/>
-        </w:numPr>
-        <w:ind w:left="785"/>
-        <w:rPr>
-          <w:rStyle w:val="HTML"/>
-          <w:rFonts w:ascii="Consolas" w:eastAsiaTheme="minorHAnsi" w:hAnsi="Consolas"/>
-          <w:b/>
-          <w:bCs/>
-          <w:color w:val="D0D0D0"/>
-          <w:sz w:val="18"/>
-          <w:szCs w:val="18"/>
-          <w:bdr w:val="single" w:sz="2" w:space="0" w:color="E5E7EB" w:frame="1"/>
-          <w:shd w:val="clear" w:color="auto" w:fill="3C3C3C"/>
-          <w:lang w:val="en-US"/>
-        </w:rPr>
-      </w:pPr>
-    </w:p>
-    <w:p>
-      <w:pPr>
-        <w:pStyle w:val="a"/>
-        <w:numPr>
-          <w:ilvl w:val="0"/>
-          <w:numId w:val="0"/>
-        </w:numPr>
-        <w:ind w:left="785"/>
-        <w:rPr>
-          <w:rStyle w:val="HTML"/>
-          <w:rFonts w:ascii="Consolas" w:eastAsiaTheme="minorHAnsi" w:hAnsi="Consolas"/>
-          <w:b/>
-          <w:bCs/>
-          <w:color w:val="D0D0D0"/>
-          <w:sz w:val="18"/>
-          <w:szCs w:val="18"/>
-          <w:bdr w:val="single" w:sz="2" w:space="0" w:color="E5E7EB" w:frame="1"/>
-          <w:shd w:val="clear" w:color="auto" w:fill="3C3C3C"/>
-          <w:lang w:val="en-US"/>
-        </w:rPr>
-      </w:pPr>
-    </w:p>
-    <w:p>
-      <w:pPr>
-        <w:pStyle w:val="a"/>
-        <w:numPr>
-          <w:ilvl w:val="0"/>
-          <w:numId w:val="0"/>
-        </w:numPr>
-        <w:ind w:left="785"/>
-        <w:rPr>
-          <w:rStyle w:val="HTML"/>
-          <w:rFonts w:ascii="Consolas" w:eastAsiaTheme="minorHAnsi" w:hAnsi="Consolas"/>
-          <w:b/>
-          <w:bCs/>
-          <w:color w:val="D0D0D0"/>
-          <w:sz w:val="18"/>
-          <w:szCs w:val="18"/>
-          <w:bdr w:val="single" w:sz="2" w:space="0" w:color="E5E7EB" w:frame="1"/>
-          <w:shd w:val="clear" w:color="auto" w:fill="3C3C3C"/>
-          <w:lang w:val="en-US"/>
-        </w:rPr>
-      </w:pPr>
-    </w:p>
-    <w:p>
-      <w:pPr>
-        <w:pStyle w:val="a"/>
-        <w:numPr>
-          <w:ilvl w:val="0"/>
-          <w:numId w:val="0"/>
-        </w:numPr>
-        <w:ind w:left="785"/>
-        <w:rPr>
-          <w:rStyle w:val="HTML"/>
-          <w:rFonts w:ascii="Consolas" w:eastAsiaTheme="minorHAnsi" w:hAnsi="Consolas"/>
-          <w:b/>
-          <w:bCs/>
-          <w:color w:val="D0D0D0"/>
-          <w:sz w:val="18"/>
-          <w:szCs w:val="18"/>
-          <w:bdr w:val="single" w:sz="2" w:space="0" w:color="E5E7EB" w:frame="1"/>
-          <w:shd w:val="clear" w:color="auto" w:fill="3C3C3C"/>
-          <w:lang w:val="en-US"/>
-        </w:rPr>
-      </w:pPr>
-    </w:p>
-    <w:p>
-      <w:pPr>
-        <w:pStyle w:val="a"/>
-        <w:numPr>
-          <w:ilvl w:val="0"/>
-          <w:numId w:val="0"/>
-        </w:numPr>
-        <w:ind w:left="785"/>
-        <w:rPr>
-          <w:rStyle w:val="HTML"/>
-          <w:rFonts w:ascii="Consolas" w:eastAsiaTheme="minorHAnsi" w:hAnsi="Consolas"/>
-          <w:b/>
-          <w:bCs/>
-          <w:color w:val="D0D0D0"/>
-          <w:sz w:val="18"/>
-          <w:szCs w:val="18"/>
-          <w:bdr w:val="single" w:sz="2" w:space="0" w:color="E5E7EB" w:frame="1"/>
-          <w:shd w:val="clear" w:color="auto" w:fill="3C3C3C"/>
-          <w:lang w:val="en-US"/>
-        </w:rPr>
-      </w:pPr>
-    </w:p>
-    <w:p>
-      <w:pPr>
-        <w:pStyle w:val="a"/>
-        <w:numPr>
-          <w:ilvl w:val="0"/>
-          <w:numId w:val="0"/>
-        </w:numPr>
-        <w:ind w:left="785"/>
-        <w:rPr>
-          <w:rStyle w:val="HTML"/>
-          <w:rFonts w:ascii="Consolas" w:eastAsiaTheme="minorHAnsi" w:hAnsi="Consolas"/>
-          <w:b/>
-          <w:bCs/>
-          <w:color w:val="D0D0D0"/>
-          <w:sz w:val="18"/>
-          <w:szCs w:val="18"/>
-          <w:bdr w:val="single" w:sz="2" w:space="0" w:color="E5E7EB" w:frame="1"/>
-          <w:shd w:val="clear" w:color="auto" w:fill="3C3C3C"/>
-          <w:lang w:val="en-US"/>
-        </w:rPr>
-      </w:pPr>
-    </w:p>
-    <w:p>
-      <w:pPr>
-        <w:pStyle w:val="a"/>
-        <w:numPr>
-          <w:ilvl w:val="0"/>
-          <w:numId w:val="0"/>
-        </w:numPr>
-        <w:ind w:left="785"/>
-        <w:rPr>
-          <w:rStyle w:val="HTML"/>
-          <w:rFonts w:ascii="Consolas" w:eastAsiaTheme="minorHAnsi" w:hAnsi="Consolas"/>
-          <w:b/>
-          <w:bCs/>
-          <w:color w:val="D0D0D0"/>
-          <w:sz w:val="18"/>
-          <w:szCs w:val="18"/>
-          <w:bdr w:val="single" w:sz="2" w:space="0" w:color="E5E7EB" w:frame="1"/>
-          <w:shd w:val="clear" w:color="auto" w:fill="3C3C3C"/>
-          <w:lang w:val="en-US"/>
-        </w:rPr>
-      </w:pPr>
-    </w:p>
-    <w:p>
-      <w:pPr>
-        <w:pStyle w:val="a"/>
-        <w:numPr>
-          <w:ilvl w:val="0"/>
-          <w:numId w:val="0"/>
-        </w:numPr>
-        <w:ind w:left="785"/>
-        <w:rPr>
-          <w:rStyle w:val="HTML"/>
-          <w:rFonts w:ascii="Consolas" w:eastAsiaTheme="minorHAnsi" w:hAnsi="Consolas"/>
-          <w:b/>
-          <w:bCs/>
-          <w:color w:val="D0D0D0"/>
-          <w:sz w:val="18"/>
-          <w:szCs w:val="18"/>
-          <w:bdr w:val="single" w:sz="2" w:space="0" w:color="E5E7EB" w:frame="1"/>
-          <w:shd w:val="clear" w:color="auto" w:fill="3C3C3C"/>
-          <w:lang w:val="en-US"/>
-        </w:rPr>
-      </w:pPr>
-    </w:p>
-    <w:p>
-      <w:pPr>
-        <w:pStyle w:val="a"/>
-        <w:numPr>
-          <w:ilvl w:val="0"/>
-          <w:numId w:val="0"/>
-        </w:numPr>
-        <w:ind w:left="785"/>
-        <w:rPr>
-          <w:noProof/>
-          <w:lang w:val="en-US" w:bidi="ru-RU"/>
-        </w:rPr>
-      </w:pPr>
-      <w:r>
-        <w:rPr>
-          <w:noProof/>
-          <w:lang w:val="en-US" w:bidi="ru-RU"/>
-        </w:rPr>
-        <w:br w:type="page"/>
-      </w:r>
-    </w:p>
-    <w:p>
-      <w:pPr>
-        <w:keepNext/>
-        <w:keepLines/>
-        <w:pBdr>
-          <w:bottom w:val="single" w:sz="24" w:space="4" w:color="F0CDA1" w:themeColor="accent1"/>
-        </w:pBdr>
-        <w:spacing w:before="360"/>
-        <w:outlineLvl w:val="0"/>
-        <w:rPr>
-          <w:rFonts w:ascii="Times New Roman" w:eastAsiaTheme="majorEastAsia" w:hAnsi="Times New Roman" w:cs="Times New Roman"/>
-          <w:b/>
-          <w:caps/>
-          <w:noProof/>
-          <w:color w:val="107082" w:themeColor="accent2"/>
-          <w:sz w:val="36"/>
-          <w:szCs w:val="32"/>
-          <w:lang w:val="en-US"/>
-        </w:rPr>
-      </w:pPr>
-      <w:bookmarkStart w:id="7" w:name="_Hlk224051815"/>
-      <w:r>
-        <w:rPr>
-          <w:rFonts w:ascii="Times New Roman" w:eastAsiaTheme="majorEastAsia" w:hAnsi="Times New Roman" w:cs="Times New Roman"/>
-          <w:b/>
-          <w:caps/>
-          <w:noProof/>
-          <w:color w:val="107082" w:themeColor="accent2"/>
-          <w:sz w:val="36"/>
-          <w:szCs w:val="32"/>
-          <w:lang w:val="en-US"/>
-        </w:rPr>
-        <w:lastRenderedPageBreak/>
         <w:t>5.</w:t>
       </w:r>
       <w:r>
@@ -17832,8 +14691,8 @@
           <w:lang w:val="en-US"/>
         </w:rPr>
       </w:pPr>
-      <w:bookmarkStart w:id="8" w:name="bookmark32"/>
-      <w:bookmarkEnd w:id="7"/>
+      <w:bookmarkStart w:id="9" w:name="bookmark32"/>
+      <w:bookmarkEnd w:id="8"/>
       <w:r>
         <w:rPr>
           <w:color w:val="000000"/>
@@ -17886,7 +14745,7 @@
         </w:rPr>
         <w:t>ta'siri</w:t>
       </w:r>
-      <w:bookmarkEnd w:id="8"/>
+      <w:bookmarkEnd w:id="9"/>
       <w:proofErr w:type="spellEnd"/>
     </w:p>
     <w:p>
@@ -18085,165 +14944,6 @@
           <w:lang w:val="bg-BG" w:eastAsia="ru-RU"/>
         </w:rPr>
         <w:t>.</w:t>
-      </w:r>
-    </w:p>
-    <w:p>
-      <w:pPr>
-        <w:rPr>
-          <w:noProof/>
-          <w:lang w:val="bg-BG" w:bidi="ru-RU"/>
-        </w:rPr>
-      </w:pPr>
-    </w:p>
-    <w:p>
-      <w:pPr>
-        <w:rPr>
-          <w:noProof/>
-          <w:lang w:val="bg-BG" w:bidi="ru-RU"/>
-        </w:rPr>
-      </w:pPr>
-    </w:p>
-    <w:p>
-      <w:pPr>
-        <w:rPr>
-          <w:noProof/>
-          <w:lang w:val="bg-BG" w:bidi="ru-RU"/>
-        </w:rPr>
-      </w:pPr>
-    </w:p>
-    <w:p>
-      <w:pPr>
-        <w:rPr>
-          <w:noProof/>
-          <w:lang w:val="bg-BG" w:bidi="ru-RU"/>
-        </w:rPr>
-      </w:pPr>
-    </w:p>
-    <w:p>
-      <w:pPr>
-        <w:rPr>
-          <w:noProof/>
-          <w:lang w:val="bg-BG" w:bidi="ru-RU"/>
-        </w:rPr>
-      </w:pPr>
-    </w:p>
-    <w:p>
-      <w:pPr>
-        <w:rPr>
-          <w:noProof/>
-          <w:lang w:val="bg-BG" w:bidi="ru-RU"/>
-        </w:rPr>
-      </w:pPr>
-    </w:p>
-    <w:p>
-      <w:pPr>
-        <w:rPr>
-          <w:noProof/>
-          <w:lang w:val="bg-BG" w:bidi="ru-RU"/>
-        </w:rPr>
-      </w:pPr>
-    </w:p>
-    <w:p>
-      <w:pPr>
-        <w:rPr>
-          <w:noProof/>
-          <w:lang w:val="bg-BG" w:bidi="ru-RU"/>
-        </w:rPr>
-      </w:pPr>
-    </w:p>
-    <w:p>
-      <w:pPr>
-        <w:rPr>
-          <w:noProof/>
-          <w:lang w:val="bg-BG" w:bidi="ru-RU"/>
-        </w:rPr>
-      </w:pPr>
-    </w:p>
-    <w:p>
-      <w:pPr>
-        <w:rPr>
-          <w:noProof/>
-          <w:lang w:val="bg-BG" w:bidi="ru-RU"/>
-        </w:rPr>
-      </w:pPr>
-    </w:p>
-    <w:p>
-      <w:pPr>
-        <w:rPr>
-          <w:noProof/>
-          <w:lang w:val="bg-BG" w:bidi="ru-RU"/>
-        </w:rPr>
-      </w:pPr>
-    </w:p>
-    <w:p>
-      <w:pPr>
-        <w:rPr>
-          <w:noProof/>
-          <w:lang w:val="bg-BG" w:bidi="ru-RU"/>
-        </w:rPr>
-      </w:pPr>
-    </w:p>
-    <w:p>
-      <w:pPr>
-        <w:rPr>
-          <w:noProof/>
-          <w:lang w:val="bg-BG" w:bidi="ru-RU"/>
-        </w:rPr>
-      </w:pPr>
-    </w:p>
-    <w:p>
-      <w:pPr>
-        <w:rPr>
-          <w:noProof/>
-          <w:lang w:val="bg-BG" w:bidi="ru-RU"/>
-        </w:rPr>
-      </w:pPr>
-    </w:p>
-    <w:p>
-      <w:pPr>
-        <w:rPr>
-          <w:noProof/>
-          <w:lang w:val="bg-BG" w:bidi="ru-RU"/>
-        </w:rPr>
-      </w:pPr>
-    </w:p>
-    <w:p>
-      <w:pPr>
-        <w:rPr>
-          <w:noProof/>
-          <w:lang w:val="bg-BG" w:bidi="ru-RU"/>
-        </w:rPr>
-      </w:pPr>
-    </w:p>
-    <w:p>
-      <w:pPr>
-        <w:rPr>
-          <w:noProof/>
-          <w:lang w:val="bg-BG" w:bidi="ru-RU"/>
-        </w:rPr>
-      </w:pPr>
-    </w:p>
-    <w:p>
-      <w:pPr>
-        <w:rPr>
-          <w:noProof/>
-          <w:lang w:val="bg-BG" w:bidi="ru-RU"/>
-        </w:rPr>
-      </w:pPr>
-    </w:p>
-    <w:p>
-      <w:pPr>
-        <w:rPr>
-          <w:noProof/>
-          <w:lang w:val="bg-BG" w:bidi="ru-RU"/>
-        </w:rPr>
-      </w:pPr>
-      <w:r>
-        <w:rPr>
-          <w:noProof/>
-          <w:lang w:val="bg-BG" w:bidi="ru-RU"/>
-        </w:rPr>
-        <w:br w:type="page"/>
       </w:r>
     </w:p>
     <w:p>
@@ -18264,7 +14964,7 @@
           <w:lang w:val="bg-BG"/>
         </w:rPr>
       </w:pPr>
-      <w:bookmarkStart w:id="9" w:name="_Hlk224051951"/>
+      <w:bookmarkStart w:id="10" w:name="_Hlk224051951"/>
       <w:r>
         <w:rPr>
           <w:rFonts w:ascii="Times New Roman" w:eastAsiaTheme="majorEastAsia" w:hAnsi="Times New Roman" w:cs="Times New Roman"/>
@@ -18276,7 +14976,6 @@
           <w:szCs w:val="32"/>
           <w:lang w:val="bg-BG"/>
         </w:rPr>
-        <w:lastRenderedPageBreak/>
         <w:t>6.</w:t>
       </w:r>
       <w:r>
@@ -18384,7 +15083,7 @@
         <w:t>rejasi</w:t>
       </w:r>
     </w:p>
-    <w:bookmarkEnd w:id="9"/>
+    <w:bookmarkEnd w:id="10"/>
     <w:p>
       <w:pPr>
         <w:pStyle w:val="a"/>
@@ -18597,6 +15296,7 @@
           <w:szCs w:val="28"/>
           <w:lang w:val="en-US"/>
         </w:rPr>
+        <w:lastRenderedPageBreak/>
         <w:t>Korxonada</w:t>
       </w:r>
       <w:r>
@@ -19818,18 +16518,13 @@
     </w:p>
     <w:p>
       <w:pPr>
-        <w:rPr>
-          <w:noProof/>
-          <w:lang w:val="bg-BG" w:bidi="ru-RU"/>
-        </w:rPr>
-      </w:pPr>
-      <w:r>
-        <w:rPr>
-          <w:noProof/>
-          <w:lang w:val="bg-BG" w:bidi="ru-RU"/>
-        </w:rPr>
-        <w:br w:type="page"/>
-      </w:r>
+        <w:spacing w:before="20" w:after="26"/>
+        <w:ind w:right="570" w:firstLine="340"/>
+        <w:rPr>
+          <w:noProof/>
+          <w:lang w:val="en-US" w:bidi="ru-RU"/>
+        </w:rPr>
+      </w:pPr>
     </w:p>
     <w:p>
       <w:pPr>
@@ -19851,7 +16546,6 @@
           <w:sz w:val="28"/>
           <w:lang w:val="uz-Cyrl-UZ"/>
         </w:rPr>
-        <w:lastRenderedPageBreak/>
         <w:t>6.2.</w:t>
       </w:r>
       <w:r>
@@ -20384,6 +17078,7 @@
           <w:sz w:val="28"/>
           <w:lang w:val="en-US"/>
         </w:rPr>
+        <w:lastRenderedPageBreak/>
         <w:t>7</w:t>
       </w:r>
       <w:r>
@@ -20540,29 +17235,6 @@
           <w:lang w:val="en-US"/>
         </w:rPr>
         <w:t>.</w:t>
-      </w:r>
-    </w:p>
-    <w:p>
-      <w:pPr>
-        <w:rPr>
-          <w:noProof/>
-          <w:lang w:val="en-US" w:bidi="ru-RU"/>
-        </w:rPr>
-      </w:pPr>
-    </w:p>
-    <w:p>
-      <w:pPr>
-        <w:rPr>
-          <w:noProof/>
-          <w:lang w:val="en-US" w:bidi="ru-RU"/>
-        </w:rPr>
-      </w:pPr>
-      <w:r>
-        <w:rPr>
-          <w:noProof/>
-          <w:lang w:val="en-US" w:bidi="ru-RU"/>
-        </w:rPr>
-        <w:br w:type="page"/>
       </w:r>
     </w:p>
     <w:p>
@@ -20600,7 +17272,6 @@
           <w:shd w:val="clear" w:color="auto" w:fill="3C3C3C"/>
           <w:lang w:val="en-US"/>
         </w:rPr>
-        <w:lastRenderedPageBreak/>
         <w:t>{{</w:t>
       </w:r>
       <w:proofErr w:type="spellStart"/>
@@ -20856,29 +17527,6 @@
     </w:p>
     <w:p>
       <w:pPr>
-        <w:rPr>
-          <w:noProof/>
-          <w:lang w:val="en-US" w:bidi="ru-RU"/>
-        </w:rPr>
-      </w:pPr>
-    </w:p>
-    <w:p>
-      <w:pPr>
-        <w:rPr>
-          <w:noProof/>
-          <w:lang w:val="en-US" w:bidi="ru-RU"/>
-        </w:rPr>
-      </w:pPr>
-      <w:r>
-        <w:rPr>
-          <w:noProof/>
-          <w:lang w:val="en-US" w:bidi="ru-RU"/>
-        </w:rPr>
-        <w:br w:type="page"/>
-      </w:r>
-    </w:p>
-    <w:p>
-      <w:pPr>
         <w:keepNext/>
         <w:keepLines/>
         <w:pBdr>
@@ -20905,7 +17553,6 @@
           <w:szCs w:val="32"/>
           <w:lang w:val="en-US"/>
         </w:rPr>
-        <w:lastRenderedPageBreak/>
         <w:t>7.</w:t>
       </w:r>
       <w:r>
@@ -21265,38 +17912,6 @@
           <w:lang w:val="en-US"/>
         </w:rPr>
         <w:t>{{xulosa}}</w:t>
-      </w:r>
-    </w:p>
-    <w:p>
-      <w:pPr>
-        <w:pStyle w:val="a"/>
-        <w:numPr>
-          <w:ilvl w:val="0"/>
-          <w:numId w:val="0"/>
-        </w:numPr>
-        <w:rPr>
-          <w:rFonts w:ascii="Times New Roman" w:hAnsi="Times New Roman" w:cs="Times New Roman"/>
-          <w:noProof/>
-          <w:color w:val="auto"/>
-          <w:sz w:val="28"/>
-          <w:szCs w:val="28"/>
-          <w:lang w:val="en-US"/>
-        </w:rPr>
-      </w:pPr>
-    </w:p>
-    <w:p>
-      <w:pPr>
-        <w:rPr>
-          <w:noProof/>
-          <w:lang w:val="en-US" w:bidi="ru-RU"/>
-        </w:rPr>
-      </w:pPr>
-      <w:r>
-        <w:rPr>
-          <w:noProof/>
-          <w:lang w:val="en-US" w:bidi="ru-RU"/>
-        </w:rPr>
-        <w:br w:type="page"/>
       </w:r>
     </w:p>
     <w:p>
@@ -21571,7 +18186,6 @@
           <w:lang w:val="en-US" w:eastAsia="ru-RU"/>
         </w:rPr>
       </w:pPr>
-      <w:bookmarkStart w:id="10" w:name="_GoBack"/>
       <w:r>
         <w:rPr>
           <w:rStyle w:val="HTML"/>
@@ -21616,7 +18230,6 @@
         </w:rPr>
         <w:t>}}</w:t>
       </w:r>
-      <w:bookmarkEnd w:id="10"/>
     </w:p>
     <w:sectPr>
       <w:headerReference w:type="default" r:id="rId12"/>
@@ -21726,7 +18339,7 @@
         <w:noProof/>
         <w:lang w:bidi="ru-RU"/>
       </w:rPr>
-      <w:t>22</w:t>
+      <w:t>2</w:t>
     </w:r>
     <w:r>
       <w:rPr>
@@ -21949,20 +18562,9 @@
             <w:sz w:val="28"/>
             <w:szCs w:val="28"/>
           </w:rPr>
-          <w:t>u</w:t>
+          <w:t>uz</w:t>
         </w:r>
         <w:proofErr w:type="spellEnd"/>
-        <w:r>
-          <w:rPr>
-            <w:rFonts w:ascii="Times New Roman" w:hAnsi="Times New Roman" w:cs="Times New Roman"/>
-            <w:b/>
-            <w:bCs/>
-            <w:color w:val="auto"/>
-            <w:sz w:val="28"/>
-            <w:szCs w:val="28"/>
-          </w:rPr>
-          <w:t>z</w:t>
-        </w:r>
       </w:sdtContent>
     </w:sdt>
     <w:r>
@@ -21987,7 +18589,7 @@
               <wp:docPr id="1" name="Текстовое поле 2">
                 <a:extLst xmlns:a="http://schemas.openxmlformats.org/drawingml/2006/main">
                   <a:ext uri="{C183D7F6-B498-43B3-948B-1728B52AA6E4}">
-                    <adec:decorative xmlns:adec="http://schemas.microsoft.com/office/drawing/2017/decorative" xmlns:w16se="http://schemas.microsoft.com/office/word/2015/wordml/symex" xmlns:w16sdtdh="http://schemas.microsoft.com/office/word/2020/wordml/sdtdatahash" xmlns:w16="http://schemas.microsoft.com/office/word/2018/wordml" xmlns:w16cid="http://schemas.microsoft.com/office/word/2016/wordml/cid" xmlns:w16cex="http://schemas.microsoft.com/office/word/2018/wordml/cex" xmlns:w15="http://schemas.microsoft.com/office/word/2012/wordml" xmlns:w="http://schemas.openxmlformats.org/wordprocessingml/2006/main" xmlns:w10="urn:schemas-microsoft-com:office:word" xmlns:v="urn:schemas-microsoft-com:vml" xmlns:o="urn:schemas-microsoft-com:office:office" xmlns:am3d="http://schemas.microsoft.com/office/drawing/2017/model3d" xmlns:aink="http://schemas.microsoft.com/office/drawing/2016/ink" xmlns:cx8="http://schemas.microsoft.com/office/drawing/2016/5/14/chartex" xmlns:cx7="http://schemas.microsoft.com/office/drawing/2016/5/13/chartex" xmlns:cx6="http://schemas.microsoft.com/office/drawing/2016/5/12/chartex" xmlns:cx5="http://schemas.microsoft.com/office/drawing/2016/5/11/chartex" xmlns:cx4="http://schemas.microsoft.com/office/drawing/2016/5/10/chartex" xmlns:cx3="http://schemas.microsoft.com/office/drawing/2016/5/9/chartex" xmlns:cx2="http://schemas.microsoft.com/office/drawing/2015/10/21/chartex" xmlns:cx1="http://schemas.microsoft.com/office/drawing/2015/9/8/chartex" xmlns:cx="http://schemas.microsoft.com/office/drawing/2014/chartex" xmlns="" val="1"/>
+                    <adec:decorative xmlns="" xmlns:cx="http://schemas.microsoft.com/office/drawing/2014/chartex" xmlns:cx1="http://schemas.microsoft.com/office/drawing/2015/9/8/chartex" xmlns:cx2="http://schemas.microsoft.com/office/drawing/2015/10/21/chartex" xmlns:cx3="http://schemas.microsoft.com/office/drawing/2016/5/9/chartex" xmlns:cx4="http://schemas.microsoft.com/office/drawing/2016/5/10/chartex" xmlns:cx5="http://schemas.microsoft.com/office/drawing/2016/5/11/chartex" xmlns:cx6="http://schemas.microsoft.com/office/drawing/2016/5/12/chartex" xmlns:cx7="http://schemas.microsoft.com/office/drawing/2016/5/13/chartex" xmlns:cx8="http://schemas.microsoft.com/office/drawing/2016/5/14/chartex" xmlns:aink="http://schemas.microsoft.com/office/drawing/2016/ink" xmlns:am3d="http://schemas.microsoft.com/office/drawing/2017/model3d" xmlns:o="urn:schemas-microsoft-com:office:office" xmlns:v="urn:schemas-microsoft-com:vml" xmlns:w10="urn:schemas-microsoft-com:office:word" xmlns:w="http://schemas.openxmlformats.org/wordprocessingml/2006/main" xmlns:w15="http://schemas.microsoft.com/office/word/2012/wordml" xmlns:w16cex="http://schemas.microsoft.com/office/word/2018/wordml/cex" xmlns:w16cid="http://schemas.microsoft.com/office/word/2016/wordml/cid" xmlns:w16="http://schemas.microsoft.com/office/word/2018/wordml" xmlns:w16sdtdh="http://schemas.microsoft.com/office/word/2020/wordml/sdtdatahash" xmlns:w16se="http://schemas.microsoft.com/office/word/2015/wordml/symex" xmlns:adec="http://schemas.microsoft.com/office/drawing/2017/decorative" val="1"/>
                   </a:ext>
                 </a:extLst>
               </wp:docPr>
@@ -26323,6 +22925,7 @@
     <w:rsid w:val="001D3B6F"/>
     <w:rsid w:val="00370437"/>
     <w:rsid w:val="00581286"/>
+    <w:rsid w:val="005D371E"/>
     <w:rsid w:val="00720525"/>
     <w:rsid w:val="009537DB"/>
     <w:rsid w:val="009E264E"/>
@@ -27528,19 +24131,18 @@
   <a:extraClrSchemeLst/>
   <a:extLst>
     <a:ext uri="{05A4C25C-085E-4340-85A3-A5531E510DB2}">
-      <thm15:themeFamily xmlns:thm15="http://schemas.microsoft.com/office/thememl/2012/main" xmlns="" name="Office Theme" id="{62F939B6-93AF-4DB8-9C6B-D6C7DFDC589F}" vid="{4A3C46E8-61CC-4603-A589-7422A47A8E4A}"/>
+      <thm15:themeFamily xmlns="" xmlns:thm15="http://schemas.microsoft.com/office/thememl/2012/main" name="Office Theme" id="{62F939B6-93AF-4DB8-9C6B-D6C7DFDC589F}" vid="{4A3C46E8-61CC-4603-A589-7422A47A8E4A}"/>
     </a:ext>
   </a:extLst>
 </a:theme>
 </file>
 
 <file path=customXml/item1.xml><?xml version="1.0" encoding="utf-8"?>
-<?mso-contentType ?>
-<FormTemplates xmlns="http://schemas.microsoft.com/sharepoint/v3/contenttype/forms">
-  <Display>DocumentLibraryForm</Display>
-  <Edit>DocumentLibraryForm</Edit>
-  <New>DocumentLibraryForm</New>
-</FormTemplates>
+<p:properties xmlns:p="http://schemas.microsoft.com/office/2006/metadata/properties" xmlns:xsi="http://www.w3.org/2001/XMLSchema-instance" xmlns:pc="http://schemas.microsoft.com/office/infopath/2007/PartnerControls">
+  <documentManagement>
+    <MediaServiceKeyPoints xmlns="71af3243-3dd4-4a8d-8c0d-dd76da1f02a5" xsi:nil="true"/>
+  </documentManagement>
+</p:properties>
 </file>
 
 <file path=customXml/item2.xml><?xml version="1.0" encoding="utf-8"?>
@@ -27755,11 +24357,12 @@
 </file>
 
 <file path=customXml/item3.xml><?xml version="1.0" encoding="utf-8"?>
-<p:properties xmlns:p="http://schemas.microsoft.com/office/2006/metadata/properties" xmlns:xsi="http://www.w3.org/2001/XMLSchema-instance" xmlns:pc="http://schemas.microsoft.com/office/infopath/2007/PartnerControls">
-  <documentManagement>
-    <MediaServiceKeyPoints xmlns="71af3243-3dd4-4a8d-8c0d-dd76da1f02a5" xsi:nil="true"/>
-  </documentManagement>
-</p:properties>
+<?mso-contentType ?>
+<FormTemplates xmlns="http://schemas.microsoft.com/sharepoint/v3/contenttype/forms">
+  <Display>DocumentLibraryForm</Display>
+  <Edit>DocumentLibraryForm</Edit>
+  <New>DocumentLibraryForm</New>
+</FormTemplates>
 </file>
 
 <file path=customXml/item4.xml><?xml version="1.0" encoding="utf-8"?>
@@ -27767,9 +24370,11 @@
 </file>
 
 <file path=customXml/itemProps1.xml><?xml version="1.0" encoding="utf-8"?>
-<ds:datastoreItem xmlns:ds="http://schemas.openxmlformats.org/officeDocument/2006/customXml" ds:itemID="{80543BF8-D561-4553-B76A-95AA02A274ED}">
+<ds:datastoreItem xmlns:ds="http://schemas.openxmlformats.org/officeDocument/2006/customXml" ds:itemID="{9BC05FCB-AF85-478F-9500-21308C89FBAD}">
   <ds:schemaRefs>
-    <ds:schemaRef ds:uri="http://schemas.microsoft.com/sharepoint/v3/contenttype/forms"/>
+    <ds:schemaRef ds:uri="http://schemas.microsoft.com/office/2006/metadata/properties"/>
+    <ds:schemaRef ds:uri="http://schemas.microsoft.com/office/infopath/2007/PartnerControls"/>
+    <ds:schemaRef ds:uri="71af3243-3dd4-4a8d-8c0d-dd76da1f02a5"/>
   </ds:schemaRefs>
 </ds:datastoreItem>
 </file>
@@ -27794,17 +24399,15 @@
 </file>
 
 <file path=customXml/itemProps3.xml><?xml version="1.0" encoding="utf-8"?>
-<ds:datastoreItem xmlns:ds="http://schemas.openxmlformats.org/officeDocument/2006/customXml" ds:itemID="{9BC05FCB-AF85-478F-9500-21308C89FBAD}">
+<ds:datastoreItem xmlns:ds="http://schemas.openxmlformats.org/officeDocument/2006/customXml" ds:itemID="{80543BF8-D561-4553-B76A-95AA02A274ED}">
   <ds:schemaRefs>
-    <ds:schemaRef ds:uri="http://schemas.microsoft.com/office/2006/metadata/properties"/>
-    <ds:schemaRef ds:uri="http://schemas.microsoft.com/office/infopath/2007/PartnerControls"/>
-    <ds:schemaRef ds:uri="71af3243-3dd4-4a8d-8c0d-dd76da1f02a5"/>
+    <ds:schemaRef ds:uri="http://schemas.microsoft.com/sharepoint/v3/contenttype/forms"/>
   </ds:schemaRefs>
 </ds:datastoreItem>
 </file>
 
 <file path=customXml/itemProps4.xml><?xml version="1.0" encoding="utf-8"?>
-<ds:datastoreItem xmlns:ds="http://schemas.openxmlformats.org/officeDocument/2006/customXml" ds:itemID="{81EF715F-5747-4261-84A3-E27946967202}">
+<ds:datastoreItem xmlns:ds="http://schemas.openxmlformats.org/officeDocument/2006/customXml" ds:itemID="{0D8E2010-1366-4C98-9B8D-8502E3C6B56D}">
   <ds:schemaRefs>
     <ds:schemaRef ds:uri="http://schemas.openxmlformats.org/officeDocument/2006/bibliography"/>
   </ds:schemaRefs>
